--- a/Paper/MLWA/Corrections/MLWA_Manuscript_12May25.docx
+++ b/Paper/MLWA/Corrections/MLWA_Manuscript_12May25.docx
@@ -7,10 +7,16 @@
         <w:rPr>
           <w:b/>
           <w:bCs/>
+          <w:sz w:val="52"/>
+          <w:szCs w:val="52"/>
         </w:rPr>
         <w:t>Benchmarking Transformer Embedding Models for Biomedical Terminology Standardization</w:t>
       </w:r>
       <w:r>
+        <w:rPr>
+          <w:sz w:val="52"/>
+          <w:szCs w:val="52"/>
+        </w:rPr>
         <w:br/>
       </w:r>
       <w:r>
@@ -53,6 +59,7 @@
       <w:r>
         <w:t>, Katherine Beigel</w:t>
       </w:r>
+      <w:proofErr w:type="gramStart"/>
       <w:r>
         <w:rPr>
           <w:vertAlign w:val="superscript"/>
@@ -60,8 +67,13 @@
         <w:t>1</w:t>
       </w:r>
       <w:r>
-        <w:t>,  Elizabeth Margolskee</w:t>
-      </w:r>
+        <w:t>,  Elizabeth</w:t>
+      </w:r>
+      <w:proofErr w:type="gramEnd"/>
+      <w:r>
+        <w:t xml:space="preserve"> Margolskee</w:t>
+      </w:r>
+      <w:proofErr w:type="gramStart"/>
       <w:r>
         <w:rPr>
           <w:vertAlign w:val="superscript"/>
@@ -69,7 +81,11 @@
         <w:t>2</w:t>
       </w:r>
       <w:r>
-        <w:t>,  Deanne Taylor</w:t>
+        <w:t>,  Deanne</w:t>
+      </w:r>
+      <w:proofErr w:type="gramEnd"/>
+      <w:r>
+        <w:t xml:space="preserve"> Taylor</w:t>
       </w:r>
       <w:r>
         <w:rPr>
@@ -134,7 +150,14 @@
     <w:p/>
     <w:p>
       <w:r>
-        <w:t xml:space="preserve">Corresponding Author: Deanne Taylor </w:t>
+        <w:rPr>
+          <w:b/>
+          <w:bCs/>
+        </w:rPr>
+        <w:t>Corresponding Author</w:t>
+      </w:r>
+      <w:r>
+        <w:t xml:space="preserve">: Deanne Taylor </w:t>
       </w:r>
     </w:p>
     <w:p/>
@@ -184,13 +207,18 @@
       </w:pPr>
     </w:p>
     <w:p>
-      <w:r>
-        <w:rPr>
-          <w:b/>
+      <w:pPr>
+        <w:rPr>
           <w:sz w:val="28"/>
           <w:szCs w:val="28"/>
         </w:rPr>
-        <w:lastRenderedPageBreak/>
+      </w:pPr>
+      <w:r>
+        <w:rPr>
+          <w:b/>
+          <w:sz w:val="32"/>
+          <w:szCs w:val="32"/>
+        </w:rPr>
         <w:t>Highlights</w:t>
       </w:r>
     </w:p>
@@ -264,14 +292,16 @@
       <w:pPr>
         <w:rPr>
           <w:color w:val="0E101A"/>
-        </w:rPr>
-      </w:pPr>
-      <w:r>
-        <w:rPr>
-          <w:b/>
           <w:sz w:val="28"/>
           <w:szCs w:val="28"/>
         </w:rPr>
+      </w:pPr>
+      <w:r>
+        <w:rPr>
+          <w:b/>
+          <w:sz w:val="32"/>
+          <w:szCs w:val="32"/>
+        </w:rPr>
         <w:t>Abstract</w:t>
       </w:r>
     </w:p>
@@ -326,16 +356,16 @@
         <w:rPr>
           <w:b/>
           <w:bCs/>
-          <w:sz w:val="28"/>
-          <w:szCs w:val="28"/>
+          <w:sz w:val="32"/>
+          <w:szCs w:val="32"/>
         </w:rPr>
       </w:pPr>
       <w:r>
         <w:rPr>
           <w:b/>
           <w:bCs/>
-          <w:sz w:val="28"/>
-          <w:szCs w:val="28"/>
+          <w:sz w:val="32"/>
+          <w:szCs w:val="32"/>
         </w:rPr>
         <w:t>Keywords</w:t>
       </w:r>
@@ -356,16 +386,16 @@
         <w:rPr>
           <w:b/>
           <w:bCs/>
-          <w:sz w:val="28"/>
-          <w:szCs w:val="28"/>
+          <w:sz w:val="32"/>
+          <w:szCs w:val="32"/>
         </w:rPr>
       </w:pPr>
       <w:r>
         <w:rPr>
           <w:b/>
           <w:bCs/>
-          <w:sz w:val="28"/>
-          <w:szCs w:val="28"/>
+          <w:sz w:val="32"/>
+          <w:szCs w:val="32"/>
         </w:rPr>
         <w:t>1.Introduction</w:t>
       </w:r>
@@ -384,11 +414,7 @@
         <w:t xml:space="preserve"> </w:t>
       </w:r>
       <w:r>
-        <w:t xml:space="preserve">for machine learning applications. Unstructured or inconsistently formatted terminology remains a significant barrier to applying artificial intelligence (AI) methods for clinical insight extraction, </w:t>
-      </w:r>
-      <w:r>
-        <w:lastRenderedPageBreak/>
-        <w:t>information retrieval, and integration with biomedical knowledge graphs. Terminological inconsistencies, typographical errors, and ambiguous phrases can impair both supervised learning and downstream data integration.</w:t>
+        <w:t>for machine learning applications. Unstructured or inconsistently formatted terminology remains a significant barrier to applying artificial intelligence (AI) methods for clinical insight extraction, information retrieval, and integration with biomedical knowledge graphs. Terminological inconsistencies, typographical errors, and ambiguous phrases can impair both supervised learning and downstream data integration.</w:t>
       </w:r>
     </w:p>
     <w:p/>
@@ -692,6 +718,7 @@
     <w:p/>
     <w:p>
       <w:r>
+        <w:lastRenderedPageBreak/>
         <w:t>Our study evaluates the performance of 36 methods for correct tumor name classification from free text, including both classical text-matching (edit distances) and a diverse set of modern embedding-based models. Methods employed include transformer and LLM-derived embeddings</w:t>
       </w:r>
       <w:r>
@@ -711,11 +738,7 @@
         <w:t>. We measure their ability to align CTR tumor names with the gold-standard WHO System terms. We applied two strategies commonly used in AI-driven text normalization:</w:t>
       </w:r>
       <w:r>
-        <w:t xml:space="preserve"> </w:t>
-      </w:r>
-      <w:r>
-        <w:lastRenderedPageBreak/>
-        <w:t>(</w:t>
+        <w:t xml:space="preserve"> (</w:t>
       </w:r>
       <w:proofErr w:type="spellStart"/>
       <w:r>
@@ -909,1109 +932,1117 @@
         <w:rPr>
           <w:b/>
           <w:bCs/>
-          <w:sz w:val="28"/>
-          <w:szCs w:val="28"/>
-        </w:rPr>
-      </w:pPr>
-      <w:r>
+          <w:sz w:val="32"/>
+          <w:szCs w:val="32"/>
+        </w:rPr>
+      </w:pPr>
+      <w:r>
+        <w:rPr>
+          <w:b/>
+          <w:bCs/>
+          <w:sz w:val="32"/>
+          <w:szCs w:val="32"/>
+        </w:rPr>
+        <w:t>2. Related Works</w:t>
+      </w:r>
+    </w:p>
+    <w:p>
+      <w:r>
+        <w:t xml:space="preserve">Biomedical databases such as the NIH Clinical Trials Registry (CTR) offer extensive unstructured text that can inform disease prevalence, therapeutic targets, and drug development </w:t>
+      </w:r>
+      <w:hyperlink r:id="rId20" w:history="1">
+        <w:r>
+          <w:t xml:space="preserve">(Anderson et al., 2015; </w:t>
+        </w:r>
+        <w:proofErr w:type="spellStart"/>
+        <w:r>
+          <w:t>Inrig</w:t>
+        </w:r>
+        <w:proofErr w:type="spellEnd"/>
+        <w:r>
+          <w:t xml:space="preserve"> et al., 2014; Law et al., 2011; Metcalfe et al., 2024; Miller et al., 2015; Pasquali et al., 2012; Que et al., 2021; Subramanian et al., 2013)</w:t>
+        </w:r>
+      </w:hyperlink>
+      <w:r>
+        <w:t xml:space="preserve">. </w:t>
+      </w:r>
+      <w:r>
+        <w:t>However, inconsistencies in disease names, including typographical errors, synonyms, and variable phrasing, pose significant challenges for computational analysis. These inconsistencies limit not only data integration across biomedical resources but also the effective application of machine learning models, which require consistent and standardized input to learn meaningful patterns from noisy, real-world data.</w:t>
+      </w:r>
+    </w:p>
+    <w:p>
+      <w:pPr>
+        <w:rPr>
+          <w:highlight w:val="white"/>
+        </w:rPr>
+      </w:pPr>
+    </w:p>
+    <w:p>
+      <w:pPr>
+        <w:rPr>
+          <w:highlight w:val="white"/>
+        </w:rPr>
+      </w:pPr>
+      <w:r>
+        <w:t xml:space="preserve">Most prior efforts have focused on improving clinical trial design standards </w:t>
+      </w:r>
+      <w:hyperlink r:id="rId21">
+        <w:r>
+          <w:rPr>
+            <w:color w:val="000000"/>
+            <w:highlight w:val="white"/>
+          </w:rPr>
+          <w:t>(Canonica et al., 2007; Katz et al., 2013)</w:t>
+        </w:r>
+      </w:hyperlink>
+      <w:r>
+        <w:rPr>
+          <w:highlight w:val="white"/>
+        </w:rPr>
+        <w:t xml:space="preserve"> and reproducibility</w:t>
+      </w:r>
+      <w:r>
+        <w:t xml:space="preserve"> </w:t>
+      </w:r>
+      <w:hyperlink r:id="rId22">
+        <w:r>
+          <w:rPr>
+            <w:color w:val="000000"/>
+            <w:highlight w:val="white"/>
+          </w:rPr>
+          <w:t>(</w:t>
+        </w:r>
+        <w:proofErr w:type="spellStart"/>
+        <w:r>
+          <w:rPr>
+            <w:color w:val="000000"/>
+            <w:highlight w:val="white"/>
+          </w:rPr>
+          <w:t>Dickersin</w:t>
+        </w:r>
+        <w:proofErr w:type="spellEnd"/>
+        <w:r>
+          <w:rPr>
+            <w:color w:val="000000"/>
+            <w:highlight w:val="white"/>
+          </w:rPr>
+          <w:t xml:space="preserve"> &amp; Mayo-Wilson, 2018)</w:t>
+        </w:r>
+      </w:hyperlink>
+      <w:r>
+        <w:rPr>
+          <w:highlight w:val="white"/>
+        </w:rPr>
+        <w:t xml:space="preserve">, </w:t>
+      </w:r>
+      <w:r>
+        <w:t xml:space="preserve">but not the standardization of tumor nomenclature in clinical trial records. Traditional biomedical text normalization methods have relied </w:t>
+      </w:r>
+      <w:r>
+        <w:lastRenderedPageBreak/>
+        <w:t xml:space="preserve">primarily on rule-based or text-matching techniques. Tools like </w:t>
+      </w:r>
+      <w:proofErr w:type="spellStart"/>
+      <w:r>
+        <w:t>MetaMap</w:t>
+      </w:r>
+      <w:proofErr w:type="spellEnd"/>
+      <w:r>
+        <w:t xml:space="preserve"> </w:t>
+      </w:r>
+      <w:hyperlink r:id="rId23">
+        <w:r>
+          <w:rPr>
+            <w:color w:val="000000"/>
+            <w:highlight w:val="white"/>
+          </w:rPr>
+          <w:t>(Aronson, 2001; Aronson &amp; Lang, 2010)</w:t>
+        </w:r>
+      </w:hyperlink>
+      <w:r>
+        <w:rPr>
+          <w:highlight w:val="white"/>
+        </w:rPr>
+        <w:t xml:space="preserve"> and </w:t>
+      </w:r>
+      <w:proofErr w:type="spellStart"/>
+      <w:r>
+        <w:rPr>
+          <w:highlight w:val="white"/>
+        </w:rPr>
+        <w:t>cTAKES</w:t>
+      </w:r>
+      <w:proofErr w:type="spellEnd"/>
+      <w:r>
+        <w:rPr>
+          <w:highlight w:val="white"/>
+        </w:rPr>
+        <w:t xml:space="preserve"> </w:t>
+      </w:r>
+      <w:hyperlink r:id="rId24">
+        <w:r>
+          <w:rPr>
+            <w:color w:val="000000"/>
+            <w:highlight w:val="white"/>
+          </w:rPr>
+          <w:t>(Savova et al., 2010)</w:t>
+        </w:r>
+      </w:hyperlink>
+      <w:r>
+        <w:t xml:space="preserve"> use tokenization, part-of-speech tagging, and lexical similarity to map biomedical entities to UMLS </w:t>
+      </w:r>
+      <w:proofErr w:type="spellStart"/>
+      <w:r>
+        <w:t>Metathesaurus</w:t>
+      </w:r>
+      <w:proofErr w:type="spellEnd"/>
+      <w:r>
+        <w:t xml:space="preserve"> concepts </w:t>
+      </w:r>
+      <w:hyperlink r:id="rId25">
+        <w:r>
+          <w:rPr>
+            <w:color w:val="000000"/>
+            <w:highlight w:val="white"/>
+          </w:rPr>
+          <w:t>(</w:t>
+        </w:r>
+        <w:proofErr w:type="spellStart"/>
+        <w:r>
+          <w:rPr>
+            <w:color w:val="000000"/>
+            <w:highlight w:val="white"/>
+          </w:rPr>
+          <w:t>Bodenreider</w:t>
+        </w:r>
+        <w:proofErr w:type="spellEnd"/>
+        <w:r>
+          <w:rPr>
+            <w:color w:val="000000"/>
+            <w:highlight w:val="white"/>
+          </w:rPr>
+          <w:t>, 2004)</w:t>
+        </w:r>
+      </w:hyperlink>
+      <w:r>
+        <w:t xml:space="preserve">. </w:t>
+      </w:r>
+      <w:r>
+        <w:rPr>
+          <w:highlight w:val="white"/>
+        </w:rPr>
+        <w:t xml:space="preserve"> </w:t>
+      </w:r>
+      <w:r>
+        <w:t xml:space="preserve">These approaches work well when input closely matches ontology terms but break down with noisy data, abbreviations, or non-standard phrasing </w:t>
+      </w:r>
+      <w:hyperlink r:id="rId26">
+        <w:r>
+          <w:rPr>
+            <w:color w:val="000000"/>
+            <w:highlight w:val="white"/>
+          </w:rPr>
+          <w:t>(Bai et al., 2021; Y. Wu et al., 2012)</w:t>
+        </w:r>
+      </w:hyperlink>
+      <w:r>
+        <w:rPr>
+          <w:highlight w:val="white"/>
+        </w:rPr>
+        <w:t xml:space="preserve">. </w:t>
+      </w:r>
+    </w:p>
+    <w:p>
+      <w:pPr>
+        <w:rPr>
+          <w:highlight w:val="white"/>
+        </w:rPr>
+      </w:pPr>
+    </w:p>
+    <w:p>
+      <w:r>
+        <w:t xml:space="preserve">Ontology alignment tools such as ROBOT </w:t>
+      </w:r>
+      <w:hyperlink r:id="rId27" w:history="1">
+        <w:r>
+          <w:t>(Jackson et al., 2019)</w:t>
+        </w:r>
+      </w:hyperlink>
+      <w:r>
+        <w:t xml:space="preserve">, </w:t>
+      </w:r>
+      <w:proofErr w:type="spellStart"/>
+      <w:r>
+        <w:t>OntoRefine</w:t>
+      </w:r>
+      <w:proofErr w:type="spellEnd"/>
+      <w:r>
+        <w:t xml:space="preserve"> </w:t>
+      </w:r>
+      <w:hyperlink r:id="rId28" w:history="1">
+        <w:r>
+          <w:t>(</w:t>
+        </w:r>
+        <w:proofErr w:type="spellStart"/>
+        <w:r>
+          <w:t>Ontotext</w:t>
+        </w:r>
+        <w:proofErr w:type="spellEnd"/>
+        <w:r>
+          <w:t>, 2023)</w:t>
+        </w:r>
+      </w:hyperlink>
+      <w:r>
+        <w:t xml:space="preserve">, and </w:t>
+      </w:r>
+      <w:proofErr w:type="spellStart"/>
+      <w:r>
+        <w:t>Zooma</w:t>
+      </w:r>
+      <w:proofErr w:type="spellEnd"/>
+      <w:r>
+        <w:t xml:space="preserve"> </w:t>
+      </w:r>
+      <w:hyperlink r:id="rId29" w:history="1">
+        <w:r>
+          <w:t>(</w:t>
+        </w:r>
+        <w:proofErr w:type="spellStart"/>
+        <w:r>
+          <w:t>Zooma</w:t>
+        </w:r>
+        <w:proofErr w:type="spellEnd"/>
+        <w:r>
+          <w:t>, 2013)</w:t>
+        </w:r>
+      </w:hyperlink>
+      <w:r>
+        <w:t>  have facilitated unifying disease concepts across resources like MONDO</w:t>
+      </w:r>
+      <w:hyperlink r:id="rId30" w:history="1">
+        <w:r>
+          <w:t>(Vasilevsky et al., 2022)</w:t>
+        </w:r>
+      </w:hyperlink>
+      <w:r>
+        <w:t xml:space="preserve">, SNOMED CT </w:t>
+      </w:r>
+      <w:hyperlink r:id="rId31" w:history="1">
+        <w:r>
+          <w:t>(SNOMED CT International Edition, 2023)</w:t>
+        </w:r>
+      </w:hyperlink>
+      <w:r>
+        <w:t xml:space="preserve">, and HPO </w:t>
+      </w:r>
+      <w:hyperlink r:id="rId32" w:history="1">
+        <w:r>
+          <w:t>(Gargano et al., 2024)</w:t>
+        </w:r>
+      </w:hyperlink>
+      <w:r>
+        <w:t>.</w:t>
+      </w:r>
+      <w:r>
+        <w:t xml:space="preserve"> For tumors, the WHO Classification of </w:t>
+      </w:r>
+      <w:proofErr w:type="spellStart"/>
+      <w:r>
+        <w:t>Tumours</w:t>
+      </w:r>
+      <w:proofErr w:type="spellEnd"/>
+      <w:r>
+        <w:t xml:space="preserve"> (WHO System) and the National Cancer Institute Thesaurus (</w:t>
+      </w:r>
+      <w:proofErr w:type="spellStart"/>
+      <w:r>
+        <w:t>NCIt</w:t>
+      </w:r>
+      <w:proofErr w:type="spellEnd"/>
+      <w:r>
+        <w:t>) offer granular, clinically curated terminologies. However, alignment tools generally depend on expert curation or strong lexical similarity, making them less effective for noisy or informal</w:t>
+      </w:r>
+      <w:r>
+        <w:t xml:space="preserve"> free</w:t>
+      </w:r>
+      <w:r>
+        <w:t xml:space="preserve"> text like that found in </w:t>
+      </w:r>
+      <w:r>
+        <w:t>the</w:t>
+      </w:r>
+      <w:r>
+        <w:t xml:space="preserve"> CTR.</w:t>
+      </w:r>
+    </w:p>
+    <w:p/>
+    <w:p>
+      <w:r>
+        <w:t>Recent advances in machine learning have introduced text embeddings that</w:t>
+      </w:r>
+      <w:r>
+        <w:t xml:space="preserve"> can</w:t>
+      </w:r>
+      <w:r>
+        <w:t xml:space="preserve"> address many of the</w:t>
+      </w:r>
+      <w:r>
+        <w:t xml:space="preserve"> </w:t>
+      </w:r>
+      <w:proofErr w:type="gramStart"/>
+      <w:r>
+        <w:t>aforementioned limitations</w:t>
+      </w:r>
+      <w:proofErr w:type="gramEnd"/>
+      <w:r>
+        <w:t xml:space="preserve">. Embedding models can detect semantic similarity between terms even when lexical forms differ. Domain-specific models such as </w:t>
+      </w:r>
+      <w:proofErr w:type="spellStart"/>
+      <w:r>
+        <w:t>PubMedBER</w:t>
+      </w:r>
+      <w:r>
+        <w:t>T</w:t>
+      </w:r>
+      <w:proofErr w:type="spellEnd"/>
+      <w:r>
+        <w:t xml:space="preserve"> </w:t>
+      </w:r>
+      <w:hyperlink r:id="rId33">
+        <w:r>
+          <w:rPr>
+            <w:color w:val="000000"/>
+          </w:rPr>
+          <w:t>(Gu et al., 2020, 2022)</w:t>
+        </w:r>
+      </w:hyperlink>
+      <w:r>
+        <w:t xml:space="preserve">, </w:t>
+      </w:r>
+      <w:proofErr w:type="spellStart"/>
+      <w:r>
+        <w:t>BioBERT</w:t>
+      </w:r>
+      <w:proofErr w:type="spellEnd"/>
+      <w:r>
+        <w:t xml:space="preserve"> </w:t>
+      </w:r>
+      <w:hyperlink r:id="rId34">
+        <w:r>
+          <w:rPr>
+            <w:color w:val="000000"/>
+          </w:rPr>
+          <w:t>(Lee et al., 2020)</w:t>
+        </w:r>
+      </w:hyperlink>
+      <w:r>
+        <w:t xml:space="preserve">, </w:t>
+      </w:r>
+      <w:proofErr w:type="spellStart"/>
+      <w:r>
+        <w:t>SciBERT</w:t>
+      </w:r>
+      <w:proofErr w:type="spellEnd"/>
+      <w:r>
+        <w:t xml:space="preserve"> </w:t>
+      </w:r>
+      <w:hyperlink r:id="rId35">
+        <w:r>
+          <w:rPr>
+            <w:color w:val="000000"/>
+          </w:rPr>
+          <w:t>(</w:t>
+        </w:r>
+        <w:proofErr w:type="spellStart"/>
+        <w:r>
+          <w:rPr>
+            <w:color w:val="000000"/>
+          </w:rPr>
+          <w:t>Beltagy</w:t>
+        </w:r>
+        <w:proofErr w:type="spellEnd"/>
+        <w:r>
+          <w:rPr>
+            <w:color w:val="000000"/>
+          </w:rPr>
+          <w:t xml:space="preserve"> et al., 2019; Cohan, 2019)</w:t>
+        </w:r>
+      </w:hyperlink>
+      <w:r>
+        <w:rPr>
+          <w:highlight w:val="white"/>
+        </w:rPr>
+        <w:t xml:space="preserve">, and </w:t>
+      </w:r>
+      <w:proofErr w:type="spellStart"/>
+      <w:r>
+        <w:t>clinicalBERT</w:t>
+      </w:r>
+      <w:proofErr w:type="spellEnd"/>
+      <w:r>
+        <w:t xml:space="preserve"> </w:t>
+      </w:r>
+      <w:hyperlink r:id="rId36">
+        <w:r>
+          <w:rPr>
+            <w:color w:val="000000"/>
+          </w:rPr>
+          <w:t>(G. Wang et al., 2023a, 2023b)</w:t>
+        </w:r>
+      </w:hyperlink>
+      <w:r>
+        <w:rPr>
+          <w:highlight w:val="white"/>
+        </w:rPr>
+        <w:t xml:space="preserve"> have been pre-trained on large biomedical corpora and fine-tuned for entity linking and normalization tasks</w:t>
+      </w:r>
+      <w:r>
+        <w:t xml:space="preserve"> </w:t>
+      </w:r>
+      <w:hyperlink r:id="rId37">
+        <w:r>
+          <w:rPr>
+            <w:color w:val="000000"/>
+            <w:highlight w:val="white"/>
+          </w:rPr>
+          <w:t>(Ji et al., 2020; Leaman et al., 2023; Tsujimura et al., 2023)</w:t>
+        </w:r>
+      </w:hyperlink>
+      <w:r>
+        <w:rPr>
+          <w:highlight w:val="white"/>
+        </w:rPr>
+        <w:t xml:space="preserve">. However, </w:t>
+      </w:r>
+      <w:r>
+        <w:t>these models have largely been evaluated on structured texts like abstracts or EHRs, not on high-noise datasets like the CTR.</w:t>
+      </w:r>
+    </w:p>
+    <w:p>
+      <w:pPr>
+        <w:rPr>
+          <w:highlight w:val="white"/>
+        </w:rPr>
+      </w:pPr>
+    </w:p>
+    <w:p>
+      <w:r>
+        <w:t>To date, few studies have systematically benchmarked normalization methods for noisy clinical trial data or tested the comparative performance of modern embedding approaches versus traditional methods. To fill this gap, we developed the CANTOS pipeline, which we have used to evaluate 36 methods including both text-matching and text-embedding approaches for disease name standardization in the CTR. This work establishes a scalable, reproducible framework for benchmarking biomedical terminology alignment methods in noisy, real-world datasets and informs future development of robust NLP tools for biomedical data integration.</w:t>
+      </w:r>
+    </w:p>
+    <w:p/>
+    <w:p>
+      <w:pPr>
+        <w:rPr>
+          <w:b/>
+          <w:bCs/>
+          <w:sz w:val="32"/>
+          <w:szCs w:val="32"/>
+        </w:rPr>
+      </w:pPr>
+      <w:r>
+        <w:rPr>
+          <w:b/>
+          <w:bCs/>
+          <w:sz w:val="32"/>
+          <w:szCs w:val="32"/>
+        </w:rPr>
+        <w:t>3. Methods</w:t>
+      </w:r>
+    </w:p>
+    <w:p>
+      <w:r>
+        <w:t xml:space="preserve">CANTOS is a computational pipeline that extracts </w:t>
+      </w:r>
+      <w:r>
+        <w:t xml:space="preserve">disease </w:t>
+      </w:r>
+      <w:r>
+        <w:t xml:space="preserve">names from the </w:t>
+      </w:r>
+      <w:r>
+        <w:t>NIH Clinical Trials Registry (</w:t>
+      </w:r>
+      <w:r>
+        <w:t>CTR</w:t>
+      </w:r>
+      <w:r>
+        <w:t>)</w:t>
+      </w:r>
+      <w:r>
+        <w:t xml:space="preserve"> and standardizes them </w:t>
+      </w:r>
+      <w:r>
+        <w:t>against both</w:t>
+      </w:r>
+      <w:r>
+        <w:t xml:space="preserve"> the </w:t>
+      </w:r>
+      <w:r>
+        <w:t xml:space="preserve">World Health Organization </w:t>
+      </w:r>
+      <w:proofErr w:type="spellStart"/>
+      <w:r>
+        <w:t>Tumour</w:t>
+      </w:r>
+      <w:proofErr w:type="spellEnd"/>
+      <w:r>
+        <w:t xml:space="preserve"> Nomenclature </w:t>
+      </w:r>
+      <w:r>
+        <w:t>System</w:t>
+      </w:r>
+      <w:r>
+        <w:t xml:space="preserve"> (</w:t>
+      </w:r>
+      <w:r>
+        <w:t>WHO system</w:t>
+      </w:r>
+      <w:r>
+        <w:t>)</w:t>
+      </w:r>
+      <w:r>
+        <w:t xml:space="preserve"> and</w:t>
+      </w:r>
+      <w:r>
+        <w:t xml:space="preserve"> the National Cancer Institute Thesaurus (</w:t>
+      </w:r>
+      <w:proofErr w:type="spellStart"/>
+      <w:r>
+        <w:t>NCIt</w:t>
+      </w:r>
+      <w:proofErr w:type="spellEnd"/>
+      <w:r>
+        <w:t>)</w:t>
+      </w:r>
+      <w:r>
+        <w:t>. The standardization phase operates in two iterations where editions of the WHO system differ: the first uses only the WHO 5th edition (latest)</w:t>
+      </w:r>
+      <w:r>
+        <w:t xml:space="preserve"> </w:t>
+      </w:r>
+      <w:hyperlink r:id="rId38">
+        <w:r>
+          <w:rPr>
+            <w:color w:val="000000"/>
+          </w:rPr>
+          <w:t xml:space="preserve">(WHO Classification of </w:t>
+        </w:r>
+        <w:proofErr w:type="spellStart"/>
+        <w:r>
+          <w:rPr>
+            <w:color w:val="000000"/>
+          </w:rPr>
+          <w:t>Tumours</w:t>
+        </w:r>
+        <w:proofErr w:type="spellEnd"/>
+        <w:r>
+          <w:rPr>
+            <w:color w:val="000000"/>
+          </w:rPr>
+          <w:t xml:space="preserve"> Editorial Board, 2019a, 2019b, 2020a, 2020b, 2021a, 2021b, 2022, 2023, 2024a, 2024b)</w:t>
+        </w:r>
+      </w:hyperlink>
+      <w:r>
+        <w:t xml:space="preserve"> , referred to as “WHO-5th”, while the second incorporates all editions (3rd, 4th, and 5th)</w:t>
+      </w:r>
+      <w:r>
+        <w:t xml:space="preserve"> </w:t>
+      </w:r>
+      <w:hyperlink r:id="rId39">
+        <w:r>
+          <w:rPr>
+            <w:color w:val="000000"/>
+          </w:rPr>
+          <w:t xml:space="preserve">(Barnes et al., 2005; Bosman et al., 2010; DeLellis et al., 2004; Eble et al., 2004; Elder et al., 2018; El-Naggar et al., 2017; Fletcher et al., 2013; Fletcher, C.D.M., Unni, K. Krishnan &amp; Mertens, 2002; </w:t>
+        </w:r>
+        <w:proofErr w:type="spellStart"/>
+        <w:r>
+          <w:rPr>
+            <w:color w:val="000000"/>
+          </w:rPr>
+          <w:lastRenderedPageBreak/>
+          <w:t>Grossniklaus</w:t>
+        </w:r>
+        <w:proofErr w:type="spellEnd"/>
+        <w:r>
+          <w:rPr>
+            <w:color w:val="000000"/>
+          </w:rPr>
+          <w:t xml:space="preserve"> et al., 2018; Hamilton, 2000; Jaffe et al., 2001; </w:t>
+        </w:r>
+        <w:proofErr w:type="spellStart"/>
+        <w:r>
+          <w:rPr>
+            <w:color w:val="000000"/>
+          </w:rPr>
+          <w:t>Kleihues</w:t>
+        </w:r>
+        <w:proofErr w:type="spellEnd"/>
+        <w:r>
+          <w:rPr>
+            <w:color w:val="000000"/>
+          </w:rPr>
+          <w:t xml:space="preserve"> P, 2000; Kurman et al., 2014; </w:t>
+        </w:r>
+        <w:proofErr w:type="spellStart"/>
+        <w:r>
+          <w:rPr>
+            <w:color w:val="000000"/>
+          </w:rPr>
+          <w:t>LeBoit</w:t>
+        </w:r>
+        <w:proofErr w:type="spellEnd"/>
+        <w:r>
+          <w:rPr>
+            <w:color w:val="000000"/>
+          </w:rPr>
+          <w:t xml:space="preserve"> et al., 2005; Lloyd et al., 2017; Louis et al., 2006, 2016; Moch et al., 2016; Swerdlow et al., 2017; Swerdlow SH, Campo E, Harris NL, Jaffe ES, </w:t>
+        </w:r>
+        <w:proofErr w:type="spellStart"/>
+        <w:r>
+          <w:rPr>
+            <w:color w:val="000000"/>
+          </w:rPr>
+          <w:t>Pileri</w:t>
+        </w:r>
+        <w:proofErr w:type="spellEnd"/>
+        <w:r>
+          <w:rPr>
+            <w:color w:val="000000"/>
+          </w:rPr>
+          <w:t xml:space="preserve"> SA, Stein H, Thiele J, Vardiman JW, 2008; Tavassoli FA, 2003; Travis et al., 2004, 2015; van de Vijver MJ, 2012; WHO Classification of </w:t>
+        </w:r>
+        <w:proofErr w:type="spellStart"/>
+        <w:r>
+          <w:rPr>
+            <w:color w:val="000000"/>
+          </w:rPr>
+          <w:t>Tumours</w:t>
+        </w:r>
+        <w:proofErr w:type="spellEnd"/>
+        <w:r>
+          <w:rPr>
+            <w:color w:val="000000"/>
+          </w:rPr>
+          <w:t xml:space="preserve"> Editorial Board, 2019a, 2019b, 2020a, 2020b, 2021a, 2021b, 2022, 2023, 2024a, 2024b)</w:t>
+        </w:r>
+      </w:hyperlink>
+      <w:r>
+        <w:t xml:space="preserve">, referred to as “WHO-all.” In both iterations, tumor names are also standardized against the </w:t>
+      </w:r>
+      <w:proofErr w:type="spellStart"/>
+      <w:r>
+        <w:t>NCIt</w:t>
+      </w:r>
+      <w:proofErr w:type="spellEnd"/>
+      <w:r>
+        <w:t>.</w:t>
+      </w:r>
+    </w:p>
+    <w:p/>
+    <w:p>
+      <w:pPr>
         <w:rPr>
           <w:b/>
           <w:bCs/>
           <w:sz w:val="28"/>
           <w:szCs w:val="28"/>
         </w:rPr>
-        <w:t>2. Related Works</w:t>
-      </w:r>
-    </w:p>
-    <w:p>
-      <w:r>
-        <w:t xml:space="preserve">Biomedical databases such as the NIH Clinical Trials Registry (CTR) offer extensive unstructured text that can inform disease prevalence, therapeutic targets, and drug development </w:t>
-      </w:r>
-      <w:hyperlink r:id="rId20" w:history="1">
-        <w:r>
-          <w:t xml:space="preserve">(Anderson et al., 2015; </w:t>
-        </w:r>
-        <w:proofErr w:type="spellStart"/>
-        <w:r>
-          <w:t>Inrig</w:t>
-        </w:r>
-        <w:proofErr w:type="spellEnd"/>
-        <w:r>
-          <w:t xml:space="preserve"> et al., 2014; Law et al., 2011; Metcalfe et al., 2024; Miller et al., 2015; Pasquali et al., 2012; Que et al., 2021; Subramanian et al., 2013)</w:t>
-        </w:r>
-      </w:hyperlink>
-      <w:r>
-        <w:t xml:space="preserve">. </w:t>
-      </w:r>
-      <w:r>
-        <w:t>However, inconsistencies in disease names, including typographical errors, synonyms, and variable phrasing, pose significant challenges for computational analysis. These inconsistencies limit not only data integration across biomedical resources but also the effective application of machine learning models, which require consistent and standardized input to learn meaningful patterns from noisy, real-world data.</w:t>
-      </w:r>
-    </w:p>
-    <w:p>
-      <w:pPr>
-        <w:rPr>
-          <w:highlight w:val="white"/>
-        </w:rPr>
-      </w:pPr>
-    </w:p>
-    <w:p>
-      <w:pPr>
-        <w:rPr>
-          <w:highlight w:val="white"/>
-        </w:rPr>
-      </w:pPr>
-      <w:r>
-        <w:t xml:space="preserve">Most prior efforts have focused on improving clinical trial design standards </w:t>
-      </w:r>
-      <w:hyperlink r:id="rId21">
-        <w:r>
-          <w:rPr>
-            <w:color w:val="000000"/>
-            <w:highlight w:val="white"/>
-          </w:rPr>
-          <w:t>(Canonica et al., 2007; Katz et al., 2013)</w:t>
-        </w:r>
-      </w:hyperlink>
-      <w:r>
-        <w:rPr>
-          <w:highlight w:val="white"/>
-        </w:rPr>
-        <w:t xml:space="preserve"> and reproducibility</w:t>
-      </w:r>
-      <w:r>
-        <w:t xml:space="preserve"> </w:t>
-      </w:r>
-      <w:hyperlink r:id="rId22">
-        <w:r>
-          <w:rPr>
-            <w:color w:val="000000"/>
-            <w:highlight w:val="white"/>
-          </w:rPr>
-          <w:t>(</w:t>
-        </w:r>
-        <w:proofErr w:type="spellStart"/>
-        <w:r>
-          <w:rPr>
-            <w:color w:val="000000"/>
-            <w:highlight w:val="white"/>
-          </w:rPr>
-          <w:t>Dickersin</w:t>
-        </w:r>
-        <w:proofErr w:type="spellEnd"/>
-        <w:r>
-          <w:rPr>
-            <w:color w:val="000000"/>
-            <w:highlight w:val="white"/>
-          </w:rPr>
-          <w:t xml:space="preserve"> &amp; Mayo-Wilson, 2018)</w:t>
-        </w:r>
-      </w:hyperlink>
-      <w:r>
-        <w:rPr>
-          <w:highlight w:val="white"/>
-        </w:rPr>
-        <w:t xml:space="preserve">, </w:t>
-      </w:r>
-      <w:r>
-        <w:t xml:space="preserve">but not the standardization of tumor nomenclature in clinical trial records. Traditional biomedical text normalization methods have relied primarily on rule-based or text-matching techniques. Tools like </w:t>
-      </w:r>
-      <w:proofErr w:type="spellStart"/>
-      <w:r>
-        <w:t>MetaMap</w:t>
-      </w:r>
-      <w:proofErr w:type="spellEnd"/>
-      <w:r>
-        <w:t xml:space="preserve"> </w:t>
-      </w:r>
-      <w:hyperlink r:id="rId23">
-        <w:r>
-          <w:rPr>
-            <w:color w:val="000000"/>
-            <w:highlight w:val="white"/>
-          </w:rPr>
-          <w:t>(Aronson, 2001; Aronson &amp; Lang, 2010)</w:t>
-        </w:r>
-      </w:hyperlink>
-      <w:r>
-        <w:rPr>
-          <w:highlight w:val="white"/>
-        </w:rPr>
-        <w:t xml:space="preserve"> and </w:t>
-      </w:r>
-      <w:proofErr w:type="spellStart"/>
-      <w:r>
-        <w:rPr>
-          <w:highlight w:val="white"/>
-        </w:rPr>
-        <w:t>cTAKES</w:t>
-      </w:r>
-      <w:proofErr w:type="spellEnd"/>
-      <w:r>
-        <w:rPr>
-          <w:highlight w:val="white"/>
-        </w:rPr>
-        <w:t xml:space="preserve"> </w:t>
-      </w:r>
-      <w:hyperlink r:id="rId24">
-        <w:r>
-          <w:rPr>
-            <w:color w:val="000000"/>
-            <w:highlight w:val="white"/>
-          </w:rPr>
-          <w:t>(Savova et al., 2010)</w:t>
-        </w:r>
-      </w:hyperlink>
-      <w:r>
-        <w:t xml:space="preserve"> use tokenization, part-of-speech tagging, and lexical similarity to map biomedical entities to UMLS </w:t>
-      </w:r>
-      <w:proofErr w:type="spellStart"/>
-      <w:r>
-        <w:t>Metathesaurus</w:t>
-      </w:r>
-      <w:proofErr w:type="spellEnd"/>
-      <w:r>
-        <w:t xml:space="preserve"> concepts </w:t>
-      </w:r>
-      <w:hyperlink r:id="rId25">
-        <w:r>
-          <w:rPr>
-            <w:color w:val="000000"/>
-            <w:highlight w:val="white"/>
-          </w:rPr>
-          <w:t>(</w:t>
-        </w:r>
-        <w:proofErr w:type="spellStart"/>
-        <w:r>
-          <w:rPr>
-            <w:color w:val="000000"/>
-            <w:highlight w:val="white"/>
-          </w:rPr>
-          <w:t>Bodenreider</w:t>
-        </w:r>
-        <w:proofErr w:type="spellEnd"/>
-        <w:r>
-          <w:rPr>
-            <w:color w:val="000000"/>
-            <w:highlight w:val="white"/>
-          </w:rPr>
-          <w:t>, 2004)</w:t>
-        </w:r>
-      </w:hyperlink>
-      <w:r>
-        <w:t xml:space="preserve">. </w:t>
-      </w:r>
-      <w:r>
-        <w:rPr>
-          <w:highlight w:val="white"/>
-        </w:rPr>
-        <w:t xml:space="preserve"> </w:t>
-      </w:r>
-      <w:r>
-        <w:t xml:space="preserve">These approaches work well when input closely matches ontology terms but break down with noisy data, abbreviations, or non-standard phrasing </w:t>
-      </w:r>
-      <w:hyperlink r:id="rId26">
-        <w:r>
-          <w:rPr>
-            <w:color w:val="000000"/>
-            <w:highlight w:val="white"/>
-          </w:rPr>
-          <w:t>(Bai et al., 2021; Y. Wu et al., 2012)</w:t>
-        </w:r>
-      </w:hyperlink>
-      <w:r>
-        <w:rPr>
-          <w:highlight w:val="white"/>
-        </w:rPr>
-        <w:t xml:space="preserve">. </w:t>
-      </w:r>
-    </w:p>
-    <w:p>
-      <w:pPr>
-        <w:rPr>
-          <w:highlight w:val="white"/>
-        </w:rPr>
-      </w:pPr>
-    </w:p>
-    <w:p>
-      <w:r>
-        <w:t xml:space="preserve">Ontology alignment tools such as ROBOT </w:t>
-      </w:r>
-      <w:hyperlink r:id="rId27" w:history="1">
-        <w:r>
-          <w:t>(Jackson et al., 2019)</w:t>
-        </w:r>
-      </w:hyperlink>
-      <w:r>
-        <w:t xml:space="preserve">, </w:t>
-      </w:r>
-      <w:proofErr w:type="spellStart"/>
-      <w:r>
-        <w:t>OntoRefine</w:t>
-      </w:r>
-      <w:proofErr w:type="spellEnd"/>
-      <w:r>
-        <w:t xml:space="preserve"> </w:t>
-      </w:r>
-      <w:hyperlink r:id="rId28" w:history="1">
-        <w:r>
-          <w:t>(</w:t>
-        </w:r>
-        <w:proofErr w:type="spellStart"/>
-        <w:r>
-          <w:t>Ontotext</w:t>
-        </w:r>
-        <w:proofErr w:type="spellEnd"/>
-        <w:r>
-          <w:t>, 2023)</w:t>
-        </w:r>
-      </w:hyperlink>
-      <w:r>
-        <w:t xml:space="preserve">, and </w:t>
-      </w:r>
-      <w:proofErr w:type="spellStart"/>
-      <w:r>
-        <w:t>Zooma</w:t>
-      </w:r>
-      <w:proofErr w:type="spellEnd"/>
-      <w:r>
-        <w:t xml:space="preserve"> </w:t>
-      </w:r>
-      <w:hyperlink r:id="rId29" w:history="1">
-        <w:r>
-          <w:t>(</w:t>
-        </w:r>
-        <w:proofErr w:type="spellStart"/>
-        <w:r>
-          <w:t>Zooma</w:t>
-        </w:r>
-        <w:proofErr w:type="spellEnd"/>
-        <w:r>
-          <w:t>, 2013)</w:t>
-        </w:r>
-      </w:hyperlink>
-      <w:r>
-        <w:t>  have facilitated unifying disease concepts across resources like MONDO</w:t>
-      </w:r>
-      <w:hyperlink r:id="rId30" w:history="1">
-        <w:r>
-          <w:t>(Vasilevsky et al., 2022)</w:t>
-        </w:r>
-      </w:hyperlink>
-      <w:r>
-        <w:t xml:space="preserve">, SNOMED CT </w:t>
-      </w:r>
-      <w:hyperlink r:id="rId31" w:history="1">
-        <w:r>
-          <w:t>(SNOMED CT International Edition, 2023)</w:t>
-        </w:r>
-      </w:hyperlink>
-      <w:r>
-        <w:t xml:space="preserve">, and HPO </w:t>
-      </w:r>
-      <w:hyperlink r:id="rId32" w:history="1">
-        <w:r>
-          <w:t>(Gargano et al., 2024)</w:t>
-        </w:r>
-      </w:hyperlink>
-      <w:r>
-        <w:t>.</w:t>
-      </w:r>
-      <w:r>
-        <w:t xml:space="preserve"> For tumors, the WHO Classification of </w:t>
-      </w:r>
-      <w:proofErr w:type="spellStart"/>
-      <w:r>
-        <w:t>Tumours</w:t>
-      </w:r>
-      <w:proofErr w:type="spellEnd"/>
-      <w:r>
-        <w:t xml:space="preserve"> (WHO System) and the National Cancer Institute Thesaurus (</w:t>
-      </w:r>
-      <w:proofErr w:type="spellStart"/>
-      <w:r>
-        <w:t>NCIt</w:t>
-      </w:r>
-      <w:proofErr w:type="spellEnd"/>
-      <w:r>
-        <w:t>) offer granular, clinically curated terminologies. However, alignment tools generally depend on expert curation or strong lexical similarity, making them less effective for noisy or informal</w:t>
-      </w:r>
-      <w:r>
-        <w:t xml:space="preserve"> free</w:t>
-      </w:r>
-      <w:r>
-        <w:t xml:space="preserve"> text like that found in </w:t>
-      </w:r>
-      <w:r>
-        <w:t>the</w:t>
-      </w:r>
-      <w:r>
-        <w:t xml:space="preserve"> CTR.</w:t>
-      </w:r>
-    </w:p>
-    <w:p/>
-    <w:p>
-      <w:r>
-        <w:t>Recent advances in machine learning have introduced text embeddings that</w:t>
-      </w:r>
-      <w:r>
-        <w:t xml:space="preserve"> can</w:t>
-      </w:r>
-      <w:r>
-        <w:t xml:space="preserve"> address many of the</w:t>
-      </w:r>
-      <w:r>
-        <w:t xml:space="preserve"> </w:t>
-      </w:r>
-      <w:proofErr w:type="gramStart"/>
-      <w:r>
-        <w:t>aforementioned limitations</w:t>
-      </w:r>
-      <w:proofErr w:type="gramEnd"/>
-      <w:r>
-        <w:t xml:space="preserve">. Embedding models can detect semantic similarity between terms even when lexical forms differ. Domain-specific models such as </w:t>
-      </w:r>
-      <w:proofErr w:type="spellStart"/>
-      <w:r>
-        <w:t>PubMedBER</w:t>
-      </w:r>
-      <w:r>
-        <w:t>T</w:t>
-      </w:r>
-      <w:proofErr w:type="spellEnd"/>
-      <w:r>
-        <w:t xml:space="preserve"> </w:t>
-      </w:r>
-      <w:hyperlink r:id="rId33">
-        <w:r>
-          <w:rPr>
-            <w:color w:val="000000"/>
-          </w:rPr>
-          <w:t>(Gu et al., 2020, 2022)</w:t>
-        </w:r>
-      </w:hyperlink>
-      <w:r>
-        <w:t xml:space="preserve">, </w:t>
-      </w:r>
-      <w:proofErr w:type="spellStart"/>
-      <w:r>
-        <w:t>BioBERT</w:t>
-      </w:r>
-      <w:proofErr w:type="spellEnd"/>
-      <w:r>
-        <w:t xml:space="preserve"> </w:t>
-      </w:r>
-      <w:hyperlink r:id="rId34">
-        <w:r>
-          <w:rPr>
-            <w:color w:val="000000"/>
-          </w:rPr>
-          <w:t>(Lee et al., 2020)</w:t>
-        </w:r>
-      </w:hyperlink>
-      <w:r>
-        <w:t xml:space="preserve">, </w:t>
-      </w:r>
-      <w:proofErr w:type="spellStart"/>
-      <w:r>
-        <w:t>SciBERT</w:t>
-      </w:r>
-      <w:proofErr w:type="spellEnd"/>
-      <w:r>
-        <w:t xml:space="preserve"> </w:t>
-      </w:r>
-      <w:hyperlink r:id="rId35">
-        <w:r>
-          <w:rPr>
-            <w:color w:val="000000"/>
-          </w:rPr>
-          <w:t>(</w:t>
-        </w:r>
-        <w:proofErr w:type="spellStart"/>
-        <w:r>
-          <w:rPr>
-            <w:color w:val="000000"/>
-          </w:rPr>
-          <w:t>Beltagy</w:t>
-        </w:r>
-        <w:proofErr w:type="spellEnd"/>
-        <w:r>
-          <w:rPr>
-            <w:color w:val="000000"/>
-          </w:rPr>
-          <w:t xml:space="preserve"> et al., 2019; Cohan, 2019)</w:t>
-        </w:r>
-      </w:hyperlink>
-      <w:r>
-        <w:rPr>
-          <w:highlight w:val="white"/>
-        </w:rPr>
-        <w:t xml:space="preserve">, and </w:t>
-      </w:r>
-      <w:proofErr w:type="spellStart"/>
-      <w:r>
-        <w:t>clinicalBERT</w:t>
-      </w:r>
-      <w:proofErr w:type="spellEnd"/>
-      <w:r>
-        <w:t xml:space="preserve"> </w:t>
-      </w:r>
-      <w:hyperlink r:id="rId36">
-        <w:r>
-          <w:rPr>
-            <w:color w:val="000000"/>
-          </w:rPr>
-          <w:t>(G. Wang et al., 2023a, 2023b)</w:t>
-        </w:r>
-      </w:hyperlink>
-      <w:r>
-        <w:rPr>
-          <w:highlight w:val="white"/>
-        </w:rPr>
-        <w:t xml:space="preserve"> have been pre-trained on large biomedical corpora and fine-tuned for entity linking and normalization tasks</w:t>
-      </w:r>
-      <w:r>
-        <w:t xml:space="preserve"> </w:t>
-      </w:r>
-      <w:hyperlink r:id="rId37">
-        <w:r>
-          <w:rPr>
-            <w:color w:val="000000"/>
-            <w:highlight w:val="white"/>
-          </w:rPr>
-          <w:t>(Ji et al., 2020; Leaman et al., 2023; Tsujimura et al., 2023)</w:t>
-        </w:r>
-      </w:hyperlink>
-      <w:r>
-        <w:rPr>
-          <w:highlight w:val="white"/>
-        </w:rPr>
-        <w:t xml:space="preserve">. However, </w:t>
-      </w:r>
-      <w:r>
-        <w:t>these models have largely been evaluated on structured texts like abstracts or EHRs, not on high-noise datasets like the CTR.</w:t>
-      </w:r>
-    </w:p>
-    <w:p>
-      <w:pPr>
-        <w:rPr>
-          <w:highlight w:val="white"/>
-        </w:rPr>
-      </w:pPr>
-    </w:p>
-    <w:p>
-      <w:r>
-        <w:t>To date, few studies have systematically benchmarked normalization methods for noisy clinical trial data or tested the comparative performance of modern embedding approaches versus traditional methods. To fill this gap, we developed the CANTOS pipeline, which we have used to evaluate 36 methods including both text-matching and text-embedding approaches for disease name standardization in the CTR. This work establishes a scalable, reproducible framework for benchmarking biomedical terminology alignment methods in noisy, real-world datasets and informs future development of robust NLP tools for biomedical data integration.</w:t>
-      </w:r>
-    </w:p>
-    <w:p/>
-    <w:p>
-      <w:pPr>
+      </w:pPr>
+      <w:r>
         <w:rPr>
           <w:b/>
           <w:bCs/>
           <w:sz w:val="28"/>
           <w:szCs w:val="28"/>
         </w:rPr>
-      </w:pPr>
-      <w:r>
+        <w:t>3.1 Tumor Name Identification from CTR</w:t>
+      </w:r>
+    </w:p>
+    <w:p>
+      <w:r>
+        <w:t xml:space="preserve">The CTR provides structured clinical trial data across multiple text files, indexed by a unique  </w:t>
+      </w:r>
+      <w:r>
+        <w:rPr>
+          <w:color w:val="0E101A"/>
+        </w:rPr>
+        <w:t>National Clinical Trial Identification Number</w:t>
+      </w:r>
+      <w:r>
+        <w:t xml:space="preserve"> (NCTID, foreign key for CTR). To understand the therapeutic landscapes of tumors, we focused on the conditions (conditions.txt ,801,197 records) and interventions (intervention.txt, 786,898 records) files. CANTOS identified 105,483 unique condition names from which tumors needed to be identified. To extract tumor names linked to therapeutic agents and analyze the drug-target landscape, CANTOS integrates and filters both files using a three-phase pipeline (</w:t>
+      </w:r>
+      <w:r>
+        <w:rPr>
+          <w:b/>
+        </w:rPr>
+        <w:t>Fig. 1</w:t>
+      </w:r>
+      <w:r>
+        <w:t>).</w:t>
+      </w:r>
+    </w:p>
+    <w:p/>
+    <w:p>
+      <w:r>
+        <w:rPr>
+          <w:bCs/>
+        </w:rPr>
+        <w:t>Phase 1: CANTOS</w:t>
+      </w:r>
+      <w:r>
+        <w:t xml:space="preserve"> filtered condition names linked to therapeutic agents by joining conditions and intervention files via the </w:t>
+      </w:r>
+      <w:r>
+        <w:rPr>
+          <w:color w:val="0E101A"/>
+        </w:rPr>
+        <w:t>NCTID, and selected</w:t>
+      </w:r>
+      <w:r>
+        <w:t xml:space="preserve"> interventions of types "Drug", "Biological", "Combination Product", and "Genetic”, as </w:t>
+      </w:r>
+      <w:proofErr w:type="gramStart"/>
+      <w:r>
+        <w:t>these intervention type</w:t>
+      </w:r>
+      <w:proofErr w:type="gramEnd"/>
+      <w:r>
+        <w:t xml:space="preserve"> were likely to </w:t>
+      </w:r>
+      <w:r>
+        <w:t>have drug</w:t>
+      </w:r>
+      <w:r>
+        <w:t xml:space="preserve"> targets compared to others (</w:t>
+      </w:r>
+      <w:proofErr w:type="gramStart"/>
+      <w:r>
+        <w:t xml:space="preserve">see  </w:t>
+      </w:r>
+      <w:r>
+        <w:rPr>
+          <w:b/>
+        </w:rPr>
+        <w:t>Supplementary</w:t>
+      </w:r>
+      <w:proofErr w:type="gramEnd"/>
+      <w:r>
+        <w:rPr>
+          <w:b/>
+        </w:rPr>
+        <w:t xml:space="preserve"> Document SD2 </w:t>
+      </w:r>
+      <w:r>
+        <w:t>for further details). This yielded 50,410 unique condition names.</w:t>
+      </w:r>
+    </w:p>
+    <w:p/>
+    <w:p>
+      <w:r>
+        <w:rPr>
+          <w:bCs/>
+        </w:rPr>
+        <w:t>Phase 2: CANTOS</w:t>
+      </w:r>
+      <w:r>
+        <w:t xml:space="preserve"> identified tumors among these condition names using two independent protocols: (1) checking if a condition name contained a tumor keywords listed in </w:t>
+      </w:r>
+      <w:r>
+        <w:rPr>
+          <w:b/>
+          <w:bCs/>
+        </w:rPr>
+        <w:t>Supplementary Document SD3</w:t>
+      </w:r>
+      <w:r>
+        <w:t>, and (2) matching condition name with tumor terms in WHO-5th (</w:t>
+      </w:r>
+      <w:r>
+        <w:rPr>
+          <w:b/>
+          <w:bCs/>
+        </w:rPr>
+        <w:t>Supplementary Table ST3</w:t>
+      </w:r>
+      <w:r>
+        <w:t xml:space="preserve">) using exact and fuzzy string matching ( generalized Levenshtein distance ≤ 0.2 via </w:t>
+      </w:r>
+      <w:proofErr w:type="spellStart"/>
+      <w:r>
+        <w:t>agrepl</w:t>
+      </w:r>
+      <w:proofErr w:type="spellEnd"/>
+      <w:r>
+        <w:t xml:space="preserve"> in R </w:t>
+      </w:r>
+      <w:hyperlink r:id="rId40">
+        <w:r>
+          <w:t>(</w:t>
+        </w:r>
+        <w:proofErr w:type="spellStart"/>
+        <w:r>
+          <w:t>Snášel</w:t>
+        </w:r>
+        <w:proofErr w:type="spellEnd"/>
+        <w:r>
+          <w:t xml:space="preserve"> et al., 2009)</w:t>
+        </w:r>
+      </w:hyperlink>
+      <w:r>
+        <w:t>). If a condition name contained a tumor keyword or was an approximate (or exact) match to a tumor term in WHO-5th, it was flagged as a potential tumor. The flagged tumors were manually validated, resulting in 13,230 unique tumor names.</w:t>
+      </w:r>
+    </w:p>
+    <w:p>
+      <w:pPr>
+        <w:pStyle w:val="NormalWeb"/>
+        <w:rPr>
+          <w:lang w:val="en"/>
+        </w:rPr>
+      </w:pPr>
+      <w:r>
+        <w:rPr>
+          <w:bCs/>
+        </w:rPr>
+        <w:t>Phase 3: Using the</w:t>
+      </w:r>
+      <w:r>
+        <w:t xml:space="preserve"> identified tumors, CANTOS flagged them as pediatric or adult tumors by applying a fuzzy </w:t>
+      </w:r>
+      <w:proofErr w:type="gramStart"/>
+      <w:r>
+        <w:t>string matching</w:t>
+      </w:r>
+      <w:proofErr w:type="gramEnd"/>
+      <w:r>
+        <w:t xml:space="preserve"> algorithm </w:t>
+      </w:r>
+      <w:proofErr w:type="gramStart"/>
+      <w:r>
+        <w:t>similar to</w:t>
+      </w:r>
+      <w:proofErr w:type="gramEnd"/>
+      <w:r>
+        <w:t xml:space="preserve"> that used in Phase 2. </w:t>
+      </w:r>
+      <w:proofErr w:type="spellStart"/>
+      <w:r>
+        <w:t>However,only</w:t>
+      </w:r>
+      <w:proofErr w:type="spellEnd"/>
+      <w:r>
+        <w:t xml:space="preserve"> the pediatric tumor names (</w:t>
+      </w:r>
+      <w:r>
+        <w:rPr>
+          <w:b/>
+        </w:rPr>
+        <w:t>Supplementary Table</w:t>
+      </w:r>
+      <w:r>
+        <w:t xml:space="preserve"> </w:t>
+      </w:r>
+      <w:r>
+        <w:rPr>
+          <w:b/>
+        </w:rPr>
+        <w:t>ST5</w:t>
+      </w:r>
+      <w:r>
+        <w:t xml:space="preserve">), listed in  WHO-5th were used for performing the fuzzy string matching. We manually validated the flagged pediatric tumors, and added citations from peer-reviewed literature, government websites, or articles from research institutions that specify the tumor as pediatric. If the tumor was found in the WHO </w:t>
+      </w:r>
+      <w:r>
+        <w:rPr>
+          <w:color w:val="2A2A2A"/>
+          <w:highlight w:val="white"/>
+        </w:rPr>
+        <w:t>system</w:t>
+      </w:r>
+      <w:r>
+        <w:t xml:space="preserve">, we reported it as “Listed in WHO Ped Tumor” instead of providing a literature reference. Of the 13,230 tumors, 6,324 were labeled pediatric (see </w:t>
+      </w:r>
+      <w:r>
+        <w:rPr>
+          <w:b/>
+        </w:rPr>
+        <w:t>Supplementary Table</w:t>
+      </w:r>
+      <w:r>
+        <w:t xml:space="preserve"> </w:t>
+      </w:r>
+      <w:r>
+        <w:rPr>
+          <w:b/>
+        </w:rPr>
+        <w:t>ST6)</w:t>
+      </w:r>
+      <w:r>
+        <w:t>.</w:t>
+      </w:r>
+      <w:r>
+        <w:t xml:space="preserve"> </w:t>
+      </w:r>
+      <w:r>
+        <w:rPr>
+          <w:lang w:val="en"/>
+        </w:rPr>
+        <w:t xml:space="preserve">This additional pediatric tumor identification step in phase 3 was motivated by the need to ease the process of identifying therapeutic agents tested in clinical trials for pediatric tumors. Pediatric tumors are rare compared to adult tumors and face unique challenges in clinical trials due to their biological heterogeneity, limited treatment options, and the difficulty of enrolling children in clinical trials </w:t>
+      </w:r>
+      <w:hyperlink r:id="rId41" w:history="1">
+        <w:r>
+          <w:rPr>
+            <w:lang w:val="en"/>
+          </w:rPr>
+          <w:t>(Renfro et al., 2019; Rivers et al., 2023)</w:t>
+        </w:r>
+      </w:hyperlink>
+      <w:r>
+        <w:rPr>
+          <w:lang w:val="en"/>
+        </w:rPr>
+        <w:t>.  While outcomes have improved significantly for some cancers, such as hematologic malignancies</w:t>
+      </w:r>
+      <w:hyperlink r:id="rId42" w:history="1">
+        <w:r>
+          <w:rPr>
+            <w:lang w:val="en"/>
+          </w:rPr>
+          <w:t xml:space="preserve">(Aristizabal et al., 2021; Hunger &amp; </w:t>
+        </w:r>
+        <w:proofErr w:type="spellStart"/>
+        <w:r>
+          <w:rPr>
+            <w:lang w:val="en"/>
+          </w:rPr>
+          <w:t>Mullighan</w:t>
+        </w:r>
+        <w:proofErr w:type="spellEnd"/>
+        <w:r>
+          <w:rPr>
+            <w:lang w:val="en"/>
+          </w:rPr>
+          <w:t>, 2015; Matt et al., 2024)</w:t>
+        </w:r>
+      </w:hyperlink>
+      <w:r>
+        <w:rPr>
+          <w:lang w:val="en"/>
+        </w:rPr>
+        <w:t xml:space="preserve"> , other pediatric tumors including brain and nervous system tumors remain difficult to treat and are associated with poor </w:t>
+      </w:r>
+      <w:r>
+        <w:rPr>
+          <w:lang w:val="en"/>
+        </w:rPr>
+        <w:lastRenderedPageBreak/>
+        <w:t xml:space="preserve">survival rates </w:t>
+      </w:r>
+      <w:hyperlink r:id="rId43" w:history="1">
+        <w:r>
+          <w:rPr>
+            <w:lang w:val="en"/>
+          </w:rPr>
+          <w:t>(Laetsch et al., 2021; Siegel et al., 2024)</w:t>
+        </w:r>
+      </w:hyperlink>
+      <w:r>
+        <w:rPr>
+          <w:lang w:val="en"/>
+        </w:rPr>
+        <w:t>. These disparities underscore the importance of accurately identifying and standardizing pediatric tumors in the CTR and thereby improving the utility of the CTR in studying the therapeutic landscape of pediatric tumors.</w:t>
+      </w:r>
+    </w:p>
+    <w:p>
+      <w:pPr>
+        <w:pStyle w:val="NormalWeb"/>
+      </w:pPr>
+      <w:r>
+        <w:t xml:space="preserve">A preliminary review of tumor names revealed issues such as typos, extraneous text, missing values, drug names used as conditions, and multiple tumors per entry. Many tumor names did not adhere to standardized nomenclature established in the WHO system or </w:t>
+      </w:r>
+      <w:proofErr w:type="spellStart"/>
+      <w:r>
+        <w:t>NCIt</w:t>
+      </w:r>
+      <w:proofErr w:type="spellEnd"/>
+      <w:r>
+        <w:t>, hindering integration with biomedical databases like IDG or OT and complicating pediatric/adult classification. As a result, 144 tumors were labeled “DA” (Do not Annotate) in the “</w:t>
+      </w:r>
+      <w:proofErr w:type="spellStart"/>
+      <w:r>
+        <w:t>PedCanTumor</w:t>
+      </w:r>
+      <w:proofErr w:type="spellEnd"/>
+      <w:r>
+        <w:t xml:space="preserve">” field (see </w:t>
+      </w:r>
+      <w:r>
+        <w:rPr>
+          <w:b/>
+        </w:rPr>
+        <w:t>Supplementary Table ST6</w:t>
+      </w:r>
+      <w:r>
+        <w:t xml:space="preserve">). Some of these common discrepancies with CTR tumor names are outlined in </w:t>
+      </w:r>
+      <w:r>
+        <w:rPr>
+          <w:b/>
+        </w:rPr>
+        <w:t>Supplementary Document SD4</w:t>
+      </w:r>
+      <w:r>
+        <w:t>. To address these challenges, CANTOS applies standardization methods described in the next section.</w:t>
+      </w:r>
+    </w:p>
+    <w:p>
+      <w:pPr>
         <w:rPr>
           <w:b/>
           <w:bCs/>
           <w:sz w:val="28"/>
           <w:szCs w:val="28"/>
         </w:rPr>
-        <w:t>3. Methods</w:t>
-      </w:r>
-    </w:p>
-    <w:p>
-      <w:r>
-        <w:t xml:space="preserve">CANTOS is a computational pipeline that extracts </w:t>
-      </w:r>
-      <w:r>
-        <w:t xml:space="preserve">disease </w:t>
-      </w:r>
-      <w:r>
-        <w:t xml:space="preserve">names from the </w:t>
-      </w:r>
-      <w:r>
-        <w:t>NIH Clinical Trials Registry (</w:t>
-      </w:r>
-      <w:r>
-        <w:t>CTR</w:t>
-      </w:r>
-      <w:r>
-        <w:t>)</w:t>
-      </w:r>
-      <w:r>
-        <w:t xml:space="preserve"> and standardizes them </w:t>
-      </w:r>
-      <w:r>
-        <w:t>against both</w:t>
-      </w:r>
-      <w:r>
-        <w:t xml:space="preserve"> the </w:t>
-      </w:r>
-      <w:r>
-        <w:t xml:space="preserve">World Health Organization </w:t>
-      </w:r>
-      <w:proofErr w:type="spellStart"/>
-      <w:r>
-        <w:t>Tumour</w:t>
-      </w:r>
-      <w:proofErr w:type="spellEnd"/>
-      <w:r>
-        <w:t xml:space="preserve"> Nomenclature </w:t>
-      </w:r>
-      <w:r>
-        <w:t>System</w:t>
-      </w:r>
-      <w:r>
-        <w:t xml:space="preserve"> (</w:t>
-      </w:r>
-      <w:r>
-        <w:t>WHO system</w:t>
-      </w:r>
-      <w:r>
-        <w:t>)</w:t>
-      </w:r>
-      <w:r>
-        <w:t xml:space="preserve"> and</w:t>
-      </w:r>
-      <w:r>
-        <w:t xml:space="preserve"> the National Cancer Institute Thesaurus (</w:t>
-      </w:r>
-      <w:proofErr w:type="spellStart"/>
-      <w:r>
-        <w:t>NCIt</w:t>
-      </w:r>
-      <w:proofErr w:type="spellEnd"/>
-      <w:r>
-        <w:t>)</w:t>
-      </w:r>
-      <w:r>
-        <w:t>. The standardization phase operates in two iterations where editions of the WHO system differ: the first uses only the WHO 5th edition (latest)</w:t>
-      </w:r>
-      <w:r>
-        <w:t xml:space="preserve"> </w:t>
-      </w:r>
-      <w:hyperlink r:id="rId38">
-        <w:r>
-          <w:rPr>
-            <w:color w:val="000000"/>
-          </w:rPr>
-          <w:t xml:space="preserve">(WHO Classification of </w:t>
-        </w:r>
-        <w:proofErr w:type="spellStart"/>
-        <w:r>
-          <w:rPr>
-            <w:color w:val="000000"/>
-          </w:rPr>
-          <w:t>Tumours</w:t>
-        </w:r>
-        <w:proofErr w:type="spellEnd"/>
-        <w:r>
-          <w:rPr>
-            <w:color w:val="000000"/>
-          </w:rPr>
-          <w:t xml:space="preserve"> Editorial Board, 2019a, 2019b, 2020a, 2020b, 2021a, 2021b, 2022, 2023, 2024a, 2024b)</w:t>
-        </w:r>
-      </w:hyperlink>
-      <w:r>
-        <w:t xml:space="preserve"> , referred to as “WHO-5th”, while the second incorporates all editions (3rd, 4th, and 5th)</w:t>
-      </w:r>
-      <w:r>
-        <w:t xml:space="preserve"> </w:t>
-      </w:r>
-      <w:hyperlink r:id="rId39">
-        <w:r>
-          <w:rPr>
-            <w:color w:val="000000"/>
-          </w:rPr>
-          <w:t xml:space="preserve">(Barnes et al., 2005; Bosman et al., 2010; DeLellis et al., 2004; Eble et al., 2004; Elder et al., 2018; El-Naggar et al., 2017; Fletcher et al., 2013; Fletcher, C.D.M., Unni, K. Krishnan &amp; Mertens, 2002; </w:t>
-        </w:r>
-        <w:proofErr w:type="spellStart"/>
-        <w:r>
-          <w:rPr>
-            <w:color w:val="000000"/>
-          </w:rPr>
-          <w:t>Grossniklaus</w:t>
-        </w:r>
-        <w:proofErr w:type="spellEnd"/>
-        <w:r>
-          <w:rPr>
-            <w:color w:val="000000"/>
-          </w:rPr>
-          <w:t xml:space="preserve"> et al., 2018; Hamilton, 2000; Jaffe et al., 2001; </w:t>
-        </w:r>
-        <w:proofErr w:type="spellStart"/>
-        <w:r>
-          <w:rPr>
-            <w:color w:val="000000"/>
-          </w:rPr>
-          <w:t>Kleihues</w:t>
-        </w:r>
-        <w:proofErr w:type="spellEnd"/>
-        <w:r>
-          <w:rPr>
-            <w:color w:val="000000"/>
-          </w:rPr>
-          <w:t xml:space="preserve"> P, 2000; Kurman et al., 2014; </w:t>
-        </w:r>
-        <w:proofErr w:type="spellStart"/>
-        <w:r>
-          <w:rPr>
-            <w:color w:val="000000"/>
-          </w:rPr>
-          <w:t>LeBoit</w:t>
-        </w:r>
-        <w:proofErr w:type="spellEnd"/>
-        <w:r>
-          <w:rPr>
-            <w:color w:val="000000"/>
-          </w:rPr>
-          <w:t xml:space="preserve"> et al., 2005; Lloyd et al., 2017; Louis et al., 2006, 2016; Moch et al., 2016; Swerdlow et al., 2017; Swerdlow SH, Campo E, Harris NL, Jaffe ES, </w:t>
-        </w:r>
-        <w:proofErr w:type="spellStart"/>
-        <w:r>
-          <w:rPr>
-            <w:color w:val="000000"/>
-          </w:rPr>
-          <w:t>Pileri</w:t>
-        </w:r>
-        <w:proofErr w:type="spellEnd"/>
-        <w:r>
-          <w:rPr>
-            <w:color w:val="000000"/>
-          </w:rPr>
-          <w:t xml:space="preserve"> SA, Stein H, Thiele J, Vardiman JW, 2008; Tavassoli FA, 2003; Travis et al., 2004, 2015; van de Vijver MJ, 2012; WHO Classification of </w:t>
-        </w:r>
-        <w:proofErr w:type="spellStart"/>
-        <w:r>
-          <w:rPr>
-            <w:color w:val="000000"/>
-          </w:rPr>
-          <w:t>Tumours</w:t>
-        </w:r>
-        <w:proofErr w:type="spellEnd"/>
-        <w:r>
-          <w:rPr>
-            <w:color w:val="000000"/>
-          </w:rPr>
-          <w:t xml:space="preserve"> Editorial </w:t>
-        </w:r>
-        <w:r>
-          <w:rPr>
-            <w:color w:val="000000"/>
-          </w:rPr>
-          <w:lastRenderedPageBreak/>
-          <w:t>Board, 2019a, 2019b, 2020a, 2020b, 2021a, 2021b, 2022, 2023, 2024a, 2024b)</w:t>
-        </w:r>
-      </w:hyperlink>
-      <w:r>
-        <w:t xml:space="preserve">, referred to as “WHO-all.” In both iterations, tumor names are also standardized against the </w:t>
-      </w:r>
-      <w:proofErr w:type="spellStart"/>
-      <w:r>
-        <w:t>NCIt</w:t>
-      </w:r>
-      <w:proofErr w:type="spellEnd"/>
-      <w:r>
-        <w:t>.</w:t>
-      </w:r>
-    </w:p>
-    <w:p/>
-    <w:p>
-      <w:pPr>
+      </w:pPr>
+      <w:r>
         <w:rPr>
           <w:b/>
           <w:bCs/>
           <w:sz w:val="28"/>
           <w:szCs w:val="28"/>
         </w:rPr>
-      </w:pPr>
-      <w:r>
+        <w:t>3.2 Standardization of tumor names from CTR</w:t>
+      </w:r>
+    </w:p>
+    <w:p>
+      <w:r>
+        <w:t xml:space="preserve">CANTOS uses a combination of text-matching (edit distance) and text-embedding methods to standardize tumor names in the CTR. These methods use either the closest match approach or a </w:t>
+      </w:r>
+      <w:proofErr w:type="gramStart"/>
+      <w:r>
+        <w:t>clustering based</w:t>
+      </w:r>
+      <w:proofErr w:type="gramEnd"/>
+      <w:r>
+        <w:t xml:space="preserve"> approach for standardization. In total, 36 methods were implemented, with standardization accuracies presented in the Results section. The following subsections outline text-matching and text-embedding approaches.</w:t>
+      </w:r>
+    </w:p>
+    <w:p/>
+    <w:p>
+      <w:pPr>
         <w:rPr>
           <w:b/>
           <w:bCs/>
           <w:sz w:val="28"/>
           <w:szCs w:val="28"/>
         </w:rPr>
-        <w:t>3.1 Tumor Name Identification from CTR</w:t>
-      </w:r>
-    </w:p>
-    <w:p>
-      <w:r>
-        <w:t xml:space="preserve">The CTR provides structured clinical trial data across multiple text files, indexed by a unique  </w:t>
-      </w:r>
-      <w:r>
-        <w:rPr>
-          <w:color w:val="0E101A"/>
-        </w:rPr>
-        <w:t>National Clinical Trial Identification Number</w:t>
-      </w:r>
-      <w:r>
-        <w:t xml:space="preserve"> (NCTID, foreign key for CTR). To understand the therapeutic landscapes of tumors, we focused on the conditions (conditions.txt ,801,197 records) and interventions (intervention.txt, 786,898 records) files. CANTOS identified 105,483 unique condition names from which tumors needed to be identified. To extract tumor names linked to therapeutic agents and analyze the drug-target landscape, CANTOS integrates and filters both files using a three-phase pipeline (</w:t>
-      </w:r>
-      <w:r>
-        <w:rPr>
-          <w:b/>
-        </w:rPr>
-        <w:t>Fig. 1</w:t>
-      </w:r>
-      <w:r>
-        <w:t>).</w:t>
-      </w:r>
-    </w:p>
-    <w:p/>
-    <w:p>
-      <w:r>
-        <w:rPr>
-          <w:bCs/>
-        </w:rPr>
-        <w:t>Phase 1: CANTOS</w:t>
-      </w:r>
-      <w:r>
-        <w:t xml:space="preserve"> filtered condition names linked to therapeutic agents by joining conditions and intervention files via the </w:t>
-      </w:r>
-      <w:r>
-        <w:rPr>
-          <w:color w:val="0E101A"/>
-        </w:rPr>
-        <w:t>NCTID, and selected</w:t>
-      </w:r>
-      <w:r>
-        <w:t xml:space="preserve"> interventions of types "Drug", "Biological", "Combination Product", and "Genetic”, as </w:t>
-      </w:r>
-      <w:proofErr w:type="gramStart"/>
-      <w:r>
-        <w:t>these intervention type</w:t>
-      </w:r>
-      <w:proofErr w:type="gramEnd"/>
-      <w:r>
-        <w:t xml:space="preserve"> were likely to </w:t>
-      </w:r>
-      <w:r>
-        <w:t>have drug</w:t>
-      </w:r>
-      <w:r>
-        <w:t xml:space="preserve"> targets compared to others (</w:t>
-      </w:r>
-      <w:proofErr w:type="gramStart"/>
-      <w:r>
-        <w:t xml:space="preserve">see  </w:t>
-      </w:r>
-      <w:r>
-        <w:rPr>
-          <w:b/>
-        </w:rPr>
-        <w:t>Supplementary</w:t>
-      </w:r>
-      <w:proofErr w:type="gramEnd"/>
-      <w:r>
-        <w:rPr>
-          <w:b/>
-        </w:rPr>
-        <w:t xml:space="preserve"> Document SD2 </w:t>
-      </w:r>
-      <w:r>
-        <w:t>for further details). This yielded 50,410 unique condition names.</w:t>
-      </w:r>
-    </w:p>
-    <w:p/>
-    <w:p>
-      <w:r>
-        <w:rPr>
-          <w:bCs/>
-        </w:rPr>
-        <w:t>Phase 2: CANTOS</w:t>
-      </w:r>
-      <w:r>
-        <w:t xml:space="preserve"> identified tumors among these condition names using two independent protocols: (1) checking if a condition name contained a tumor keywords listed in </w:t>
-      </w:r>
-      <w:r>
-        <w:rPr>
-          <w:b/>
-          <w:bCs/>
-        </w:rPr>
-        <w:t>Supplementary Document SD3</w:t>
-      </w:r>
-      <w:r>
-        <w:t>, and (2) matching condition name with tumor terms in WHO-5th (</w:t>
-      </w:r>
-      <w:r>
-        <w:rPr>
-          <w:b/>
-          <w:bCs/>
-        </w:rPr>
-        <w:t>Supplementary Table ST3</w:t>
-      </w:r>
-      <w:r>
-        <w:t xml:space="preserve">) using exact and fuzzy string matching ( generalized Levenshtein distance ≤ 0.2 via </w:t>
-      </w:r>
-      <w:proofErr w:type="spellStart"/>
-      <w:r>
-        <w:t>agrepl</w:t>
-      </w:r>
-      <w:proofErr w:type="spellEnd"/>
-      <w:r>
-        <w:t xml:space="preserve"> in R </w:t>
-      </w:r>
-      <w:hyperlink r:id="rId40">
-        <w:r>
-          <w:t>(</w:t>
-        </w:r>
-        <w:proofErr w:type="spellStart"/>
-        <w:r>
-          <w:t>Snášel</w:t>
-        </w:r>
-        <w:proofErr w:type="spellEnd"/>
-        <w:r>
-          <w:t xml:space="preserve"> et al., 2009)</w:t>
-        </w:r>
-      </w:hyperlink>
-      <w:r>
-        <w:t>). If a condition name contained a tumor keyword or was an approximate (or exact) match to a tumor term in WHO-5th, it was flagged as a potential tumor. The flagged tumors were manually validated, resulting in 13,230 unique tumor names.</w:t>
-      </w:r>
-    </w:p>
-    <w:p>
-      <w:pPr>
-        <w:pStyle w:val="NormalWeb"/>
-        <w:rPr>
-          <w:lang w:val="en"/>
-        </w:rPr>
-      </w:pPr>
-      <w:r>
-        <w:rPr>
-          <w:bCs/>
-        </w:rPr>
-        <w:t>Phase 3: Using the</w:t>
-      </w:r>
-      <w:r>
-        <w:t xml:space="preserve"> identified tumors, CANTOS flagged them as pediatric or adult tumors by applying a fuzzy </w:t>
-      </w:r>
-      <w:proofErr w:type="gramStart"/>
-      <w:r>
-        <w:t>string matching</w:t>
-      </w:r>
-      <w:proofErr w:type="gramEnd"/>
-      <w:r>
-        <w:t xml:space="preserve"> algorithm </w:t>
-      </w:r>
-      <w:proofErr w:type="gramStart"/>
-      <w:r>
-        <w:t>similar to</w:t>
-      </w:r>
-      <w:proofErr w:type="gramEnd"/>
-      <w:r>
-        <w:t xml:space="preserve"> that used in Phase 2. </w:t>
-      </w:r>
-      <w:proofErr w:type="spellStart"/>
-      <w:r>
-        <w:t>However,only</w:t>
-      </w:r>
-      <w:proofErr w:type="spellEnd"/>
-      <w:r>
-        <w:t xml:space="preserve"> the pediatric tumor names (</w:t>
-      </w:r>
-      <w:r>
-        <w:rPr>
-          <w:b/>
-        </w:rPr>
-        <w:t>Supplementary Table</w:t>
-      </w:r>
-      <w:r>
-        <w:t xml:space="preserve"> </w:t>
-      </w:r>
-      <w:r>
-        <w:rPr>
-          <w:b/>
-        </w:rPr>
-        <w:t>ST5</w:t>
-      </w:r>
-      <w:r>
-        <w:t xml:space="preserve">), listed in  WHO-5th were used for performing the fuzzy string matching. We manually validated the flagged pediatric tumors, and added citations from peer-reviewed literature, government websites, or articles from research institutions that specify the tumor as pediatric. If the tumor was found in the WHO </w:t>
-      </w:r>
-      <w:r>
-        <w:rPr>
-          <w:color w:val="2A2A2A"/>
-          <w:highlight w:val="white"/>
-        </w:rPr>
-        <w:t>system</w:t>
-      </w:r>
-      <w:r>
-        <w:t xml:space="preserve">, we reported it as “Listed in WHO Ped Tumor” instead of providing a literature reference. Of the 13,230 tumors, 6,324 were labeled pediatric (see </w:t>
-      </w:r>
-      <w:r>
-        <w:rPr>
-          <w:b/>
-        </w:rPr>
-        <w:t>Supplementary Table</w:t>
-      </w:r>
-      <w:r>
-        <w:t xml:space="preserve"> </w:t>
-      </w:r>
-      <w:r>
-        <w:rPr>
-          <w:b/>
-        </w:rPr>
-        <w:t>ST6)</w:t>
-      </w:r>
-      <w:r>
-        <w:t>.</w:t>
-      </w:r>
-      <w:r>
-        <w:t xml:space="preserve"> </w:t>
-      </w:r>
-      <w:r>
-        <w:rPr>
-          <w:lang w:val="en"/>
-        </w:rPr>
-        <w:t xml:space="preserve">This additional pediatric tumor identification step in phase 3 was motivated by the need to ease the process of identifying therapeutic agents tested in clinical trials for pediatric tumors. Pediatric tumors are rare compared to adult tumors and face unique challenges in clinical trials due to their biological heterogeneity, limited treatment options, and the difficulty of enrolling children in clinical trials </w:t>
-      </w:r>
-      <w:hyperlink r:id="rId41" w:history="1">
-        <w:r>
-          <w:rPr>
-            <w:lang w:val="en"/>
-          </w:rPr>
-          <w:t>(Renfro et al., 2019; Rivers et al., 2023)</w:t>
-        </w:r>
-      </w:hyperlink>
-      <w:r>
-        <w:rPr>
-          <w:lang w:val="en"/>
-        </w:rPr>
-        <w:t>.  While outcomes have improved significantly for some cancers, such as hematologic malignancies</w:t>
-      </w:r>
-      <w:hyperlink r:id="rId42" w:history="1">
-        <w:r>
-          <w:rPr>
-            <w:lang w:val="en"/>
-          </w:rPr>
-          <w:t xml:space="preserve">(Aristizabal et al., 2021; Hunger &amp; </w:t>
-        </w:r>
-        <w:proofErr w:type="spellStart"/>
-        <w:r>
-          <w:rPr>
-            <w:lang w:val="en"/>
-          </w:rPr>
-          <w:t>Mullighan</w:t>
-        </w:r>
-        <w:proofErr w:type="spellEnd"/>
-        <w:r>
-          <w:rPr>
-            <w:lang w:val="en"/>
-          </w:rPr>
-          <w:t>, 2015; Matt et al., 2024)</w:t>
-        </w:r>
-      </w:hyperlink>
-      <w:r>
-        <w:rPr>
-          <w:lang w:val="en"/>
-        </w:rPr>
-        <w:t xml:space="preserve"> , other pediatric tumors including brain and nervous system tumors remain difficult to treat and are associated with poor survival rates </w:t>
-      </w:r>
-      <w:hyperlink r:id="rId43" w:history="1">
-        <w:r>
-          <w:rPr>
-            <w:lang w:val="en"/>
-          </w:rPr>
-          <w:t>(Laetsch et al., 2021; Siegel et al., 2024)</w:t>
-        </w:r>
-      </w:hyperlink>
-      <w:r>
-        <w:rPr>
-          <w:lang w:val="en"/>
-        </w:rPr>
-        <w:t>. These disparities underscore the importance of accurately identifying and standardizing pediatric tumors in the CTR and thereby improving the utility of the CTR in studying the therapeutic landscape of pediatric tumors.</w:t>
-      </w:r>
-    </w:p>
-    <w:p>
-      <w:pPr>
-        <w:pStyle w:val="NormalWeb"/>
-      </w:pPr>
-      <w:r>
-        <w:lastRenderedPageBreak/>
-        <w:t xml:space="preserve">A preliminary review of tumor names revealed issues such as typos, extraneous text, missing values, drug names used as conditions, and multiple tumors per entry. Many tumor names did not adhere to standardized nomenclature established in the WHO system or </w:t>
-      </w:r>
-      <w:proofErr w:type="spellStart"/>
-      <w:r>
-        <w:t>NCIt</w:t>
-      </w:r>
-      <w:proofErr w:type="spellEnd"/>
-      <w:r>
-        <w:t>, hindering integration with biomedical databases like IDG or OT and complicating pediatric/adult classification. As a result, 144 tumors were labeled “DA” (Do not Annotate) in the “</w:t>
-      </w:r>
-      <w:proofErr w:type="spellStart"/>
-      <w:r>
-        <w:t>PedCanTumor</w:t>
-      </w:r>
-      <w:proofErr w:type="spellEnd"/>
-      <w:r>
-        <w:t xml:space="preserve">” field (see </w:t>
-      </w:r>
-      <w:r>
-        <w:rPr>
-          <w:b/>
-        </w:rPr>
-        <w:t>Supplementary Table ST6</w:t>
-      </w:r>
-      <w:r>
-        <w:t xml:space="preserve">). Some of these common discrepancies with CTR tumor names are outlined in </w:t>
-      </w:r>
-      <w:r>
-        <w:rPr>
-          <w:b/>
-        </w:rPr>
-        <w:t>Supplementary Document SD4</w:t>
-      </w:r>
-      <w:r>
-        <w:t>. To address these challenges, CANTOS applies standardization methods described in the next section.</w:t>
-      </w:r>
-    </w:p>
-    <w:p>
-      <w:pPr>
+      </w:pPr>
+      <w:r>
         <w:rPr>
           <w:b/>
           <w:bCs/>
           <w:sz w:val="28"/>
           <w:szCs w:val="28"/>
-        </w:rPr>
-      </w:pPr>
-      <w:r>
-        <w:rPr>
-          <w:b/>
-          <w:bCs/>
-          <w:sz w:val="28"/>
-          <w:szCs w:val="28"/>
-        </w:rPr>
-        <w:t>3.2 Standardization of tumor names from CTR</w:t>
-      </w:r>
-    </w:p>
-    <w:p>
-      <w:r>
-        <w:t xml:space="preserve">CANTOS uses a combination of text-matching (edit distance) and text-embedding methods to standardize tumor names in the CTR. These methods use either the closest match approach or a </w:t>
-      </w:r>
-      <w:proofErr w:type="gramStart"/>
-      <w:r>
-        <w:t>clustering based</w:t>
-      </w:r>
-      <w:proofErr w:type="gramEnd"/>
-      <w:r>
-        <w:t xml:space="preserve"> approach for standardization. In total, 36 methods were implemented, with standardization accuracies presented in the Results section. The following subsections outline text-matching and text-embedding approaches.</w:t>
-      </w:r>
-    </w:p>
-    <w:p/>
-    <w:p>
-      <w:pPr>
-        <w:rPr>
-          <w:b/>
-          <w:bCs/>
-        </w:rPr>
-      </w:pPr>
-      <w:r>
-        <w:rPr>
-          <w:b/>
-          <w:bCs/>
         </w:rPr>
         <w:t xml:space="preserve">3.2.1 Text matching technique: closest match using edit distance </w:t>
       </w:r>
@@ -2325,7 +2356,14 @@
         <w:rPr>
           <w:highlight w:val="white"/>
         </w:rPr>
-        <w:t>. Following the calculation of the Levenshtein distance, we compute the normalizing factor (i.e. divide the Levenshtein by the longest string size) for distance between each pair of strings and normalize the Levenshtein distance.</w:t>
+        <w:t xml:space="preserve">. Following the calculation of the Levenshtein distance, we compute the normalizing factor (i.e. divide the </w:t>
+      </w:r>
+      <w:r>
+        <w:rPr>
+          <w:highlight w:val="white"/>
+        </w:rPr>
+        <w:lastRenderedPageBreak/>
+        <w:t>Levenshtein by the longest string size) for distance between each pair of strings and normalize the Levenshtein distance.</w:t>
       </w:r>
     </w:p>
     <w:p>
@@ -2346,7 +2384,6 @@
           <w:i/>
           <w:highlight w:val="white"/>
         </w:rPr>
-        <w:lastRenderedPageBreak/>
         <w:t>Jaro-Winkler distance</w:t>
       </w:r>
       <w:r>
@@ -3481,6 +3518,7 @@
         <w:rPr>
           <w:highlight w:val="white"/>
         </w:rPr>
+        <w:lastRenderedPageBreak/>
         <w:t>However, to use cosine similarity in the context of strings, the vectors A and B represent the frequencies of unique words in strings S1 and S2. Since frequencies cannot be negative, the cosine similarity ranges between [0,1]. Thus, there is no need to normalize this metric, and cosine distance is defined simply as:</w:t>
       </w:r>
     </w:p>
@@ -3494,7 +3532,6 @@
         <w:rPr>
           <w:highlight w:val="white"/>
         </w:rPr>
-        <w:lastRenderedPageBreak/>
         <w:tab/>
       </w:r>
     </w:p>
@@ -3631,2251 +3668,407 @@
         <w:rPr>
           <w:b/>
           <w:bCs/>
-        </w:rPr>
-      </w:pPr>
-      <w:r>
-        <w:rPr>
-          <w:b/>
-          <w:bCs/>
-        </w:rPr>
-        <w:t>3.2.2 Text matching technique: edit distance combined with affinity propagation clustering</w:t>
-      </w:r>
-    </w:p>
-    <w:p>
-      <w:pPr>
-        <w:rPr>
-          <w:highlight w:val="white"/>
-        </w:rPr>
-      </w:pPr>
-      <w:r>
-        <w:rPr>
-          <w:highlight w:val="white"/>
-        </w:rPr>
-        <w:t xml:space="preserve">CANTOS implements another set of edit </w:t>
-      </w:r>
-      <w:r>
-        <w:rPr>
-          <w:highlight w:val="white"/>
-        </w:rPr>
-        <w:t>distance-based</w:t>
-      </w:r>
-      <w:r>
-        <w:rPr>
-          <w:highlight w:val="white"/>
-        </w:rPr>
-        <w:t xml:space="preserve"> standardization methods using clustering. It applies affinity propagation (AP) clustering, by using the pairwise normalized Levenshtein, Jaro-Winkler, and cosine distances between tumor names from CTR, WHO system, and </w:t>
-      </w:r>
-      <w:proofErr w:type="spellStart"/>
-      <w:r>
-        <w:rPr>
-          <w:highlight w:val="white"/>
-        </w:rPr>
-        <w:t>NCIt</w:t>
-      </w:r>
-      <w:proofErr w:type="spellEnd"/>
-      <w:r>
-        <w:rPr>
-          <w:highlight w:val="white"/>
-        </w:rPr>
-        <w:t xml:space="preserve"> as the divergence matrix for clustering. AP identifies clusters by exchanging real-valued messages between data points until convergence, selecting “exemplar data points” that serve as representative members of each cluster </w:t>
-      </w:r>
-      <w:hyperlink r:id="rId45">
-        <w:r>
-          <w:rPr>
-            <w:color w:val="000000"/>
-            <w:highlight w:val="white"/>
-          </w:rPr>
-          <w:t>(Kitahara, 2011)</w:t>
-        </w:r>
-      </w:hyperlink>
-      <w:r>
-        <w:rPr>
-          <w:highlight w:val="white"/>
-        </w:rPr>
-        <w:t xml:space="preserve">. AP determines the optimal number automatically and is deterministic </w:t>
-      </w:r>
-      <w:hyperlink r:id="rId46">
-        <w:r>
-          <w:rPr>
-            <w:color w:val="000000"/>
-            <w:highlight w:val="white"/>
-          </w:rPr>
-          <w:t>(Frey &amp; Dueck, 2007)</w:t>
-        </w:r>
-      </w:hyperlink>
-      <w:r>
-        <w:rPr>
-          <w:highlight w:val="white"/>
-        </w:rPr>
-        <w:t xml:space="preserve"> and has shown success in clustering textual data </w:t>
-      </w:r>
-      <w:hyperlink r:id="rId47">
-        <w:r>
-          <w:rPr>
-            <w:color w:val="000000"/>
-            <w:highlight w:val="white"/>
-          </w:rPr>
-          <w:t>(Shi et al., 2009; Shrivastava et al., 2013)</w:t>
-        </w:r>
-      </w:hyperlink>
-      <w:r>
-        <w:rPr>
-          <w:highlight w:val="white"/>
-        </w:rPr>
-        <w:t xml:space="preserve">.  Using each divergence matrix, CANTOS generates clusters. To refine the results, clusters exceeding the median size are recursively </w:t>
-      </w:r>
-      <w:proofErr w:type="spellStart"/>
-      <w:r>
-        <w:rPr>
-          <w:highlight w:val="white"/>
-        </w:rPr>
-        <w:t>reclustered</w:t>
-      </w:r>
-      <w:proofErr w:type="spellEnd"/>
-      <w:r>
-        <w:rPr>
-          <w:highlight w:val="white"/>
-        </w:rPr>
-        <w:t xml:space="preserve"> using nested AP until they meet the median size </w:t>
-      </w:r>
-      <w:proofErr w:type="gramStart"/>
-      <w:r>
-        <w:rPr>
-          <w:highlight w:val="white"/>
-        </w:rPr>
-        <w:t>threshold</w:t>
-      </w:r>
-      <w:proofErr w:type="gramEnd"/>
-      <w:r>
-        <w:rPr>
-          <w:highlight w:val="white"/>
-        </w:rPr>
-        <w:t xml:space="preserve"> or the AP algorithm reaches convergence.</w:t>
-      </w:r>
-    </w:p>
-    <w:p>
-      <w:pPr>
-        <w:rPr>
-          <w:highlight w:val="white"/>
-        </w:rPr>
-      </w:pPr>
-    </w:p>
-    <w:p>
-      <w:r>
-        <w:t xml:space="preserve">CANTOS identifies outliers in each cluster using isolation forest and local outlier factor (LOF). Outliers flagged by either method are reassigned to single-member clusters. Isolation forest is implemented in R with hyperparameters </w:t>
-      </w:r>
-      <w:proofErr w:type="spellStart"/>
-      <w:r>
-        <w:t>ntrees</w:t>
-      </w:r>
-      <w:proofErr w:type="spellEnd"/>
-      <w:r>
-        <w:t xml:space="preserve">=100 and dims=3 (for numeric data)  as recommended by Lie et al.2008 </w:t>
-      </w:r>
-      <w:hyperlink r:id="rId48">
-        <w:r>
-          <w:rPr>
-            <w:color w:val="000000"/>
-          </w:rPr>
-          <w:t>(F. T. Liu et al., 2008)</w:t>
-        </w:r>
-      </w:hyperlink>
-      <w:r>
-        <w:t xml:space="preserve">  and </w:t>
-      </w:r>
-      <w:proofErr w:type="spellStart"/>
-      <w:r>
-        <w:t>isolation.forest</w:t>
-      </w:r>
-      <w:proofErr w:type="spellEnd"/>
-      <w:r>
-        <w:t xml:space="preserve"> package </w:t>
-      </w:r>
-      <w:hyperlink r:id="rId49">
-        <w:r>
-          <w:rPr>
-            <w:color w:val="000000"/>
-          </w:rPr>
-          <w:t>(Cortes, 2019)</w:t>
-        </w:r>
-      </w:hyperlink>
-      <w:r>
-        <w:t xml:space="preserve"> documentation respectively. Data points with standardized outlier scores &gt;0.5 are considered outliers, as outlier scores (range [0,1] ) close to 1 indicate likely outliers. LOF is computed using the </w:t>
-      </w:r>
-      <w:proofErr w:type="spellStart"/>
-      <w:r>
-        <w:t>dbscan</w:t>
-      </w:r>
-      <w:proofErr w:type="spellEnd"/>
-      <w:r>
-        <w:t xml:space="preserve"> package </w:t>
-      </w:r>
-      <w:hyperlink r:id="rId50">
-        <w:r>
-          <w:rPr>
-            <w:color w:val="000000"/>
-          </w:rPr>
-          <w:t>(</w:t>
-        </w:r>
-        <w:proofErr w:type="spellStart"/>
-        <w:r>
-          <w:rPr>
-            <w:color w:val="000000"/>
-          </w:rPr>
-          <w:t>Hahsler</w:t>
-        </w:r>
-        <w:proofErr w:type="spellEnd"/>
-        <w:r>
-          <w:rPr>
-            <w:color w:val="000000"/>
-          </w:rPr>
-          <w:t xml:space="preserve"> &amp; </w:t>
-        </w:r>
-        <w:proofErr w:type="spellStart"/>
-        <w:r>
-          <w:rPr>
-            <w:color w:val="000000"/>
-          </w:rPr>
-          <w:t>Piekenbrock</w:t>
-        </w:r>
-        <w:proofErr w:type="spellEnd"/>
-        <w:r>
-          <w:rPr>
-            <w:color w:val="000000"/>
-          </w:rPr>
-          <w:t>, 2015)</w:t>
-        </w:r>
-      </w:hyperlink>
-      <w:r>
-        <w:t xml:space="preserve"> , with hyperparameter </w:t>
-      </w:r>
-      <w:proofErr w:type="spellStart"/>
-      <w:r>
-        <w:t>minPts</w:t>
-      </w:r>
-      <w:proofErr w:type="spellEnd"/>
-      <w:r>
-        <w:t xml:space="preserve"> ranging from 2 to Size(cluster)-1. The </w:t>
-      </w:r>
-      <w:proofErr w:type="spellStart"/>
-      <w:r>
-        <w:t>minPts</w:t>
-      </w:r>
-      <w:proofErr w:type="spellEnd"/>
-      <w:r>
-        <w:t xml:space="preserve"> hyperparameter specifies the minimum number of nearest data points around a given data point </w:t>
-      </w:r>
-      <w:r>
-        <w:rPr>
-          <w:i/>
-        </w:rPr>
-        <w:t xml:space="preserve">p </w:t>
-      </w:r>
-      <w:r>
-        <w:t xml:space="preserve">that need to be considered for calculating LOF </w:t>
-      </w:r>
-      <w:r>
-        <w:t xml:space="preserve">value </w:t>
-      </w:r>
-      <w:hyperlink r:id="rId51">
-        <w:r>
-          <w:rPr>
-            <w:color w:val="000000"/>
-          </w:rPr>
-          <w:t>(</w:t>
-        </w:r>
-        <w:proofErr w:type="spellStart"/>
-        <w:r>
-          <w:rPr>
-            <w:color w:val="000000"/>
-          </w:rPr>
-          <w:t>Alghushairy</w:t>
-        </w:r>
-        <w:proofErr w:type="spellEnd"/>
-        <w:r>
-          <w:rPr>
-            <w:color w:val="000000"/>
-          </w:rPr>
-          <w:t xml:space="preserve"> et al., 2020; Ding et al., 2018; Xu et al., 2022)</w:t>
-        </w:r>
-      </w:hyperlink>
-      <w:r>
-        <w:t xml:space="preserve">. The LOF value is calculated for each </w:t>
-      </w:r>
-      <w:proofErr w:type="spellStart"/>
-      <w:r>
-        <w:t>minPts</w:t>
-      </w:r>
-      <w:proofErr w:type="spellEnd"/>
-      <w:r>
-        <w:t>, and a data point is considered an outlier if its median LOF  value exceeds 1, indicating lower density than its neighbors.</w:t>
-      </w:r>
-    </w:p>
-    <w:p>
-      <w:pPr>
-        <w:rPr>
-          <w:highlight w:val="yellow"/>
-        </w:rPr>
-      </w:pPr>
-    </w:p>
-    <w:p>
-      <w:pPr>
-        <w:rPr>
-          <w:highlight w:val="white"/>
-        </w:rPr>
-      </w:pPr>
-      <w:r>
-        <w:rPr>
-          <w:highlight w:val="white"/>
-        </w:rPr>
-        <w:t xml:space="preserve">After outlier analysis, CANTOS maps each cluster member to the closest standardized term from the WHO system or </w:t>
-      </w:r>
-      <w:proofErr w:type="spellStart"/>
-      <w:r>
-        <w:rPr>
-          <w:highlight w:val="white"/>
-        </w:rPr>
-        <w:t>NCIt</w:t>
-      </w:r>
-      <w:proofErr w:type="spellEnd"/>
-      <w:r>
-        <w:rPr>
-          <w:highlight w:val="white"/>
-        </w:rPr>
-        <w:t xml:space="preserve"> using the edit distance used. If </w:t>
-      </w:r>
-      <w:proofErr w:type="gramStart"/>
-      <w:r>
-        <w:rPr>
-          <w:highlight w:val="white"/>
-        </w:rPr>
-        <w:t>a majority of</w:t>
-      </w:r>
-      <w:proofErr w:type="gramEnd"/>
-      <w:r>
-        <w:rPr>
-          <w:highlight w:val="white"/>
-        </w:rPr>
-        <w:t xml:space="preserve"> terms in a cluster close to a particular standardized term, all cluster members are mapped to this term. In case of a tie, each term is individually mapped to its nearest standardized term.  The text-based matching pipeline is described in detail in </w:t>
-      </w:r>
-      <w:r>
-        <w:rPr>
-          <w:b/>
-          <w:highlight w:val="white"/>
-        </w:rPr>
-        <w:t xml:space="preserve">Supplementary </w:t>
-      </w:r>
-      <w:r>
-        <w:rPr>
-          <w:b/>
-        </w:rPr>
-        <w:t>Fig.</w:t>
-      </w:r>
-      <w:r>
-        <w:rPr>
-          <w:highlight w:val="white"/>
-        </w:rPr>
-        <w:t xml:space="preserve"> </w:t>
-      </w:r>
-      <w:proofErr w:type="gramStart"/>
-      <w:r>
-        <w:rPr>
-          <w:b/>
-          <w:highlight w:val="white"/>
-        </w:rPr>
-        <w:t>SF1</w:t>
-      </w:r>
-      <w:proofErr w:type="gramEnd"/>
-      <w:r>
-        <w:rPr>
-          <w:highlight w:val="white"/>
-        </w:rPr>
-        <w:t xml:space="preserve"> and the summarized version is shown in </w:t>
-      </w:r>
-      <w:r>
-        <w:rPr>
-          <w:b/>
-          <w:highlight w:val="white"/>
-        </w:rPr>
-        <w:t>Fig. 2</w:t>
-      </w:r>
-      <w:r>
-        <w:rPr>
-          <w:highlight w:val="white"/>
-        </w:rPr>
-        <w:t>.</w:t>
-      </w:r>
-    </w:p>
-    <w:p>
-      <w:pPr>
-        <w:rPr>
-          <w:highlight w:val="white"/>
-        </w:rPr>
-      </w:pPr>
-    </w:p>
-    <w:p>
-      <w:pPr>
-        <w:rPr>
-          <w:b/>
-          <w:bCs/>
-          <w:highlight w:val="yellow"/>
-        </w:rPr>
-      </w:pPr>
-      <w:r>
-        <w:rPr>
-          <w:b/>
-          <w:bCs/>
-        </w:rPr>
-        <w:t>3.2.3 Text embedding analysis: closest match in embedding space</w:t>
-      </w:r>
-    </w:p>
-    <w:p>
-      <w:r>
-        <w:lastRenderedPageBreak/>
-        <w:t xml:space="preserve">The previous methods used edit distances to capture syntactic differences between tumor names. In contrast, this section describes standardization methods based on text embeddings, which represent text as low-dimensional numeric vectors that capture semantic and contextual meaning. In the embedding vector space, semantically similar texts are located closer together and dissimilar text further apart </w:t>
-      </w:r>
-      <w:hyperlink r:id="rId52">
-        <w:r>
-          <w:rPr>
-            <w:color w:val="000000"/>
-          </w:rPr>
-          <w:t xml:space="preserve">(Incitti et al., 2023; Khattak et al., 2019; </w:t>
-        </w:r>
-        <w:proofErr w:type="spellStart"/>
-        <w:r>
-          <w:rPr>
-            <w:color w:val="000000"/>
-          </w:rPr>
-          <w:t>Mikolov</w:t>
-        </w:r>
-        <w:proofErr w:type="spellEnd"/>
-        <w:r>
-          <w:rPr>
-            <w:color w:val="000000"/>
-          </w:rPr>
-          <w:t>, 2013; Morris et al., 2023)</w:t>
-        </w:r>
-      </w:hyperlink>
-      <w:r>
-        <w:t xml:space="preserve">. Text embeddings are widely used in applications such as search engines </w:t>
-      </w:r>
-      <w:hyperlink r:id="rId53">
-        <w:r>
-          <w:rPr>
-            <w:color w:val="000000"/>
-          </w:rPr>
-          <w:t>(Gökçe et al., 2020; Mai et al., 2018)</w:t>
-        </w:r>
-      </w:hyperlink>
-      <w:r>
-        <w:t xml:space="preserve">, text clustering </w:t>
-      </w:r>
-      <w:hyperlink r:id="rId54">
-        <w:r>
-          <w:rPr>
-            <w:color w:val="000000"/>
-          </w:rPr>
-          <w:t>(Mehta et al., 2021)</w:t>
-        </w:r>
-      </w:hyperlink>
-      <w:r>
-        <w:t xml:space="preserve"> and classification </w:t>
-      </w:r>
-      <w:hyperlink r:id="rId55">
-        <w:r>
-          <w:rPr>
-            <w:color w:val="000000"/>
-          </w:rPr>
-          <w:t>(Stein et al., 2019)</w:t>
-        </w:r>
-      </w:hyperlink>
-      <w:r>
-        <w:t xml:space="preserve">, recommender systems </w:t>
-      </w:r>
-      <w:hyperlink r:id="rId56">
-        <w:r>
-          <w:rPr>
-            <w:color w:val="000000"/>
-          </w:rPr>
-          <w:t>(Musto et al., 2016)</w:t>
-        </w:r>
-      </w:hyperlink>
-      <w:r>
-        <w:t xml:space="preserve">, and anomaly detection </w:t>
-      </w:r>
-      <w:hyperlink r:id="rId57">
-        <w:r>
-          <w:rPr>
-            <w:color w:val="000000"/>
-          </w:rPr>
-          <w:t>(Pande &amp; Ahuja, 2017)</w:t>
-        </w:r>
-      </w:hyperlink>
-      <w:r>
-        <w:t xml:space="preserve">. Embeddings can be generated using natural language processing  models like Word2Vec </w:t>
-      </w:r>
-      <w:hyperlink r:id="rId58">
-        <w:r>
-          <w:rPr>
-            <w:color w:val="000000"/>
-          </w:rPr>
-          <w:t>(</w:t>
-        </w:r>
-        <w:proofErr w:type="spellStart"/>
-        <w:r>
-          <w:rPr>
-            <w:color w:val="000000"/>
-          </w:rPr>
-          <w:t>Mikolov</w:t>
-        </w:r>
-        <w:proofErr w:type="spellEnd"/>
-        <w:r>
-          <w:rPr>
-            <w:color w:val="000000"/>
-          </w:rPr>
-          <w:t>, 2013)</w:t>
-        </w:r>
-      </w:hyperlink>
-      <w:r>
-        <w:t xml:space="preserve">, </w:t>
-      </w:r>
-      <w:proofErr w:type="spellStart"/>
-      <w:r>
-        <w:t>GloVE</w:t>
-      </w:r>
-      <w:proofErr w:type="spellEnd"/>
-      <w:r>
-        <w:t xml:space="preserve"> </w:t>
-      </w:r>
-      <w:hyperlink r:id="rId59">
-        <w:r>
-          <w:rPr>
-            <w:color w:val="000000"/>
-          </w:rPr>
-          <w:t>(Pennington et al., 2014)</w:t>
-        </w:r>
-      </w:hyperlink>
-      <w:r>
-        <w:t xml:space="preserve">, </w:t>
-      </w:r>
-      <w:proofErr w:type="spellStart"/>
-      <w:r>
-        <w:t>FastText</w:t>
-      </w:r>
-      <w:proofErr w:type="spellEnd"/>
-      <w:r>
-        <w:t xml:space="preserve"> </w:t>
-      </w:r>
-      <w:hyperlink r:id="rId60">
-        <w:r>
-          <w:rPr>
-            <w:color w:val="000000"/>
-          </w:rPr>
-          <w:t xml:space="preserve">(Bojanowski et al., 2016; </w:t>
-        </w:r>
-        <w:proofErr w:type="spellStart"/>
-        <w:r>
-          <w:rPr>
-            <w:color w:val="000000"/>
-          </w:rPr>
-          <w:t>Joulin</w:t>
-        </w:r>
-        <w:proofErr w:type="spellEnd"/>
-        <w:r>
-          <w:rPr>
-            <w:color w:val="000000"/>
-          </w:rPr>
-          <w:t xml:space="preserve">, Grave, Bojanowski, &amp; </w:t>
-        </w:r>
-        <w:proofErr w:type="spellStart"/>
-        <w:r>
-          <w:rPr>
-            <w:color w:val="000000"/>
-          </w:rPr>
-          <w:t>Mikolov</w:t>
-        </w:r>
-        <w:proofErr w:type="spellEnd"/>
-        <w:r>
-          <w:rPr>
-            <w:color w:val="000000"/>
-          </w:rPr>
-          <w:t xml:space="preserve">, 2016; </w:t>
-        </w:r>
-        <w:proofErr w:type="spellStart"/>
-        <w:r>
-          <w:rPr>
-            <w:color w:val="000000"/>
-          </w:rPr>
-          <w:t>Joulin</w:t>
-        </w:r>
-        <w:proofErr w:type="spellEnd"/>
-        <w:r>
-          <w:rPr>
-            <w:color w:val="000000"/>
-          </w:rPr>
-          <w:t xml:space="preserve">, Grave, Bojanowski, </w:t>
-        </w:r>
-        <w:proofErr w:type="spellStart"/>
-        <w:r>
-          <w:rPr>
-            <w:color w:val="000000"/>
-          </w:rPr>
-          <w:t>Douze</w:t>
-        </w:r>
-        <w:proofErr w:type="spellEnd"/>
-        <w:r>
-          <w:rPr>
-            <w:color w:val="000000"/>
-          </w:rPr>
-          <w:t>, et al., 2016)</w:t>
-        </w:r>
-      </w:hyperlink>
-      <w:r>
-        <w:t xml:space="preserve"> or through large language models (LLM) such as BERT </w:t>
-      </w:r>
-      <w:hyperlink r:id="rId61">
-        <w:r>
-          <w:rPr>
-            <w:color w:val="000000"/>
-          </w:rPr>
-          <w:t>(Devlin et al., 2018)</w:t>
-        </w:r>
-      </w:hyperlink>
-      <w:r>
-        <w:t xml:space="preserve">, GPT </w:t>
-      </w:r>
-      <w:hyperlink r:id="rId62">
-        <w:r>
-          <w:rPr>
-            <w:color w:val="000000"/>
-          </w:rPr>
-          <w:t xml:space="preserve">(Alec et al., 2019; Brown et al., 2020; OpenAI et al., 2023; Radford et al., 2018; </w:t>
-        </w:r>
-        <w:proofErr w:type="spellStart"/>
-        <w:r>
-          <w:rPr>
-            <w:color w:val="000000"/>
-          </w:rPr>
-          <w:t>Yenduri</w:t>
-        </w:r>
-        <w:proofErr w:type="spellEnd"/>
-        <w:r>
-          <w:rPr>
-            <w:color w:val="000000"/>
-          </w:rPr>
-          <w:t xml:space="preserve"> et al., 2023)</w:t>
-        </w:r>
-      </w:hyperlink>
-      <w:r>
-        <w:t xml:space="preserve">, ELMO </w:t>
-      </w:r>
-      <w:hyperlink r:id="rId63">
-        <w:r>
-          <w:rPr>
-            <w:color w:val="000000"/>
-          </w:rPr>
-          <w:t xml:space="preserve">(Khattak et al., 2019; Matthew E. Peters, Mark Neumann, Mohit </w:t>
-        </w:r>
-        <w:proofErr w:type="spellStart"/>
-        <w:r>
-          <w:rPr>
-            <w:color w:val="000000"/>
-          </w:rPr>
-          <w:t>Iyyer</w:t>
-        </w:r>
-        <w:proofErr w:type="spellEnd"/>
-        <w:r>
-          <w:rPr>
-            <w:color w:val="000000"/>
-          </w:rPr>
-          <w:t>, Matt Gardner, Christopher Clark, Kenton Lee, Luke Zettlemoyer, 2018)</w:t>
-        </w:r>
-      </w:hyperlink>
-      <w:r>
-        <w:t xml:space="preserve"> or specialized transformer based models such as text-embedding-3-large (LTE-3) </w:t>
-      </w:r>
-      <w:hyperlink r:id="rId64">
-        <w:r>
-          <w:rPr>
-            <w:color w:val="000000"/>
-          </w:rPr>
-          <w:t>(</w:t>
-        </w:r>
-      </w:hyperlink>
-      <w:hyperlink r:id="rId65">
-        <w:r>
-          <w:rPr>
-            <w:i/>
-            <w:color w:val="000000"/>
-          </w:rPr>
-          <w:t>New Embedding Models and API Updates</w:t>
-        </w:r>
-      </w:hyperlink>
-      <w:hyperlink r:id="rId66">
-        <w:r>
-          <w:rPr>
-            <w:color w:val="000000"/>
-          </w:rPr>
-          <w:t>, 2024)</w:t>
-        </w:r>
-      </w:hyperlink>
-      <w:r>
-        <w:t xml:space="preserve">, text-embedding-ada-002 (ADA-002) </w:t>
-      </w:r>
-      <w:hyperlink r:id="rId67">
-        <w:r>
-          <w:rPr>
-            <w:color w:val="000000"/>
-          </w:rPr>
-          <w:t>(</w:t>
-        </w:r>
-      </w:hyperlink>
-      <w:hyperlink r:id="rId68">
-        <w:r>
-          <w:rPr>
-            <w:i/>
-            <w:color w:val="000000"/>
-          </w:rPr>
-          <w:t>Text-Embedding-Ada-002</w:t>
-        </w:r>
-      </w:hyperlink>
-      <w:hyperlink r:id="rId69">
-        <w:r>
-          <w:rPr>
-            <w:color w:val="000000"/>
-          </w:rPr>
-          <w:t>, 2023)</w:t>
-        </w:r>
-      </w:hyperlink>
-      <w:r>
-        <w:t xml:space="preserve"> etc. For this study, CANTOS used embeddings from 26 models, including both open-source and proprietary sources.</w:t>
-      </w:r>
-    </w:p>
-    <w:p/>
-    <w:p>
-      <w:r>
-        <w:t>Open-source models include: e5-large</w:t>
-      </w:r>
-      <w:hyperlink r:id="rId70">
-        <w:r>
-          <w:rPr>
-            <w:color w:val="000000"/>
-          </w:rPr>
-          <w:t>(Liang et al., 2022; L. Wang et al., 2022)</w:t>
-        </w:r>
-      </w:hyperlink>
-      <w:r>
-        <w:t xml:space="preserve">, e5-large-v2 </w:t>
-      </w:r>
-      <w:hyperlink r:id="rId71">
-        <w:r>
-          <w:rPr>
-            <w:color w:val="000000"/>
-          </w:rPr>
-          <w:t>(L. Wang et al., 2022, 2023)</w:t>
-        </w:r>
-      </w:hyperlink>
-      <w:r>
-        <w:t>, all-mpnet-base-v2</w:t>
-      </w:r>
-      <w:hyperlink r:id="rId72">
-        <w:r>
-          <w:rPr>
-            <w:color w:val="000000"/>
-          </w:rPr>
-          <w:t>(</w:t>
-        </w:r>
-      </w:hyperlink>
-      <w:hyperlink r:id="rId73">
-        <w:r>
-          <w:rPr>
-            <w:i/>
-            <w:color w:val="000000"/>
-          </w:rPr>
-          <w:t>All-Mpnet-Base-V2</w:t>
-        </w:r>
-      </w:hyperlink>
-      <w:hyperlink r:id="rId74">
-        <w:r>
-          <w:rPr>
-            <w:color w:val="000000"/>
-          </w:rPr>
-          <w:t>, 2022)</w:t>
-        </w:r>
-      </w:hyperlink>
-      <w:r>
-        <w:t>, all-MiniLM-L12-v2</w:t>
-      </w:r>
-      <w:hyperlink r:id="rId75">
-        <w:r>
-          <w:rPr>
-            <w:color w:val="000000"/>
-          </w:rPr>
-          <w:t>(</w:t>
-        </w:r>
-      </w:hyperlink>
-      <w:hyperlink r:id="rId76">
-        <w:r>
-          <w:rPr>
-            <w:i/>
-            <w:color w:val="000000"/>
-          </w:rPr>
-          <w:t>All-MiniLM-L12-V2</w:t>
-        </w:r>
-      </w:hyperlink>
-      <w:hyperlink r:id="rId77">
-        <w:r>
-          <w:rPr>
-            <w:color w:val="000000"/>
-          </w:rPr>
-          <w:t>, 2022)</w:t>
-        </w:r>
-      </w:hyperlink>
-      <w:r>
-        <w:t>, gtr-t5-large</w:t>
-      </w:r>
-      <w:hyperlink r:id="rId78">
-        <w:r>
-          <w:rPr>
-            <w:color w:val="000000"/>
-          </w:rPr>
-          <w:t>(Ni et al., 2021a, 2021b)</w:t>
-        </w:r>
-      </w:hyperlink>
-      <w:r>
-        <w:t xml:space="preserve">, all-MiniLM-L6-v2 </w:t>
-      </w:r>
-      <w:hyperlink r:id="rId79">
-        <w:r>
-          <w:rPr>
-            <w:color w:val="000000"/>
-          </w:rPr>
-          <w:t>(</w:t>
-        </w:r>
-      </w:hyperlink>
-      <w:hyperlink r:id="rId80">
-        <w:r>
-          <w:rPr>
-            <w:i/>
-            <w:color w:val="000000"/>
-          </w:rPr>
-          <w:t>All-MiniLM-L6-V2</w:t>
-        </w:r>
-      </w:hyperlink>
-      <w:hyperlink r:id="rId81">
-        <w:r>
-          <w:rPr>
-            <w:color w:val="000000"/>
-          </w:rPr>
-          <w:t>, 2022)</w:t>
-        </w:r>
-      </w:hyperlink>
-      <w:r>
-        <w:t>, all-roberta-large-v1</w:t>
-      </w:r>
-      <w:hyperlink r:id="rId82">
-        <w:r>
-          <w:rPr>
-            <w:color w:val="000000"/>
-          </w:rPr>
-          <w:t>(</w:t>
-        </w:r>
-      </w:hyperlink>
-      <w:hyperlink r:id="rId83">
-        <w:r>
-          <w:rPr>
-            <w:i/>
-            <w:color w:val="000000"/>
-          </w:rPr>
-          <w:t>All-Roberta-Large-V1</w:t>
-        </w:r>
-      </w:hyperlink>
-      <w:hyperlink r:id="rId84">
-        <w:r>
-          <w:rPr>
-            <w:color w:val="000000"/>
-          </w:rPr>
-          <w:t>, 2022)</w:t>
-        </w:r>
-      </w:hyperlink>
-      <w:r>
-        <w:t xml:space="preserve">, </w:t>
-      </w:r>
-      <w:proofErr w:type="spellStart"/>
-      <w:r>
-        <w:t>sapBERT</w:t>
-      </w:r>
-      <w:proofErr w:type="spellEnd"/>
-      <w:r>
-        <w:fldChar w:fldCharType="begin"/>
-      </w:r>
-      <w:r>
-        <w:instrText>HYPERLINK "https://paperpile.com/c/ubqtXN/z2cas+gQ7yf" \h</w:instrText>
-      </w:r>
-      <w:r>
-        <w:fldChar w:fldCharType="separate"/>
-      </w:r>
-      <w:r>
-        <w:rPr>
-          <w:color w:val="000000"/>
-        </w:rPr>
-        <w:t>(Fangyu et al., 2021; F. Liu et al., 2020)</w:t>
-      </w:r>
-      <w:r>
-        <w:fldChar w:fldCharType="end"/>
-      </w:r>
-      <w:r>
-        <w:t xml:space="preserve">, </w:t>
-      </w:r>
-      <w:proofErr w:type="spellStart"/>
-      <w:r>
-        <w:t>clinicalBERT</w:t>
-      </w:r>
-      <w:proofErr w:type="spellEnd"/>
-      <w:r>
-        <w:fldChar w:fldCharType="begin"/>
-      </w:r>
-      <w:r>
-        <w:instrText>HYPERLINK "https://paperpile.com/c/ubqtXN/rOxBw+TEuhB" \h</w:instrText>
-      </w:r>
-      <w:r>
-        <w:fldChar w:fldCharType="separate"/>
-      </w:r>
-      <w:r>
-        <w:rPr>
-          <w:color w:val="000000"/>
-        </w:rPr>
-        <w:t>(G. Wang et al., 2023a, 2023b)</w:t>
-      </w:r>
-      <w:r>
-        <w:fldChar w:fldCharType="end"/>
-      </w:r>
-      <w:r>
-        <w:t xml:space="preserve">, </w:t>
-      </w:r>
-      <w:proofErr w:type="spellStart"/>
-      <w:r>
-        <w:t>PubMedBERT</w:t>
-      </w:r>
-      <w:proofErr w:type="spellEnd"/>
-      <w:r>
-        <w:fldChar w:fldCharType="begin"/>
-      </w:r>
-      <w:r>
-        <w:instrText>HYPERLINK "https://paperpile.com/c/ubqtXN/j51Zs+kb1jR" \h</w:instrText>
-      </w:r>
-      <w:r>
-        <w:fldChar w:fldCharType="separate"/>
-      </w:r>
-      <w:r>
-        <w:rPr>
-          <w:color w:val="000000"/>
-        </w:rPr>
-        <w:t>(Gu et al., 2020, 2022)</w:t>
-      </w:r>
-      <w:r>
-        <w:fldChar w:fldCharType="end"/>
-      </w:r>
-      <w:r>
-        <w:t xml:space="preserve">, </w:t>
-      </w:r>
-      <w:proofErr w:type="spellStart"/>
-      <w:r>
-        <w:t>BioBERT</w:t>
-      </w:r>
-      <w:proofErr w:type="spellEnd"/>
-      <w:r>
-        <w:fldChar w:fldCharType="begin"/>
-      </w:r>
-      <w:r>
-        <w:instrText>HYPERLINK "https://paperpile.com/c/ubqtXN/nBFRQ" \h</w:instrText>
-      </w:r>
-      <w:r>
-        <w:fldChar w:fldCharType="separate"/>
-      </w:r>
-      <w:r>
-        <w:rPr>
-          <w:color w:val="000000"/>
-        </w:rPr>
-        <w:t>(Lee et al., 2020)</w:t>
-      </w:r>
-      <w:r>
-        <w:fldChar w:fldCharType="end"/>
-      </w:r>
-      <w:r>
-        <w:t xml:space="preserve">, </w:t>
-      </w:r>
-      <w:proofErr w:type="spellStart"/>
-      <w:r>
-        <w:t>SciBERT</w:t>
-      </w:r>
-      <w:proofErr w:type="spellEnd"/>
-      <w:r>
-        <w:fldChar w:fldCharType="begin"/>
-      </w:r>
-      <w:r>
-        <w:instrText>HYPERLINK "https://paperpile.com/c/ubqtXN/Qm0X3+PkuP8" \h</w:instrText>
-      </w:r>
-      <w:r>
-        <w:fldChar w:fldCharType="separate"/>
-      </w:r>
-      <w:r>
-        <w:rPr>
-          <w:color w:val="000000"/>
-        </w:rPr>
-        <w:t>(Beltagy et al., 2019; Cohan, 2019)</w:t>
-      </w:r>
-      <w:r>
-        <w:fldChar w:fldCharType="end"/>
-      </w:r>
-      <w:r>
-        <w:t xml:space="preserve">, </w:t>
-      </w:r>
-      <w:proofErr w:type="spellStart"/>
-      <w:r>
-        <w:t>ModernBERT</w:t>
-      </w:r>
-      <w:proofErr w:type="spellEnd"/>
-      <w:r>
-        <w:fldChar w:fldCharType="begin"/>
-      </w:r>
-      <w:r>
-        <w:instrText>HYPERLINK "https://paperpile.com/c/ubqtXN/5EEBA+NpHKV" \h</w:instrText>
-      </w:r>
-      <w:r>
-        <w:fldChar w:fldCharType="separate"/>
-      </w:r>
-      <w:r>
-        <w:rPr>
-          <w:color w:val="000000"/>
-        </w:rPr>
-        <w:t>(Warner et al., 2024a, 2024b)</w:t>
-      </w:r>
-      <w:r>
-        <w:fldChar w:fldCharType="end"/>
-      </w:r>
-      <w:r>
-        <w:t xml:space="preserve">, </w:t>
-      </w:r>
-      <w:proofErr w:type="spellStart"/>
-      <w:r>
-        <w:t>BioGPT</w:t>
-      </w:r>
-      <w:proofErr w:type="spellEnd"/>
-      <w:r>
-        <w:fldChar w:fldCharType="begin"/>
-      </w:r>
-      <w:r>
-        <w:instrText>HYPERLINK "https://paperpile.com/c/ubqtXN/xy9Cd+C4IVX" \h</w:instrText>
-      </w:r>
-      <w:r>
-        <w:fldChar w:fldCharType="separate"/>
-      </w:r>
-      <w:r>
-        <w:rPr>
-          <w:color w:val="000000"/>
-        </w:rPr>
-        <w:t>(Luo et al., 2022a, 2022b)</w:t>
-      </w:r>
-      <w:r>
-        <w:fldChar w:fldCharType="end"/>
-      </w:r>
-      <w:r>
-        <w:t>, MedLlama2</w:t>
-      </w:r>
-      <w:hyperlink r:id="rId85">
-        <w:r>
-          <w:rPr>
-            <w:color w:val="000000"/>
-          </w:rPr>
-          <w:t>(</w:t>
-        </w:r>
-      </w:hyperlink>
-      <w:hyperlink r:id="rId86">
-        <w:r>
-          <w:rPr>
-            <w:i/>
-            <w:color w:val="000000"/>
-          </w:rPr>
-          <w:t>MedLlama 2: Fine-Tuned Llama 2 Model to Answer Medical Questions Based on an Open Source Medical Dataset</w:t>
-        </w:r>
-      </w:hyperlink>
-      <w:hyperlink r:id="rId87">
-        <w:r>
-          <w:rPr>
-            <w:color w:val="000000"/>
-          </w:rPr>
-          <w:t>, Nov,2023; Raval, Nov,2023)</w:t>
-        </w:r>
-      </w:hyperlink>
-      <w:r>
-        <w:t>,  MedLlama_13B</w:t>
-      </w:r>
-      <w:hyperlink r:id="rId88">
-        <w:r>
-          <w:rPr>
-            <w:color w:val="000000"/>
-          </w:rPr>
-          <w:t>(C. Wu, 2023)</w:t>
-        </w:r>
-      </w:hyperlink>
-      <w:r>
-        <w:t xml:space="preserve">, </w:t>
-      </w:r>
-      <w:proofErr w:type="spellStart"/>
-      <w:r>
-        <w:t>LaBSE</w:t>
-      </w:r>
-      <w:proofErr w:type="spellEnd"/>
-      <w:r>
-        <w:fldChar w:fldCharType="begin"/>
-      </w:r>
-      <w:r>
-        <w:instrText>HYPERLINK "https://paperpile.com/c/ubqtXN/P3Vki+iDHgY" \h</w:instrText>
-      </w:r>
-      <w:r>
-        <w:fldChar w:fldCharType="separate"/>
-      </w:r>
-      <w:r>
-        <w:rPr>
-          <w:color w:val="000000"/>
-        </w:rPr>
-        <w:t>(Fangxiaoyu et al., 2020; Feng et al., 2020)</w:t>
-      </w:r>
-      <w:r>
-        <w:fldChar w:fldCharType="end"/>
-      </w:r>
-      <w:r>
-        <w:t>,Llama 3.3</w:t>
-      </w:r>
-      <w:hyperlink r:id="rId89">
-        <w:r>
-          <w:rPr>
-            <w:color w:val="000000"/>
-          </w:rPr>
-          <w:t>(Meta, 2024b; Touvron et al., 2023)</w:t>
-        </w:r>
-      </w:hyperlink>
-      <w:r>
-        <w:t>(Llama3.3_70B),</w:t>
-      </w:r>
-      <w:r>
-        <w:rPr>
-          <w:sz w:val="20"/>
-          <w:szCs w:val="20"/>
-        </w:rPr>
-        <w:t xml:space="preserve"> </w:t>
-      </w:r>
-      <w:r>
-        <w:t>Llama3.2</w:t>
-      </w:r>
-      <w:hyperlink r:id="rId90">
-        <w:r>
-          <w:rPr>
-            <w:color w:val="000000"/>
-          </w:rPr>
-          <w:t>(Meta, 2024a; Touvron et al., 2023)</w:t>
-        </w:r>
-      </w:hyperlink>
-      <w:r>
-        <w:t>(Llama3.2_3B), Llama3.0</w:t>
-      </w:r>
-      <w:hyperlink r:id="rId91">
-        <w:r>
-          <w:rPr>
-            <w:color w:val="000000"/>
-          </w:rPr>
-          <w:t>(</w:t>
-        </w:r>
-      </w:hyperlink>
-      <w:hyperlink r:id="rId92">
-        <w:r>
-          <w:rPr>
-            <w:i/>
-            <w:color w:val="000000"/>
-          </w:rPr>
-          <w:t>Meta Llama 3: The Most Capable Openly Available LLM to Date</w:t>
-        </w:r>
-      </w:hyperlink>
-      <w:hyperlink r:id="rId93">
-        <w:r>
-          <w:rPr>
-            <w:color w:val="000000"/>
-          </w:rPr>
-          <w:t>, 2024; Touvron et al., 2023)</w:t>
-        </w:r>
-      </w:hyperlink>
-      <w:r>
-        <w:t>, Phi-4</w:t>
-      </w:r>
-      <w:hyperlink r:id="rId94">
-        <w:r>
-          <w:rPr>
-            <w:color w:val="000000"/>
-          </w:rPr>
-          <w:t>(de Rosa Olli Saarikivi Adil Salim Shital Shah Xin Wang Rachel Ward Yue Wu Dingli Yu Cyril Zhang Yi Zhang, 2024a, 2024b)</w:t>
-        </w:r>
-      </w:hyperlink>
-      <w:r>
-        <w:t xml:space="preserve"> nomic</w:t>
-      </w:r>
-      <w:hyperlink r:id="rId95">
-        <w:r>
-          <w:rPr>
-            <w:color w:val="000000"/>
-          </w:rPr>
-          <w:t>(Nussbaum et al., 2024)</w:t>
-        </w:r>
-      </w:hyperlink>
-      <w:r>
-        <w:t>, and DeepSeek_8B</w:t>
-      </w:r>
-      <w:hyperlink r:id="rId96">
-        <w:r>
-          <w:rPr>
-            <w:color w:val="000000"/>
-          </w:rPr>
-          <w:t>(Deepseek, 2025; DeepSeek-AI et al., 2025)</w:t>
-        </w:r>
-      </w:hyperlink>
-      <w:r>
-        <w:t>, many of  which were obtained from Hugging Face (</w:t>
-      </w:r>
-      <w:hyperlink r:id="rId97">
-        <w:r>
-          <w:rPr>
-            <w:u w:val="single"/>
-          </w:rPr>
-          <w:t>https://huggingface.co/</w:t>
-        </w:r>
-      </w:hyperlink>
-      <w:r>
-        <w:t xml:space="preserve">) or </w:t>
-      </w:r>
-      <w:proofErr w:type="spellStart"/>
-      <w:r>
-        <w:t>Ollama</w:t>
-      </w:r>
-      <w:proofErr w:type="spellEnd"/>
-      <w:r>
-        <w:t xml:space="preserve"> (https://ollama.com/) interfaces. Proprietary models include OpenAI’s ADA-002, LTE-3, and </w:t>
-      </w:r>
-      <w:proofErr w:type="spellStart"/>
-      <w:r>
-        <w:t>Cohere’s</w:t>
-      </w:r>
-      <w:proofErr w:type="spellEnd"/>
-      <w:r>
-        <w:t xml:space="preserve"> embed-english-v2.0 </w:t>
-      </w:r>
-      <w:hyperlink r:id="rId98">
-        <w:r>
-          <w:rPr>
-            <w:color w:val="000000"/>
-          </w:rPr>
-          <w:t>(</w:t>
-        </w:r>
-      </w:hyperlink>
-      <w:hyperlink r:id="rId99">
-        <w:r>
-          <w:rPr>
-            <w:i/>
-            <w:color w:val="000000"/>
-          </w:rPr>
-          <w:t>Cohere Embed-English-v2.0</w:t>
-        </w:r>
-      </w:hyperlink>
-      <w:hyperlink r:id="rId100">
-        <w:r>
-          <w:rPr>
-            <w:color w:val="000000"/>
-          </w:rPr>
-          <w:t>, 2023)</w:t>
-        </w:r>
-      </w:hyperlink>
-      <w:r>
-        <w:t xml:space="preserve"> (see</w:t>
-      </w:r>
-      <w:r>
-        <w:rPr>
-          <w:b/>
-        </w:rPr>
-        <w:t xml:space="preserve"> Supplementary Table ST4</w:t>
-      </w:r>
-      <w:r>
-        <w:t xml:space="preserve"> for model details). Proprietary models require API access and incur costs, with limited access to internal architectures ,weights, and fine-tuning. In contrast, open-source models are free, customizable, and locally executable. CANTOS used all the above 26 models to generate text-embeddings for tumor names from the CTR, WHO system, and </w:t>
-      </w:r>
-      <w:proofErr w:type="spellStart"/>
-      <w:r>
-        <w:t>NCIt</w:t>
-      </w:r>
-      <w:proofErr w:type="spellEnd"/>
-      <w:r>
-        <w:t xml:space="preserve">. For each model, it calculated pairwise Euclidean distances between the tumor names and then mapped each CTR tumor name to its closest match in WHO-5th, WHO-all, and </w:t>
-      </w:r>
-      <w:proofErr w:type="spellStart"/>
-      <w:r>
-        <w:t>NCIt</w:t>
-      </w:r>
-      <w:proofErr w:type="spellEnd"/>
-      <w:r>
-        <w:t xml:space="preserve">. </w:t>
-      </w:r>
-    </w:p>
-    <w:p/>
-    <w:p>
-      <w:pPr>
-        <w:rPr>
-          <w:b/>
-          <w:bCs/>
-        </w:rPr>
-      </w:pPr>
-      <w:r>
-        <w:rPr>
-          <w:b/>
-          <w:bCs/>
-        </w:rPr>
-        <w:t xml:space="preserve">3.2.4 Text embedding analysis: OpenAI models embeddings and clustering </w:t>
-      </w:r>
-    </w:p>
-    <w:p>
-      <w:r>
-        <w:t xml:space="preserve">CANTOS also integrates clustering with text-embeddings to assess whether this approach improves standardization accuracy over the closest match approaches using text-embeddings. We limited this approach to utilize text-embeddings from LTE-3 and ADA-002 models as these models obtained high standardization </w:t>
-      </w:r>
-      <w:proofErr w:type="spellStart"/>
-      <w:r>
-        <w:t>accuray</w:t>
-      </w:r>
-      <w:proofErr w:type="spellEnd"/>
-      <w:r>
-        <w:t xml:space="preserve"> (see Results) across the WHO system and furthermore the computational costs of performing clustering with text-embedding, limited our analysis to these two sets of text-embeddings. </w:t>
-      </w:r>
-    </w:p>
-    <w:p/>
-    <w:p>
-      <w:r>
-        <w:t xml:space="preserve">CANTOS computed the divergence matrix for AP clustering by computing the pairwise Euclidean distance between tumor names in the CTR, WHO </w:t>
-      </w:r>
-      <w:r>
-        <w:rPr>
-          <w:color w:val="2A2A2A"/>
-          <w:highlight w:val="white"/>
-        </w:rPr>
-        <w:t>system</w:t>
-      </w:r>
-      <w:r>
-        <w:t xml:space="preserve"> and </w:t>
-      </w:r>
-      <w:proofErr w:type="spellStart"/>
-      <w:r>
-        <w:t>NCIt</w:t>
-      </w:r>
-      <w:proofErr w:type="spellEnd"/>
-      <w:r>
-        <w:t>. However, due to the high dimensionality of the text-embedding space (1536 dimension for ADA-002, 3072 dimensions for LTE-3), CANTOS performed PCA on the text-embedding space and retained the minimum number of components that explained 80% of variance (</w:t>
-      </w:r>
-      <w:r>
-        <w:rPr>
-          <w:b/>
-        </w:rPr>
-        <w:t>Supplementary Table ST7</w:t>
-      </w:r>
-      <w:r>
-        <w:t>).</w:t>
-      </w:r>
-    </w:p>
-    <w:p/>
-    <w:p>
-      <w:r>
-        <w:t xml:space="preserve">Using these PCA transformed embeddings, CANTOS computed the divergence matrices and applied AP clustering.  Cluster sizes were assessed using z-scores, with clusters above the 2.5 threshold flagged as large and </w:t>
-      </w:r>
-      <w:proofErr w:type="spellStart"/>
-      <w:r>
-        <w:t>reclustered</w:t>
-      </w:r>
-      <w:proofErr w:type="spellEnd"/>
-      <w:r>
-        <w:t xml:space="preserve"> via nested AP. This z-score-based differs from the use of the median to determine large clusters in edit-distance based AP clustering. This is because the median cluster size for embedding-based AP clustering was lower than the maximum cluster size established by z-score. This consequently led to more clusters with relatively homogeneous cluster members being labeled as large clusters and flagged for further clustering, thus the z-score was used as  the threshold for deciding large clusters. CTR has a diverse range of tumor names; thus, clustering these tumor names will produce clusters of nonuniform cluster size. Hence, estimating a maximum cluster size is non-trivial. With more curation and classification of the tumors within the CTR, one can get a more accurate estimate of a reasonable cluster size for each tumor type. </w:t>
-      </w:r>
-    </w:p>
-    <w:p/>
-    <w:p>
-      <w:r>
-        <w:t xml:space="preserve">Cluster outliers were identified using the same isolation forest and LOF hyperparameters as used in text-matching based AP clustering. Standardization was then performed for each cluster by identifying the nearest standardized term from the WHO system (5th and all editions) and the </w:t>
-      </w:r>
-      <w:proofErr w:type="spellStart"/>
-      <w:r>
-        <w:t>NCIt</w:t>
-      </w:r>
-      <w:proofErr w:type="spellEnd"/>
-      <w:r>
-        <w:t xml:space="preserve"> for each cluster member. If </w:t>
-      </w:r>
-      <w:proofErr w:type="gramStart"/>
-      <w:r>
-        <w:t>a majority of</w:t>
-      </w:r>
-      <w:proofErr w:type="gramEnd"/>
-      <w:r>
-        <w:t xml:space="preserve"> tumor names in a cluster mapped to one term, all members were assigned accordingly to this standardized term; otherwise, the members were standardized by assigning them to their closest matching standardized term. </w:t>
-      </w:r>
-      <w:r>
-        <w:rPr>
-          <w:b/>
-        </w:rPr>
-        <w:t>Supplementary Table ST8</w:t>
-      </w:r>
-      <w:r>
-        <w:t xml:space="preserve"> compares cluster counts between text-embeddings and text-matching  AP clustering.</w:t>
-      </w:r>
-    </w:p>
-    <w:p/>
-    <w:p>
-      <w:pPr>
-        <w:rPr>
-          <w:highlight w:val="white"/>
-        </w:rPr>
-      </w:pPr>
-      <w:r>
-        <w:t xml:space="preserve">CANTOS also applied K-means clustering on PCA transformed embeddings. To select the optimal hyperparameter “K” (number of clusters) </w:t>
-      </w:r>
-      <w:hyperlink r:id="rId101">
-        <w:r>
-          <w:rPr>
-            <w:color w:val="000000"/>
-          </w:rPr>
-          <w:t>(</w:t>
-        </w:r>
-        <w:proofErr w:type="spellStart"/>
-        <w:r>
-          <w:rPr>
-            <w:color w:val="000000"/>
-          </w:rPr>
-          <w:t>Shutaywi</w:t>
-        </w:r>
-        <w:proofErr w:type="spellEnd"/>
-        <w:r>
-          <w:rPr>
-            <w:color w:val="000000"/>
-          </w:rPr>
-          <w:t xml:space="preserve"> &amp; </w:t>
-        </w:r>
-        <w:proofErr w:type="spellStart"/>
-        <w:r>
-          <w:rPr>
-            <w:color w:val="000000"/>
-          </w:rPr>
-          <w:t>Kachouie</w:t>
-        </w:r>
-        <w:proofErr w:type="spellEnd"/>
-        <w:r>
-          <w:rPr>
-            <w:color w:val="000000"/>
-          </w:rPr>
-          <w:t>, 2021)</w:t>
-        </w:r>
-      </w:hyperlink>
-      <w:r>
-        <w:t xml:space="preserve">, it used the silhouette coefficient. </w:t>
-      </w:r>
-      <w:r>
-        <w:rPr>
-          <w:highlight w:val="white"/>
-        </w:rPr>
-        <w:t xml:space="preserve">For a given data point, silhouette coefficient ranges from -1 to 1, where a value close to 1, indicates better cohesion and separation </w:t>
-      </w:r>
-      <w:hyperlink r:id="rId102">
-        <w:r>
-          <w:rPr>
-            <w:color w:val="000000"/>
-            <w:highlight w:val="white"/>
-          </w:rPr>
-          <w:t>(</w:t>
-        </w:r>
-        <w:proofErr w:type="spellStart"/>
-        <w:r>
-          <w:rPr>
-            <w:color w:val="000000"/>
-            <w:highlight w:val="white"/>
-          </w:rPr>
-          <w:t>Shutaywi</w:t>
-        </w:r>
-        <w:proofErr w:type="spellEnd"/>
-        <w:r>
-          <w:rPr>
-            <w:color w:val="000000"/>
-            <w:highlight w:val="white"/>
-          </w:rPr>
-          <w:t xml:space="preserve"> &amp; </w:t>
-        </w:r>
-        <w:proofErr w:type="spellStart"/>
-        <w:r>
-          <w:rPr>
-            <w:color w:val="000000"/>
-            <w:highlight w:val="white"/>
-          </w:rPr>
-          <w:t>Kachouie</w:t>
-        </w:r>
-        <w:proofErr w:type="spellEnd"/>
-        <w:r>
-          <w:rPr>
-            <w:color w:val="000000"/>
-            <w:highlight w:val="white"/>
-          </w:rPr>
-          <w:t>, 2021)</w:t>
-        </w:r>
-      </w:hyperlink>
-      <w:r>
-        <w:rPr>
-          <w:highlight w:val="white"/>
-        </w:rPr>
-        <w:t xml:space="preserve">. For each cluster, CANTOS calculates the average silhouette coefficient which indicates the performance for that cluster. CANTOS then computed the average of each of the averaged silhouette coefficients per cluster, this produces a metric that can be used </w:t>
-      </w:r>
-      <w:r>
-        <w:rPr>
-          <w:highlight w:val="white"/>
-        </w:rPr>
-        <w:lastRenderedPageBreak/>
-        <w:t xml:space="preserve">to evaluate the overall clustering performance of the K-means algorithm for a given “K”. We refer to this metric as the mean silhouette score which ranges from [-1,1] and a higher positive value indicates better clustering performance. CANTOS iterated over multiple K values, computed mean silhouette scores, and selected the K with the highest score under each model and WHO edition. </w:t>
-      </w:r>
-      <w:r>
-        <w:rPr>
-          <w:b/>
-          <w:highlight w:val="white"/>
-        </w:rPr>
-        <w:t xml:space="preserve">Supplementary </w:t>
-      </w:r>
-      <w:r>
-        <w:rPr>
-          <w:b/>
-        </w:rPr>
-        <w:t>Fig.</w:t>
-      </w:r>
-      <w:r>
-        <w:rPr>
-          <w:b/>
-          <w:highlight w:val="white"/>
-        </w:rPr>
-        <w:t xml:space="preserve"> SF2</w:t>
-      </w:r>
-      <w:r>
-        <w:rPr>
-          <w:highlight w:val="white"/>
-        </w:rPr>
-        <w:t xml:space="preserve">, displays the mean silhouette score for each of these cases. CANTOS then followed the same outlier detection and standardization steps as with AP clustering, using identical hyperparameters. A detailed view of the text-embedding based pipeline is presented in </w:t>
-      </w:r>
-      <w:r>
-        <w:rPr>
-          <w:b/>
-          <w:highlight w:val="white"/>
-        </w:rPr>
-        <w:t>Supplementary Fig.</w:t>
-      </w:r>
-      <w:r>
-        <w:rPr>
-          <w:highlight w:val="white"/>
-        </w:rPr>
-        <w:t xml:space="preserve"> </w:t>
-      </w:r>
-      <w:r>
-        <w:rPr>
-          <w:b/>
-          <w:highlight w:val="white"/>
-        </w:rPr>
-        <w:t>SF3</w:t>
-      </w:r>
-      <w:r>
-        <w:rPr>
-          <w:highlight w:val="white"/>
-        </w:rPr>
-        <w:t>,</w:t>
-      </w:r>
-      <w:r>
-        <w:rPr>
-          <w:color w:val="FF0000"/>
-          <w:highlight w:val="white"/>
-        </w:rPr>
-        <w:t xml:space="preserve"> </w:t>
-      </w:r>
-      <w:r>
-        <w:rPr>
-          <w:highlight w:val="white"/>
-        </w:rPr>
-        <w:t xml:space="preserve">and </w:t>
-      </w:r>
-      <w:proofErr w:type="gramStart"/>
-      <w:r>
-        <w:rPr>
-          <w:highlight w:val="white"/>
-        </w:rPr>
-        <w:t>a brief summary</w:t>
-      </w:r>
-      <w:proofErr w:type="gramEnd"/>
-      <w:r>
-        <w:rPr>
-          <w:highlight w:val="white"/>
-        </w:rPr>
-        <w:t xml:space="preserve"> is presented in </w:t>
-      </w:r>
-      <w:r>
-        <w:rPr>
-          <w:b/>
-          <w:highlight w:val="white"/>
-        </w:rPr>
-        <w:t>Fig. 2</w:t>
-      </w:r>
-      <w:r>
-        <w:rPr>
-          <w:highlight w:val="white"/>
-        </w:rPr>
-        <w:t>.</w:t>
-      </w:r>
-    </w:p>
-    <w:p>
-      <w:pPr>
-        <w:rPr>
-          <w:highlight w:val="white"/>
-        </w:rPr>
-      </w:pPr>
-    </w:p>
-    <w:p>
-      <w:pPr>
-        <w:rPr>
-          <w:b/>
-          <w:bCs/>
-        </w:rPr>
-      </w:pPr>
-      <w:r>
-        <w:rPr>
-          <w:b/>
-          <w:bCs/>
-        </w:rPr>
-        <w:t>3.2.5 Standardization using majority-vote of high-accuracy standardization methods</w:t>
-      </w:r>
-    </w:p>
-    <w:p>
-      <w:r>
-        <w:rPr>
-          <w:rFonts w:eastAsia="Gungsuh"/>
-        </w:rPr>
-        <w:t>Based on their accuracy, we categorized the standardization as follows: high-accuracy methods (standardization accuracy ≥ 60%), intermediate-accuracy methods ( 50% ≤</w:t>
-      </w:r>
-      <w:r>
-        <w:rPr>
-          <w:color w:val="4D5156"/>
-        </w:rPr>
-        <w:t xml:space="preserve"> </w:t>
-      </w:r>
-      <w:r>
-        <w:t>standardization accuracy &lt; 60%), and low-accuracy methods (standardization accuracy &lt; 50%).</w:t>
-      </w:r>
-    </w:p>
-    <w:p/>
-    <w:p>
-      <w:r>
-        <w:t xml:space="preserve">To improve standardization accuracy, we developed a majority vote approach combining three high-accuracy methods. Each CTR tumor name is assigned to the term most frequently predicted among the three. Although there are 165 (11C3) possible three-method combinations from the eleven high-performing methods (see Tables 1 and 2) for either edition of the WHO system, we prioritized combinations with high prediction diversity (low agreement) rather than testing all options. This increases the chance that at least one method will correctly standardize a name when others fail. </w:t>
-      </w:r>
-    </w:p>
-    <w:p/>
-    <w:p>
-      <w:r>
-        <w:t xml:space="preserve">Using </w:t>
-      </w:r>
-      <w:proofErr w:type="gramStart"/>
-      <w:r>
-        <w:t>this criteria</w:t>
-      </w:r>
-      <w:proofErr w:type="gramEnd"/>
-      <w:r>
-        <w:t xml:space="preserve"> we selected the methods by computing pairwise mutual information among all eleven methods using standardization results for 1,600 CTR tumor names, under both WHO-5th and WHO-all. </w:t>
-      </w:r>
-      <w:r>
-        <w:rPr>
-          <w:b/>
-        </w:rPr>
-        <w:t xml:space="preserve">Fig.3 </w:t>
-      </w:r>
-      <w:r>
-        <w:t xml:space="preserve">and </w:t>
-      </w:r>
-      <w:r>
-        <w:rPr>
-          <w:b/>
-        </w:rPr>
-        <w:t>Fig</w:t>
-      </w:r>
-      <w:r>
-        <w:t>.</w:t>
-      </w:r>
-      <w:r>
-        <w:rPr>
-          <w:b/>
-        </w:rPr>
-        <w:t>4</w:t>
-      </w:r>
-      <w:r>
-        <w:t xml:space="preserve"> plots the heatmaps of </w:t>
-      </w:r>
-      <w:proofErr w:type="gramStart"/>
-      <w:r>
-        <w:t>these pairwise mutual information</w:t>
-      </w:r>
-      <w:proofErr w:type="gramEnd"/>
-      <w:r>
-        <w:t xml:space="preserve"> between the high accuracy methods under WHO-5th and WHO-all; the mutual information values are provided in </w:t>
-      </w:r>
-      <w:r>
-        <w:rPr>
-          <w:b/>
-        </w:rPr>
-        <w:t>Supplementary Tables</w:t>
-      </w:r>
-      <w:r>
-        <w:t xml:space="preserve"> </w:t>
-      </w:r>
-      <w:r>
-        <w:rPr>
-          <w:b/>
-        </w:rPr>
-        <w:t xml:space="preserve">ST9 </w:t>
-      </w:r>
-      <w:r>
-        <w:t xml:space="preserve">and </w:t>
-      </w:r>
-      <w:r>
-        <w:rPr>
-          <w:b/>
-        </w:rPr>
-        <w:t>ST10</w:t>
-      </w:r>
-      <w:r>
-        <w:t xml:space="preserve">. </w:t>
-      </w:r>
-    </w:p>
-    <w:p/>
-    <w:p>
-      <w:r>
-        <w:t xml:space="preserve">The pair all-MiniLM-L12-v2 + Euclidean </w:t>
-      </w:r>
-      <w:r>
-        <w:t xml:space="preserve">distance </w:t>
-      </w:r>
-      <w:r>
-        <w:t>and LTE-3 + K-means showed the lowest pairwise mutual information in both WHO-5th and WHO-all. For each of the 165 combinations, we calculated the average of the three pairwise mutual information values (</w:t>
-      </w:r>
-      <w:r>
-        <w:rPr>
-          <w:vertAlign w:val="superscript"/>
-        </w:rPr>
-        <w:t>3</w:t>
-      </w:r>
-      <w:r>
-        <w:t>C</w:t>
-      </w:r>
-      <w:r>
-        <w:rPr>
-          <w:vertAlign w:val="subscript"/>
-        </w:rPr>
-        <w:t>2</w:t>
-      </w:r>
-      <w:r>
-        <w:t xml:space="preserve">=3). The combination with the lowest average (most diverse) was selected for majority voting. In the event of a voting tie, the method with the highest accuracy among the selected method (for the given WHO edition) to standardize the term. We also implemented an alternative majority vote method using all eleven high-accuracy methods. In tie cases, standardization was resolved using the most accurate method for that edition: all-MiniLM-L12-v2 + Euclidean </w:t>
-      </w:r>
-      <w:r>
-        <w:t xml:space="preserve">distance </w:t>
-      </w:r>
-      <w:r>
-        <w:t xml:space="preserve">for WHO-5th, and LTE-3 + Euclidean </w:t>
-      </w:r>
-      <w:r>
-        <w:t xml:space="preserve">distance </w:t>
-      </w:r>
-      <w:r>
-        <w:t>for WHO-all.</w:t>
-      </w:r>
-    </w:p>
-    <w:p/>
-    <w:p>
-      <w:pPr>
+          <w:sz w:val="28"/>
+          <w:szCs w:val="28"/>
+        </w:rPr>
+      </w:pPr>
+      <w:r>
         <w:rPr>
           <w:b/>
           <w:bCs/>
           <w:sz w:val="28"/>
           <w:szCs w:val="28"/>
         </w:rPr>
-      </w:pPr>
-      <w:r>
+        <w:t>3.2.2 Text matching technique: edit distance combined with affinity propagation clustering</w:t>
+      </w:r>
+    </w:p>
+    <w:p>
+      <w:pPr>
+        <w:rPr>
+          <w:highlight w:val="white"/>
+        </w:rPr>
+      </w:pPr>
+      <w:r>
+        <w:rPr>
+          <w:highlight w:val="white"/>
+        </w:rPr>
+        <w:t xml:space="preserve">CANTOS implements another set of edit </w:t>
+      </w:r>
+      <w:r>
+        <w:rPr>
+          <w:highlight w:val="white"/>
+        </w:rPr>
+        <w:t>distance-based</w:t>
+      </w:r>
+      <w:r>
+        <w:rPr>
+          <w:highlight w:val="white"/>
+        </w:rPr>
+        <w:t xml:space="preserve"> standardization methods using clustering. It applies affinity propagation (AP) clustering, by using the pairwise normalized Levenshtein, Jaro-Winkler, and cosine distances between tumor names from CTR, WHO system, and </w:t>
+      </w:r>
+      <w:proofErr w:type="spellStart"/>
+      <w:r>
+        <w:rPr>
+          <w:highlight w:val="white"/>
+        </w:rPr>
+        <w:t>NCIt</w:t>
+      </w:r>
+      <w:proofErr w:type="spellEnd"/>
+      <w:r>
+        <w:rPr>
+          <w:highlight w:val="white"/>
+        </w:rPr>
+        <w:t xml:space="preserve"> as the divergence matrix for clustering. AP identifies clusters by exchanging real-valued messages between data points until convergence, selecting “exemplar data points” that serve as representative members of each cluster </w:t>
+      </w:r>
+      <w:hyperlink r:id="rId45">
+        <w:r>
+          <w:rPr>
+            <w:color w:val="000000"/>
+            <w:highlight w:val="white"/>
+          </w:rPr>
+          <w:t>(Kitahara, 2011)</w:t>
+        </w:r>
+      </w:hyperlink>
+      <w:r>
+        <w:rPr>
+          <w:highlight w:val="white"/>
+        </w:rPr>
+        <w:t xml:space="preserve">. AP determines the optimal number automatically and is deterministic </w:t>
+      </w:r>
+      <w:hyperlink r:id="rId46">
+        <w:r>
+          <w:rPr>
+            <w:color w:val="000000"/>
+            <w:highlight w:val="white"/>
+          </w:rPr>
+          <w:t>(Frey &amp; Dueck, 2007)</w:t>
+        </w:r>
+      </w:hyperlink>
+      <w:r>
+        <w:rPr>
+          <w:highlight w:val="white"/>
+        </w:rPr>
+        <w:t xml:space="preserve"> and has shown success in clustering textual data </w:t>
+      </w:r>
+      <w:hyperlink r:id="rId47">
+        <w:r>
+          <w:rPr>
+            <w:color w:val="000000"/>
+            <w:highlight w:val="white"/>
+          </w:rPr>
+          <w:t>(Shi et al., 2009; Shrivastava et al., 2013)</w:t>
+        </w:r>
+      </w:hyperlink>
+      <w:r>
+        <w:rPr>
+          <w:highlight w:val="white"/>
+        </w:rPr>
+        <w:t xml:space="preserve">.  Using each divergence matrix, CANTOS generates clusters. To refine the results, clusters exceeding the median size are recursively </w:t>
+      </w:r>
+      <w:proofErr w:type="spellStart"/>
+      <w:r>
+        <w:rPr>
+          <w:highlight w:val="white"/>
+        </w:rPr>
+        <w:t>reclustered</w:t>
+      </w:r>
+      <w:proofErr w:type="spellEnd"/>
+      <w:r>
+        <w:rPr>
+          <w:highlight w:val="white"/>
+        </w:rPr>
+        <w:t xml:space="preserve"> using nested AP until they meet the median size </w:t>
+      </w:r>
+      <w:proofErr w:type="gramStart"/>
+      <w:r>
+        <w:rPr>
+          <w:highlight w:val="white"/>
+        </w:rPr>
+        <w:t>threshold</w:t>
+      </w:r>
+      <w:proofErr w:type="gramEnd"/>
+      <w:r>
+        <w:rPr>
+          <w:highlight w:val="white"/>
+        </w:rPr>
+        <w:t xml:space="preserve"> or the AP algorithm reaches convergence.</w:t>
+      </w:r>
+    </w:p>
+    <w:p>
+      <w:pPr>
+        <w:rPr>
+          <w:highlight w:val="white"/>
+        </w:rPr>
+      </w:pPr>
+    </w:p>
+    <w:p>
+      <w:r>
+        <w:t xml:space="preserve">CANTOS identifies outliers in each cluster using isolation forest and local outlier factor (LOF). Outliers flagged by either method are reassigned to single-member clusters. Isolation forest is implemented in R with hyperparameters </w:t>
+      </w:r>
+      <w:proofErr w:type="spellStart"/>
+      <w:r>
+        <w:t>ntrees</w:t>
+      </w:r>
+      <w:proofErr w:type="spellEnd"/>
+      <w:r>
+        <w:t xml:space="preserve">=100 and dims=3 (for numeric data)  as recommended by Lie et al.2008 </w:t>
+      </w:r>
+      <w:hyperlink r:id="rId48">
+        <w:r>
+          <w:rPr>
+            <w:color w:val="000000"/>
+          </w:rPr>
+          <w:t>(F. T. Liu et al., 2008)</w:t>
+        </w:r>
+      </w:hyperlink>
+      <w:r>
+        <w:t xml:space="preserve">  and </w:t>
+      </w:r>
+      <w:proofErr w:type="spellStart"/>
+      <w:r>
+        <w:t>isolation.forest</w:t>
+      </w:r>
+      <w:proofErr w:type="spellEnd"/>
+      <w:r>
+        <w:t xml:space="preserve"> package </w:t>
+      </w:r>
+      <w:hyperlink r:id="rId49">
+        <w:r>
+          <w:rPr>
+            <w:color w:val="000000"/>
+          </w:rPr>
+          <w:t>(Cortes, 2019)</w:t>
+        </w:r>
+      </w:hyperlink>
+      <w:r>
+        <w:t xml:space="preserve"> documentation respectively. Data points with standardized outlier scores &gt;0.5 are considered outliers, as outlier scores (range [0,1] ) close to 1 indicate likely outliers. LOF is computed using the </w:t>
+      </w:r>
+      <w:proofErr w:type="spellStart"/>
+      <w:r>
+        <w:t>dbscan</w:t>
+      </w:r>
+      <w:proofErr w:type="spellEnd"/>
+      <w:r>
+        <w:t xml:space="preserve"> package </w:t>
+      </w:r>
+      <w:hyperlink r:id="rId50">
+        <w:r>
+          <w:rPr>
+            <w:color w:val="000000"/>
+          </w:rPr>
+          <w:t>(</w:t>
+        </w:r>
+        <w:proofErr w:type="spellStart"/>
+        <w:r>
+          <w:rPr>
+            <w:color w:val="000000"/>
+          </w:rPr>
+          <w:t>Hahsler</w:t>
+        </w:r>
+        <w:proofErr w:type="spellEnd"/>
+        <w:r>
+          <w:rPr>
+            <w:color w:val="000000"/>
+          </w:rPr>
+          <w:t xml:space="preserve"> &amp; </w:t>
+        </w:r>
+        <w:proofErr w:type="spellStart"/>
+        <w:r>
+          <w:rPr>
+            <w:color w:val="000000"/>
+          </w:rPr>
+          <w:t>Piekenbrock</w:t>
+        </w:r>
+        <w:proofErr w:type="spellEnd"/>
+        <w:r>
+          <w:rPr>
+            <w:color w:val="000000"/>
+          </w:rPr>
+          <w:t>, 2015)</w:t>
+        </w:r>
+      </w:hyperlink>
+      <w:r>
+        <w:t xml:space="preserve"> , with hyperparameter </w:t>
+      </w:r>
+      <w:proofErr w:type="spellStart"/>
+      <w:r>
+        <w:t>minPts</w:t>
+      </w:r>
+      <w:proofErr w:type="spellEnd"/>
+      <w:r>
+        <w:t xml:space="preserve"> ranging from 2 to Size(cluster)-1. The </w:t>
+      </w:r>
+      <w:proofErr w:type="spellStart"/>
+      <w:r>
+        <w:t>minPts</w:t>
+      </w:r>
+      <w:proofErr w:type="spellEnd"/>
+      <w:r>
+        <w:t xml:space="preserve"> hyperparameter specifies the minimum number of nearest data points around a given data point </w:t>
+      </w:r>
+      <w:r>
+        <w:rPr>
+          <w:i/>
+        </w:rPr>
+        <w:t xml:space="preserve">p </w:t>
+      </w:r>
+      <w:r>
+        <w:t xml:space="preserve">that need to be considered for calculating LOF </w:t>
+      </w:r>
+      <w:r>
+        <w:t xml:space="preserve">value </w:t>
+      </w:r>
+      <w:hyperlink r:id="rId51">
+        <w:r>
+          <w:rPr>
+            <w:color w:val="000000"/>
+          </w:rPr>
+          <w:t>(</w:t>
+        </w:r>
+        <w:proofErr w:type="spellStart"/>
+        <w:r>
+          <w:rPr>
+            <w:color w:val="000000"/>
+          </w:rPr>
+          <w:t>Alghushairy</w:t>
+        </w:r>
+        <w:proofErr w:type="spellEnd"/>
+        <w:r>
+          <w:rPr>
+            <w:color w:val="000000"/>
+          </w:rPr>
+          <w:t xml:space="preserve"> et al., 2020; Ding et al., 2018; Xu et al., 2022)</w:t>
+        </w:r>
+      </w:hyperlink>
+      <w:r>
+        <w:t xml:space="preserve">. The LOF value is calculated for each </w:t>
+      </w:r>
+      <w:proofErr w:type="spellStart"/>
+      <w:r>
+        <w:t>minPts</w:t>
+      </w:r>
+      <w:proofErr w:type="spellEnd"/>
+      <w:r>
+        <w:t>, and a data point is considered an outlier if its median LOF  value exceeds 1, indicating lower density than its neighbors.</w:t>
+      </w:r>
+    </w:p>
+    <w:p>
+      <w:pPr>
+        <w:rPr>
+          <w:highlight w:val="yellow"/>
+        </w:rPr>
+      </w:pPr>
+    </w:p>
+    <w:p>
+      <w:pPr>
+        <w:rPr>
+          <w:highlight w:val="white"/>
+        </w:rPr>
+      </w:pPr>
+      <w:r>
+        <w:rPr>
+          <w:highlight w:val="white"/>
+        </w:rPr>
+        <w:t xml:space="preserve">After outlier analysis, CANTOS maps each cluster member to the closest standardized term from the WHO system or </w:t>
+      </w:r>
+      <w:proofErr w:type="spellStart"/>
+      <w:r>
+        <w:rPr>
+          <w:highlight w:val="white"/>
+        </w:rPr>
+        <w:t>NCIt</w:t>
+      </w:r>
+      <w:proofErr w:type="spellEnd"/>
+      <w:r>
+        <w:rPr>
+          <w:highlight w:val="white"/>
+        </w:rPr>
+        <w:t xml:space="preserve"> using the edit distance used. If </w:t>
+      </w:r>
+      <w:proofErr w:type="gramStart"/>
+      <w:r>
+        <w:rPr>
+          <w:highlight w:val="white"/>
+        </w:rPr>
+        <w:t>a majority of</w:t>
+      </w:r>
+      <w:proofErr w:type="gramEnd"/>
+      <w:r>
+        <w:rPr>
+          <w:highlight w:val="white"/>
+        </w:rPr>
+        <w:t xml:space="preserve"> terms in a cluster close to a particular </w:t>
+      </w:r>
+      <w:r>
+        <w:rPr>
+          <w:highlight w:val="white"/>
+        </w:rPr>
+        <w:lastRenderedPageBreak/>
+        <w:t xml:space="preserve">standardized term, all cluster members are mapped to this term. In case of a tie, each term is individually mapped to its nearest standardized term.  The text-based matching pipeline is described in detail in </w:t>
+      </w:r>
+      <w:r>
+        <w:rPr>
+          <w:b/>
+          <w:highlight w:val="white"/>
+        </w:rPr>
+        <w:t xml:space="preserve">Supplementary </w:t>
+      </w:r>
+      <w:r>
+        <w:rPr>
+          <w:b/>
+        </w:rPr>
+        <w:t>Fig.</w:t>
+      </w:r>
+      <w:r>
+        <w:rPr>
+          <w:highlight w:val="white"/>
+        </w:rPr>
+        <w:t xml:space="preserve"> </w:t>
+      </w:r>
+      <w:proofErr w:type="gramStart"/>
+      <w:r>
+        <w:rPr>
+          <w:b/>
+          <w:highlight w:val="white"/>
+        </w:rPr>
+        <w:t>SF1</w:t>
+      </w:r>
+      <w:proofErr w:type="gramEnd"/>
+      <w:r>
+        <w:rPr>
+          <w:highlight w:val="white"/>
+        </w:rPr>
+        <w:t xml:space="preserve"> and the summarized version is shown in </w:t>
+      </w:r>
+      <w:r>
+        <w:rPr>
+          <w:b/>
+          <w:highlight w:val="white"/>
+        </w:rPr>
+        <w:t>Fig. 2</w:t>
+      </w:r>
+      <w:r>
+        <w:rPr>
+          <w:highlight w:val="white"/>
+        </w:rPr>
+        <w:t>.</w:t>
+      </w:r>
+    </w:p>
+    <w:p>
+      <w:pPr>
+        <w:rPr>
+          <w:highlight w:val="white"/>
+        </w:rPr>
+      </w:pPr>
+    </w:p>
+    <w:p>
+      <w:pPr>
         <w:rPr>
           <w:b/>
           <w:bCs/>
           <w:sz w:val="28"/>
           <w:szCs w:val="28"/>
-          <w:highlight w:val="white"/>
-        </w:rPr>
-        <w:t>4. Results</w:t>
-      </w:r>
-    </w:p>
-    <w:p>
-      <w:pPr>
-        <w:rPr>
-          <w:lang w:val="en-US"/>
-        </w:rPr>
-      </w:pPr>
-      <w:r>
-        <w:rPr>
-          <w:lang w:val="en-US"/>
-        </w:rPr>
-        <w:t xml:space="preserve">CANTOS extracted 13,230 tumor names from the CTR, of which 6,324 were classified as pediatric tumors. To evaluate standardization methods, we randomly selected 1,600 tumor names and manually annotated them against two editions of the WHO Classification of </w:t>
-      </w:r>
-      <w:proofErr w:type="spellStart"/>
-      <w:r>
-        <w:rPr>
-          <w:lang w:val="en-US"/>
-        </w:rPr>
-        <w:t>Tumours</w:t>
-      </w:r>
-      <w:proofErr w:type="spellEnd"/>
-      <w:r>
-        <w:rPr>
-          <w:lang w:val="en-US"/>
-        </w:rPr>
-        <w:t xml:space="preserve"> (serving as ground truths): </w:t>
-      </w:r>
-      <w:r>
-        <w:rPr>
-          <w:lang w:val="en-US"/>
-        </w:rPr>
-        <w:lastRenderedPageBreak/>
-        <w:t xml:space="preserve">WHO-5th and WHO-all. We focused on the WHO system because it represents the international clinical standard for tumor nomenclature, widely used by pathologists, oncologists, and regulatory bodies to ensure consistency in tumor diagnosis, classification, and research. Its expert-curated categories provide a rigorous and authoritative reference for benchmarking name standardization, making it preferable to other ontologies for this task. </w:t>
-      </w:r>
-      <w:proofErr w:type="spellStart"/>
-      <w:r>
-        <w:rPr>
-          <w:lang w:val="en-US"/>
-        </w:rPr>
-        <w:t>NCIt</w:t>
-      </w:r>
-      <w:proofErr w:type="spellEnd"/>
-      <w:r>
-        <w:rPr>
-          <w:lang w:val="en-US"/>
-        </w:rPr>
-        <w:t xml:space="preserve"> mappings were not included in this evaluation phase because, while comprehensive, </w:t>
-      </w:r>
-      <w:proofErr w:type="spellStart"/>
-      <w:r>
-        <w:rPr>
-          <w:lang w:val="en-US"/>
-        </w:rPr>
-        <w:t>NCIt</w:t>
-      </w:r>
-      <w:proofErr w:type="spellEnd"/>
-      <w:r>
-        <w:rPr>
-          <w:lang w:val="en-US"/>
-        </w:rPr>
-        <w:t xml:space="preserve"> terms often reflect broader research contexts or experimental concepts and lack the consistent clinical specificity required for gold-standard benchmarking. </w:t>
-      </w:r>
-      <w:r>
-        <w:rPr>
-          <w:lang w:val="en-US"/>
-        </w:rPr>
-        <w:t>Some CTR tumor names mapped to multiple WHO terms or had no valid ground truth. Names with multiple WHO matches were included in the evaluation, while those with no ground truth match were excluded. This yielded 1,044 terms for WHO-5th and 1,118 terms for WHO-all. Accuracy was defined as the proportion of CTR names correctly mapped to at least one ground truth term (Tables 1 and 2).</w:t>
-      </w:r>
-    </w:p>
-    <w:p>
-      <w:pPr>
-        <w:rPr>
-          <w:b/>
-          <w:sz w:val="32"/>
-          <w:szCs w:val="32"/>
-        </w:rPr>
-      </w:pPr>
-    </w:p>
-    <w:p>
-      <w:pPr>
-        <w:rPr>
-          <w:lang w:val="en-US"/>
-        </w:rPr>
-      </w:pPr>
-      <w:r>
-        <w:rPr>
-          <w:lang w:val="en-US"/>
-        </w:rPr>
-        <w:t>We found s</w:t>
-      </w:r>
-      <w:r>
-        <w:rPr>
-          <w:lang w:val="en-US"/>
-        </w:rPr>
-        <w:t xml:space="preserve">everal text-embedding methods outperformed traditional text-matching approaches across </w:t>
-      </w:r>
-      <w:proofErr w:type="gramStart"/>
-      <w:r>
-        <w:rPr>
-          <w:lang w:val="en-US"/>
-        </w:rPr>
-        <w:t>both WHO</w:t>
-      </w:r>
-      <w:proofErr w:type="gramEnd"/>
-      <w:r>
-        <w:rPr>
-          <w:lang w:val="en-US"/>
-        </w:rPr>
-        <w:t xml:space="preserve"> editions. However, some models—including </w:t>
-      </w:r>
-      <w:proofErr w:type="spellStart"/>
-      <w:r>
-        <w:rPr>
-          <w:lang w:val="en-US"/>
-        </w:rPr>
-        <w:t>PubMedBERT</w:t>
-      </w:r>
-      <w:proofErr w:type="spellEnd"/>
-      <w:r>
-        <w:rPr>
-          <w:lang w:val="en-US"/>
-        </w:rPr>
-        <w:t xml:space="preserve">, </w:t>
-      </w:r>
-      <w:proofErr w:type="spellStart"/>
-      <w:r>
-        <w:rPr>
-          <w:lang w:val="en-US"/>
-        </w:rPr>
-        <w:t>BioBERT</w:t>
-      </w:r>
-      <w:proofErr w:type="spellEnd"/>
-      <w:r>
-        <w:rPr>
-          <w:lang w:val="en-US"/>
-        </w:rPr>
-        <w:t xml:space="preserve">, </w:t>
-      </w:r>
-      <w:proofErr w:type="spellStart"/>
-      <w:r>
-        <w:rPr>
-          <w:lang w:val="en-US"/>
-        </w:rPr>
-        <w:t>SciBERT</w:t>
-      </w:r>
-      <w:proofErr w:type="spellEnd"/>
-      <w:r>
-        <w:rPr>
-          <w:lang w:val="en-US"/>
-        </w:rPr>
-        <w:t xml:space="preserve">, </w:t>
-      </w:r>
-      <w:proofErr w:type="spellStart"/>
-      <w:r>
-        <w:rPr>
-          <w:lang w:val="en-US"/>
-        </w:rPr>
-        <w:t>ModernBERT</w:t>
-      </w:r>
-      <w:proofErr w:type="spellEnd"/>
-      <w:r>
-        <w:rPr>
-          <w:lang w:val="en-US"/>
-        </w:rPr>
-        <w:t xml:space="preserve">, </w:t>
-      </w:r>
-      <w:proofErr w:type="spellStart"/>
-      <w:r>
-        <w:rPr>
-          <w:lang w:val="en-US"/>
-        </w:rPr>
-        <w:t>MedLLaMA</w:t>
-      </w:r>
-      <w:proofErr w:type="spellEnd"/>
-      <w:r>
-        <w:rPr>
-          <w:lang w:val="en-US"/>
-        </w:rPr>
-        <w:t xml:space="preserve">, </w:t>
-      </w:r>
-      <w:proofErr w:type="spellStart"/>
-      <w:r>
-        <w:rPr>
-          <w:lang w:val="en-US"/>
-        </w:rPr>
-        <w:t>LLaMA</w:t>
-      </w:r>
-      <w:proofErr w:type="spellEnd"/>
-      <w:r>
-        <w:rPr>
-          <w:lang w:val="en-US"/>
-        </w:rPr>
-        <w:t>, Phi-4, and DeepSeek_8B—performed comparably or worse than text-matching. Among text-matching approaches, Levenshtein distance consistently outperformed more complex metrics like Jaro-Winkler and cosine distance, likely due to its robustness in capturing minimal edits while preserving word order.</w:t>
-      </w:r>
-    </w:p>
-    <w:p>
-      <w:pPr>
-        <w:rPr>
-          <w:lang w:val="en-US"/>
-        </w:rPr>
-      </w:pPr>
-    </w:p>
-    <w:p>
-      <w:pPr>
-        <w:rPr>
-          <w:lang w:val="en-US"/>
-        </w:rPr>
-      </w:pPr>
-      <w:r>
-        <w:rPr>
-          <w:lang w:val="en-US"/>
-        </w:rPr>
-        <w:t xml:space="preserve">Among all methods, LTE-3 + Euclidean distance achieved the highest accuracy at 69.3% for WHO-all, while all-MiniLM-L12-v2 + Euclidean distance achieved 67.8% for WHO-5th. Across both WHO editions, embedding methods based on e5-large, LTE-3, ADA-002, all-mpnet-base-v2, all-MiniLM-L12-v2, all-MiniLM-L6-v2, and Nomic achieved accuracies above 60%. Accuracy variations </w:t>
-      </w:r>
-      <w:r>
-        <w:rPr>
-          <w:lang w:val="en-US"/>
-        </w:rPr>
-        <w:t xml:space="preserve">likely </w:t>
-      </w:r>
-      <w:r>
-        <w:rPr>
-          <w:lang w:val="en-US"/>
-        </w:rPr>
-        <w:t>reflect differences in model architecture, training data, domain specialization, and embedding dimensions.</w:t>
-      </w:r>
-    </w:p>
-    <w:p>
-      <w:pPr>
-        <w:rPr>
-          <w:lang w:val="en-US"/>
-        </w:rPr>
-      </w:pPr>
-      <w:r>
-        <w:rPr>
-          <w:b/>
-        </w:rPr>
-        <w:t>Fig. 5</w:t>
-      </w:r>
-      <w:r>
-        <w:t xml:space="preserve"> and </w:t>
-      </w:r>
-      <w:r>
-        <w:rPr>
-          <w:b/>
-        </w:rPr>
-        <w:t>Fig.6</w:t>
-      </w:r>
-      <w:r>
-        <w:t xml:space="preserve"> visualize the performance of LTE-3+Euclidean </w:t>
-      </w:r>
-      <w:r>
-        <w:t xml:space="preserve">distance </w:t>
-      </w:r>
-      <w:r>
-        <w:t xml:space="preserve">and all-MiniLM-L12-v2+Euclidean </w:t>
-      </w:r>
-      <w:r>
-        <w:t xml:space="preserve">distance </w:t>
-      </w:r>
-      <w:r>
-        <w:t>by showing the distribution of Euclidean distances between each CTR tumor name and its closest mapped WHO term. Only the 1,044 and 1,118 CTR tumor names with ground truths from the WHO-5th and all editions, respectively, were included (</w:t>
-      </w:r>
-      <w:r>
-        <w:rPr>
-          <w:b/>
-        </w:rPr>
-        <w:t>Figs.</w:t>
-      </w:r>
-      <w:r>
-        <w:t xml:space="preserve"> </w:t>
-      </w:r>
-      <w:r>
-        <w:rPr>
-          <w:b/>
-        </w:rPr>
-        <w:t>5a/6a</w:t>
-      </w:r>
-      <w:r>
-        <w:t xml:space="preserve">: WHO-5th; </w:t>
-      </w:r>
-      <w:r>
-        <w:rPr>
-          <w:b/>
-        </w:rPr>
-        <w:t>Figs. 5b/6b</w:t>
-      </w:r>
-      <w:r>
-        <w:t xml:space="preserve">: WHO-all).  </w:t>
-      </w:r>
-      <w:r>
-        <w:rPr>
-          <w:lang w:val="en-US"/>
-        </w:rPr>
-        <w:t>For both models, correct mappings consistently showed lower median distances than incorrect ones, as expected.</w:t>
-      </w:r>
-    </w:p>
-    <w:p/>
-    <w:p>
-      <w:r>
-        <w:rPr>
-          <w:b/>
-        </w:rPr>
-        <w:t>Tables 3</w:t>
-      </w:r>
-      <w:r>
-        <w:t xml:space="preserve"> and </w:t>
-      </w:r>
-      <w:r>
-        <w:rPr>
-          <w:b/>
-        </w:rPr>
-        <w:t>4</w:t>
-      </w:r>
-      <w:r>
-        <w:t xml:space="preserve"> summarize the Euclidean distance statistics from </w:t>
-      </w:r>
-      <w:r>
-        <w:rPr>
-          <w:b/>
-        </w:rPr>
-        <w:t>Fig. 5</w:t>
-      </w:r>
-      <w:r>
-        <w:t xml:space="preserve"> and </w:t>
-      </w:r>
-      <w:r>
-        <w:rPr>
-          <w:b/>
-        </w:rPr>
-        <w:t>Fig</w:t>
-      </w:r>
-      <w:r>
-        <w:t>.</w:t>
-      </w:r>
-      <w:r>
-        <w:rPr>
-          <w:b/>
-        </w:rPr>
-        <w:t>6</w:t>
-      </w:r>
-      <w:r>
-        <w:t xml:space="preserve">, offering insights into using distance thresholds to assess standardization reliability in CANTOS. For example, using LTE-3+Euclidean </w:t>
-      </w:r>
-      <w:r>
-        <w:t xml:space="preserve">distance </w:t>
-      </w:r>
-      <w:r>
-        <w:t>against WHO-5th, the median distance for correct standardizations is 0.696, and 0.8408 for incorrect ones (</w:t>
-      </w:r>
-      <w:r>
-        <w:rPr>
-          <w:b/>
-        </w:rPr>
-        <w:t>Table 3</w:t>
-      </w:r>
-      <w:r>
-        <w:t xml:space="preserve">). Setting 0.696 as a reliability threshold would misclassify some incorrect mappings as reliable, as the minimum distance where incorrect mappings occur is 0.339. Conversely, using 0.339 as the reliability threshold would misclassify several correctly standardized tumor names as unreliable standardization. This observation highlights the limitations of thresholds based solely on Euclidean distance distributions for reliably distinguishing between correct and incorrect standardizations in CANTOS.  The lack of clear separation between the distribution of correct and </w:t>
-      </w:r>
-      <w:r>
-        <w:lastRenderedPageBreak/>
-        <w:t xml:space="preserve">incorrect mapping, as shown in </w:t>
-      </w:r>
-      <w:r>
-        <w:rPr>
-          <w:b/>
-        </w:rPr>
-        <w:t xml:space="preserve">Fig. 5 </w:t>
-      </w:r>
-      <w:r>
-        <w:t>and</w:t>
-      </w:r>
-      <w:r>
-        <w:rPr>
-          <w:b/>
-        </w:rPr>
-        <w:t xml:space="preserve"> Fig.6</w:t>
-      </w:r>
-      <w:r>
-        <w:t>, underscores the need for higher-quality text embeddings that would yield greater separation between class distributions. Such embeddings would consequently reduce the number of incorrect standardizations, thereby improving standardization accuracy.</w:t>
-      </w:r>
-    </w:p>
-    <w:p>
-      <w:pPr>
-        <w:rPr>
-          <w:lang w:val="en-US"/>
-        </w:rPr>
-      </w:pPr>
-    </w:p>
-    <w:p>
-      <w:r>
-        <w:rPr>
-          <w:lang w:val="en-US"/>
-        </w:rPr>
-        <w:t>Finally, we combined three top-performing methods with the lowest average pairwise mutual information (AMI) to maximize prediction diversity through majority voting. For WHO-5th, combining ADA-002 + AP, LTE-3 + K-means, and all-MiniLM-L12-v2 + Euclidean distance achieved 72.1% accuracy. For WHO-all, combining ADA-002 + K-means, LTE-3 + K-means, and all-MiniLM-L12-v2 + Euclidean distance achieved 71.4%. In contrast, combining all eleven high-accuracy methods resulted in lower accuracy: 44.2% (WHO-5th) and 48.4% (WHO-all).</w:t>
-      </w:r>
-    </w:p>
-    <w:p/>
-    <w:p>
-      <w:r>
-        <w:rPr>
-          <w:lang w:val="en-US"/>
-        </w:rPr>
-        <w:t xml:space="preserve">Ground truth annotations and standardization results for the 1,600 tumor names are provided in </w:t>
-      </w:r>
-      <w:r>
-        <w:rPr>
-          <w:b/>
-          <w:bCs/>
-          <w:lang w:val="en-US"/>
-        </w:rPr>
-        <w:t>Supplementary Tables ST11</w:t>
-      </w:r>
-      <w:r>
-        <w:rPr>
-          <w:lang w:val="en-US"/>
-        </w:rPr>
-        <w:t xml:space="preserve"> (WHO-all) and </w:t>
-      </w:r>
-      <w:r>
-        <w:rPr>
-          <w:b/>
-          <w:bCs/>
-          <w:lang w:val="en-US"/>
-        </w:rPr>
-        <w:t>ST12</w:t>
-      </w:r>
-      <w:r>
-        <w:rPr>
-          <w:lang w:val="en-US"/>
-        </w:rPr>
-        <w:t xml:space="preserve"> (WHO-5th). Standardized terms for all CTR tumor names are available in </w:t>
-      </w:r>
-      <w:r>
-        <w:rPr>
-          <w:b/>
-          <w:bCs/>
-          <w:lang w:val="en-US"/>
-        </w:rPr>
-        <w:t>Supplementary Tables ST13–ST16</w:t>
-      </w:r>
-      <w:r>
-        <w:rPr>
-          <w:lang w:val="en-US"/>
-        </w:rPr>
-        <w:t>.</w:t>
-      </w:r>
-    </w:p>
-    <w:p>
-      <w:pPr>
-        <w:ind w:left="0"/>
-      </w:pPr>
-    </w:p>
-    <w:p>
-      <w:pPr>
-        <w:rPr>
-          <w:b/>
-          <w:bCs/>
-          <w:color w:val="2A2A2A"/>
-          <w:sz w:val="28"/>
-          <w:szCs w:val="28"/>
-          <w:highlight w:val="white"/>
+          <w:highlight w:val="yellow"/>
         </w:rPr>
       </w:pPr>
       <w:r>
@@ -5884,6 +4077,1867 @@
           <w:bCs/>
           <w:sz w:val="28"/>
           <w:szCs w:val="28"/>
+        </w:rPr>
+        <w:t>3.2.3 Text embedding analysis: closest match in embedding space</w:t>
+      </w:r>
+    </w:p>
+    <w:p>
+      <w:r>
+        <w:t xml:space="preserve">The previous methods used edit distances to capture syntactic differences between tumor names. In contrast, this section describes standardization methods based on text embeddings, which represent text as low-dimensional numeric vectors that capture semantic and contextual meaning. In the embedding vector space, semantically similar texts are located closer together and dissimilar text further apart </w:t>
+      </w:r>
+      <w:hyperlink r:id="rId52">
+        <w:r>
+          <w:rPr>
+            <w:color w:val="000000"/>
+          </w:rPr>
+          <w:t xml:space="preserve">(Incitti et al., 2023; Khattak et al., 2019; </w:t>
+        </w:r>
+        <w:proofErr w:type="spellStart"/>
+        <w:r>
+          <w:rPr>
+            <w:color w:val="000000"/>
+          </w:rPr>
+          <w:t>Mikolov</w:t>
+        </w:r>
+        <w:proofErr w:type="spellEnd"/>
+        <w:r>
+          <w:rPr>
+            <w:color w:val="000000"/>
+          </w:rPr>
+          <w:t>, 2013; Morris et al., 2023)</w:t>
+        </w:r>
+      </w:hyperlink>
+      <w:r>
+        <w:t xml:space="preserve">. Text embeddings are widely used in applications such as search engines </w:t>
+      </w:r>
+      <w:hyperlink r:id="rId53">
+        <w:r>
+          <w:rPr>
+            <w:color w:val="000000"/>
+          </w:rPr>
+          <w:t>(Gökçe et al., 2020; Mai et al., 2018)</w:t>
+        </w:r>
+      </w:hyperlink>
+      <w:r>
+        <w:t xml:space="preserve">, text clustering </w:t>
+      </w:r>
+      <w:hyperlink r:id="rId54">
+        <w:r>
+          <w:rPr>
+            <w:color w:val="000000"/>
+          </w:rPr>
+          <w:t>(Mehta et al., 2021)</w:t>
+        </w:r>
+      </w:hyperlink>
+      <w:r>
+        <w:t xml:space="preserve"> and classification </w:t>
+      </w:r>
+      <w:hyperlink r:id="rId55">
+        <w:r>
+          <w:rPr>
+            <w:color w:val="000000"/>
+          </w:rPr>
+          <w:t>(Stein et al., 2019)</w:t>
+        </w:r>
+      </w:hyperlink>
+      <w:r>
+        <w:t xml:space="preserve">, recommender systems </w:t>
+      </w:r>
+      <w:hyperlink r:id="rId56">
+        <w:r>
+          <w:rPr>
+            <w:color w:val="000000"/>
+          </w:rPr>
+          <w:t>(Musto et al., 2016)</w:t>
+        </w:r>
+      </w:hyperlink>
+      <w:r>
+        <w:t xml:space="preserve">, and anomaly detection </w:t>
+      </w:r>
+      <w:hyperlink r:id="rId57">
+        <w:r>
+          <w:rPr>
+            <w:color w:val="000000"/>
+          </w:rPr>
+          <w:t>(Pande &amp; Ahuja, 2017)</w:t>
+        </w:r>
+      </w:hyperlink>
+      <w:r>
+        <w:t xml:space="preserve">. Embeddings can be generated using natural language processing  models like Word2Vec </w:t>
+      </w:r>
+      <w:hyperlink r:id="rId58">
+        <w:r>
+          <w:rPr>
+            <w:color w:val="000000"/>
+          </w:rPr>
+          <w:t>(</w:t>
+        </w:r>
+        <w:proofErr w:type="spellStart"/>
+        <w:r>
+          <w:rPr>
+            <w:color w:val="000000"/>
+          </w:rPr>
+          <w:t>Mikolov</w:t>
+        </w:r>
+        <w:proofErr w:type="spellEnd"/>
+        <w:r>
+          <w:rPr>
+            <w:color w:val="000000"/>
+          </w:rPr>
+          <w:t>, 2013)</w:t>
+        </w:r>
+      </w:hyperlink>
+      <w:r>
+        <w:t xml:space="preserve">, </w:t>
+      </w:r>
+      <w:proofErr w:type="spellStart"/>
+      <w:r>
+        <w:t>GloVE</w:t>
+      </w:r>
+      <w:proofErr w:type="spellEnd"/>
+      <w:r>
+        <w:t xml:space="preserve"> </w:t>
+      </w:r>
+      <w:hyperlink r:id="rId59">
+        <w:r>
+          <w:rPr>
+            <w:color w:val="000000"/>
+          </w:rPr>
+          <w:t>(Pennington et al., 2014)</w:t>
+        </w:r>
+      </w:hyperlink>
+      <w:r>
+        <w:t xml:space="preserve">, </w:t>
+      </w:r>
+      <w:proofErr w:type="spellStart"/>
+      <w:r>
+        <w:t>FastText</w:t>
+      </w:r>
+      <w:proofErr w:type="spellEnd"/>
+      <w:r>
+        <w:t xml:space="preserve"> </w:t>
+      </w:r>
+      <w:hyperlink r:id="rId60">
+        <w:r>
+          <w:rPr>
+            <w:color w:val="000000"/>
+          </w:rPr>
+          <w:t xml:space="preserve">(Bojanowski et al., 2016; </w:t>
+        </w:r>
+        <w:proofErr w:type="spellStart"/>
+        <w:r>
+          <w:rPr>
+            <w:color w:val="000000"/>
+          </w:rPr>
+          <w:t>Joulin</w:t>
+        </w:r>
+        <w:proofErr w:type="spellEnd"/>
+        <w:r>
+          <w:rPr>
+            <w:color w:val="000000"/>
+          </w:rPr>
+          <w:t xml:space="preserve">, Grave, Bojanowski, &amp; </w:t>
+        </w:r>
+        <w:proofErr w:type="spellStart"/>
+        <w:r>
+          <w:rPr>
+            <w:color w:val="000000"/>
+          </w:rPr>
+          <w:t>Mikolov</w:t>
+        </w:r>
+        <w:proofErr w:type="spellEnd"/>
+        <w:r>
+          <w:rPr>
+            <w:color w:val="000000"/>
+          </w:rPr>
+          <w:t xml:space="preserve">, 2016; </w:t>
+        </w:r>
+        <w:proofErr w:type="spellStart"/>
+        <w:r>
+          <w:rPr>
+            <w:color w:val="000000"/>
+          </w:rPr>
+          <w:t>Joulin</w:t>
+        </w:r>
+        <w:proofErr w:type="spellEnd"/>
+        <w:r>
+          <w:rPr>
+            <w:color w:val="000000"/>
+          </w:rPr>
+          <w:t xml:space="preserve">, Grave, Bojanowski, </w:t>
+        </w:r>
+        <w:proofErr w:type="spellStart"/>
+        <w:r>
+          <w:rPr>
+            <w:color w:val="000000"/>
+          </w:rPr>
+          <w:t>Douze</w:t>
+        </w:r>
+        <w:proofErr w:type="spellEnd"/>
+        <w:r>
+          <w:rPr>
+            <w:color w:val="000000"/>
+          </w:rPr>
+          <w:t>, et al., 2016)</w:t>
+        </w:r>
+      </w:hyperlink>
+      <w:r>
+        <w:t xml:space="preserve"> or through large language models (LLM) such as BERT </w:t>
+      </w:r>
+      <w:hyperlink r:id="rId61">
+        <w:r>
+          <w:rPr>
+            <w:color w:val="000000"/>
+          </w:rPr>
+          <w:t>(Devlin et al., 2018)</w:t>
+        </w:r>
+      </w:hyperlink>
+      <w:r>
+        <w:t xml:space="preserve">, GPT </w:t>
+      </w:r>
+      <w:hyperlink r:id="rId62">
+        <w:r>
+          <w:rPr>
+            <w:color w:val="000000"/>
+          </w:rPr>
+          <w:t xml:space="preserve">(Alec et al., 2019; Brown et al., 2020; OpenAI et al., 2023; Radford et al., 2018; </w:t>
+        </w:r>
+        <w:proofErr w:type="spellStart"/>
+        <w:r>
+          <w:rPr>
+            <w:color w:val="000000"/>
+          </w:rPr>
+          <w:t>Yenduri</w:t>
+        </w:r>
+        <w:proofErr w:type="spellEnd"/>
+        <w:r>
+          <w:rPr>
+            <w:color w:val="000000"/>
+          </w:rPr>
+          <w:t xml:space="preserve"> et al., 2023)</w:t>
+        </w:r>
+      </w:hyperlink>
+      <w:r>
+        <w:t xml:space="preserve">, ELMO </w:t>
+      </w:r>
+      <w:hyperlink r:id="rId63">
+        <w:r>
+          <w:rPr>
+            <w:color w:val="000000"/>
+          </w:rPr>
+          <w:t xml:space="preserve">(Khattak et al., 2019; Matthew E. Peters, Mark Neumann, Mohit </w:t>
+        </w:r>
+        <w:proofErr w:type="spellStart"/>
+        <w:r>
+          <w:rPr>
+            <w:color w:val="000000"/>
+          </w:rPr>
+          <w:t>Iyyer</w:t>
+        </w:r>
+        <w:proofErr w:type="spellEnd"/>
+        <w:r>
+          <w:rPr>
+            <w:color w:val="000000"/>
+          </w:rPr>
+          <w:t>, Matt Gardner, Christopher Clark, Kenton Lee, Luke Zettlemoyer, 2018)</w:t>
+        </w:r>
+      </w:hyperlink>
+      <w:r>
+        <w:t xml:space="preserve"> or specialized transformer based models such as text-embedding-3-large (LTE-3) </w:t>
+      </w:r>
+      <w:hyperlink r:id="rId64">
+        <w:r>
+          <w:rPr>
+            <w:color w:val="000000"/>
+          </w:rPr>
+          <w:t>(</w:t>
+        </w:r>
+      </w:hyperlink>
+      <w:hyperlink r:id="rId65">
+        <w:r>
+          <w:rPr>
+            <w:i/>
+            <w:color w:val="000000"/>
+          </w:rPr>
+          <w:t>New Embedding Models and API Updates</w:t>
+        </w:r>
+      </w:hyperlink>
+      <w:hyperlink r:id="rId66">
+        <w:r>
+          <w:rPr>
+            <w:color w:val="000000"/>
+          </w:rPr>
+          <w:t>, 2024)</w:t>
+        </w:r>
+      </w:hyperlink>
+      <w:r>
+        <w:t xml:space="preserve">, text-embedding-ada-002 (ADA-002) </w:t>
+      </w:r>
+      <w:hyperlink r:id="rId67">
+        <w:r>
+          <w:rPr>
+            <w:color w:val="000000"/>
+          </w:rPr>
+          <w:t>(</w:t>
+        </w:r>
+      </w:hyperlink>
+      <w:hyperlink r:id="rId68">
+        <w:r>
+          <w:rPr>
+            <w:i/>
+            <w:color w:val="000000"/>
+          </w:rPr>
+          <w:t>Text-Embedding-Ada-002</w:t>
+        </w:r>
+      </w:hyperlink>
+      <w:hyperlink r:id="rId69">
+        <w:r>
+          <w:rPr>
+            <w:color w:val="000000"/>
+          </w:rPr>
+          <w:t>, 2023)</w:t>
+        </w:r>
+      </w:hyperlink>
+      <w:r>
+        <w:t xml:space="preserve"> etc. For this study, CANTOS used embeddings from 26 models, including both open-source and proprietary sources.</w:t>
+      </w:r>
+    </w:p>
+    <w:p/>
+    <w:p>
+      <w:r>
+        <w:t>Open-source models include: e5-large</w:t>
+      </w:r>
+      <w:hyperlink r:id="rId70">
+        <w:r>
+          <w:rPr>
+            <w:color w:val="000000"/>
+          </w:rPr>
+          <w:t>(Liang et al., 2022; L. Wang et al., 2022)</w:t>
+        </w:r>
+      </w:hyperlink>
+      <w:r>
+        <w:t xml:space="preserve">, e5-large-v2 </w:t>
+      </w:r>
+      <w:hyperlink r:id="rId71">
+        <w:r>
+          <w:rPr>
+            <w:color w:val="000000"/>
+          </w:rPr>
+          <w:t>(L. Wang et al., 2022, 2023)</w:t>
+        </w:r>
+      </w:hyperlink>
+      <w:r>
+        <w:t>, all-mpnet-base-v2</w:t>
+      </w:r>
+      <w:hyperlink r:id="rId72">
+        <w:r>
+          <w:rPr>
+            <w:color w:val="000000"/>
+          </w:rPr>
+          <w:t>(</w:t>
+        </w:r>
+      </w:hyperlink>
+      <w:hyperlink r:id="rId73">
+        <w:r>
+          <w:rPr>
+            <w:i/>
+            <w:color w:val="000000"/>
+          </w:rPr>
+          <w:t>All-Mpnet-Base-V2</w:t>
+        </w:r>
+      </w:hyperlink>
+      <w:hyperlink r:id="rId74">
+        <w:r>
+          <w:rPr>
+            <w:color w:val="000000"/>
+          </w:rPr>
+          <w:t>, 2022)</w:t>
+        </w:r>
+      </w:hyperlink>
+      <w:r>
+        <w:t>, all-MiniLM-L12-v2</w:t>
+      </w:r>
+      <w:hyperlink r:id="rId75">
+        <w:r>
+          <w:rPr>
+            <w:color w:val="000000"/>
+          </w:rPr>
+          <w:t>(</w:t>
+        </w:r>
+      </w:hyperlink>
+      <w:hyperlink r:id="rId76">
+        <w:r>
+          <w:rPr>
+            <w:i/>
+            <w:color w:val="000000"/>
+          </w:rPr>
+          <w:t>All-MiniLM-L12-V2</w:t>
+        </w:r>
+      </w:hyperlink>
+      <w:hyperlink r:id="rId77">
+        <w:r>
+          <w:rPr>
+            <w:color w:val="000000"/>
+          </w:rPr>
+          <w:t>, 2022)</w:t>
+        </w:r>
+      </w:hyperlink>
+      <w:r>
+        <w:t>, gtr-t5-large</w:t>
+      </w:r>
+      <w:hyperlink r:id="rId78">
+        <w:r>
+          <w:rPr>
+            <w:color w:val="000000"/>
+          </w:rPr>
+          <w:t>(Ni et al., 2021a, 2021b)</w:t>
+        </w:r>
+      </w:hyperlink>
+      <w:r>
+        <w:t xml:space="preserve">, all-MiniLM-L6-v2 </w:t>
+      </w:r>
+      <w:hyperlink r:id="rId79">
+        <w:r>
+          <w:rPr>
+            <w:color w:val="000000"/>
+          </w:rPr>
+          <w:t>(</w:t>
+        </w:r>
+      </w:hyperlink>
+      <w:hyperlink r:id="rId80">
+        <w:r>
+          <w:rPr>
+            <w:i/>
+            <w:color w:val="000000"/>
+          </w:rPr>
+          <w:t>All-MiniLM-L6-V2</w:t>
+        </w:r>
+      </w:hyperlink>
+      <w:hyperlink r:id="rId81">
+        <w:r>
+          <w:rPr>
+            <w:color w:val="000000"/>
+          </w:rPr>
+          <w:t>, 2022)</w:t>
+        </w:r>
+      </w:hyperlink>
+      <w:r>
+        <w:t>, all-roberta-large-v1</w:t>
+      </w:r>
+      <w:hyperlink r:id="rId82">
+        <w:r>
+          <w:rPr>
+            <w:color w:val="000000"/>
+          </w:rPr>
+          <w:t>(</w:t>
+        </w:r>
+      </w:hyperlink>
+      <w:hyperlink r:id="rId83">
+        <w:r>
+          <w:rPr>
+            <w:i/>
+            <w:color w:val="000000"/>
+          </w:rPr>
+          <w:t>All-Roberta-Large-V1</w:t>
+        </w:r>
+      </w:hyperlink>
+      <w:hyperlink r:id="rId84">
+        <w:r>
+          <w:rPr>
+            <w:color w:val="000000"/>
+          </w:rPr>
+          <w:t>, 2022)</w:t>
+        </w:r>
+      </w:hyperlink>
+      <w:r>
+        <w:t xml:space="preserve">, </w:t>
+      </w:r>
+      <w:proofErr w:type="spellStart"/>
+      <w:r>
+        <w:t>sapBERT</w:t>
+      </w:r>
+      <w:proofErr w:type="spellEnd"/>
+      <w:r>
+        <w:fldChar w:fldCharType="begin"/>
+      </w:r>
+      <w:r>
+        <w:instrText>HYPERLINK "https://paperpile.com/c/ubqtXN/z2cas+gQ7yf" \h</w:instrText>
+      </w:r>
+      <w:r>
+        <w:fldChar w:fldCharType="separate"/>
+      </w:r>
+      <w:r>
+        <w:rPr>
+          <w:color w:val="000000"/>
+        </w:rPr>
+        <w:t>(Fangyu et al., 2021; F. Liu et al., 2020)</w:t>
+      </w:r>
+      <w:r>
+        <w:fldChar w:fldCharType="end"/>
+      </w:r>
+      <w:r>
+        <w:t xml:space="preserve">, </w:t>
+      </w:r>
+      <w:proofErr w:type="spellStart"/>
+      <w:r>
+        <w:t>clinicalBERT</w:t>
+      </w:r>
+      <w:proofErr w:type="spellEnd"/>
+      <w:r>
+        <w:fldChar w:fldCharType="begin"/>
+      </w:r>
+      <w:r>
+        <w:instrText>HYPERLINK "https://paperpile.com/c/ubqtXN/rOxBw+TEuhB" \h</w:instrText>
+      </w:r>
+      <w:r>
+        <w:fldChar w:fldCharType="separate"/>
+      </w:r>
+      <w:r>
+        <w:rPr>
+          <w:color w:val="000000"/>
+        </w:rPr>
+        <w:t>(G. Wang et al., 2023a, 2023b)</w:t>
+      </w:r>
+      <w:r>
+        <w:fldChar w:fldCharType="end"/>
+      </w:r>
+      <w:r>
+        <w:t xml:space="preserve">, </w:t>
+      </w:r>
+      <w:proofErr w:type="spellStart"/>
+      <w:r>
+        <w:t>PubMedBERT</w:t>
+      </w:r>
+      <w:proofErr w:type="spellEnd"/>
+      <w:r>
+        <w:fldChar w:fldCharType="begin"/>
+      </w:r>
+      <w:r>
+        <w:instrText>HYPERLINK "https://paperpile.com/c/ubqtXN/j51Zs+kb1jR" \h</w:instrText>
+      </w:r>
+      <w:r>
+        <w:fldChar w:fldCharType="separate"/>
+      </w:r>
+      <w:r>
+        <w:rPr>
+          <w:color w:val="000000"/>
+        </w:rPr>
+        <w:t>(Gu et al., 2020, 2022)</w:t>
+      </w:r>
+      <w:r>
+        <w:fldChar w:fldCharType="end"/>
+      </w:r>
+      <w:r>
+        <w:t xml:space="preserve">, </w:t>
+      </w:r>
+      <w:proofErr w:type="spellStart"/>
+      <w:r>
+        <w:t>BioBERT</w:t>
+      </w:r>
+      <w:proofErr w:type="spellEnd"/>
+      <w:r>
+        <w:fldChar w:fldCharType="begin"/>
+      </w:r>
+      <w:r>
+        <w:instrText>HYPERLINK "https://paperpile.com/c/ubqtXN/nBFRQ" \h</w:instrText>
+      </w:r>
+      <w:r>
+        <w:fldChar w:fldCharType="separate"/>
+      </w:r>
+      <w:r>
+        <w:rPr>
+          <w:color w:val="000000"/>
+        </w:rPr>
+        <w:t>(Lee et al., 2020)</w:t>
+      </w:r>
+      <w:r>
+        <w:fldChar w:fldCharType="end"/>
+      </w:r>
+      <w:r>
+        <w:t xml:space="preserve">, </w:t>
+      </w:r>
+      <w:proofErr w:type="spellStart"/>
+      <w:r>
+        <w:t>SciBERT</w:t>
+      </w:r>
+      <w:proofErr w:type="spellEnd"/>
+      <w:r>
+        <w:fldChar w:fldCharType="begin"/>
+      </w:r>
+      <w:r>
+        <w:instrText>HYPERLINK "https://paperpile.com/c/ubqtXN/Qm0X3+PkuP8" \h</w:instrText>
+      </w:r>
+      <w:r>
+        <w:fldChar w:fldCharType="separate"/>
+      </w:r>
+      <w:r>
+        <w:rPr>
+          <w:color w:val="000000"/>
+        </w:rPr>
+        <w:t>(Beltagy et al., 2019; Cohan, 2019)</w:t>
+      </w:r>
+      <w:r>
+        <w:fldChar w:fldCharType="end"/>
+      </w:r>
+      <w:r>
+        <w:t xml:space="preserve">, </w:t>
+      </w:r>
+      <w:proofErr w:type="spellStart"/>
+      <w:r>
+        <w:t>ModernBERT</w:t>
+      </w:r>
+      <w:proofErr w:type="spellEnd"/>
+      <w:r>
+        <w:fldChar w:fldCharType="begin"/>
+      </w:r>
+      <w:r>
+        <w:instrText>HYPERLINK "https://paperpile.com/c/ubqtXN/5EEBA+NpHKV" \h</w:instrText>
+      </w:r>
+      <w:r>
+        <w:fldChar w:fldCharType="separate"/>
+      </w:r>
+      <w:r>
+        <w:rPr>
+          <w:color w:val="000000"/>
+        </w:rPr>
+        <w:t>(Warner et al., 2024a, 2024b)</w:t>
+      </w:r>
+      <w:r>
+        <w:fldChar w:fldCharType="end"/>
+      </w:r>
+      <w:r>
+        <w:t xml:space="preserve">, </w:t>
+      </w:r>
+      <w:proofErr w:type="spellStart"/>
+      <w:r>
+        <w:t>BioGPT</w:t>
+      </w:r>
+      <w:proofErr w:type="spellEnd"/>
+      <w:r>
+        <w:fldChar w:fldCharType="begin"/>
+      </w:r>
+      <w:r>
+        <w:instrText>HYPERLINK "https://paperpile.com/c/ubqtXN/xy9Cd+C4IVX" \h</w:instrText>
+      </w:r>
+      <w:r>
+        <w:fldChar w:fldCharType="separate"/>
+      </w:r>
+      <w:r>
+        <w:rPr>
+          <w:color w:val="000000"/>
+        </w:rPr>
+        <w:t>(Luo et al., 2022a, 2022b)</w:t>
+      </w:r>
+      <w:r>
+        <w:fldChar w:fldCharType="end"/>
+      </w:r>
+      <w:r>
+        <w:t>, MedLlama2</w:t>
+      </w:r>
+      <w:hyperlink r:id="rId85">
+        <w:r>
+          <w:rPr>
+            <w:color w:val="000000"/>
+          </w:rPr>
+          <w:t>(</w:t>
+        </w:r>
+      </w:hyperlink>
+      <w:hyperlink r:id="rId86">
+        <w:r>
+          <w:rPr>
+            <w:i/>
+            <w:color w:val="000000"/>
+          </w:rPr>
+          <w:t>MedLlama 2: Fine-Tuned Llama 2 Model to Answer Medical Questions Based on an Open Source Medical Dataset</w:t>
+        </w:r>
+      </w:hyperlink>
+      <w:hyperlink r:id="rId87">
+        <w:r>
+          <w:rPr>
+            <w:color w:val="000000"/>
+          </w:rPr>
+          <w:t>, Nov,2023; Raval, Nov,2023)</w:t>
+        </w:r>
+      </w:hyperlink>
+      <w:r>
+        <w:t>,  MedLlama_13B</w:t>
+      </w:r>
+      <w:hyperlink r:id="rId88">
+        <w:r>
+          <w:rPr>
+            <w:color w:val="000000"/>
+          </w:rPr>
+          <w:t>(C. Wu, 2023)</w:t>
+        </w:r>
+      </w:hyperlink>
+      <w:r>
+        <w:t xml:space="preserve">, </w:t>
+      </w:r>
+      <w:proofErr w:type="spellStart"/>
+      <w:r>
+        <w:t>LaBSE</w:t>
+      </w:r>
+      <w:proofErr w:type="spellEnd"/>
+      <w:r>
+        <w:fldChar w:fldCharType="begin"/>
+      </w:r>
+      <w:r>
+        <w:instrText>HYPERLINK "https://paperpile.com/c/ubqtXN/P3Vki+iDHgY" \h</w:instrText>
+      </w:r>
+      <w:r>
+        <w:fldChar w:fldCharType="separate"/>
+      </w:r>
+      <w:r>
+        <w:rPr>
+          <w:color w:val="000000"/>
+        </w:rPr>
+        <w:t>(Fangxiaoyu et al., 2020; Feng et al., 2020)</w:t>
+      </w:r>
+      <w:r>
+        <w:fldChar w:fldCharType="end"/>
+      </w:r>
+      <w:r>
+        <w:t>,Llama 3.3</w:t>
+      </w:r>
+      <w:hyperlink r:id="rId89">
+        <w:r>
+          <w:rPr>
+            <w:color w:val="000000"/>
+          </w:rPr>
+          <w:t>(Meta, 2024b; Touvron et al., 2023)</w:t>
+        </w:r>
+      </w:hyperlink>
+      <w:r>
+        <w:t>(Llama3.3_70B),</w:t>
+      </w:r>
+      <w:r>
+        <w:rPr>
+          <w:sz w:val="20"/>
+          <w:szCs w:val="20"/>
+        </w:rPr>
+        <w:t xml:space="preserve"> </w:t>
+      </w:r>
+      <w:r>
+        <w:t>Llama3.2</w:t>
+      </w:r>
+      <w:hyperlink r:id="rId90">
+        <w:r>
+          <w:rPr>
+            <w:color w:val="000000"/>
+          </w:rPr>
+          <w:t>(Meta, 2024a; Touvron et al., 2023)</w:t>
+        </w:r>
+      </w:hyperlink>
+      <w:r>
+        <w:t>(Llama3.2_3B), Llama3.0</w:t>
+      </w:r>
+      <w:hyperlink r:id="rId91">
+        <w:r>
+          <w:rPr>
+            <w:color w:val="000000"/>
+          </w:rPr>
+          <w:t>(</w:t>
+        </w:r>
+      </w:hyperlink>
+      <w:hyperlink r:id="rId92">
+        <w:r>
+          <w:rPr>
+            <w:i/>
+            <w:color w:val="000000"/>
+          </w:rPr>
+          <w:t>Meta Llama 3: The Most Capable Openly Available LLM to Date</w:t>
+        </w:r>
+      </w:hyperlink>
+      <w:hyperlink r:id="rId93">
+        <w:r>
+          <w:rPr>
+            <w:color w:val="000000"/>
+          </w:rPr>
+          <w:t>, 2024; Touvron et al., 2023)</w:t>
+        </w:r>
+      </w:hyperlink>
+      <w:r>
+        <w:t>, Phi-4</w:t>
+      </w:r>
+      <w:hyperlink r:id="rId94">
+        <w:r>
+          <w:rPr>
+            <w:color w:val="000000"/>
+          </w:rPr>
+          <w:t>(de Rosa Olli Saarikivi Adil Salim Shital Shah Xin Wang Rachel Ward Yue Wu Dingli Yu Cyril Zhang Yi Zhang, 2024a, 2024b)</w:t>
+        </w:r>
+      </w:hyperlink>
+      <w:r>
+        <w:t xml:space="preserve"> nomic</w:t>
+      </w:r>
+      <w:hyperlink r:id="rId95">
+        <w:r>
+          <w:rPr>
+            <w:color w:val="000000"/>
+          </w:rPr>
+          <w:t>(Nussbaum et al., 2024)</w:t>
+        </w:r>
+      </w:hyperlink>
+      <w:r>
+        <w:t>, and DeepSeek_8B</w:t>
+      </w:r>
+      <w:hyperlink r:id="rId96">
+        <w:r>
+          <w:rPr>
+            <w:color w:val="000000"/>
+          </w:rPr>
+          <w:t>(Deepseek, 2025; DeepSeek-AI et al., 2025)</w:t>
+        </w:r>
+      </w:hyperlink>
+      <w:r>
+        <w:t>, many of  which were obtained from Hugging Face (</w:t>
+      </w:r>
+      <w:hyperlink r:id="rId97">
+        <w:r>
+          <w:rPr>
+            <w:u w:val="single"/>
+          </w:rPr>
+          <w:t>https://huggingface.co/</w:t>
+        </w:r>
+      </w:hyperlink>
+      <w:r>
+        <w:t xml:space="preserve">) or </w:t>
+      </w:r>
+      <w:proofErr w:type="spellStart"/>
+      <w:r>
+        <w:t>Ollama</w:t>
+      </w:r>
+      <w:proofErr w:type="spellEnd"/>
+      <w:r>
+        <w:t xml:space="preserve"> (https://ollama.com/) interfaces. Proprietary models include OpenAI’s ADA-002, LTE-3, and </w:t>
+      </w:r>
+      <w:proofErr w:type="spellStart"/>
+      <w:r>
+        <w:t>Cohere’s</w:t>
+      </w:r>
+      <w:proofErr w:type="spellEnd"/>
+      <w:r>
+        <w:t xml:space="preserve"> embed-english-v2.0 </w:t>
+      </w:r>
+      <w:hyperlink r:id="rId98">
+        <w:r>
+          <w:rPr>
+            <w:color w:val="000000"/>
+          </w:rPr>
+          <w:t>(</w:t>
+        </w:r>
+      </w:hyperlink>
+      <w:hyperlink r:id="rId99">
+        <w:r>
+          <w:rPr>
+            <w:i/>
+            <w:color w:val="000000"/>
+          </w:rPr>
+          <w:t>Cohere Embed-English-v2.0</w:t>
+        </w:r>
+      </w:hyperlink>
+      <w:hyperlink r:id="rId100">
+        <w:r>
+          <w:rPr>
+            <w:color w:val="000000"/>
+          </w:rPr>
+          <w:t>, 2023)</w:t>
+        </w:r>
+      </w:hyperlink>
+      <w:r>
+        <w:t xml:space="preserve"> (see</w:t>
+      </w:r>
+      <w:r>
+        <w:rPr>
+          <w:b/>
+        </w:rPr>
+        <w:t xml:space="preserve"> Supplementary Table ST4</w:t>
+      </w:r>
+      <w:r>
+        <w:t xml:space="preserve"> for model details). Proprietary models require API access and incur costs, </w:t>
+      </w:r>
+      <w:r>
+        <w:lastRenderedPageBreak/>
+        <w:t xml:space="preserve">with limited access to internal architectures ,weights, and fine-tuning. In contrast, open-source models are free, customizable, and locally executable. CANTOS used all the above 26 models to generate text-embeddings for tumor names from the CTR, WHO system, and </w:t>
+      </w:r>
+      <w:proofErr w:type="spellStart"/>
+      <w:r>
+        <w:t>NCIt</w:t>
+      </w:r>
+      <w:proofErr w:type="spellEnd"/>
+      <w:r>
+        <w:t xml:space="preserve">. For each model, it calculated pairwise Euclidean distances between the tumor names and then mapped each CTR tumor name to its closest match in WHO-5th, WHO-all, and </w:t>
+      </w:r>
+      <w:proofErr w:type="spellStart"/>
+      <w:r>
+        <w:t>NCIt</w:t>
+      </w:r>
+      <w:proofErr w:type="spellEnd"/>
+      <w:r>
+        <w:t xml:space="preserve">. </w:t>
+      </w:r>
+    </w:p>
+    <w:p/>
+    <w:p>
+      <w:pPr>
+        <w:rPr>
+          <w:b/>
+          <w:bCs/>
+          <w:sz w:val="28"/>
+          <w:szCs w:val="28"/>
+        </w:rPr>
+      </w:pPr>
+      <w:r>
+        <w:rPr>
+          <w:b/>
+          <w:bCs/>
+          <w:sz w:val="28"/>
+          <w:szCs w:val="28"/>
+        </w:rPr>
+        <w:t xml:space="preserve">3.2.4 Text embedding analysis: OpenAI models embeddings and clustering </w:t>
+      </w:r>
+    </w:p>
+    <w:p>
+      <w:r>
+        <w:t xml:space="preserve">CANTOS also integrates clustering with text-embeddings to assess whether this approach improves standardization accuracy over the closest match approaches using text-embeddings. We limited this approach to utilize text-embeddings from LTE-3 and ADA-002 models as these models obtained high standardization </w:t>
+      </w:r>
+      <w:proofErr w:type="spellStart"/>
+      <w:r>
+        <w:t>accuray</w:t>
+      </w:r>
+      <w:proofErr w:type="spellEnd"/>
+      <w:r>
+        <w:t xml:space="preserve"> (see Results) across the WHO system and furthermore the computational costs of performing clustering with text-embedding, limited our analysis to these two sets of text-embeddings. </w:t>
+      </w:r>
+    </w:p>
+    <w:p/>
+    <w:p>
+      <w:r>
+        <w:t xml:space="preserve">CANTOS computed the divergence matrix for AP clustering by computing the pairwise Euclidean distance between tumor names in the CTR, WHO </w:t>
+      </w:r>
+      <w:r>
+        <w:rPr>
+          <w:color w:val="2A2A2A"/>
+          <w:highlight w:val="white"/>
+        </w:rPr>
+        <w:t>system</w:t>
+      </w:r>
+      <w:r>
+        <w:t xml:space="preserve"> and </w:t>
+      </w:r>
+      <w:proofErr w:type="spellStart"/>
+      <w:r>
+        <w:t>NCIt</w:t>
+      </w:r>
+      <w:proofErr w:type="spellEnd"/>
+      <w:r>
+        <w:t>. However, due to the high dimensionality of the text-embedding space (1536 dimension for ADA-002, 3072 dimensions for LTE-3), CANTOS performed PCA on the text-embedding space and retained the minimum number of components that explained 80% of variance (</w:t>
+      </w:r>
+      <w:r>
+        <w:rPr>
+          <w:b/>
+        </w:rPr>
+        <w:t>Supplementary Table ST7</w:t>
+      </w:r>
+      <w:r>
+        <w:t>).</w:t>
+      </w:r>
+    </w:p>
+    <w:p/>
+    <w:p>
+      <w:r>
+        <w:t xml:space="preserve">Using these PCA transformed embeddings, CANTOS computed the divergence matrices and applied AP clustering.  Cluster sizes were assessed using z-scores, with clusters above the 2.5 threshold flagged as large and </w:t>
+      </w:r>
+      <w:proofErr w:type="spellStart"/>
+      <w:r>
+        <w:t>reclustered</w:t>
+      </w:r>
+      <w:proofErr w:type="spellEnd"/>
+      <w:r>
+        <w:t xml:space="preserve"> via nested AP. This z-score-based differs from the use of the median to determine large clusters in edit-distance based AP clustering. This is because the median cluster size for embedding-based AP clustering was lower than the maximum cluster size established by z-score. This consequently led to more clusters with relatively homogeneous cluster members being labeled as large clusters and flagged for further clustering, thus the z-score was used as  the threshold for deciding large clusters. CTR has a diverse range of tumor names; thus, clustering these tumor names will produce clusters of nonuniform cluster size. Hence, estimating a maximum cluster size is non-trivial. With more curation and classification of the tumors within the CTR, one can get a more accurate estimate of a reasonable cluster size for each tumor type. </w:t>
+      </w:r>
+    </w:p>
+    <w:p/>
+    <w:p>
+      <w:r>
+        <w:t xml:space="preserve">Cluster outliers were identified using the same isolation forest and LOF hyperparameters as used in text-matching based AP clustering. Standardization was then performed for each cluster by identifying the nearest standardized term from the WHO system (5th and all editions) and the </w:t>
+      </w:r>
+      <w:proofErr w:type="spellStart"/>
+      <w:r>
+        <w:t>NCIt</w:t>
+      </w:r>
+      <w:proofErr w:type="spellEnd"/>
+      <w:r>
+        <w:t xml:space="preserve"> for each cluster member. If </w:t>
+      </w:r>
+      <w:proofErr w:type="gramStart"/>
+      <w:r>
+        <w:t>a majority of</w:t>
+      </w:r>
+      <w:proofErr w:type="gramEnd"/>
+      <w:r>
+        <w:t xml:space="preserve"> tumor names in a cluster mapped to one term, all members were assigned accordingly to this standardized term; otherwise, the members were standardized by assigning them to their closest matching standardized term. </w:t>
+      </w:r>
+      <w:r>
+        <w:rPr>
+          <w:b/>
+        </w:rPr>
+        <w:t>Supplementary Table ST8</w:t>
+      </w:r>
+      <w:r>
+        <w:t xml:space="preserve"> compares cluster counts between text-embeddings and text-matching  AP clustering.</w:t>
+      </w:r>
+    </w:p>
+    <w:p/>
+    <w:p>
+      <w:pPr>
+        <w:rPr>
+          <w:highlight w:val="white"/>
+        </w:rPr>
+      </w:pPr>
+      <w:r>
+        <w:lastRenderedPageBreak/>
+        <w:t xml:space="preserve">CANTOS also applied K-means clustering on PCA transformed embeddings. To select the optimal hyperparameter “K” (number of clusters) </w:t>
+      </w:r>
+      <w:hyperlink r:id="rId101">
+        <w:r>
+          <w:rPr>
+            <w:color w:val="000000"/>
+          </w:rPr>
+          <w:t>(</w:t>
+        </w:r>
+        <w:proofErr w:type="spellStart"/>
+        <w:r>
+          <w:rPr>
+            <w:color w:val="000000"/>
+          </w:rPr>
+          <w:t>Shutaywi</w:t>
+        </w:r>
+        <w:proofErr w:type="spellEnd"/>
+        <w:r>
+          <w:rPr>
+            <w:color w:val="000000"/>
+          </w:rPr>
+          <w:t xml:space="preserve"> &amp; </w:t>
+        </w:r>
+        <w:proofErr w:type="spellStart"/>
+        <w:r>
+          <w:rPr>
+            <w:color w:val="000000"/>
+          </w:rPr>
+          <w:t>Kachouie</w:t>
+        </w:r>
+        <w:proofErr w:type="spellEnd"/>
+        <w:r>
+          <w:rPr>
+            <w:color w:val="000000"/>
+          </w:rPr>
+          <w:t>, 2021)</w:t>
+        </w:r>
+      </w:hyperlink>
+      <w:r>
+        <w:t xml:space="preserve">, it used the silhouette coefficient. </w:t>
+      </w:r>
+      <w:r>
+        <w:rPr>
+          <w:highlight w:val="white"/>
+        </w:rPr>
+        <w:t xml:space="preserve">For a given data point, silhouette coefficient ranges from -1 to 1, where a value close to 1, indicates better cohesion and separation </w:t>
+      </w:r>
+      <w:hyperlink r:id="rId102">
+        <w:r>
+          <w:rPr>
+            <w:color w:val="000000"/>
+            <w:highlight w:val="white"/>
+          </w:rPr>
+          <w:t>(</w:t>
+        </w:r>
+        <w:proofErr w:type="spellStart"/>
+        <w:r>
+          <w:rPr>
+            <w:color w:val="000000"/>
+            <w:highlight w:val="white"/>
+          </w:rPr>
+          <w:t>Shutaywi</w:t>
+        </w:r>
+        <w:proofErr w:type="spellEnd"/>
+        <w:r>
+          <w:rPr>
+            <w:color w:val="000000"/>
+            <w:highlight w:val="white"/>
+          </w:rPr>
+          <w:t xml:space="preserve"> &amp; </w:t>
+        </w:r>
+        <w:proofErr w:type="spellStart"/>
+        <w:r>
+          <w:rPr>
+            <w:color w:val="000000"/>
+            <w:highlight w:val="white"/>
+          </w:rPr>
+          <w:t>Kachouie</w:t>
+        </w:r>
+        <w:proofErr w:type="spellEnd"/>
+        <w:r>
+          <w:rPr>
+            <w:color w:val="000000"/>
+            <w:highlight w:val="white"/>
+          </w:rPr>
+          <w:t>, 2021)</w:t>
+        </w:r>
+      </w:hyperlink>
+      <w:r>
+        <w:rPr>
+          <w:highlight w:val="white"/>
+        </w:rPr>
+        <w:t xml:space="preserve">. For each cluster, CANTOS calculates the average silhouette coefficient which indicates the performance for that cluster. CANTOS then computed the average of each of the averaged silhouette coefficients per cluster, this produces a metric that can be used to evaluate the overall clustering performance of the K-means algorithm for a given “K”. We refer to this metric as the mean silhouette score which ranges from [-1,1] and a higher positive value indicates better clustering performance. CANTOS iterated over multiple K values, computed mean silhouette scores, and selected the K with the highest score under each model and WHO edition. </w:t>
+      </w:r>
+      <w:r>
+        <w:rPr>
+          <w:b/>
+          <w:highlight w:val="white"/>
+        </w:rPr>
+        <w:t xml:space="preserve">Supplementary </w:t>
+      </w:r>
+      <w:r>
+        <w:rPr>
+          <w:b/>
+        </w:rPr>
+        <w:t>Fig.</w:t>
+      </w:r>
+      <w:r>
+        <w:rPr>
+          <w:b/>
+          <w:highlight w:val="white"/>
+        </w:rPr>
+        <w:t xml:space="preserve"> SF2</w:t>
+      </w:r>
+      <w:r>
+        <w:rPr>
+          <w:highlight w:val="white"/>
+        </w:rPr>
+        <w:t xml:space="preserve">, displays the mean silhouette score for each of these cases. CANTOS then followed the same outlier detection and standardization steps as with AP clustering, using identical hyperparameters. A detailed view of the text-embedding based pipeline is presented in </w:t>
+      </w:r>
+      <w:r>
+        <w:rPr>
+          <w:b/>
+          <w:highlight w:val="white"/>
+        </w:rPr>
+        <w:t>Supplementary Fig.</w:t>
+      </w:r>
+      <w:r>
+        <w:rPr>
+          <w:highlight w:val="white"/>
+        </w:rPr>
+        <w:t xml:space="preserve"> </w:t>
+      </w:r>
+      <w:r>
+        <w:rPr>
+          <w:b/>
+          <w:highlight w:val="white"/>
+        </w:rPr>
+        <w:t>SF3</w:t>
+      </w:r>
+      <w:r>
+        <w:rPr>
+          <w:highlight w:val="white"/>
+        </w:rPr>
+        <w:t>,</w:t>
+      </w:r>
+      <w:r>
+        <w:rPr>
+          <w:color w:val="FF0000"/>
+          <w:highlight w:val="white"/>
+        </w:rPr>
+        <w:t xml:space="preserve"> </w:t>
+      </w:r>
+      <w:r>
+        <w:rPr>
+          <w:highlight w:val="white"/>
+        </w:rPr>
+        <w:t xml:space="preserve">and </w:t>
+      </w:r>
+      <w:proofErr w:type="gramStart"/>
+      <w:r>
+        <w:rPr>
+          <w:highlight w:val="white"/>
+        </w:rPr>
+        <w:t>a brief summary</w:t>
+      </w:r>
+      <w:proofErr w:type="gramEnd"/>
+      <w:r>
+        <w:rPr>
+          <w:highlight w:val="white"/>
+        </w:rPr>
+        <w:t xml:space="preserve"> is presented in </w:t>
+      </w:r>
+      <w:r>
+        <w:rPr>
+          <w:b/>
+          <w:highlight w:val="white"/>
+        </w:rPr>
+        <w:t>Fig. 2</w:t>
+      </w:r>
+      <w:r>
+        <w:rPr>
+          <w:highlight w:val="white"/>
+        </w:rPr>
+        <w:t>.</w:t>
+      </w:r>
+    </w:p>
+    <w:p>
+      <w:pPr>
+        <w:rPr>
+          <w:highlight w:val="white"/>
+        </w:rPr>
+      </w:pPr>
+    </w:p>
+    <w:p>
+      <w:pPr>
+        <w:rPr>
+          <w:b/>
+          <w:bCs/>
+          <w:sz w:val="28"/>
+          <w:szCs w:val="28"/>
+        </w:rPr>
+      </w:pPr>
+      <w:r>
+        <w:rPr>
+          <w:b/>
+          <w:bCs/>
+          <w:sz w:val="28"/>
+          <w:szCs w:val="28"/>
+        </w:rPr>
+        <w:t>3.2.5 Standardization using majority-vote of high-accuracy standardization methods</w:t>
+      </w:r>
+    </w:p>
+    <w:p>
+      <w:r>
+        <w:rPr>
+          <w:rFonts w:eastAsia="Gungsuh"/>
+        </w:rPr>
+        <w:t>Based on their accuracy, we categorized the standardization as follows: high-accuracy methods (standardization accuracy ≥ 60%), intermediate-accuracy methods ( 50% ≤</w:t>
+      </w:r>
+      <w:r>
+        <w:rPr>
+          <w:color w:val="4D5156"/>
+        </w:rPr>
+        <w:t xml:space="preserve"> </w:t>
+      </w:r>
+      <w:r>
+        <w:t>standardization accuracy &lt; 60%), and low-accuracy methods (standardization accuracy &lt; 50%).</w:t>
+      </w:r>
+    </w:p>
+    <w:p/>
+    <w:p>
+      <w:r>
+        <w:t xml:space="preserve">To improve standardization accuracy, we developed a majority vote approach combining three high-accuracy methods. Each CTR tumor name is assigned to the term most frequently predicted among the three. Although there are 165 (11C3) possible three-method combinations from the eleven high-performing methods (see Tables 1 and 2) for either edition of the WHO system, we prioritized combinations with high prediction diversity (low agreement) rather than testing all options. This increases the chance that at least one method will correctly standardize a name when others fail. </w:t>
+      </w:r>
+    </w:p>
+    <w:p/>
+    <w:p>
+      <w:r>
+        <w:t xml:space="preserve">Using </w:t>
+      </w:r>
+      <w:proofErr w:type="gramStart"/>
+      <w:r>
+        <w:t>this criteria</w:t>
+      </w:r>
+      <w:proofErr w:type="gramEnd"/>
+      <w:r>
+        <w:t xml:space="preserve"> we selected the methods by computing pairwise mutual information among all eleven methods using standardization results for 1,600 CTR tumor names, under both WHO-5th and WHO-all. </w:t>
+      </w:r>
+      <w:r>
+        <w:rPr>
+          <w:b/>
+        </w:rPr>
+        <w:t xml:space="preserve">Fig.3 </w:t>
+      </w:r>
+      <w:r>
+        <w:t xml:space="preserve">and </w:t>
+      </w:r>
+      <w:r>
+        <w:rPr>
+          <w:b/>
+        </w:rPr>
+        <w:t>Fig</w:t>
+      </w:r>
+      <w:r>
+        <w:t>.</w:t>
+      </w:r>
+      <w:r>
+        <w:rPr>
+          <w:b/>
+        </w:rPr>
+        <w:t>4</w:t>
+      </w:r>
+      <w:r>
+        <w:t xml:space="preserve"> plots the heatmaps of </w:t>
+      </w:r>
+      <w:proofErr w:type="gramStart"/>
+      <w:r>
+        <w:t>these pairwise mutual information</w:t>
+      </w:r>
+      <w:proofErr w:type="gramEnd"/>
+      <w:r>
+        <w:t xml:space="preserve"> between the high accuracy methods under WHO-5th and WHO-all; the mutual information values are provided in </w:t>
+      </w:r>
+      <w:r>
+        <w:rPr>
+          <w:b/>
+        </w:rPr>
+        <w:t>Supplementary Tables</w:t>
+      </w:r>
+      <w:r>
+        <w:t xml:space="preserve"> </w:t>
+      </w:r>
+      <w:r>
+        <w:rPr>
+          <w:b/>
+        </w:rPr>
+        <w:t xml:space="preserve">ST9 </w:t>
+      </w:r>
+      <w:r>
+        <w:t xml:space="preserve">and </w:t>
+      </w:r>
+      <w:r>
+        <w:rPr>
+          <w:b/>
+        </w:rPr>
+        <w:t>ST10</w:t>
+      </w:r>
+      <w:r>
+        <w:t xml:space="preserve">. </w:t>
+      </w:r>
+    </w:p>
+    <w:p/>
+    <w:p>
+      <w:r>
+        <w:t xml:space="preserve">The pair all-MiniLM-L12-v2 + Euclidean </w:t>
+      </w:r>
+      <w:r>
+        <w:t xml:space="preserve">distance </w:t>
+      </w:r>
+      <w:r>
+        <w:t>and LTE-3 + K-means showed the lowest pairwise mutual information in both WHO-5th and WHO-all. For each of the 165 combinations, we calculated the average of the three pairwise mutual information values (</w:t>
+      </w:r>
+      <w:r>
+        <w:rPr>
+          <w:vertAlign w:val="superscript"/>
+        </w:rPr>
+        <w:t>3</w:t>
+      </w:r>
+      <w:r>
+        <w:t>C</w:t>
+      </w:r>
+      <w:r>
+        <w:rPr>
+          <w:vertAlign w:val="subscript"/>
+        </w:rPr>
+        <w:t>2</w:t>
+      </w:r>
+      <w:r>
+        <w:t xml:space="preserve">=3). The combination with the lowest average (most diverse) was selected for majority voting. In the event of a voting tie, the method with the highest accuracy among the selected method (for the given WHO edition) to standardize the term. We also implemented an alternative majority vote method using all eleven high-accuracy methods. In tie cases, </w:t>
+      </w:r>
+      <w:r>
+        <w:lastRenderedPageBreak/>
+        <w:t xml:space="preserve">standardization was resolved using the most accurate method for that edition: all-MiniLM-L12-v2 + Euclidean </w:t>
+      </w:r>
+      <w:r>
+        <w:t xml:space="preserve">distance </w:t>
+      </w:r>
+      <w:r>
+        <w:t xml:space="preserve">for WHO-5th, and LTE-3 + Euclidean </w:t>
+      </w:r>
+      <w:r>
+        <w:t xml:space="preserve">distance </w:t>
+      </w:r>
+      <w:r>
+        <w:t>for WHO-all.</w:t>
+      </w:r>
+    </w:p>
+    <w:p/>
+    <w:p>
+      <w:pPr>
+        <w:rPr>
+          <w:b/>
+          <w:bCs/>
+          <w:sz w:val="32"/>
+          <w:szCs w:val="32"/>
+        </w:rPr>
+      </w:pPr>
+      <w:r>
+        <w:rPr>
+          <w:b/>
+          <w:bCs/>
+          <w:sz w:val="32"/>
+          <w:szCs w:val="32"/>
+          <w:highlight w:val="white"/>
+        </w:rPr>
+        <w:t>4. Results</w:t>
+      </w:r>
+    </w:p>
+    <w:p>
+      <w:pPr>
+        <w:rPr>
+          <w:lang w:val="en-US"/>
+        </w:rPr>
+      </w:pPr>
+      <w:r>
+        <w:rPr>
+          <w:lang w:val="en-US"/>
+        </w:rPr>
+        <w:t xml:space="preserve">CANTOS extracted 13,230 tumor names from the CTR, of which 6,324 were classified as pediatric tumors. To evaluate standardization methods, we randomly selected 1,600 tumor names and manually annotated them against two editions of the WHO Classification of </w:t>
+      </w:r>
+      <w:proofErr w:type="spellStart"/>
+      <w:r>
+        <w:rPr>
+          <w:lang w:val="en-US"/>
+        </w:rPr>
+        <w:t>Tumours</w:t>
+      </w:r>
+      <w:proofErr w:type="spellEnd"/>
+      <w:r>
+        <w:rPr>
+          <w:lang w:val="en-US"/>
+        </w:rPr>
+        <w:t xml:space="preserve"> (serving as ground truths): WHO-5th and WHO-all. We focused on the WHO system because it represents the international clinical standard for tumor nomenclature, widely used by pathologists, oncologists, and regulatory bodies to ensure consistency in tumor diagnosis, classification, and research. Its expert-curated categories provide a rigorous and authoritative reference for benchmarking name standardization, making it preferable to other ontologies for this task. </w:t>
+      </w:r>
+      <w:proofErr w:type="spellStart"/>
+      <w:r>
+        <w:rPr>
+          <w:lang w:val="en-US"/>
+        </w:rPr>
+        <w:t>NCIt</w:t>
+      </w:r>
+      <w:proofErr w:type="spellEnd"/>
+      <w:r>
+        <w:rPr>
+          <w:lang w:val="en-US"/>
+        </w:rPr>
+        <w:t xml:space="preserve"> mappings were not included in this evaluation phase because, while comprehensive, </w:t>
+      </w:r>
+      <w:proofErr w:type="spellStart"/>
+      <w:r>
+        <w:rPr>
+          <w:lang w:val="en-US"/>
+        </w:rPr>
+        <w:t>NCIt</w:t>
+      </w:r>
+      <w:proofErr w:type="spellEnd"/>
+      <w:r>
+        <w:rPr>
+          <w:lang w:val="en-US"/>
+        </w:rPr>
+        <w:t xml:space="preserve"> terms often reflect broader research contexts or experimental concepts and lack the consistent clinical specificity required for gold-standard benchmarking. </w:t>
+      </w:r>
+      <w:r>
+        <w:rPr>
+          <w:lang w:val="en-US"/>
+        </w:rPr>
+        <w:t>Some CTR tumor names mapped to multiple WHO terms or had no valid ground truth. Names with multiple WHO matches were included in the evaluation, while those with no ground truth match were excluded. This yielded 1,044 terms for WHO-5th and 1,118 terms for WHO-all. Accuracy was defined as the proportion of CTR names correctly mapped to at least one ground truth term (Tables 1 and 2).</w:t>
+      </w:r>
+    </w:p>
+    <w:p>
+      <w:pPr>
+        <w:rPr>
+          <w:b/>
+          <w:sz w:val="32"/>
+          <w:szCs w:val="32"/>
+        </w:rPr>
+      </w:pPr>
+    </w:p>
+    <w:p>
+      <w:pPr>
+        <w:rPr>
+          <w:lang w:val="en-US"/>
+        </w:rPr>
+      </w:pPr>
+      <w:r>
+        <w:rPr>
+          <w:lang w:val="en-US"/>
+        </w:rPr>
+        <w:t>We found s</w:t>
+      </w:r>
+      <w:r>
+        <w:rPr>
+          <w:lang w:val="en-US"/>
+        </w:rPr>
+        <w:t xml:space="preserve">everal text-embedding methods outperformed traditional text-matching approaches across </w:t>
+      </w:r>
+      <w:proofErr w:type="gramStart"/>
+      <w:r>
+        <w:rPr>
+          <w:lang w:val="en-US"/>
+        </w:rPr>
+        <w:t>both WHO</w:t>
+      </w:r>
+      <w:proofErr w:type="gramEnd"/>
+      <w:r>
+        <w:rPr>
+          <w:lang w:val="en-US"/>
+        </w:rPr>
+        <w:t xml:space="preserve"> editions. However, some models—including </w:t>
+      </w:r>
+      <w:proofErr w:type="spellStart"/>
+      <w:r>
+        <w:rPr>
+          <w:lang w:val="en-US"/>
+        </w:rPr>
+        <w:t>PubMedBERT</w:t>
+      </w:r>
+      <w:proofErr w:type="spellEnd"/>
+      <w:r>
+        <w:rPr>
+          <w:lang w:val="en-US"/>
+        </w:rPr>
+        <w:t xml:space="preserve">, </w:t>
+      </w:r>
+      <w:proofErr w:type="spellStart"/>
+      <w:r>
+        <w:rPr>
+          <w:lang w:val="en-US"/>
+        </w:rPr>
+        <w:t>BioBERT</w:t>
+      </w:r>
+      <w:proofErr w:type="spellEnd"/>
+      <w:r>
+        <w:rPr>
+          <w:lang w:val="en-US"/>
+        </w:rPr>
+        <w:t xml:space="preserve">, </w:t>
+      </w:r>
+      <w:proofErr w:type="spellStart"/>
+      <w:r>
+        <w:rPr>
+          <w:lang w:val="en-US"/>
+        </w:rPr>
+        <w:t>SciBERT</w:t>
+      </w:r>
+      <w:proofErr w:type="spellEnd"/>
+      <w:r>
+        <w:rPr>
+          <w:lang w:val="en-US"/>
+        </w:rPr>
+        <w:t xml:space="preserve">, </w:t>
+      </w:r>
+      <w:proofErr w:type="spellStart"/>
+      <w:r>
+        <w:rPr>
+          <w:lang w:val="en-US"/>
+        </w:rPr>
+        <w:t>ModernBERT</w:t>
+      </w:r>
+      <w:proofErr w:type="spellEnd"/>
+      <w:r>
+        <w:rPr>
+          <w:lang w:val="en-US"/>
+        </w:rPr>
+        <w:t xml:space="preserve">, </w:t>
+      </w:r>
+      <w:proofErr w:type="spellStart"/>
+      <w:r>
+        <w:rPr>
+          <w:lang w:val="en-US"/>
+        </w:rPr>
+        <w:t>MedLLaMA</w:t>
+      </w:r>
+      <w:proofErr w:type="spellEnd"/>
+      <w:r>
+        <w:rPr>
+          <w:lang w:val="en-US"/>
+        </w:rPr>
+        <w:t xml:space="preserve">, </w:t>
+      </w:r>
+      <w:proofErr w:type="spellStart"/>
+      <w:r>
+        <w:rPr>
+          <w:lang w:val="en-US"/>
+        </w:rPr>
+        <w:t>LLaMA</w:t>
+      </w:r>
+      <w:proofErr w:type="spellEnd"/>
+      <w:r>
+        <w:rPr>
+          <w:lang w:val="en-US"/>
+        </w:rPr>
+        <w:t>, Phi-4, and DeepSeek_8B—performed comparably or worse than text-matching. Among text-matching approaches, Levenshtein distance consistently outperformed more complex metrics like Jaro-Winkler and cosine distance, likely due to its robustness in capturing minimal edits while preserving word order.</w:t>
+      </w:r>
+    </w:p>
+    <w:p>
+      <w:pPr>
+        <w:rPr>
+          <w:lang w:val="en-US"/>
+        </w:rPr>
+      </w:pPr>
+    </w:p>
+    <w:p>
+      <w:pPr>
+        <w:rPr>
+          <w:lang w:val="en-US"/>
+        </w:rPr>
+      </w:pPr>
+      <w:r>
+        <w:rPr>
+          <w:lang w:val="en-US"/>
+        </w:rPr>
+        <w:t xml:space="preserve">Among all methods, LTE-3 + Euclidean distance achieved the highest accuracy at 69.3% for WHO-all, while all-MiniLM-L12-v2 + Euclidean distance achieved 67.8% for WHO-5th. Across both WHO editions, embedding methods based on e5-large, LTE-3, ADA-002, all-mpnet-base-v2, all-MiniLM-L12-v2, all-MiniLM-L6-v2, and Nomic achieved accuracies above 60%. Accuracy variations </w:t>
+      </w:r>
+      <w:r>
+        <w:rPr>
+          <w:lang w:val="en-US"/>
+        </w:rPr>
+        <w:t xml:space="preserve">likely </w:t>
+      </w:r>
+      <w:r>
+        <w:rPr>
+          <w:lang w:val="en-US"/>
+        </w:rPr>
+        <w:t>reflect differences in model architecture, training data, domain specialization, and embedding dimensions.</w:t>
+      </w:r>
+    </w:p>
+    <w:p>
+      <w:pPr>
+        <w:rPr>
+          <w:lang w:val="en-US"/>
+        </w:rPr>
+      </w:pPr>
+      <w:r>
+        <w:rPr>
+          <w:b/>
+        </w:rPr>
+        <w:t>Fig. 5</w:t>
+      </w:r>
+      <w:r>
+        <w:t xml:space="preserve"> and </w:t>
+      </w:r>
+      <w:r>
+        <w:rPr>
+          <w:b/>
+        </w:rPr>
+        <w:t>Fig.6</w:t>
+      </w:r>
+      <w:r>
+        <w:t xml:space="preserve"> visualize the performance of LTE-3+Euclidean </w:t>
+      </w:r>
+      <w:r>
+        <w:t xml:space="preserve">distance </w:t>
+      </w:r>
+      <w:r>
+        <w:t xml:space="preserve">and all-MiniLM-L12-v2+Euclidean </w:t>
+      </w:r>
+      <w:r>
+        <w:t xml:space="preserve">distance </w:t>
+      </w:r>
+      <w:r>
+        <w:t>by showing the distribution of Euclidean distances between each CTR tumor name and its closest mapped WHO term. Only the 1,044 and 1,118 CTR tumor names with ground truths from the WHO-5th and all editions, respectively, were included (</w:t>
+      </w:r>
+      <w:r>
+        <w:rPr>
+          <w:b/>
+        </w:rPr>
+        <w:t>Figs.</w:t>
+      </w:r>
+      <w:r>
+        <w:t xml:space="preserve"> </w:t>
+      </w:r>
+      <w:r>
+        <w:rPr>
+          <w:b/>
+        </w:rPr>
+        <w:t>5a/6a</w:t>
+      </w:r>
+      <w:r>
+        <w:t xml:space="preserve">: WHO-5th; </w:t>
+      </w:r>
+      <w:r>
+        <w:rPr>
+          <w:b/>
+        </w:rPr>
+        <w:t>Figs. 5b/6b</w:t>
+      </w:r>
+      <w:r>
+        <w:t xml:space="preserve">: WHO-all).  </w:t>
+      </w:r>
+      <w:r>
+        <w:rPr>
+          <w:lang w:val="en-US"/>
+        </w:rPr>
+        <w:t>For both models, correct mappings consistently showed lower median distances than incorrect ones, as expected.</w:t>
+      </w:r>
+    </w:p>
+    <w:p/>
+    <w:p>
+      <w:r>
+        <w:rPr>
+          <w:b/>
+        </w:rPr>
+        <w:t>Tables 3</w:t>
+      </w:r>
+      <w:r>
+        <w:t xml:space="preserve"> and </w:t>
+      </w:r>
+      <w:r>
+        <w:rPr>
+          <w:b/>
+        </w:rPr>
+        <w:t>4</w:t>
+      </w:r>
+      <w:r>
+        <w:t xml:space="preserve"> summarize the Euclidean distance statistics from </w:t>
+      </w:r>
+      <w:r>
+        <w:rPr>
+          <w:b/>
+        </w:rPr>
+        <w:t>Fig. 5</w:t>
+      </w:r>
+      <w:r>
+        <w:t xml:space="preserve"> and </w:t>
+      </w:r>
+      <w:r>
+        <w:rPr>
+          <w:b/>
+        </w:rPr>
+        <w:t>Fig</w:t>
+      </w:r>
+      <w:r>
+        <w:t>.</w:t>
+      </w:r>
+      <w:r>
+        <w:rPr>
+          <w:b/>
+        </w:rPr>
+        <w:t>6</w:t>
+      </w:r>
+      <w:r>
+        <w:t>, offering insights into using distance thresholds to assess standardization reliability in CANTOS. For example, using LTE-</w:t>
+      </w:r>
+      <w:r>
+        <w:lastRenderedPageBreak/>
+        <w:t xml:space="preserve">3+Euclidean </w:t>
+      </w:r>
+      <w:r>
+        <w:t xml:space="preserve">distance </w:t>
+      </w:r>
+      <w:r>
+        <w:t>against WHO-5th, the median distance for correct standardizations is 0.696, and 0.8408 for incorrect ones (</w:t>
+      </w:r>
+      <w:r>
+        <w:rPr>
+          <w:b/>
+        </w:rPr>
+        <w:t>Table 3</w:t>
+      </w:r>
+      <w:r>
+        <w:t xml:space="preserve">). Setting 0.696 as a reliability threshold would misclassify some incorrect mappings as reliable, as the minimum distance where incorrect mappings occur is 0.339. Conversely, using 0.339 as the reliability threshold would misclassify several correctly standardized tumor names as unreliable standardization. This observation highlights the limitations of thresholds based solely on Euclidean distance distributions for reliably distinguishing between correct and incorrect standardizations in CANTOS.  The lack of clear separation between the distribution of correct and incorrect mapping, as shown in </w:t>
+      </w:r>
+      <w:r>
+        <w:rPr>
+          <w:b/>
+        </w:rPr>
+        <w:t xml:space="preserve">Fig. 5 </w:t>
+      </w:r>
+      <w:r>
+        <w:t>and</w:t>
+      </w:r>
+      <w:r>
+        <w:rPr>
+          <w:b/>
+        </w:rPr>
+        <w:t xml:space="preserve"> Fig.6</w:t>
+      </w:r>
+      <w:r>
+        <w:t>, underscores the need for higher-quality text embeddings that would yield greater separation between class distributions. Such embeddings would consequently reduce the number of incorrect standardizations, thereby improving standardization accuracy.</w:t>
+      </w:r>
+    </w:p>
+    <w:p>
+      <w:pPr>
+        <w:rPr>
+          <w:lang w:val="en-US"/>
+        </w:rPr>
+      </w:pPr>
+    </w:p>
+    <w:p>
+      <w:r>
+        <w:rPr>
+          <w:lang w:val="en-US"/>
+        </w:rPr>
+        <w:t>Finally, we combined three top-performing methods with the lowest average pairwise mutual information (AMI) to maximize prediction diversity through majority voting. For WHO-5th, combining ADA-002 + AP, LTE-3 + K-means, and all-MiniLM-L12-v2 + Euclidean distance achieved 72.1% accuracy. For WHO-all, combining ADA-002 + K-means, LTE-3 + K-means, and all-MiniLM-L12-v2 + Euclidean distance achieved 71.4%. In contrast, combining all eleven high-accuracy methods resulted in lower accuracy: 44.2% (WHO-5th) and 48.4% (WHO-all).</w:t>
+      </w:r>
+    </w:p>
+    <w:p/>
+    <w:p>
+      <w:r>
+        <w:rPr>
+          <w:lang w:val="en-US"/>
+        </w:rPr>
+        <w:t xml:space="preserve">Ground truth annotations and standardization results for the 1,600 tumor names are provided in </w:t>
+      </w:r>
+      <w:r>
+        <w:rPr>
+          <w:b/>
+          <w:bCs/>
+          <w:lang w:val="en-US"/>
+        </w:rPr>
+        <w:t>Supplementary Tables ST11</w:t>
+      </w:r>
+      <w:r>
+        <w:rPr>
+          <w:lang w:val="en-US"/>
+        </w:rPr>
+        <w:t xml:space="preserve"> (WHO-all) and </w:t>
+      </w:r>
+      <w:r>
+        <w:rPr>
+          <w:b/>
+          <w:bCs/>
+          <w:lang w:val="en-US"/>
+        </w:rPr>
+        <w:t>ST12</w:t>
+      </w:r>
+      <w:r>
+        <w:rPr>
+          <w:lang w:val="en-US"/>
+        </w:rPr>
+        <w:t xml:space="preserve"> (WHO-5th). Standardized terms for all CTR tumor names are available in </w:t>
+      </w:r>
+      <w:r>
+        <w:rPr>
+          <w:b/>
+          <w:bCs/>
+          <w:lang w:val="en-US"/>
+        </w:rPr>
+        <w:t>Supplementary Tables ST13–ST16</w:t>
+      </w:r>
+      <w:r>
+        <w:rPr>
+          <w:lang w:val="en-US"/>
+        </w:rPr>
+        <w:t>.</w:t>
+      </w:r>
+    </w:p>
+    <w:p>
+      <w:pPr>
+        <w:ind w:left="0"/>
+      </w:pPr>
+    </w:p>
+    <w:p>
+      <w:pPr>
+        <w:rPr>
+          <w:b/>
+          <w:bCs/>
+          <w:color w:val="2A2A2A"/>
+          <w:sz w:val="32"/>
+          <w:szCs w:val="32"/>
+          <w:highlight w:val="white"/>
+        </w:rPr>
+      </w:pPr>
+      <w:r>
+        <w:rPr>
+          <w:b/>
+          <w:bCs/>
+          <w:sz w:val="32"/>
+          <w:szCs w:val="32"/>
           <w:highlight w:val="white"/>
         </w:rPr>
         <w:t>5. Discussion</w:t>
@@ -5997,6 +6051,7 @@
         <w:rPr>
           <w:highlight w:val="white"/>
         </w:rPr>
+        <w:lastRenderedPageBreak/>
         <w:t xml:space="preserve">When standardizing against either WHO-5th or WHO-all, methods based on text-embeddings generated from the models LTE-3, ADA-002, all-MiniLM-L12-v2, all-MiniLM-L6-v2, e5-large, all-mpnet-base-v2, and nomic achieved a minimum standardization accuracy of at least 60.2% and were consequently classified as high-accuracy methods. The highest standardization accuracy is obtained by the methods LTE-3+Euclidean </w:t>
       </w:r>
       <w:r>
@@ -6029,216 +6084,216 @@
         <w:rPr>
           <w:highlight w:val="white"/>
         </w:rPr>
-        <w:t xml:space="preserve"> was classified as both an intermediate and low-accuracy method as </w:t>
+        <w:t xml:space="preserve"> was classified as both an intermediate and low-accuracy method as its standardization accuracy was 51.7% against WHO-5th and 47.9% against WHO-all. The low-accuracy text-embedding methods were based on models such as Llama3.3_70B, Llama3.2_3B, Llama3.0, MedLlama2, MedLlama_13B, </w:t>
+      </w:r>
+      <w:proofErr w:type="spellStart"/>
+      <w:r>
+        <w:rPr>
+          <w:highlight w:val="white"/>
+        </w:rPr>
+        <w:t>BioBERT</w:t>
+      </w:r>
+      <w:proofErr w:type="spellEnd"/>
+      <w:r>
+        <w:rPr>
+          <w:highlight w:val="white"/>
+        </w:rPr>
+        <w:t xml:space="preserve">, </w:t>
+      </w:r>
+      <w:proofErr w:type="spellStart"/>
+      <w:r>
+        <w:rPr>
+          <w:highlight w:val="white"/>
+        </w:rPr>
+        <w:t>SciBERT</w:t>
+      </w:r>
+      <w:proofErr w:type="spellEnd"/>
+      <w:r>
+        <w:rPr>
+          <w:highlight w:val="white"/>
+        </w:rPr>
+        <w:t xml:space="preserve">, </w:t>
+      </w:r>
+      <w:proofErr w:type="spellStart"/>
+      <w:r>
+        <w:rPr>
+          <w:highlight w:val="white"/>
+        </w:rPr>
+        <w:t>PubMedBERT</w:t>
+      </w:r>
+      <w:proofErr w:type="spellEnd"/>
+      <w:r>
+        <w:rPr>
+          <w:highlight w:val="white"/>
+        </w:rPr>
+        <w:t xml:space="preserve">, </w:t>
+      </w:r>
+      <w:proofErr w:type="spellStart"/>
+      <w:r>
+        <w:rPr>
+          <w:highlight w:val="white"/>
+        </w:rPr>
+        <w:t>ModernBERT</w:t>
+      </w:r>
+      <w:proofErr w:type="spellEnd"/>
+      <w:r>
+        <w:rPr>
+          <w:highlight w:val="white"/>
+        </w:rPr>
+        <w:t xml:space="preserve">, Phi-4 and  DeepSeek_8B. The standardization accuracies of the low-accuracy models were either comparable or poorer compared to the text-matching methods. </w:t>
+      </w:r>
+    </w:p>
+    <w:p>
+      <w:pPr>
+        <w:rPr>
+          <w:highlight w:val="white"/>
+        </w:rPr>
+      </w:pPr>
+    </w:p>
+    <w:p>
+      <w:pPr>
+        <w:rPr>
+          <w:highlight w:val="white"/>
+        </w:rPr>
+      </w:pPr>
+      <w:r>
+        <w:rPr>
+          <w:highlight w:val="white"/>
+        </w:rPr>
+        <w:t xml:space="preserve">CANTOS standardizes CTR tumor names using either closest match or clustering approaches, applied to both text-matching and text-embedding methods. For text-embedding methods, we observed that </w:t>
+      </w:r>
+      <w:proofErr w:type="gramStart"/>
+      <w:r>
+        <w:rPr>
+          <w:highlight w:val="white"/>
+        </w:rPr>
+        <w:t>clustering based</w:t>
+      </w:r>
+      <w:proofErr w:type="gramEnd"/>
+      <w:r>
+        <w:rPr>
+          <w:highlight w:val="white"/>
+        </w:rPr>
+        <w:t xml:space="preserve"> approaches did not improve accuracy over their closest match counterparts. This was also the case for most text-matching methods, except for the method </w:t>
+      </w:r>
+      <w:proofErr w:type="spellStart"/>
+      <w:r>
+        <w:rPr>
+          <w:highlight w:val="white"/>
+        </w:rPr>
+        <w:t>cosine+AP</w:t>
+      </w:r>
+      <w:proofErr w:type="spellEnd"/>
+      <w:r>
+        <w:rPr>
+          <w:highlight w:val="white"/>
+        </w:rPr>
+        <w:t xml:space="preserve">  which had a marginally higher accuracy compared to cosine distance when standardized against WHO-5th (Table 2). Closest match methods are also simpler and faster, avoiding additional clustering steps such as cluster size analysis, or outlier detection.</w:t>
+      </w:r>
+    </w:p>
+    <w:p>
+      <w:pPr>
+        <w:rPr>
+          <w:highlight w:val="white"/>
+        </w:rPr>
+      </w:pPr>
+    </w:p>
+    <w:p>
+      <w:pPr>
+        <w:rPr>
+          <w:highlight w:val="white"/>
+        </w:rPr>
+      </w:pPr>
+      <w:r>
+        <w:rPr>
+          <w:highlight w:val="white"/>
+        </w:rPr>
+        <w:t xml:space="preserve">To improve standardization accuracy, we implemented a majority vote approach by selecting three methods classified as high-accuracy methods. We selected the methods based on lowest AMI  to maximize prediction diversity. Since only 11 methods were classified as high accuracy for both WHO-5th and WHO-all, there were a total of 165  (11C3) three-method combinations for either WHO editions. The combination of methods that had the lowest AMI  for WHO-5th included ADA-002+AP, LTE-3+K-means, and all-MiniLM-L12-v2+Euclidean </w:t>
+      </w:r>
+      <w:r>
+        <w:t xml:space="preserve">distance </w:t>
+      </w:r>
+      <w:r>
+        <w:rPr>
+          <w:highlight w:val="white"/>
+        </w:rPr>
+        <w:t xml:space="preserve">and achieved 72.1% accuracy. Whereas for WHO-all, it was the combination of ADA-002+K-means, LTE-3+K-means, and all-MiniLM-L12-v2+Euclidean </w:t>
+      </w:r>
+      <w:r>
+        <w:t xml:space="preserve">distance </w:t>
+      </w:r>
+      <w:r>
+        <w:rPr>
+          <w:highlight w:val="white"/>
+        </w:rPr>
+        <w:t xml:space="preserve">which achieved 71.4% accuracy. These majority </w:t>
+      </w:r>
+      <w:proofErr w:type="gramStart"/>
+      <w:r>
+        <w:rPr>
+          <w:highlight w:val="white"/>
+        </w:rPr>
+        <w:t>vote based</w:t>
+      </w:r>
+      <w:proofErr w:type="gramEnd"/>
+      <w:r>
+        <w:rPr>
+          <w:highlight w:val="white"/>
+        </w:rPr>
+        <w:t xml:space="preserve"> methods outperformed the top individual methods by ~4% (WHO-5th, +41 terms) and ~2% (WHO-all, +22 terms) on the subset of 1,600 CTR tumor names with a ground truth in the WHO system. While the standardization accuracy of the selected combination of methods for majority vote improved for both the WHO-5th and WHO-all for this subset</w:t>
+      </w:r>
+      <w:r>
+        <w:rPr>
+          <w:color w:val="2A2A2A"/>
+        </w:rPr>
+        <w:t xml:space="preserve"> </w:t>
+      </w:r>
+      <w:r>
+        <w:rPr>
+          <w:highlight w:val="white"/>
+        </w:rPr>
+        <w:t xml:space="preserve">of CTR tumor names, this improvement may not generalize on a different subset of tumor names from the CTR. When all eleven methods were used for majority voting, accuracy reduced to 44.2% (WHO-5th) and 48.4% (WHO-all), demonstrating the benefit of mutual information-based selection for boosting accuracy. </w:t>
+      </w:r>
+    </w:p>
+    <w:p>
+      <w:pPr>
+        <w:rPr>
+          <w:highlight w:val="white"/>
+        </w:rPr>
+      </w:pPr>
+    </w:p>
+    <w:p>
+      <w:pPr>
+        <w:rPr>
+          <w:highlight w:val="white"/>
+        </w:rPr>
+      </w:pPr>
+      <w:r>
+        <w:rPr>
+          <w:highlight w:val="white"/>
+        </w:rPr>
+        <w:t xml:space="preserve">The CANTOS pipeline is adaptable for standardizing biomedical nomenclature across various systems beyond the WHO system and </w:t>
+      </w:r>
+      <w:proofErr w:type="spellStart"/>
+      <w:r>
+        <w:rPr>
+          <w:highlight w:val="white"/>
+        </w:rPr>
+        <w:t>NCIt</w:t>
+      </w:r>
+      <w:proofErr w:type="spellEnd"/>
+      <w:r>
+        <w:rPr>
+          <w:highlight w:val="white"/>
+        </w:rPr>
+        <w:t xml:space="preserve">. It can be extended to work with other ontologies such as </w:t>
       </w:r>
       <w:r>
         <w:rPr>
           <w:highlight w:val="white"/>
         </w:rPr>
         <w:lastRenderedPageBreak/>
-        <w:t xml:space="preserve">its standardization accuracy was 51.7% against WHO-5th and 47.9% against WHO-all. The low-accuracy text-embedding methods were based on models such as Llama3.3_70B, Llama3.2_3B, Llama3.0, MedLlama2, MedLlama_13B, </w:t>
-      </w:r>
-      <w:proofErr w:type="spellStart"/>
-      <w:r>
-        <w:rPr>
-          <w:highlight w:val="white"/>
-        </w:rPr>
-        <w:t>BioBERT</w:t>
-      </w:r>
-      <w:proofErr w:type="spellEnd"/>
-      <w:r>
-        <w:rPr>
-          <w:highlight w:val="white"/>
-        </w:rPr>
-        <w:t xml:space="preserve">, </w:t>
-      </w:r>
-      <w:proofErr w:type="spellStart"/>
-      <w:r>
-        <w:rPr>
-          <w:highlight w:val="white"/>
-        </w:rPr>
-        <w:t>SciBERT</w:t>
-      </w:r>
-      <w:proofErr w:type="spellEnd"/>
-      <w:r>
-        <w:rPr>
-          <w:highlight w:val="white"/>
-        </w:rPr>
-        <w:t xml:space="preserve">, </w:t>
-      </w:r>
-      <w:proofErr w:type="spellStart"/>
-      <w:r>
-        <w:rPr>
-          <w:highlight w:val="white"/>
-        </w:rPr>
-        <w:t>PubMedBERT</w:t>
-      </w:r>
-      <w:proofErr w:type="spellEnd"/>
-      <w:r>
-        <w:rPr>
-          <w:highlight w:val="white"/>
-        </w:rPr>
-        <w:t xml:space="preserve">, </w:t>
-      </w:r>
-      <w:proofErr w:type="spellStart"/>
-      <w:r>
-        <w:rPr>
-          <w:highlight w:val="white"/>
-        </w:rPr>
-        <w:t>ModernBERT</w:t>
-      </w:r>
-      <w:proofErr w:type="spellEnd"/>
-      <w:r>
-        <w:rPr>
-          <w:highlight w:val="white"/>
-        </w:rPr>
-        <w:t xml:space="preserve">, Phi-4 and  DeepSeek_8B. The standardization accuracies of the low-accuracy models were either comparable or poorer compared to the text-matching methods. </w:t>
-      </w:r>
-    </w:p>
-    <w:p>
-      <w:pPr>
-        <w:rPr>
-          <w:highlight w:val="white"/>
-        </w:rPr>
-      </w:pPr>
-    </w:p>
-    <w:p>
-      <w:pPr>
-        <w:rPr>
-          <w:highlight w:val="white"/>
-        </w:rPr>
-      </w:pPr>
-      <w:r>
-        <w:rPr>
-          <w:highlight w:val="white"/>
-        </w:rPr>
-        <w:t xml:space="preserve">CANTOS standardizes CTR tumor names using either closest match or clustering approaches, applied to both text-matching and text-embedding methods. For text-embedding methods, we observed that </w:t>
-      </w:r>
-      <w:proofErr w:type="gramStart"/>
-      <w:r>
-        <w:rPr>
-          <w:highlight w:val="white"/>
-        </w:rPr>
-        <w:t>clustering based</w:t>
-      </w:r>
-      <w:proofErr w:type="gramEnd"/>
-      <w:r>
-        <w:rPr>
-          <w:highlight w:val="white"/>
-        </w:rPr>
-        <w:t xml:space="preserve"> approaches did not improve accuracy over their closest match counterparts. This was also the case for most text-matching methods, except for the method </w:t>
-      </w:r>
-      <w:proofErr w:type="spellStart"/>
-      <w:r>
-        <w:rPr>
-          <w:highlight w:val="white"/>
-        </w:rPr>
-        <w:t>cosine+AP</w:t>
-      </w:r>
-      <w:proofErr w:type="spellEnd"/>
-      <w:r>
-        <w:rPr>
-          <w:highlight w:val="white"/>
-        </w:rPr>
-        <w:t xml:space="preserve">  which had a marginally higher accuracy compared to cosine distance when standardized against WHO-5th (Table 2). Closest match methods are also simpler and faster, avoiding additional clustering steps such as cluster size analysis, or outlier detection.</w:t>
-      </w:r>
-    </w:p>
-    <w:p>
-      <w:pPr>
-        <w:rPr>
-          <w:highlight w:val="white"/>
-        </w:rPr>
-      </w:pPr>
-    </w:p>
-    <w:p>
-      <w:pPr>
-        <w:rPr>
-          <w:highlight w:val="white"/>
-        </w:rPr>
-      </w:pPr>
-      <w:r>
-        <w:rPr>
-          <w:highlight w:val="white"/>
-        </w:rPr>
-        <w:t xml:space="preserve">To improve standardization accuracy, we implemented a majority vote approach by selecting three methods classified as high-accuracy methods. We selected the methods based on lowest AMI  to maximize prediction diversity. Since only 11 methods were classified as high accuracy for both WHO-5th and WHO-all, there were a total of 165  (11C3) three-method combinations for either WHO editions. The combination of methods that had the lowest AMI  for WHO-5th included ADA-002+AP, LTE-3+K-means, and all-MiniLM-L12-v2+Euclidean </w:t>
-      </w:r>
-      <w:r>
-        <w:t xml:space="preserve">distance </w:t>
-      </w:r>
-      <w:r>
-        <w:rPr>
-          <w:highlight w:val="white"/>
-        </w:rPr>
-        <w:t xml:space="preserve">and achieved 72.1% accuracy. Whereas for WHO-all, it was the combination of ADA-002+K-means, LTE-3+K-means, and all-MiniLM-L12-v2+Euclidean </w:t>
-      </w:r>
-      <w:r>
-        <w:t xml:space="preserve">distance </w:t>
-      </w:r>
-      <w:r>
-        <w:rPr>
-          <w:highlight w:val="white"/>
-        </w:rPr>
-        <w:t xml:space="preserve">which achieved 71.4% accuracy. These majority </w:t>
-      </w:r>
-      <w:proofErr w:type="gramStart"/>
-      <w:r>
-        <w:rPr>
-          <w:highlight w:val="white"/>
-        </w:rPr>
-        <w:t>vote based</w:t>
-      </w:r>
-      <w:proofErr w:type="gramEnd"/>
-      <w:r>
-        <w:rPr>
-          <w:highlight w:val="white"/>
-        </w:rPr>
-        <w:t xml:space="preserve"> methods outperformed the top individual methods by ~4% (WHO-5th, +41 terms) and ~2% (WHO-all, +22 terms) on the subset of 1,600 CTR tumor names with a ground truth in the WHO system. While the standardization accuracy of the selected combination of methods for majority vote improved for both the WHO-5th and WHO-all for this subset</w:t>
-      </w:r>
-      <w:r>
-        <w:rPr>
-          <w:color w:val="2A2A2A"/>
-        </w:rPr>
-        <w:t xml:space="preserve"> </w:t>
-      </w:r>
-      <w:r>
-        <w:rPr>
-          <w:highlight w:val="white"/>
-        </w:rPr>
-        <w:t xml:space="preserve">of CTR tumor names, this improvement may not generalize on a different subset of tumor names from the CTR. When all eleven methods were used for majority voting, accuracy reduced to 44.2% (WHO-5th) and 48.4% (WHO-all), demonstrating the benefit of mutual information-based selection for boosting accuracy. </w:t>
-      </w:r>
-    </w:p>
-    <w:p>
-      <w:pPr>
-        <w:rPr>
-          <w:highlight w:val="white"/>
-        </w:rPr>
-      </w:pPr>
-    </w:p>
-    <w:p>
-      <w:pPr>
-        <w:rPr>
-          <w:highlight w:val="white"/>
-        </w:rPr>
-      </w:pPr>
-      <w:r>
-        <w:rPr>
-          <w:highlight w:val="white"/>
-        </w:rPr>
-        <w:t xml:space="preserve">The CANTOS pipeline is adaptable for standardizing biomedical nomenclature across various systems beyond the WHO system and </w:t>
-      </w:r>
-      <w:proofErr w:type="spellStart"/>
-      <w:r>
-        <w:rPr>
-          <w:highlight w:val="white"/>
-        </w:rPr>
-        <w:t>NCIt</w:t>
-      </w:r>
-      <w:proofErr w:type="spellEnd"/>
-      <w:r>
-        <w:rPr>
-          <w:highlight w:val="white"/>
-        </w:rPr>
-        <w:t>. It can be extended to work with other ontologies such as MONDO</w:t>
+        <w:t>MONDO</w:t>
       </w:r>
       <w:hyperlink r:id="rId105">
         <w:r>
@@ -6403,143 +6458,6 @@
         <w:rPr>
           <w:b/>
           <w:bCs/>
-          <w:highlight w:val="white"/>
-        </w:rPr>
-      </w:pPr>
-    </w:p>
-    <w:p>
-      <w:pPr>
-        <w:rPr>
-          <w:b/>
-          <w:bCs/>
-          <w:highlight w:val="white"/>
-        </w:rPr>
-      </w:pPr>
-      <w:r>
-        <w:rPr>
-          <w:b/>
-          <w:bCs/>
-          <w:highlight w:val="white"/>
-        </w:rPr>
-        <w:t>5.1 Limitations of the study</w:t>
-      </w:r>
-    </w:p>
-    <w:p>
-      <w:pPr>
-        <w:rPr>
-          <w:highlight w:val="white"/>
-        </w:rPr>
-      </w:pPr>
-      <w:r>
-        <w:rPr>
-          <w:highlight w:val="white"/>
-        </w:rPr>
-        <w:t xml:space="preserve">As more CTR </w:t>
-      </w:r>
-      <w:r>
-        <w:rPr>
-          <w:highlight w:val="white"/>
-        </w:rPr>
-        <w:t>disease</w:t>
-      </w:r>
-      <w:r>
-        <w:rPr>
-          <w:highlight w:val="white"/>
-        </w:rPr>
-        <w:t xml:space="preserve"> names are </w:t>
-      </w:r>
-      <w:r>
-        <w:rPr>
-          <w:highlight w:val="white"/>
-        </w:rPr>
-        <w:t xml:space="preserve">expertly </w:t>
-      </w:r>
-      <w:r>
-        <w:rPr>
-          <w:highlight w:val="white"/>
-        </w:rPr>
-        <w:t xml:space="preserve">annotated, accuracy estimates will improve. However, expert annotation is time-intensive, and CANTOS would require rerunning and revalidating as CTR is updated. CANTOS also faces computational challenges, including the cost of generating and storing embeddings. Some biomedical models (e.g., </w:t>
-      </w:r>
-      <w:proofErr w:type="spellStart"/>
-      <w:r>
-        <w:rPr>
-          <w:highlight w:val="white"/>
-        </w:rPr>
-        <w:t>MedLlama</w:t>
-      </w:r>
-      <w:proofErr w:type="spellEnd"/>
-      <w:r>
-        <w:rPr>
-          <w:highlight w:val="white"/>
-        </w:rPr>
-        <w:t xml:space="preserve">, </w:t>
-      </w:r>
-      <w:proofErr w:type="spellStart"/>
-      <w:r>
-        <w:rPr>
-          <w:highlight w:val="white"/>
-        </w:rPr>
-        <w:t>PubMedBERT</w:t>
-      </w:r>
-      <w:proofErr w:type="spellEnd"/>
-      <w:r>
-        <w:rPr>
-          <w:highlight w:val="white"/>
-        </w:rPr>
-        <w:t xml:space="preserve">, </w:t>
-      </w:r>
-      <w:proofErr w:type="spellStart"/>
-      <w:r>
-        <w:rPr>
-          <w:highlight w:val="white"/>
-        </w:rPr>
-        <w:t>SciBERT</w:t>
-      </w:r>
-      <w:proofErr w:type="spellEnd"/>
-      <w:r>
-        <w:rPr>
-          <w:highlight w:val="white"/>
-        </w:rPr>
-        <w:t>) underperformed, suggesting that domain-specific models may lack generalization power due to narrow scope or insufficient training data. Embedding quality depends on model architecture, training corpus, and dimensionality. Future improvements may come from LLMs fine-tuned on rich, tumor-specific datasets</w:t>
-      </w:r>
-      <w:r>
-        <w:t xml:space="preserve"> </w:t>
-      </w:r>
-      <w:hyperlink r:id="rId112">
-        <w:r>
-          <w:rPr>
-            <w:color w:val="000000"/>
-          </w:rPr>
-          <w:t>(</w:t>
-        </w:r>
-      </w:hyperlink>
-      <w:hyperlink r:id="rId113">
-        <w:r>
-          <w:rPr>
-            <w:i/>
-            <w:color w:val="000000"/>
-          </w:rPr>
-          <w:t>Stanford CRFM</w:t>
-        </w:r>
-      </w:hyperlink>
-      <w:hyperlink r:id="rId114">
-        <w:r>
-          <w:rPr>
-            <w:color w:val="000000"/>
-          </w:rPr>
-          <w:t>, 2022)</w:t>
-        </w:r>
-      </w:hyperlink>
-      <w:r>
-        <w:rPr>
-          <w:highlight w:val="white"/>
-        </w:rPr>
-        <w:t xml:space="preserve"> . LLMs/transformer models may also reflect training biases and are not error-free; CANTOS is intended for research use only and should not inform clinical decisions.</w:t>
-      </w:r>
-    </w:p>
-    <w:p>
-      <w:pPr>
-        <w:rPr>
           <w:highlight w:val="white"/>
         </w:rPr>
       </w:pPr>
@@ -6551,6 +6469,7 @@
           <w:bCs/>
           <w:sz w:val="28"/>
           <w:szCs w:val="28"/>
+          <w:highlight w:val="white"/>
         </w:rPr>
       </w:pPr>
       <w:r>
@@ -6559,24 +6478,164 @@
           <w:bCs/>
           <w:sz w:val="28"/>
           <w:szCs w:val="28"/>
-        </w:rPr>
-        <w:t>6.</w:t>
-      </w:r>
-      <w:r>
+          <w:highlight w:val="white"/>
+        </w:rPr>
+        <w:t>5.1 Limitations of the study</w:t>
+      </w:r>
+    </w:p>
+    <w:p>
+      <w:pPr>
+        <w:rPr>
+          <w:highlight w:val="white"/>
+        </w:rPr>
+      </w:pPr>
+      <w:r>
+        <w:rPr>
+          <w:highlight w:val="white"/>
+        </w:rPr>
+        <w:t xml:space="preserve">As more CTR </w:t>
+      </w:r>
+      <w:r>
+        <w:rPr>
+          <w:highlight w:val="white"/>
+        </w:rPr>
+        <w:t>disease</w:t>
+      </w:r>
+      <w:r>
+        <w:rPr>
+          <w:highlight w:val="white"/>
+        </w:rPr>
+        <w:t xml:space="preserve"> names are </w:t>
+      </w:r>
+      <w:r>
+        <w:rPr>
+          <w:highlight w:val="white"/>
+        </w:rPr>
+        <w:t xml:space="preserve">expertly </w:t>
+      </w:r>
+      <w:r>
+        <w:rPr>
+          <w:highlight w:val="white"/>
+        </w:rPr>
+        <w:t xml:space="preserve">annotated, accuracy estimates will improve. However, expert annotation is time-intensive, and CANTOS would require rerunning and revalidating as CTR is updated. CANTOS also faces computational challenges, including the cost of generating and storing embeddings. Some biomedical models (e.g., </w:t>
+      </w:r>
+      <w:proofErr w:type="spellStart"/>
+      <w:r>
+        <w:rPr>
+          <w:highlight w:val="white"/>
+        </w:rPr>
+        <w:t>MedLlama</w:t>
+      </w:r>
+      <w:proofErr w:type="spellEnd"/>
+      <w:r>
+        <w:rPr>
+          <w:highlight w:val="white"/>
+        </w:rPr>
+        <w:t xml:space="preserve">, </w:t>
+      </w:r>
+      <w:proofErr w:type="spellStart"/>
+      <w:r>
+        <w:rPr>
+          <w:highlight w:val="white"/>
+        </w:rPr>
+        <w:t>PubMedBERT</w:t>
+      </w:r>
+      <w:proofErr w:type="spellEnd"/>
+      <w:r>
+        <w:rPr>
+          <w:highlight w:val="white"/>
+        </w:rPr>
+        <w:t xml:space="preserve">, </w:t>
+      </w:r>
+      <w:proofErr w:type="spellStart"/>
+      <w:r>
+        <w:rPr>
+          <w:highlight w:val="white"/>
+        </w:rPr>
+        <w:t>SciBERT</w:t>
+      </w:r>
+      <w:proofErr w:type="spellEnd"/>
+      <w:r>
+        <w:rPr>
+          <w:highlight w:val="white"/>
+        </w:rPr>
+        <w:t>) underperformed, suggesting that domain-specific models may lack generalization power due to narrow scope or insufficient training data. Embedding quality depends on model architecture, training corpus, and dimensionality. Future improvements may come from LLMs fine-tuned on rich, tumor-specific datasets</w:t>
+      </w:r>
+      <w:r>
+        <w:t xml:space="preserve"> </w:t>
+      </w:r>
+      <w:hyperlink r:id="rId112">
+        <w:r>
+          <w:rPr>
+            <w:color w:val="000000"/>
+          </w:rPr>
+          <w:t>(</w:t>
+        </w:r>
+      </w:hyperlink>
+      <w:hyperlink r:id="rId113">
+        <w:r>
+          <w:rPr>
+            <w:i/>
+            <w:color w:val="000000"/>
+          </w:rPr>
+          <w:t>Stanford CRFM</w:t>
+        </w:r>
+      </w:hyperlink>
+      <w:hyperlink r:id="rId114">
+        <w:r>
+          <w:rPr>
+            <w:color w:val="000000"/>
+          </w:rPr>
+          <w:t>, 2022)</w:t>
+        </w:r>
+      </w:hyperlink>
+      <w:r>
+        <w:rPr>
+          <w:highlight w:val="white"/>
+        </w:rPr>
+        <w:t xml:space="preserve"> . LLMs/transformer models may also reflect training biases and are not error-free; CANTOS is intended for research use only and should not inform clinical decisions.</w:t>
+      </w:r>
+    </w:p>
+    <w:p>
+      <w:pPr>
+        <w:rPr>
+          <w:highlight w:val="white"/>
+        </w:rPr>
+      </w:pPr>
+    </w:p>
+    <w:p>
+      <w:pPr>
         <w:rPr>
           <w:b/>
           <w:bCs/>
-          <w:sz w:val="28"/>
-          <w:szCs w:val="28"/>
-        </w:rPr>
-        <w:t xml:space="preserve"> </w:t>
-      </w:r>
+          <w:sz w:val="32"/>
+          <w:szCs w:val="32"/>
+        </w:rPr>
+      </w:pPr>
       <w:r>
         <w:rPr>
           <w:b/>
           <w:bCs/>
-          <w:sz w:val="28"/>
-          <w:szCs w:val="28"/>
+          <w:sz w:val="32"/>
+          <w:szCs w:val="32"/>
+        </w:rPr>
+        <w:t>6.</w:t>
+      </w:r>
+      <w:r>
+        <w:rPr>
+          <w:b/>
+          <w:bCs/>
+          <w:sz w:val="32"/>
+          <w:szCs w:val="32"/>
+        </w:rPr>
+        <w:t xml:space="preserve"> </w:t>
+      </w:r>
+      <w:r>
+        <w:rPr>
+          <w:b/>
+          <w:bCs/>
+          <w:sz w:val="32"/>
+          <w:szCs w:val="32"/>
         </w:rPr>
         <w:t>Conclusion</w:t>
       </w:r>
@@ -6676,6 +6735,7 @@
           <w:bCs/>
           <w:lang w:val="en-US"/>
         </w:rPr>
+        <w:lastRenderedPageBreak/>
         <w:t>CRediT</w:t>
       </w:r>
       <w:proofErr w:type="spellEnd"/>
@@ -6907,14 +6967,7 @@
         <w:rPr>
           <w:highlight w:val="white"/>
         </w:rPr>
-        <w:t xml:space="preserve">Formal Analysis, </w:t>
-      </w:r>
-      <w:r>
-        <w:rPr>
-          <w:highlight w:val="white"/>
-        </w:rPr>
-        <w:lastRenderedPageBreak/>
-        <w:t xml:space="preserve">Investigation, Methodology, Conceptualization, Project </w:t>
+        <w:t xml:space="preserve">Formal Analysis, Investigation, Methodology, Conceptualization, Project </w:t>
       </w:r>
       <w:proofErr w:type="spellStart"/>
       <w:proofErr w:type="gramStart"/>
@@ -7316,15 +7369,15 @@
       <w:pPr>
         <w:rPr>
           <w:b/>
-          <w:sz w:val="28"/>
-          <w:szCs w:val="28"/>
+          <w:sz w:val="32"/>
+          <w:szCs w:val="32"/>
         </w:rPr>
       </w:pPr>
       <w:r>
         <w:rPr>
           <w:b/>
-          <w:sz w:val="28"/>
-          <w:szCs w:val="28"/>
+          <w:sz w:val="32"/>
+          <w:szCs w:val="32"/>
         </w:rPr>
         <w:lastRenderedPageBreak/>
         <w:t>References</w:t>
@@ -14784,8 +14837,16 @@
     <w:p>
       <w:pPr>
         <w:pStyle w:val="Heading2"/>
-      </w:pPr>
-      <w:r>
+        <w:rPr>
+          <w:b/>
+          <w:bCs/>
+        </w:rPr>
+      </w:pPr>
+      <w:r>
+        <w:rPr>
+          <w:b/>
+          <w:bCs/>
+        </w:rPr>
         <w:lastRenderedPageBreak/>
         <w:t>TABLES</w:t>
       </w:r>
@@ -25902,11 +25963,15 @@
       <w:pPr>
         <w:pStyle w:val="Heading2"/>
         <w:rPr>
-          <w:highlight w:val="white"/>
-        </w:rPr>
-      </w:pPr>
-      <w:r>
-        <w:rPr>
+          <w:b/>
+          <w:bCs/>
+          <w:highlight w:val="white"/>
+        </w:rPr>
+      </w:pPr>
+      <w:r>
+        <w:rPr>
+          <w:b/>
+          <w:bCs/>
           <w:highlight w:val="white"/>
         </w:rPr>
         <w:lastRenderedPageBreak/>
@@ -25919,13 +25984,6 @@
           <w:highlight w:val="white"/>
         </w:rPr>
       </w:pPr>
-    </w:p>
-    <w:p>
-      <w:pPr>
-        <w:rPr>
-          <w:highlight w:val="white"/>
-        </w:rPr>
-      </w:pPr>
       <w:r>
         <w:rPr>
           <w:b/>
@@ -25955,6 +26013,7 @@
     </w:p>
     <w:p>
       <w:pPr>
+        <w:jc w:val="center"/>
         <w:sectPr>
           <w:pgSz w:w="15840" w:h="12240" w:orient="landscape"/>
           <w:pgMar w:top="1440" w:right="1440" w:bottom="1440" w:left="1267" w:header="720" w:footer="720" w:gutter="0"/>
@@ -25966,10 +26025,9 @@
           <w:noProof/>
           <w:highlight w:val="white"/>
         </w:rPr>
-        <w:lastRenderedPageBreak/>
         <w:drawing>
-          <wp:inline distT="114300" distB="114300" distL="114300" distR="114300" wp14:anchorId="60A9B754" wp14:editId="69EAE967">
-            <wp:extent cx="7217045" cy="4254901"/>
+          <wp:inline distT="114300" distB="114300" distL="114300" distR="114300" wp14:anchorId="60A9B754" wp14:editId="793B2B0A">
+            <wp:extent cx="7327900" cy="4038600"/>
             <wp:effectExtent l="0" t="0" r="0" b="0"/>
             <wp:docPr id="5" name="image3.png"/>
             <wp:cNvGraphicFramePr/>
@@ -25990,7 +26048,7 @@
                   <pic:spPr>
                     <a:xfrm>
                       <a:off x="0" y="0"/>
-                      <a:ext cx="7217045" cy="4254901"/>
+                      <a:ext cx="7334746" cy="4042373"/>
                     </a:xfrm>
                     <a:prstGeom prst="rect">
                       <a:avLst/>
@@ -26027,6 +26085,7 @@
     <w:p/>
     <w:p>
       <w:pPr>
+        <w:jc w:val="center"/>
         <w:sectPr>
           <w:pgSz w:w="12240" w:h="15840"/>
           <w:pgMar w:top="1440" w:right="1440" w:bottom="1440" w:left="1267" w:header="720" w:footer="720" w:gutter="0"/>
@@ -26114,6 +26173,9 @@
     </w:p>
     <w:p/>
     <w:p>
+      <w:pPr>
+        <w:jc w:val="center"/>
+      </w:pPr>
       <w:r>
         <w:rPr>
           <w:noProof/>
@@ -26238,6 +26300,7 @@
     </w:p>
     <w:p>
       <w:pPr>
+        <w:jc w:val="center"/>
         <w:rPr>
           <w:sz w:val="28"/>
           <w:szCs w:val="28"/>
@@ -26337,6 +26400,7 @@
     </w:p>
     <w:p>
       <w:pPr>
+        <w:jc w:val="center"/>
         <w:rPr>
           <w:highlight w:val="white"/>
         </w:rPr>
@@ -26435,6 +26499,7 @@
     </w:p>
     <w:p>
       <w:pPr>
+        <w:jc w:val="center"/>
         <w:sectPr>
           <w:pgSz w:w="15840" w:h="12240" w:orient="landscape"/>
           <w:pgMar w:top="1440" w:right="1440" w:bottom="1440" w:left="1267" w:header="720" w:footer="720" w:gutter="0"/>
@@ -26489,15 +26554,19 @@
         <w:rPr>
           <w:b/>
           <w:bCs/>
+          <w:sz w:val="32"/>
+          <w:szCs w:val="32"/>
         </w:rPr>
       </w:pPr>
       <w:r>
         <w:rPr>
           <w:b/>
           <w:bCs/>
+          <w:sz w:val="32"/>
+          <w:szCs w:val="32"/>
         </w:rPr>
         <w:lastRenderedPageBreak/>
-        <w:t>Supplementary Data</w:t>
+        <w:t>SUPPLEMENTARY DATA</w:t>
       </w:r>
     </w:p>
     <w:p/>
@@ -26506,12 +26575,16 @@
         <w:rPr>
           <w:b/>
           <w:bCs/>
+          <w:sz w:val="28"/>
+          <w:szCs w:val="28"/>
         </w:rPr>
       </w:pPr>
       <w:r>
         <w:rPr>
           <w:b/>
           <w:bCs/>
+          <w:sz w:val="28"/>
+          <w:szCs w:val="28"/>
         </w:rPr>
         <w:t>Figures</w:t>
       </w:r>
@@ -26560,7 +26633,21 @@
     </w:p>
     <w:p/>
     <w:p>
-      <w:r>
+      <w:pPr>
+        <w:rPr>
+          <w:b/>
+          <w:bCs/>
+          <w:sz w:val="28"/>
+          <w:szCs w:val="28"/>
+        </w:rPr>
+      </w:pPr>
+      <w:r>
+        <w:rPr>
+          <w:b/>
+          <w:bCs/>
+          <w:sz w:val="28"/>
+          <w:szCs w:val="28"/>
+        </w:rPr>
         <w:t>Tables</w:t>
       </w:r>
     </w:p>
@@ -26867,7 +26954,21 @@
     </w:p>
     <w:p/>
     <w:p>
-      <w:r>
+      <w:pPr>
+        <w:rPr>
+          <w:b/>
+          <w:bCs/>
+          <w:sz w:val="28"/>
+          <w:szCs w:val="28"/>
+        </w:rPr>
+      </w:pPr>
+      <w:r>
+        <w:rPr>
+          <w:b/>
+          <w:bCs/>
+          <w:sz w:val="28"/>
+          <w:szCs w:val="28"/>
+        </w:rPr>
         <w:t xml:space="preserve">Documents </w:t>
       </w:r>
     </w:p>

--- a/Paper/MLWA/Corrections/MLWA_Manuscript_12May25.docx
+++ b/Paper/MLWA/Corrections/MLWA_Manuscript_12May25.docx
@@ -1687,9 +1687,15 @@
     <w:p>
       <w:r>
         <w:rPr>
+          <w:b/>
+        </w:rPr>
+        <w:t>Phase 1:</w:t>
+      </w:r>
+      <w:r>
+        <w:rPr>
           <w:bCs/>
         </w:rPr>
-        <w:t>Phase 1: CANTOS</w:t>
+        <w:t xml:space="preserve"> CANTOS</w:t>
       </w:r>
       <w:r>
         <w:t xml:space="preserve"> filtered condition names linked to therapeutic agents by joining conditions and intervention files via the </w:t>
@@ -1742,9 +1748,15 @@
     <w:p>
       <w:r>
         <w:rPr>
+          <w:b/>
+        </w:rPr>
+        <w:t>Phase 2</w:t>
+      </w:r>
+      <w:r>
+        <w:rPr>
           <w:bCs/>
         </w:rPr>
-        <w:t>Phase 2: CANTOS</w:t>
+        <w:t>: CANTOS</w:t>
       </w:r>
       <w:r>
         <w:t xml:space="preserve"> identified tumors among these condition names using two independent protocols: (1) checking if a condition name contained a tumor keywords listed in </w:t>
@@ -1803,9 +1815,15 @@
       </w:pPr>
       <w:r>
         <w:rPr>
+          <w:b/>
+        </w:rPr>
+        <w:t>Phase 3:</w:t>
+      </w:r>
+      <w:r>
+        <w:rPr>
           <w:bCs/>
         </w:rPr>
-        <w:t>Phase 3: Using the</w:t>
+        <w:t xml:space="preserve"> Using the</w:t>
       </w:r>
       <w:r>
         <w:t xml:space="preserve"> identified tumors, CANTOS flagged them as pediatric or adult tumors by applying a fuzzy </w:t>
@@ -7475,33 +7493,528 @@
     <w:p>
       <w:pPr>
         <w:spacing w:after="60" w:line="240" w:lineRule="auto"/>
+      </w:pPr>
+      <w:hyperlink r:id="rId131" w:history="1">
+        <w:r>
+          <w:t>all-MiniLM-L6-v2</w:t>
+        </w:r>
+      </w:hyperlink>
+      <w:hyperlink r:id="rId132">
+        <w:r>
+          <w:t xml:space="preserve">. (2022). Hugging Face. </w:t>
+        </w:r>
+      </w:hyperlink>
+      <w:hyperlink r:id="rId133">
+        <w:r>
+          <w:t>https://huggingface.co/sentence-transformers/all-MiniLM-L6-v2</w:t>
+        </w:r>
+      </w:hyperlink>
+    </w:p>
+    <w:p>
+      <w:pPr>
+        <w:spacing w:after="60" w:line="240" w:lineRule="auto"/>
+      </w:pPr>
+    </w:p>
+    <w:p>
+      <w:pPr>
+        <w:spacing w:after="60" w:line="240" w:lineRule="auto"/>
+      </w:pPr>
+      <w:hyperlink r:id="rId134" w:history="1">
+        <w:r>
+          <w:t>all-MiniLM-L12-v2</w:t>
+        </w:r>
+      </w:hyperlink>
+      <w:hyperlink r:id="rId135">
+        <w:r>
+          <w:t xml:space="preserve">. (2022). Hugging Face. </w:t>
+        </w:r>
+      </w:hyperlink>
+      <w:hyperlink r:id="rId136">
+        <w:r>
+          <w:t>https://huggingface.co/s</w:t>
+        </w:r>
+        <w:r>
+          <w:t>e</w:t>
+        </w:r>
+        <w:r>
+          <w:t>ntence-transformers/all-MiniLM-L12-v2</w:t>
+        </w:r>
+      </w:hyperlink>
+    </w:p>
+    <w:p>
+      <w:pPr>
+        <w:spacing w:after="60" w:line="240" w:lineRule="auto"/>
+      </w:pPr>
+    </w:p>
+    <w:p>
+      <w:pPr>
+        <w:spacing w:after="60" w:line="240" w:lineRule="auto"/>
+      </w:pPr>
+      <w:hyperlink r:id="rId137" w:history="1">
+        <w:r>
+          <w:t>all-mpnet-base-v2</w:t>
+        </w:r>
+      </w:hyperlink>
+      <w:hyperlink r:id="rId138">
+        <w:r>
+          <w:t xml:space="preserve">. (2022). Hugging Face. </w:t>
+        </w:r>
+      </w:hyperlink>
+      <w:hyperlink r:id="rId139">
+        <w:r>
+          <w:t>https://huggingface.co/sentence-transformers/all-mpnet-base-v2</w:t>
+        </w:r>
+      </w:hyperlink>
+    </w:p>
+    <w:p>
+      <w:pPr>
+        <w:spacing w:after="60" w:line="240" w:lineRule="auto"/>
+      </w:pPr>
+    </w:p>
+    <w:p>
+      <w:pPr>
+        <w:spacing w:after="60" w:line="240" w:lineRule="auto"/>
+      </w:pPr>
+      <w:hyperlink r:id="rId140" w:history="1">
+        <w:r>
+          <w:t>all-roberta-large-v1</w:t>
+        </w:r>
+      </w:hyperlink>
+      <w:hyperlink r:id="rId141">
+        <w:r>
+          <w:t xml:space="preserve">. (2022). Hugging Face. </w:t>
+        </w:r>
+      </w:hyperlink>
+      <w:hyperlink r:id="rId142">
+        <w:r>
+          <w:t>https://huggingface.co/sentence-transformers/all-roberta-large-v1</w:t>
+        </w:r>
+      </w:hyperlink>
+    </w:p>
+    <w:p>
+      <w:pPr>
+        <w:spacing w:after="60" w:line="240" w:lineRule="auto"/>
+      </w:pPr>
+    </w:p>
+    <w:p>
+      <w:pPr>
+        <w:spacing w:after="60" w:line="240" w:lineRule="auto"/>
+      </w:pPr>
+      <w:hyperlink r:id="rId143">
+        <w:r>
+          <w:t xml:space="preserve">Anderson, M. L., Chiswell, K., Peterson, E. D., Tasneem, A., Topping, J., &amp; Califf, R. M. (2015). Compliance with results reporting at ClinicalTrials.gov. </w:t>
+        </w:r>
+      </w:hyperlink>
+      <w:hyperlink r:id="rId144">
+        <w:r>
+          <w:rPr>
+            <w:i/>
+          </w:rPr>
+          <w:t>The New England Journal of Medicine</w:t>
+        </w:r>
+      </w:hyperlink>
+      <w:hyperlink r:id="rId145">
+        <w:r>
+          <w:t xml:space="preserve">, </w:t>
+        </w:r>
+      </w:hyperlink>
+      <w:hyperlink r:id="rId146">
+        <w:r>
+          <w:rPr>
+            <w:i/>
+          </w:rPr>
+          <w:t>372</w:t>
+        </w:r>
+      </w:hyperlink>
+      <w:hyperlink r:id="rId147">
+        <w:r>
+          <w:t>(11), 1031–1039. https://doi.org/</w:t>
+        </w:r>
+      </w:hyperlink>
+      <w:hyperlink r:id="rId148">
+        <w:r>
+          <w:t>10.1056/NEJMsa1409364</w:t>
+        </w:r>
+      </w:hyperlink>
+    </w:p>
+    <w:p>
+      <w:pPr>
+        <w:spacing w:after="60" w:line="240" w:lineRule="auto"/>
+      </w:pPr>
+    </w:p>
+    <w:p>
+      <w:pPr>
+        <w:spacing w:after="60" w:line="240" w:lineRule="auto"/>
+      </w:pPr>
+      <w:hyperlink r:id="rId149">
+        <w:r>
+          <w:t xml:space="preserve">Aristizabal, P., Winestone, L. E., Umaretiya, P., &amp; Bona, K. (2021). Disparities in Pediatric Oncology: The 21st Century Opportunity to Improve Outcomes for Children and Adolescents With Cancer. </w:t>
+        </w:r>
+      </w:hyperlink>
+      <w:hyperlink r:id="rId150">
+        <w:r>
+          <w:rPr>
+            <w:i/>
+          </w:rPr>
+          <w:t>American Society of Clinical Oncology Educational Book. American Society of Clinical Oncology. Annual Meeting</w:t>
+        </w:r>
+      </w:hyperlink>
+      <w:hyperlink r:id="rId151">
+        <w:r>
+          <w:t xml:space="preserve">, </w:t>
+        </w:r>
+      </w:hyperlink>
+      <w:hyperlink r:id="rId152">
+        <w:r>
+          <w:rPr>
+            <w:i/>
+          </w:rPr>
+          <w:t>41</w:t>
+        </w:r>
+      </w:hyperlink>
+      <w:hyperlink r:id="rId153">
+        <w:r>
+          <w:t>, e315–e326. https://doi.org/</w:t>
+        </w:r>
+      </w:hyperlink>
+      <w:hyperlink r:id="rId154">
+        <w:r>
+          <w:t>10.1200/EDBK_320499</w:t>
+        </w:r>
+      </w:hyperlink>
+    </w:p>
+    <w:p>
+      <w:pPr>
+        <w:spacing w:after="60" w:line="240" w:lineRule="auto"/>
+      </w:pPr>
+    </w:p>
+    <w:p>
+      <w:pPr>
+        <w:spacing w:after="60" w:line="240" w:lineRule="auto"/>
+      </w:pPr>
+      <w:hyperlink r:id="rId155">
+        <w:r>
+          <w:t xml:space="preserve">Aronson, A. R. (2001). Effective mapping of biomedical text to the UMLS Metathesaurus: the MetaMap program. </w:t>
+        </w:r>
+      </w:hyperlink>
+      <w:hyperlink r:id="rId156">
+        <w:r>
+          <w:rPr>
+            <w:i/>
+          </w:rPr>
+          <w:t>Proceedings of the AMIA Annual Symposium</w:t>
+        </w:r>
+      </w:hyperlink>
+      <w:hyperlink r:id="rId157">
+        <w:r>
+          <w:t xml:space="preserve">, 17–21. </w:t>
+        </w:r>
+      </w:hyperlink>
+      <w:hyperlink r:id="rId158">
+        <w:r>
+          <w:t>https://pmc.ncbi.nlm.nih.gov/articles/PMC2243666/</w:t>
+        </w:r>
+      </w:hyperlink>
+    </w:p>
+    <w:p>
+      <w:pPr>
+        <w:spacing w:after="60" w:line="240" w:lineRule="auto"/>
+      </w:pPr>
+    </w:p>
+    <w:p>
+      <w:pPr>
+        <w:spacing w:after="60" w:line="240" w:lineRule="auto"/>
+      </w:pPr>
+      <w:hyperlink r:id="rId159">
+        <w:r>
+          <w:t xml:space="preserve">Aronson, A. R., &amp; Lang, F.-M. (2010). An overview of MetaMap: historical perspective and recent advances. </w:t>
+        </w:r>
+      </w:hyperlink>
+      <w:hyperlink r:id="rId160">
+        <w:r>
+          <w:rPr>
+            <w:i/>
+          </w:rPr>
+          <w:t>Journal of the American Medical Informatics Association: JAMIA</w:t>
+        </w:r>
+      </w:hyperlink>
+      <w:hyperlink r:id="rId161">
+        <w:r>
+          <w:t xml:space="preserve">, </w:t>
+        </w:r>
+      </w:hyperlink>
+      <w:hyperlink r:id="rId162">
+        <w:r>
+          <w:rPr>
+            <w:i/>
+          </w:rPr>
+          <w:t>17</w:t>
+        </w:r>
+      </w:hyperlink>
+      <w:hyperlink r:id="rId163">
+        <w:r>
+          <w:t>(3), 229–236. https://doi.org/</w:t>
+        </w:r>
+      </w:hyperlink>
+      <w:hyperlink r:id="rId164">
+        <w:r>
+          <w:t>10.1136/jamia.2009.002733</w:t>
+        </w:r>
+      </w:hyperlink>
+    </w:p>
+    <w:p>
+      <w:pPr>
+        <w:spacing w:after="60" w:line="240" w:lineRule="auto"/>
+      </w:pPr>
+    </w:p>
+    <w:p>
+      <w:pPr>
+        <w:spacing w:after="60" w:line="240" w:lineRule="auto"/>
+      </w:pPr>
+      <w:hyperlink r:id="rId165">
+        <w:r>
+          <w:t xml:space="preserve">Bai, L., Mulvenna, M. D., Wang, Z., &amp; Bond, R. (2021). Clinical entity extraction: Comparison between MetaMap, cTAKES, CLAMP and Amazon comprehend medical. </w:t>
+        </w:r>
+      </w:hyperlink>
+      <w:hyperlink r:id="rId166">
+        <w:r>
+          <w:rPr>
+            <w:i/>
+          </w:rPr>
+          <w:t>2021 32nd Irish Signals and Systems Conference (ISSC)</w:t>
+        </w:r>
+      </w:hyperlink>
+      <w:hyperlink r:id="rId167">
+        <w:r>
+          <w:t>, 1–6. https://doi.org/</w:t>
+        </w:r>
+      </w:hyperlink>
+      <w:hyperlink r:id="rId168">
+        <w:r>
+          <w:t>10.1109/issc52156.2021.9467856</w:t>
+        </w:r>
+      </w:hyperlink>
+    </w:p>
+    <w:p>
+      <w:pPr>
+        <w:spacing w:after="60" w:line="240" w:lineRule="auto"/>
+      </w:pPr>
+      <w:hyperlink r:id="rId169">
+        <w:r>
+          <w:rPr>
+            <w:color w:val="000000"/>
+          </w:rPr>
+          <w:t xml:space="preserve">Barnes, L., </w:t>
+        </w:r>
+        <w:proofErr w:type="spellStart"/>
+        <w:r>
+          <w:rPr>
+            <w:color w:val="000000"/>
+          </w:rPr>
+          <w:t>Eveson</w:t>
+        </w:r>
+        <w:proofErr w:type="spellEnd"/>
+        <w:r>
+          <w:rPr>
+            <w:color w:val="000000"/>
+          </w:rPr>
+          <w:t xml:space="preserve">, J. W., Reichart, P., &amp; </w:t>
+        </w:r>
+        <w:proofErr w:type="spellStart"/>
+        <w:r>
+          <w:rPr>
+            <w:color w:val="000000"/>
+          </w:rPr>
+          <w:t>Sidransky</w:t>
+        </w:r>
+        <w:proofErr w:type="spellEnd"/>
+        <w:r>
+          <w:rPr>
+            <w:color w:val="000000"/>
+          </w:rPr>
+          <w:t xml:space="preserve">, D. (Eds.). (2005). </w:t>
+        </w:r>
+      </w:hyperlink>
+      <w:hyperlink r:id="rId170">
+        <w:r>
+          <w:rPr>
+            <w:i/>
+            <w:color w:val="000000"/>
+          </w:rPr>
+          <w:t xml:space="preserve">Pathology and Genetics of Head and Neck </w:t>
+        </w:r>
+        <w:proofErr w:type="spellStart"/>
+        <w:r>
+          <w:rPr>
+            <w:i/>
+            <w:color w:val="000000"/>
+          </w:rPr>
+          <w:t>Tumours</w:t>
+        </w:r>
+        <w:proofErr w:type="spellEnd"/>
+      </w:hyperlink>
+      <w:hyperlink r:id="rId171">
+        <w:r>
+          <w:rPr>
+            <w:color w:val="000000"/>
+          </w:rPr>
+          <w:t xml:space="preserve"> (3rd ed., Vol. 9). International Agency for Research on Cancer.</w:t>
+        </w:r>
+      </w:hyperlink>
+    </w:p>
+    <w:p>
+      <w:pPr>
+        <w:spacing w:after="60" w:line="240" w:lineRule="auto"/>
         <w:rPr>
           <w:color w:val="000000"/>
         </w:rPr>
       </w:pPr>
-      <w:hyperlink r:id="rId131" w:history="1">
-        <w:r>
-          <w:rPr>
-            <w:rStyle w:val="Hyperlink"/>
+    </w:p>
+    <w:p>
+      <w:pPr>
+        <w:spacing w:after="60" w:line="240" w:lineRule="auto"/>
+      </w:pPr>
+      <w:hyperlink r:id="rId172">
+        <w:r>
+          <w:t xml:space="preserve">Baron, J. A., Johnson, C. S.-B., Schor, M. A., Olley, D., Nickel, L., Felix, V., Munro, J. B., Bello, S. M., </w:t>
+        </w:r>
+        <w:r>
+          <w:t xml:space="preserve">Bearer, C., Lichenstein, R., Bisordi, K., Koka, R., Greene, C., &amp; Schriml, L. M. (2024). The DO-KB Knowledgebase: a 20-year journey developing the disease open science ecosystem. </w:t>
+        </w:r>
+      </w:hyperlink>
+      <w:hyperlink r:id="rId173">
+        <w:r>
+          <w:rPr>
             <w:i/>
           </w:rPr>
-          <w:t>all-MiniLM-L6-v2</w:t>
-        </w:r>
-      </w:hyperlink>
-      <w:hyperlink r:id="rId132">
-        <w:r>
-          <w:rPr>
-            <w:color w:val="000000"/>
-          </w:rPr>
-          <w:t xml:space="preserve">. (2022). Hugging Face. </w:t>
-        </w:r>
-      </w:hyperlink>
-      <w:hyperlink r:id="rId133">
-        <w:r>
-          <w:rPr>
-            <w:color w:val="000000"/>
-          </w:rPr>
-          <w:t>https://huggingface.co/sentence-transformers/all-MiniLM-L6-v2</w:t>
+          <w:t>Nucl</w:t>
+        </w:r>
+        <w:r>
+          <w:rPr>
+            <w:i/>
+          </w:rPr>
+          <w:t>e</w:t>
+        </w:r>
+        <w:r>
+          <w:rPr>
+            <w:i/>
+          </w:rPr>
+          <w:t>ic Acids Research</w:t>
+        </w:r>
+      </w:hyperlink>
+      <w:hyperlink r:id="rId174">
+        <w:r>
+          <w:t xml:space="preserve">, </w:t>
+        </w:r>
+      </w:hyperlink>
+      <w:hyperlink r:id="rId175">
+        <w:r>
+          <w:rPr>
+            <w:i/>
+          </w:rPr>
+          <w:t>52</w:t>
+        </w:r>
+      </w:hyperlink>
+      <w:hyperlink r:id="rId176">
+        <w:r>
+          <w:t>(D1), D1305–D1314. https://doi.org/</w:t>
+        </w:r>
+      </w:hyperlink>
+      <w:hyperlink r:id="rId177">
+        <w:r>
+          <w:t>10.1093/nar/gkad1051</w:t>
+        </w:r>
+      </w:hyperlink>
+    </w:p>
+    <w:p>
+      <w:pPr>
+        <w:spacing w:after="60" w:line="240" w:lineRule="auto"/>
+      </w:pPr>
+    </w:p>
+    <w:p>
+      <w:pPr>
+        <w:spacing w:after="60" w:line="240" w:lineRule="auto"/>
+      </w:pPr>
+      <w:hyperlink r:id="rId178">
+        <w:r>
+          <w:t xml:space="preserve">Baron, J. A., &amp; Schriml, L. M. (2023). Assessing resource use: a case study with the Human Disease Ontology. </w:t>
+        </w:r>
+      </w:hyperlink>
+      <w:hyperlink r:id="rId179">
+        <w:r>
+          <w:rPr>
+            <w:i/>
+          </w:rPr>
+          <w:t>Database: The Journal of Biological Databases and Curation</w:t>
+        </w:r>
+      </w:hyperlink>
+      <w:hyperlink r:id="rId180">
+        <w:r>
+          <w:t xml:space="preserve">, </w:t>
+        </w:r>
+      </w:hyperlink>
+      <w:hyperlink r:id="rId181">
+        <w:r>
+          <w:rPr>
+            <w:i/>
+          </w:rPr>
+          <w:t>2023</w:t>
+        </w:r>
+      </w:hyperlink>
+      <w:hyperlink r:id="rId182">
+        <w:r>
+          <w:t>. https://doi.org/</w:t>
+        </w:r>
+      </w:hyperlink>
+      <w:hyperlink r:id="rId183">
+        <w:r>
+          <w:t>10.1093/database/baad007</w:t>
+        </w:r>
+      </w:hyperlink>
+    </w:p>
+    <w:p>
+      <w:pPr>
+        <w:spacing w:after="60" w:line="240" w:lineRule="auto"/>
+      </w:pPr>
+    </w:p>
+    <w:p>
+      <w:pPr>
+        <w:spacing w:after="60" w:line="240" w:lineRule="auto"/>
+      </w:pPr>
+      <w:hyperlink r:id="rId184">
+        <w:r>
+          <w:t xml:space="preserve">Bello, S. M., Shimoyama, M., Mitraka, E., Laulederkind, S. J. F., Smith, C. L., Eppig, J. T., &amp; Schriml, L. M. (2018). Disease Ontology: improving and unifying disease annotations across species. </w:t>
+        </w:r>
+      </w:hyperlink>
+      <w:hyperlink r:id="rId185">
+        <w:r>
+          <w:rPr>
+            <w:i/>
+          </w:rPr>
+          <w:t>Disease Models &amp; Mechanisms</w:t>
+        </w:r>
+      </w:hyperlink>
+      <w:hyperlink r:id="rId186">
+        <w:r>
+          <w:t xml:space="preserve">, </w:t>
+        </w:r>
+      </w:hyperlink>
+      <w:hyperlink r:id="rId187">
+        <w:r>
+          <w:rPr>
+            <w:i/>
+          </w:rPr>
+          <w:t>11</w:t>
+        </w:r>
+      </w:hyperlink>
+      <w:hyperlink r:id="rId188">
+        <w:r>
+          <w:t>(3). https://doi.org/</w:t>
+        </w:r>
+      </w:hyperlink>
+      <w:hyperlink r:id="rId189">
+        <w:r>
+          <w:t>10.1242/dmm.032839</w:t>
         </w:r>
       </w:hyperlink>
     </w:p>
@@ -7517,29 +8030,37 @@
           <w:color w:val="000000"/>
         </w:rPr>
       </w:pPr>
-      <w:hyperlink r:id="rId134" w:history="1">
-        <w:r>
-          <w:rPr>
-            <w:rStyle w:val="Hyperlink"/>
+      <w:hyperlink r:id="rId190">
+        <w:r>
+          <w:rPr>
+            <w:color w:val="000000"/>
+          </w:rPr>
+          <w:t xml:space="preserve">Beltagy, I., Lo, K., &amp; Cohan, A. (2019). SciBERT: A pretrained language model for scientific text. In </w:t>
+        </w:r>
+      </w:hyperlink>
+      <w:hyperlink r:id="rId191">
+        <w:r>
+          <w:rPr>
             <w:i/>
-          </w:rPr>
-          <w:t>all-MiniLM-L12-v2</w:t>
-        </w:r>
-      </w:hyperlink>
-      <w:hyperlink r:id="rId135">
-        <w:r>
-          <w:rPr>
-            <w:color w:val="000000"/>
-          </w:rPr>
-          <w:t xml:space="preserve">. (2022). Hugging Face. </w:t>
-        </w:r>
-      </w:hyperlink>
-      <w:hyperlink r:id="rId136">
-        <w:r>
-          <w:rPr>
-            <w:color w:val="000000"/>
-          </w:rPr>
-          <w:t>https://huggingface.co/sentence-transformers/all-MiniLM-L12-v2</w:t>
+            <w:color w:val="000000"/>
+          </w:rPr>
+          <w:t>arXiv [cs.CL]</w:t>
+        </w:r>
+      </w:hyperlink>
+      <w:hyperlink r:id="rId192">
+        <w:r>
+          <w:rPr>
+            <w:color w:val="000000"/>
+          </w:rPr>
+          <w:t xml:space="preserve">. arXiv. </w:t>
+        </w:r>
+      </w:hyperlink>
+      <w:hyperlink r:id="rId193">
+        <w:r>
+          <w:rPr>
+            <w:color w:val="000000"/>
+          </w:rPr>
+          <w:t>http://arxiv.org/abs/1903.10676</w:t>
         </w:r>
       </w:hyperlink>
     </w:p>
@@ -7555,29 +8076,54 @@
           <w:color w:val="000000"/>
         </w:rPr>
       </w:pPr>
-      <w:hyperlink r:id="rId137" w:history="1">
-        <w:r>
-          <w:rPr>
-            <w:rStyle w:val="Hyperlink"/>
+      <w:hyperlink r:id="rId194">
+        <w:r>
+          <w:rPr>
+            <w:color w:val="000000"/>
+          </w:rPr>
+          <w:t xml:space="preserve">Bodenreider, O. (2004). The Unified Medical Language System (UMLS): integrating biomedical terminology. </w:t>
+        </w:r>
+      </w:hyperlink>
+      <w:hyperlink r:id="rId195">
+        <w:r>
+          <w:rPr>
             <w:i/>
-          </w:rPr>
-          <w:t>all-mpnet-base-v2</w:t>
-        </w:r>
-      </w:hyperlink>
-      <w:hyperlink r:id="rId138">
-        <w:r>
-          <w:rPr>
-            <w:color w:val="000000"/>
-          </w:rPr>
-          <w:t xml:space="preserve">. (2022). Hugging Face. </w:t>
-        </w:r>
-      </w:hyperlink>
-      <w:hyperlink r:id="rId139">
-        <w:r>
-          <w:rPr>
-            <w:color w:val="000000"/>
-          </w:rPr>
-          <w:t>https://huggingface.co/sentence-transformers/all-mpnet-base-v2</w:t>
+            <w:color w:val="000000"/>
+          </w:rPr>
+          <w:t>Nucleic Acids Research</w:t>
+        </w:r>
+      </w:hyperlink>
+      <w:hyperlink r:id="rId196">
+        <w:r>
+          <w:rPr>
+            <w:color w:val="000000"/>
+          </w:rPr>
+          <w:t xml:space="preserve">, </w:t>
+        </w:r>
+      </w:hyperlink>
+      <w:hyperlink r:id="rId197">
+        <w:r>
+          <w:rPr>
+            <w:i/>
+            <w:color w:val="000000"/>
+          </w:rPr>
+          <w:t>32</w:t>
+        </w:r>
+      </w:hyperlink>
+      <w:hyperlink r:id="rId198">
+        <w:r>
+          <w:rPr>
+            <w:color w:val="000000"/>
+          </w:rPr>
+          <w:t>(Database issue), D267–D270. https://doi.org/</w:t>
+        </w:r>
+      </w:hyperlink>
+      <w:hyperlink r:id="rId199">
+        <w:r>
+          <w:rPr>
+            <w:color w:val="000000"/>
+          </w:rPr>
+          <w:t>10.1093/nar/gkh061</w:t>
         </w:r>
       </w:hyperlink>
     </w:p>
@@ -7593,283 +8139,710 @@
           <w:color w:val="000000"/>
         </w:rPr>
       </w:pPr>
-      <w:hyperlink r:id="rId140" w:history="1">
-        <w:r>
-          <w:rPr>
-            <w:rStyle w:val="Hyperlink"/>
+      <w:hyperlink r:id="rId200" w:history="1">
+        <w:r>
+          <w:t xml:space="preserve">Bojanowski, P., Grave, E., Joulin, A., &amp; Mikolov, T. (2016). Enriching word vectors with subword information. In </w:t>
+        </w:r>
+      </w:hyperlink>
+      <w:hyperlink r:id="rId201">
+        <w:r>
+          <w:rPr>
             <w:i/>
-          </w:rPr>
-          <w:t>all-roberta-large-v1</w:t>
-        </w:r>
-      </w:hyperlink>
-      <w:hyperlink r:id="rId141">
-        <w:r>
-          <w:rPr>
-            <w:color w:val="000000"/>
-          </w:rPr>
-          <w:t xml:space="preserve">. (2022). Hugging Face. </w:t>
-        </w:r>
-      </w:hyperlink>
-      <w:hyperlink r:id="rId142">
-        <w:r>
-          <w:rPr>
-            <w:color w:val="000000"/>
-          </w:rPr>
-          <w:t>https://huggingface.co/sentence-transformers/all-roberta-large-v1</w:t>
-        </w:r>
-      </w:hyperlink>
-    </w:p>
-    <w:p>
-      <w:pPr>
-        <w:spacing w:after="60" w:line="240" w:lineRule="auto"/>
-      </w:pPr>
-    </w:p>
-    <w:p>
-      <w:pPr>
-        <w:spacing w:after="60" w:line="240" w:lineRule="auto"/>
-      </w:pPr>
-      <w:hyperlink r:id="rId143">
-        <w:r>
-          <w:t xml:space="preserve">Anderson, M. L., Chiswell, K., Peterson, E. D., Tasneem, A., Topping, J., &amp; Califf, R. M. (2015). Compliance with results reporting at ClinicalTrials.gov. </w:t>
-        </w:r>
-      </w:hyperlink>
-      <w:hyperlink r:id="rId144">
+            <w:color w:val="000000"/>
+          </w:rPr>
+          <w:t>arXiv [cs.CL]</w:t>
+        </w:r>
+      </w:hyperlink>
+      <w:hyperlink r:id="rId202">
+        <w:r>
+          <w:rPr>
+            <w:color w:val="000000"/>
+          </w:rPr>
+          <w:t xml:space="preserve">. arXiv. </w:t>
+        </w:r>
+      </w:hyperlink>
+      <w:hyperlink r:id="rId203">
+        <w:r>
+          <w:rPr>
+            <w:color w:val="000000"/>
+          </w:rPr>
+          <w:t>http://arxiv.org/abs/1607.04606</w:t>
+        </w:r>
+      </w:hyperlink>
+    </w:p>
+    <w:p>
+      <w:pPr>
+        <w:spacing w:after="60" w:line="240" w:lineRule="auto"/>
+      </w:pPr>
+    </w:p>
+    <w:p>
+      <w:pPr>
+        <w:spacing w:after="60" w:line="240" w:lineRule="auto"/>
+      </w:pPr>
+      <w:hyperlink r:id="rId204">
+        <w:r>
+          <w:t xml:space="preserve">Bosman, F. T., Carneiro, F., </w:t>
+        </w:r>
+        <w:proofErr w:type="spellStart"/>
+        <w:r>
+          <w:t>Hruban</w:t>
+        </w:r>
+        <w:proofErr w:type="spellEnd"/>
+        <w:r>
+          <w:t xml:space="preserve">, R. H., &amp; Theise, N. D. (Eds.). (2010). </w:t>
+        </w:r>
+      </w:hyperlink>
+      <w:hyperlink r:id="rId205">
         <w:r>
           <w:rPr>
             <w:i/>
           </w:rPr>
-          <w:t>The New England Journal of Medicine</w:t>
-        </w:r>
-      </w:hyperlink>
-      <w:hyperlink r:id="rId145">
+          <w:t xml:space="preserve">WHO Classification of </w:t>
+        </w:r>
+        <w:proofErr w:type="spellStart"/>
+        <w:r>
+          <w:rPr>
+            <w:i/>
+          </w:rPr>
+          <w:t>Tumours</w:t>
+        </w:r>
+        <w:proofErr w:type="spellEnd"/>
+        <w:r>
+          <w:rPr>
+            <w:i/>
+          </w:rPr>
+          <w:t xml:space="preserve"> of the Digestive System</w:t>
+        </w:r>
+      </w:hyperlink>
+      <w:hyperlink r:id="rId206">
+        <w:r>
+          <w:t xml:space="preserve"> (4th ed., Vol. 3). International Agency for Research on Cancer.</w:t>
+        </w:r>
+      </w:hyperlink>
+    </w:p>
+    <w:p>
+      <w:pPr>
+        <w:spacing w:after="60" w:line="240" w:lineRule="auto"/>
+      </w:pPr>
+    </w:p>
+    <w:p>
+      <w:pPr>
+        <w:spacing w:after="60" w:line="240" w:lineRule="auto"/>
+      </w:pPr>
+      <w:hyperlink r:id="rId207">
+        <w:r>
+          <w:t xml:space="preserve">Brown, T. B., Mann, B., Ryder, N., Subbiah, M., Kaplan, J., Dhariwal, P., Neelakantan, A., Shyam, P., Sastry, G., Askell, A., Agarwal, S., Herbert-Voss, A., Krueger, G., Henighan, T., Child, R., Ramesh, A., Ziegler, D. M., Wu, J., Winter, C., … Amodei, D. (2020). Language Models are Few-Shot Learners. In </w:t>
+        </w:r>
+      </w:hyperlink>
+      <w:hyperlink r:id="rId208">
+        <w:r>
+          <w:rPr>
+            <w:i/>
+          </w:rPr>
+          <w:t>arXiv [cs.CL]</w:t>
+        </w:r>
+      </w:hyperlink>
+      <w:hyperlink r:id="rId209">
+        <w:r>
+          <w:t>. https://doi.org/</w:t>
+        </w:r>
+      </w:hyperlink>
+      <w:hyperlink r:id="rId210">
+        <w:r>
+          <w:t>10.48550/ARXIV.2005.14165</w:t>
+        </w:r>
+      </w:hyperlink>
+    </w:p>
+    <w:p>
+      <w:pPr>
+        <w:spacing w:after="60" w:line="240" w:lineRule="auto"/>
+      </w:pPr>
+    </w:p>
+    <w:p>
+      <w:pPr>
+        <w:spacing w:after="60" w:line="240" w:lineRule="auto"/>
+      </w:pPr>
+      <w:hyperlink r:id="rId211" w:history="1">
+        <w:r>
+          <w:t xml:space="preserve">Canonica, G. W., Baena-Cagnani, C. E., Bousquet, J., Bousquet, P. J., Lockey, R. F., Malling, H.-J., Passalacqua, G., Potter, P., &amp; Valovirta, E. (2007). Recommendations for standardization of clinical trials with Allergen Specific Immunotherapy for respiratory allergy. A statement of a World Allergy Organization (WAO) taskforce. </w:t>
+        </w:r>
+      </w:hyperlink>
+      <w:hyperlink r:id="rId212">
+        <w:r>
+          <w:rPr>
+            <w:i/>
+            <w:iCs/>
+          </w:rPr>
+          <w:t>Allergy</w:t>
+        </w:r>
+      </w:hyperlink>
+      <w:hyperlink r:id="rId213">
         <w:r>
           <w:t xml:space="preserve">, </w:t>
         </w:r>
       </w:hyperlink>
-      <w:hyperlink r:id="rId146">
+      <w:hyperlink r:id="rId214">
+        <w:r>
+          <w:t>62</w:t>
+        </w:r>
+      </w:hyperlink>
+      <w:hyperlink r:id="rId215">
+        <w:r>
+          <w:t>(3), 317–324. https://doi.org/</w:t>
+        </w:r>
+      </w:hyperlink>
+      <w:hyperlink r:id="rId216">
+        <w:r>
+          <w:t>10.1111/j.1398-9995.2006.01312.x</w:t>
+        </w:r>
+      </w:hyperlink>
+    </w:p>
+    <w:p>
+      <w:pPr>
+        <w:spacing w:after="60" w:line="240" w:lineRule="auto"/>
+      </w:pPr>
+    </w:p>
+    <w:p>
+      <w:pPr>
+        <w:spacing w:after="60" w:line="240" w:lineRule="auto"/>
+        <w:rPr>
+          <w:color w:val="000000"/>
+        </w:rPr>
+      </w:pPr>
+      <w:hyperlink r:id="rId217">
+        <w:r>
+          <w:rPr>
+            <w:color w:val="000000"/>
+          </w:rPr>
+          <w:t xml:space="preserve">Cohan, I. B. K. L. (2019). </w:t>
+        </w:r>
+      </w:hyperlink>
+      <w:hyperlink r:id="rId218">
         <w:r>
           <w:rPr>
             <w:i/>
-          </w:rPr>
-          <w:t>372</w:t>
-        </w:r>
-      </w:hyperlink>
-      <w:hyperlink r:id="rId147">
-        <w:r>
-          <w:t>(11), 1031–1039. https://doi.org/</w:t>
-        </w:r>
-      </w:hyperlink>
-      <w:hyperlink r:id="rId148">
-        <w:r>
-          <w:t>10.1056/NEJMsa1409364</w:t>
-        </w:r>
-      </w:hyperlink>
-    </w:p>
-    <w:p>
-      <w:pPr>
-        <w:spacing w:after="60" w:line="240" w:lineRule="auto"/>
-      </w:pPr>
-    </w:p>
-    <w:p>
-      <w:pPr>
-        <w:spacing w:after="60" w:line="240" w:lineRule="auto"/>
-      </w:pPr>
-      <w:hyperlink r:id="rId149">
-        <w:r>
-          <w:t xml:space="preserve">Aristizabal, P., Winestone, L. E., Umaretiya, P., &amp; Bona, K. (2021). Disparities in Pediatric Oncology: The 21st Century Opportunity to Improve Outcomes for Children and Adolescents With Cancer. </w:t>
-        </w:r>
-      </w:hyperlink>
-      <w:hyperlink r:id="rId150">
+            <w:color w:val="000000"/>
+          </w:rPr>
+          <w:t>scibert_scivocab_uncased</w:t>
+        </w:r>
+      </w:hyperlink>
+      <w:hyperlink r:id="rId219">
+        <w:r>
+          <w:rPr>
+            <w:color w:val="000000"/>
+          </w:rPr>
+          <w:t xml:space="preserve">. Hugging Face. </w:t>
+        </w:r>
+      </w:hyperlink>
+      <w:hyperlink r:id="rId220">
+        <w:r>
+          <w:rPr>
+            <w:color w:val="000000"/>
+          </w:rPr>
+          <w:t>https://huggingface.co/allenai/scibert_scivocab_uncased</w:t>
+        </w:r>
+      </w:hyperlink>
+    </w:p>
+    <w:p>
+      <w:pPr>
+        <w:spacing w:after="60" w:line="240" w:lineRule="auto"/>
+        <w:rPr>
+          <w:color w:val="000000"/>
+        </w:rPr>
+      </w:pPr>
+      <w:hyperlink r:id="rId221">
         <w:r>
           <w:rPr>
             <w:i/>
-          </w:rPr>
-          <w:t>American Society of Clinical Oncology Educational Book. American Society of Clinical Oncology. Annual Meeting</w:t>
-        </w:r>
-      </w:hyperlink>
-      <w:hyperlink r:id="rId151">
+            <w:color w:val="000000"/>
+          </w:rPr>
+          <w:t>Cohere embed-english-v2.0</w:t>
+        </w:r>
+      </w:hyperlink>
+      <w:hyperlink r:id="rId222">
+        <w:r>
+          <w:rPr>
+            <w:color w:val="000000"/>
+          </w:rPr>
+          <w:t xml:space="preserve">. (2023). Cohere. </w:t>
+        </w:r>
+      </w:hyperlink>
+      <w:hyperlink r:id="rId223">
+        <w:r>
+          <w:rPr>
+            <w:color w:val="000000"/>
+          </w:rPr>
+          <w:t>https://docs.cohere.com/v2/docs/cohere-embed</w:t>
+        </w:r>
+      </w:hyperlink>
+    </w:p>
+    <w:p>
+      <w:pPr>
+        <w:spacing w:after="60" w:line="240" w:lineRule="auto"/>
+        <w:rPr>
+          <w:color w:val="000000"/>
+        </w:rPr>
+      </w:pPr>
+      <w:hyperlink r:id="rId224">
+        <w:r>
+          <w:rPr>
+            <w:color w:val="000000"/>
+          </w:rPr>
+          <w:t xml:space="preserve">Cortes, D. (2019). isotree: Isolation-Based Outlier Detection [Dataset]. In </w:t>
+        </w:r>
+      </w:hyperlink>
+      <w:hyperlink r:id="rId225">
+        <w:r>
+          <w:rPr>
+            <w:i/>
+            <w:color w:val="000000"/>
+          </w:rPr>
+          <w:t>CRAN: Contributed Packages</w:t>
+        </w:r>
+      </w:hyperlink>
+      <w:hyperlink r:id="rId226">
+        <w:r>
+          <w:rPr>
+            <w:color w:val="000000"/>
+          </w:rPr>
+          <w:t>. The R Foundation. http</w:t>
+        </w:r>
+        <w:r>
+          <w:rPr>
+            <w:color w:val="000000"/>
+          </w:rPr>
+          <w:t>s</w:t>
+        </w:r>
+        <w:r>
+          <w:rPr>
+            <w:color w:val="000000"/>
+          </w:rPr>
+          <w:t>://doi.org/</w:t>
+        </w:r>
+      </w:hyperlink>
+      <w:hyperlink r:id="rId227">
+        <w:r>
+          <w:rPr>
+            <w:color w:val="000000"/>
+          </w:rPr>
+          <w:t>10.32614/cran.package.isotree</w:t>
+        </w:r>
+      </w:hyperlink>
+    </w:p>
+    <w:p>
+      <w:pPr>
+        <w:spacing w:after="60" w:line="240" w:lineRule="auto"/>
+      </w:pPr>
+    </w:p>
+    <w:p>
+      <w:pPr>
+        <w:spacing w:after="60" w:line="240" w:lineRule="auto"/>
+        <w:rPr>
+          <w:color w:val="000000"/>
+        </w:rPr>
+      </w:pPr>
+      <w:hyperlink r:id="rId228" w:history="1">
+        <w:r>
+          <w:t xml:space="preserve">Deepseek. (2025). </w:t>
+        </w:r>
+      </w:hyperlink>
+      <w:hyperlink r:id="rId229">
+        <w:r>
+          <w:rPr>
+            <w:i/>
+            <w:color w:val="000000"/>
+          </w:rPr>
+          <w:t>Depseek-r1:8b</w:t>
+        </w:r>
+      </w:hyperlink>
+      <w:hyperlink r:id="rId230">
+        <w:r>
+          <w:rPr>
+            <w:color w:val="000000"/>
+          </w:rPr>
+          <w:t xml:space="preserve">. Ollama. </w:t>
+        </w:r>
+      </w:hyperlink>
+      <w:hyperlink r:id="rId231">
+        <w:r>
+          <w:rPr>
+            <w:color w:val="000000"/>
+          </w:rPr>
+          <w:t>https://ollama.com/library/deepseek-r1:8b</w:t>
+        </w:r>
+      </w:hyperlink>
+    </w:p>
+    <w:p>
+      <w:pPr>
+        <w:spacing w:after="60" w:line="240" w:lineRule="auto"/>
+      </w:pPr>
+    </w:p>
+    <w:p>
+      <w:pPr>
+        <w:spacing w:after="60" w:line="240" w:lineRule="auto"/>
+      </w:pPr>
+      <w:hyperlink r:id="rId232">
+        <w:r>
+          <w:t xml:space="preserve">DeepSeek-AI, Guo, D., Yang, D., Zhang, H., Song, J., Zhang, R., Xu, R., Zhu, Q., Ma, S., Wang, P., Bi, X., Zhang, X., Yu, X., Wu, Y., Wu, Z. F., Gou, Z., Shao, Z., Li, Z., Gao, Z., … Zhang, Z. (2025). DeepSeek-R1: Incentivizing Reasoning Capability in LLMs via Reinforcement Learning. In </w:t>
+        </w:r>
+      </w:hyperlink>
+      <w:hyperlink r:id="rId233">
+        <w:r>
+          <w:rPr>
+            <w:i/>
+          </w:rPr>
+          <w:t>arXiv [cs.CL]</w:t>
+        </w:r>
+      </w:hyperlink>
+      <w:hyperlink r:id="rId234">
+        <w:r>
+          <w:t>. https://doi.org/</w:t>
+        </w:r>
+      </w:hyperlink>
+      <w:hyperlink r:id="rId235">
+        <w:r>
+          <w:t>10.48550/ARXIV.2501.12948</w:t>
+        </w:r>
+      </w:hyperlink>
+    </w:p>
+    <w:p>
+      <w:pPr>
+        <w:spacing w:after="60" w:line="240" w:lineRule="auto"/>
+      </w:pPr>
+    </w:p>
+    <w:p>
+      <w:pPr>
+        <w:spacing w:after="60" w:line="240" w:lineRule="auto"/>
+      </w:pPr>
+      <w:hyperlink r:id="rId236">
+        <w:r>
+          <w:t xml:space="preserve">DeLellis, R. A., Lloyd, R. V., Heitz, P. U., &amp; Eng, C. (Eds.). (2004). </w:t>
+        </w:r>
+      </w:hyperlink>
+      <w:hyperlink r:id="rId237">
+        <w:r>
+          <w:rPr>
+            <w:i/>
+          </w:rPr>
+          <w:t xml:space="preserve">Pathology and Genetics of </w:t>
+        </w:r>
+        <w:proofErr w:type="spellStart"/>
+        <w:r>
+          <w:rPr>
+            <w:i/>
+          </w:rPr>
+          <w:t>Tumours</w:t>
+        </w:r>
+        <w:proofErr w:type="spellEnd"/>
+        <w:r>
+          <w:rPr>
+            <w:i/>
+          </w:rPr>
+          <w:t xml:space="preserve"> of the Endocrine Organs</w:t>
+        </w:r>
+      </w:hyperlink>
+      <w:hyperlink r:id="rId238">
+        <w:r>
+          <w:t xml:space="preserve"> (3rd ed., Vol. 8). International Agency for Research on Cancer.</w:t>
+        </w:r>
+      </w:hyperlink>
+    </w:p>
+    <w:p>
+      <w:pPr>
+        <w:spacing w:after="60" w:line="240" w:lineRule="auto"/>
+      </w:pPr>
+    </w:p>
+    <w:p>
+      <w:pPr>
+        <w:spacing w:after="60" w:line="240" w:lineRule="auto"/>
+      </w:pPr>
+      <w:hyperlink r:id="rId239">
+        <w:r>
+          <w:t xml:space="preserve">de Rosa Olli Saarikivi Adil Salim Shital Shah Xin Wang Rachel Ward Yue Wu Dingli Yu Cyril Zhang Yi Zhang, M. A. J. A. H. B. S´. B. R. E. S. G. M. H. R. J. H. M. J. P. K. J. R. L. Y. T. L. Y. L. W. L. C. C. T. M. A. N. E. P. G. (2024a). </w:t>
+        </w:r>
+      </w:hyperlink>
+      <w:hyperlink r:id="rId240">
+        <w:r>
+          <w:rPr>
+            <w:i/>
+          </w:rPr>
+          <w:t>Phi-4 Technical Report</w:t>
+        </w:r>
+      </w:hyperlink>
+      <w:hyperlink r:id="rId241">
+        <w:r>
+          <w:t xml:space="preserve">. Microsoft Corporation. </w:t>
+        </w:r>
+      </w:hyperlink>
+      <w:hyperlink r:id="rId242">
+        <w:r>
+          <w:t>https://www.microsoft.com/en-us/research/uploads/prod/2024/12/P4TechReport.pdf</w:t>
+        </w:r>
+      </w:hyperlink>
+    </w:p>
+    <w:p>
+      <w:pPr>
+        <w:spacing w:after="60" w:line="240" w:lineRule="auto"/>
+      </w:pPr>
+    </w:p>
+    <w:p>
+      <w:pPr>
+        <w:spacing w:after="60" w:line="240" w:lineRule="auto"/>
+      </w:pPr>
+      <w:hyperlink r:id="rId243">
+        <w:r>
+          <w:t xml:space="preserve">de Rosa Olli Saarikivi Adil Salim Shital Shah Xin Wang Rachel Ward Yue Wu Dingli Yu Cyril Zhang Yi Zhang, M. A. J. A. H. B. S´. B. R. E. S. G. M. H. R. J. H. M. J. P. K. J. R. L. Y. T. L. Y. L. W. L. C. C. T. M. A. N. E. P. G. (2024b, December 12). </w:t>
+        </w:r>
+      </w:hyperlink>
+      <w:hyperlink r:id="rId244">
+        <w:r>
+          <w:rPr>
+            <w:i/>
+          </w:rPr>
+          <w:t>Phi-4 is a 14B parameter, state-of-the-art open model from Microsoft</w:t>
+        </w:r>
+      </w:hyperlink>
+      <w:hyperlink r:id="rId245">
+        <w:r>
+          <w:t xml:space="preserve">. Ollama. </w:t>
+        </w:r>
+      </w:hyperlink>
+      <w:hyperlink r:id="rId246">
+        <w:r>
+          <w:t>https://ollama.com/library/phi4</w:t>
+        </w:r>
+      </w:hyperlink>
+    </w:p>
+    <w:p>
+      <w:pPr>
+        <w:spacing w:after="60" w:line="240" w:lineRule="auto"/>
+      </w:pPr>
+    </w:p>
+    <w:p>
+      <w:pPr>
+        <w:spacing w:after="60" w:line="240" w:lineRule="auto"/>
+      </w:pPr>
+      <w:hyperlink r:id="rId247">
+        <w:r>
+          <w:t xml:space="preserve">Devlin, J., Chang, M.-W., Lee, K., &amp; Toutanova, K. (2018). BERT: Pre-training of deep bidirectional Transformers for language understanding. In </w:t>
+        </w:r>
+      </w:hyperlink>
+      <w:hyperlink r:id="rId248">
+        <w:r>
+          <w:rPr>
+            <w:i/>
+          </w:rPr>
+          <w:t>arXiv [cs.CL]</w:t>
+        </w:r>
+      </w:hyperlink>
+      <w:hyperlink r:id="rId249">
+        <w:r>
+          <w:t>. https://doi.org/</w:t>
+        </w:r>
+      </w:hyperlink>
+      <w:hyperlink r:id="rId250">
+        <w:r>
+          <w:t>10.48550/ARXIV.1810.04805</w:t>
+        </w:r>
+      </w:hyperlink>
+    </w:p>
+    <w:p>
+      <w:pPr>
+        <w:spacing w:after="60" w:line="240" w:lineRule="auto"/>
+      </w:pPr>
+    </w:p>
+    <w:p>
+      <w:pPr>
+        <w:spacing w:after="60" w:line="240" w:lineRule="auto"/>
+      </w:pPr>
+      <w:hyperlink r:id="rId251">
+        <w:r>
+          <w:t xml:space="preserve">Dickersin, K., &amp; Mayo-Wilson, E. (2018). Standards for design and measurement would make clinical research reproducible and usable. </w:t>
+        </w:r>
+      </w:hyperlink>
+      <w:hyperlink r:id="rId252">
+        <w:r>
+          <w:rPr>
+            <w:i/>
+          </w:rPr>
+          <w:t>Proceedings of the National Academy of Sciences of the United States of America</w:t>
+        </w:r>
+      </w:hyperlink>
+      <w:hyperlink r:id="rId253">
         <w:r>
           <w:t xml:space="preserve">, </w:t>
         </w:r>
       </w:hyperlink>
-      <w:hyperlink r:id="rId152">
+      <w:hyperlink r:id="rId254">
         <w:r>
           <w:rPr>
             <w:i/>
           </w:rPr>
-          <w:t>41</w:t>
-        </w:r>
-      </w:hyperlink>
-      <w:hyperlink r:id="rId153">
-        <w:r>
-          <w:t>, e315–e326. https://doi.org/</w:t>
-        </w:r>
-      </w:hyperlink>
-      <w:hyperlink r:id="rId154">
-        <w:r>
-          <w:t>10.1200/EDBK_320499</w:t>
-        </w:r>
-      </w:hyperlink>
-    </w:p>
-    <w:p>
-      <w:pPr>
-        <w:spacing w:after="60" w:line="240" w:lineRule="auto"/>
-      </w:pPr>
-    </w:p>
-    <w:p>
-      <w:pPr>
-        <w:spacing w:after="60" w:line="240" w:lineRule="auto"/>
-      </w:pPr>
-      <w:hyperlink r:id="rId155">
-        <w:r>
-          <w:t xml:space="preserve">Aronson, A. R. (2001). Effective mapping of biomedical text to the UMLS Metathesaurus: the MetaMap program. </w:t>
-        </w:r>
-      </w:hyperlink>
-      <w:hyperlink r:id="rId156">
+          <w:t>115</w:t>
+        </w:r>
+      </w:hyperlink>
+      <w:hyperlink r:id="rId255">
+        <w:r>
+          <w:t>(11), 2590–2594. https://doi.org/</w:t>
+        </w:r>
+      </w:hyperlink>
+      <w:hyperlink r:id="rId256">
+        <w:r>
+          <w:t>10.1073/pnas.1708273114</w:t>
+        </w:r>
+      </w:hyperlink>
+    </w:p>
+    <w:p>
+      <w:pPr>
+        <w:spacing w:after="60" w:line="240" w:lineRule="auto"/>
+      </w:pPr>
+    </w:p>
+    <w:p>
+      <w:pPr>
+        <w:spacing w:after="60" w:line="240" w:lineRule="auto"/>
+      </w:pPr>
+      <w:hyperlink r:id="rId257">
+        <w:r>
+          <w:t xml:space="preserve">Ding, H., Ding, K., Zhang, J., Wang, Y., Gao, L., Li, Y., Chen, F., Shao, Z., &amp; Lai, W. (2018). Local outlier factor-based fault detection and evaluation of photovoltaic system. </w:t>
+        </w:r>
+      </w:hyperlink>
+      <w:hyperlink r:id="rId258">
         <w:r>
           <w:rPr>
             <w:i/>
           </w:rPr>
-          <w:t>Proceedings of the AMIA Annual Symposium</w:t>
-        </w:r>
-      </w:hyperlink>
-      <w:hyperlink r:id="rId157">
-        <w:r>
-          <w:t xml:space="preserve">, 17–21. </w:t>
-        </w:r>
-      </w:hyperlink>
-      <w:hyperlink r:id="rId158">
-        <w:r>
-          <w:t>https://pmc.ncbi.nlm.nih.gov/articles/PMC2243666/</w:t>
-        </w:r>
-      </w:hyperlink>
-    </w:p>
-    <w:p>
-      <w:pPr>
-        <w:spacing w:after="60" w:line="240" w:lineRule="auto"/>
-      </w:pPr>
-    </w:p>
-    <w:p>
-      <w:pPr>
-        <w:spacing w:after="60" w:line="240" w:lineRule="auto"/>
-      </w:pPr>
-      <w:hyperlink r:id="rId159">
-        <w:r>
-          <w:t xml:space="preserve">Aronson, A. R., &amp; Lang, F.-M. (2010). An overview of MetaMap: historical perspective and recent advances. </w:t>
-        </w:r>
-      </w:hyperlink>
-      <w:hyperlink r:id="rId160">
+          <w:t>Solar Energy</w:t>
+        </w:r>
+      </w:hyperlink>
+      <w:hyperlink r:id="rId259">
+        <w:r>
+          <w:t xml:space="preserve">, </w:t>
+        </w:r>
+      </w:hyperlink>
+      <w:hyperlink r:id="rId260">
         <w:r>
           <w:rPr>
             <w:i/>
           </w:rPr>
-          <w:t>Journal of the American Medical Informatics Association: JAMIA</w:t>
-        </w:r>
-      </w:hyperlink>
-      <w:hyperlink r:id="rId161">
-        <w:r>
-          <w:t xml:space="preserve">, </w:t>
-        </w:r>
-      </w:hyperlink>
-      <w:hyperlink r:id="rId162">
+          <w:t>164</w:t>
+        </w:r>
+      </w:hyperlink>
+      <w:hyperlink r:id="rId261">
+        <w:r>
+          <w:t>, 139–148. https://doi.org/</w:t>
+        </w:r>
+      </w:hyperlink>
+      <w:hyperlink r:id="rId262">
+        <w:r>
+          <w:t>10.1016/j.solener.2018.01.049</w:t>
+        </w:r>
+      </w:hyperlink>
+    </w:p>
+    <w:p>
+      <w:pPr>
+        <w:spacing w:after="60" w:line="240" w:lineRule="auto"/>
+      </w:pPr>
+    </w:p>
+    <w:p>
+      <w:pPr>
+        <w:spacing w:after="60" w:line="240" w:lineRule="auto"/>
+      </w:pPr>
+      <w:hyperlink r:id="rId263">
+        <w:r>
+          <w:t xml:space="preserve">Eble, J. N., Sauter, G., Epstein, J., &amp; </w:t>
+        </w:r>
+        <w:proofErr w:type="spellStart"/>
+        <w:r>
+          <w:t>Sesterhenn</w:t>
+        </w:r>
+        <w:proofErr w:type="spellEnd"/>
+        <w:r>
+          <w:t xml:space="preserve">, I. (Eds.). (2004). </w:t>
+        </w:r>
+      </w:hyperlink>
+      <w:hyperlink r:id="rId264">
         <w:r>
           <w:rPr>
             <w:i/>
           </w:rPr>
-          <w:t>17</w:t>
-        </w:r>
-      </w:hyperlink>
-      <w:hyperlink r:id="rId163">
-        <w:r>
-          <w:t>(3), 229–236. https://doi.org/</w:t>
-        </w:r>
-      </w:hyperlink>
-      <w:hyperlink r:id="rId164">
-        <w:r>
-          <w:t>10.1136/jamia.2009.002733</w:t>
-        </w:r>
-      </w:hyperlink>
-    </w:p>
-    <w:p>
-      <w:pPr>
-        <w:spacing w:after="60" w:line="240" w:lineRule="auto"/>
-      </w:pPr>
-    </w:p>
-    <w:p>
-      <w:pPr>
-        <w:spacing w:after="60" w:line="240" w:lineRule="auto"/>
-      </w:pPr>
-      <w:hyperlink r:id="rId165">
-        <w:r>
-          <w:t xml:space="preserve">Bai, L., Mulvenna, M. D., Wang, Z., &amp; Bond, R. (2021). Clinical entity extraction: Comparison between MetaMap, cTAKES, CLAMP and Amazon comprehend medical. </w:t>
-        </w:r>
-      </w:hyperlink>
-      <w:hyperlink r:id="rId166">
+          <w:t xml:space="preserve">Pathology and Genetics of </w:t>
+        </w:r>
+        <w:proofErr w:type="spellStart"/>
         <w:r>
           <w:rPr>
             <w:i/>
           </w:rPr>
-          <w:t>2021 32nd Irish Signals and Systems Conference (ISSC)</w:t>
-        </w:r>
-      </w:hyperlink>
-      <w:hyperlink r:id="rId167">
-        <w:r>
-          <w:t>, 1–6. https://doi.org/</w:t>
-        </w:r>
-      </w:hyperlink>
-      <w:hyperlink r:id="rId168">
-        <w:r>
-          <w:t>10.1109/issc52156.2021.9467856</w:t>
-        </w:r>
-      </w:hyperlink>
-    </w:p>
-    <w:p>
-      <w:pPr>
-        <w:spacing w:after="60" w:line="240" w:lineRule="auto"/>
-      </w:pPr>
-      <w:hyperlink r:id="rId169">
-        <w:r>
-          <w:rPr>
-            <w:color w:val="000000"/>
-          </w:rPr>
-          <w:t xml:space="preserve">Barnes, L., </w:t>
+          <w:t>Tumours</w:t>
+        </w:r>
+        <w:proofErr w:type="spellEnd"/>
+        <w:r>
+          <w:rPr>
+            <w:i/>
+          </w:rPr>
+          <w:t xml:space="preserve"> of the Urinary System and Male Genital Organs</w:t>
+        </w:r>
+      </w:hyperlink>
+      <w:hyperlink r:id="rId265">
+        <w:r>
+          <w:t xml:space="preserve"> (3rd ed., Vol. 7). International Agency for Research on Cancer.</w:t>
+        </w:r>
+      </w:hyperlink>
+    </w:p>
+    <w:p>
+      <w:pPr>
+        <w:spacing w:after="60" w:line="240" w:lineRule="auto"/>
+      </w:pPr>
+    </w:p>
+    <w:p>
+      <w:pPr>
+        <w:spacing w:after="60" w:line="240" w:lineRule="auto"/>
+        <w:rPr>
+          <w:color w:val="000000"/>
+        </w:rPr>
+      </w:pPr>
+      <w:hyperlink r:id="rId266">
+        <w:r>
+          <w:rPr>
+            <w:color w:val="000000"/>
+          </w:rPr>
+          <w:t xml:space="preserve">Elder, D. E., Massi, D., </w:t>
         </w:r>
         <w:proofErr w:type="spellStart"/>
         <w:r>
           <w:rPr>
             <w:color w:val="000000"/>
           </w:rPr>
-          <w:t>Eveson</w:t>
+          <w:t>Scolyer</w:t>
         </w:r>
         <w:proofErr w:type="spellEnd"/>
         <w:r>
           <w:rPr>
             <w:color w:val="000000"/>
           </w:rPr>
-          <w:t xml:space="preserve">, J. W., Reichart, P., &amp; </w:t>
+          <w:t xml:space="preserve">, R. A., &amp; </w:t>
         </w:r>
         <w:proofErr w:type="spellStart"/>
         <w:r>
           <w:rPr>
             <w:color w:val="000000"/>
           </w:rPr>
-          <w:t>Sidransky</w:t>
+          <w:t>Willemze</w:t>
         </w:r>
         <w:proofErr w:type="spellEnd"/>
         <w:r>
           <w:rPr>
             <w:color w:val="000000"/>
           </w:rPr>
-          <w:t xml:space="preserve">, D. (Eds.). (2005). </w:t>
-        </w:r>
-      </w:hyperlink>
-      <w:hyperlink r:id="rId170">
+          <w:t xml:space="preserve">, R. (Eds.). (2018). </w:t>
+        </w:r>
+      </w:hyperlink>
+      <w:hyperlink r:id="rId267">
         <w:r>
           <w:rPr>
             <w:i/>
             <w:color w:val="000000"/>
           </w:rPr>
-          <w:t xml:space="preserve">Pathology and Genetics of Head and Neck </w:t>
+          <w:t xml:space="preserve">WHO Classification of Skin </w:t>
         </w:r>
         <w:proofErr w:type="spellStart"/>
         <w:r>
@@ -7881,14 +8854,63 @@
         </w:r>
         <w:proofErr w:type="spellEnd"/>
       </w:hyperlink>
-      <w:hyperlink r:id="rId171">
-        <w:r>
-          <w:rPr>
-            <w:color w:val="000000"/>
-          </w:rPr>
-          <w:t xml:space="preserve"> (3rd ed., Vol. 9). International Agency for Research on Cancer.</w:t>
-        </w:r>
-      </w:hyperlink>
+      <w:hyperlink r:id="rId268">
+        <w:r>
+          <w:rPr>
+            <w:color w:val="000000"/>
+          </w:rPr>
+          <w:t xml:space="preserve"> (4th ed., Vol. 11). International Agency for Research on Cancer.</w:t>
+        </w:r>
+      </w:hyperlink>
+    </w:p>
+    <w:p>
+      <w:pPr>
+        <w:spacing w:after="60" w:line="240" w:lineRule="auto"/>
+      </w:pPr>
+    </w:p>
+    <w:p>
+      <w:pPr>
+        <w:spacing w:after="60" w:line="240" w:lineRule="auto"/>
+      </w:pPr>
+      <w:hyperlink r:id="rId269">
+        <w:r>
+          <w:t xml:space="preserve">El-Naggar, A. K., Chan, J. K. C., Grandis, J. R., Takata, T., &amp; </w:t>
+        </w:r>
+        <w:proofErr w:type="spellStart"/>
+        <w:r>
+          <w:t>Slootweg</w:t>
+        </w:r>
+        <w:proofErr w:type="spellEnd"/>
+        <w:r>
+          <w:t xml:space="preserve">, P. J. (Eds.). (2017). </w:t>
+        </w:r>
+      </w:hyperlink>
+      <w:hyperlink r:id="rId270">
+        <w:r>
+          <w:rPr>
+            <w:i/>
+          </w:rPr>
+          <w:t xml:space="preserve">WHO Classification of Head and Neck </w:t>
+        </w:r>
+        <w:proofErr w:type="spellStart"/>
+        <w:r>
+          <w:rPr>
+            <w:i/>
+          </w:rPr>
+          <w:t>Tumours</w:t>
+        </w:r>
+        <w:proofErr w:type="spellEnd"/>
+      </w:hyperlink>
+      <w:hyperlink r:id="rId271">
+        <w:r>
+          <w:t xml:space="preserve"> (4th ed., Vol. 9). International Agency for Research on Cancer.</w:t>
+        </w:r>
+      </w:hyperlink>
+    </w:p>
+    <w:p>
+      <w:pPr>
+        <w:spacing w:after="60" w:line="240" w:lineRule="auto"/>
+      </w:pPr>
     </w:p>
     <w:p>
       <w:pPr>
@@ -7897,152 +8919,83 @@
           <w:color w:val="000000"/>
         </w:rPr>
       </w:pPr>
-    </w:p>
-    <w:p>
-      <w:pPr>
-        <w:spacing w:after="60" w:line="240" w:lineRule="auto"/>
-      </w:pPr>
-      <w:hyperlink r:id="rId172">
-        <w:r>
-          <w:t xml:space="preserve">Baron, J. A., Johnson, C. S.-B., Schor, M. A., Olley, D., Nickel, L., Felix, V., Munro, J. B., Bello, S. M., </w:t>
-        </w:r>
-        <w:r>
-          <w:t xml:space="preserve">Bearer, C., Lichenstein, R., Bisordi, K., Koka, R., Greene, C., &amp; Schriml, L. M. (2024). The DO-KB Knowledgebase: a 20-year journey developing the disease open science ecosystem. </w:t>
-        </w:r>
-      </w:hyperlink>
-      <w:hyperlink r:id="rId173">
+      <w:hyperlink r:id="rId272">
+        <w:r>
+          <w:rPr>
+            <w:color w:val="000000"/>
+          </w:rPr>
+          <w:t xml:space="preserve">Fangxiaoyu, F., Yinfei, Y., Daniel, C., Naveen, A., &amp; Wei, W. (2020). </w:t>
+        </w:r>
+      </w:hyperlink>
+      <w:hyperlink r:id="rId273">
         <w:r>
           <w:rPr>
             <w:i/>
-          </w:rPr>
-          <w:t>Nucl</w:t>
-        </w:r>
+            <w:color w:val="000000"/>
+          </w:rPr>
+          <w:t>LaBSE</w:t>
+        </w:r>
+      </w:hyperlink>
+      <w:hyperlink r:id="rId274">
+        <w:r>
+          <w:rPr>
+            <w:color w:val="000000"/>
+          </w:rPr>
+          <w:t xml:space="preserve">. Hugging Face. </w:t>
+        </w:r>
+      </w:hyperlink>
+      <w:hyperlink r:id="rId275">
+        <w:r>
+          <w:rPr>
+            <w:color w:val="000000"/>
+          </w:rPr>
+          <w:t>https://huggingface.co/sentence-transformers/LaBSE</w:t>
+        </w:r>
+      </w:hyperlink>
+    </w:p>
+    <w:p>
+      <w:pPr>
+        <w:spacing w:after="60" w:line="240" w:lineRule="auto"/>
+      </w:pPr>
+    </w:p>
+    <w:p>
+      <w:pPr>
+        <w:spacing w:after="60" w:line="240" w:lineRule="auto"/>
+        <w:rPr>
+          <w:color w:val="000000"/>
+        </w:rPr>
+      </w:pPr>
+      <w:hyperlink r:id="rId276">
+        <w:r>
+          <w:rPr>
+            <w:color w:val="000000"/>
+          </w:rPr>
+          <w:t xml:space="preserve">Fangyu, L., Ehsan, S., Zaiqiao, M., Marco, B., &amp; Nigel, C. (2021). </w:t>
+        </w:r>
+      </w:hyperlink>
+      <w:hyperlink r:id="rId277">
         <w:r>
           <w:rPr>
             <w:i/>
-          </w:rPr>
-          <w:t>e</w:t>
-        </w:r>
-        <w:r>
-          <w:rPr>
-            <w:i/>
-          </w:rPr>
-          <w:t>ic Acids Research</w:t>
-        </w:r>
-      </w:hyperlink>
-      <w:hyperlink r:id="rId174">
-        <w:r>
-          <w:t xml:space="preserve">, </w:t>
-        </w:r>
-      </w:hyperlink>
-      <w:hyperlink r:id="rId175">
-        <w:r>
-          <w:rPr>
-            <w:i/>
-          </w:rPr>
-          <w:t>52</w:t>
-        </w:r>
-      </w:hyperlink>
-      <w:hyperlink r:id="rId176">
-        <w:r>
-          <w:t>(D1), D1305–D1314. https://doi.org/</w:t>
-        </w:r>
-      </w:hyperlink>
-      <w:hyperlink r:id="rId177">
-        <w:r>
-          <w:t>10.1093/nar/gkad1051</w:t>
-        </w:r>
-      </w:hyperlink>
-    </w:p>
-    <w:p>
-      <w:pPr>
-        <w:spacing w:after="60" w:line="240" w:lineRule="auto"/>
-      </w:pPr>
-    </w:p>
-    <w:p>
-      <w:pPr>
-        <w:spacing w:after="60" w:line="240" w:lineRule="auto"/>
-      </w:pPr>
-      <w:hyperlink r:id="rId178">
-        <w:r>
-          <w:t xml:space="preserve">Baron, J. A., &amp; Schriml, L. M. (2023). Assessing resource use: a case study with the Human Disease Ontology. </w:t>
-        </w:r>
-      </w:hyperlink>
-      <w:hyperlink r:id="rId179">
-        <w:r>
-          <w:rPr>
-            <w:i/>
-          </w:rPr>
-          <w:t>Database: The Journal of Biological Databases and Curation</w:t>
-        </w:r>
-      </w:hyperlink>
-      <w:hyperlink r:id="rId180">
-        <w:r>
-          <w:t xml:space="preserve">, </w:t>
-        </w:r>
-      </w:hyperlink>
-      <w:hyperlink r:id="rId181">
-        <w:r>
-          <w:rPr>
-            <w:i/>
-          </w:rPr>
-          <w:t>2023</w:t>
-        </w:r>
-      </w:hyperlink>
-      <w:hyperlink r:id="rId182">
-        <w:r>
-          <w:t>. https://doi.org/</w:t>
-        </w:r>
-      </w:hyperlink>
-      <w:hyperlink r:id="rId183">
-        <w:r>
-          <w:t>10.1093/database/baad007</w:t>
-        </w:r>
-      </w:hyperlink>
-    </w:p>
-    <w:p>
-      <w:pPr>
-        <w:spacing w:after="60" w:line="240" w:lineRule="auto"/>
-      </w:pPr>
-    </w:p>
-    <w:p>
-      <w:pPr>
-        <w:spacing w:after="60" w:line="240" w:lineRule="auto"/>
-      </w:pPr>
-      <w:hyperlink r:id="rId184">
-        <w:r>
-          <w:t xml:space="preserve">Bello, S. M., Shimoyama, M., Mitraka, E., Laulederkind, S. J. F., Smith, C. L., Eppig, J. T., &amp; Schriml, L. M. (2018). Disease Ontology: improving and unifying disease annotations across species. </w:t>
-        </w:r>
-      </w:hyperlink>
-      <w:hyperlink r:id="rId185">
-        <w:r>
-          <w:rPr>
-            <w:i/>
-          </w:rPr>
-          <w:t>Disease Models &amp; Mechanisms</w:t>
-        </w:r>
-      </w:hyperlink>
-      <w:hyperlink r:id="rId186">
-        <w:r>
-          <w:t xml:space="preserve">, </w:t>
-        </w:r>
-      </w:hyperlink>
-      <w:hyperlink r:id="rId187">
-        <w:r>
-          <w:rPr>
-            <w:i/>
-          </w:rPr>
-          <w:t>11</w:t>
-        </w:r>
-      </w:hyperlink>
-      <w:hyperlink r:id="rId188">
-        <w:r>
-          <w:t>(3). https://doi.org/</w:t>
-        </w:r>
-      </w:hyperlink>
-      <w:hyperlink r:id="rId189">
-        <w:r>
-          <w:t>10.1242/dmm.032839</w:t>
+            <w:color w:val="000000"/>
+          </w:rPr>
+          <w:t>SapBERT</w:t>
+        </w:r>
+      </w:hyperlink>
+      <w:hyperlink r:id="rId278">
+        <w:r>
+          <w:rPr>
+            <w:color w:val="000000"/>
+          </w:rPr>
+          <w:t xml:space="preserve">. Hugging Face. </w:t>
+        </w:r>
+      </w:hyperlink>
+      <w:hyperlink r:id="rId279">
+        <w:r>
+          <w:rPr>
+            <w:color w:val="000000"/>
+          </w:rPr>
+          <w:t>https://huggingface.co/cambridgeltl/SapBERT-from-PubMedBERT-fulltext</w:t>
         </w:r>
       </w:hyperlink>
     </w:p>
@@ -8058,986 +9011,8 @@
           <w:color w:val="000000"/>
         </w:rPr>
       </w:pPr>
-      <w:hyperlink r:id="rId190">
-        <w:r>
-          <w:rPr>
-            <w:color w:val="000000"/>
-          </w:rPr>
-          <w:t xml:space="preserve">Beltagy, I., Lo, K., &amp; Cohan, A. (2019). SciBERT: A pretrained language model for scientific text. In </w:t>
-        </w:r>
-      </w:hyperlink>
-      <w:hyperlink r:id="rId191">
-        <w:r>
-          <w:rPr>
-            <w:i/>
-            <w:color w:val="000000"/>
-          </w:rPr>
-          <w:t>arXiv [cs.CL]</w:t>
-        </w:r>
-      </w:hyperlink>
-      <w:hyperlink r:id="rId192">
-        <w:r>
-          <w:rPr>
-            <w:color w:val="000000"/>
-          </w:rPr>
-          <w:t xml:space="preserve">. arXiv. </w:t>
-        </w:r>
-      </w:hyperlink>
-      <w:hyperlink r:id="rId193">
-        <w:r>
-          <w:rPr>
-            <w:color w:val="000000"/>
-          </w:rPr>
-          <w:t>http://arxiv.org/abs/1903.10676</w:t>
-        </w:r>
-      </w:hyperlink>
-    </w:p>
-    <w:p>
-      <w:pPr>
-        <w:spacing w:after="60" w:line="240" w:lineRule="auto"/>
-      </w:pPr>
-    </w:p>
-    <w:p>
-      <w:pPr>
-        <w:spacing w:after="60" w:line="240" w:lineRule="auto"/>
-        <w:rPr>
-          <w:color w:val="000000"/>
-        </w:rPr>
-      </w:pPr>
-      <w:hyperlink r:id="rId194">
-        <w:r>
-          <w:rPr>
-            <w:color w:val="000000"/>
-          </w:rPr>
-          <w:t xml:space="preserve">Bodenreider, O. (2004). The Unified Medical Language System (UMLS): integrating biomedical terminology. </w:t>
-        </w:r>
-      </w:hyperlink>
-      <w:hyperlink r:id="rId195">
-        <w:r>
-          <w:rPr>
-            <w:i/>
-            <w:color w:val="000000"/>
-          </w:rPr>
-          <w:t>Nucleic Acids Research</w:t>
-        </w:r>
-      </w:hyperlink>
-      <w:hyperlink r:id="rId196">
-        <w:r>
-          <w:rPr>
-            <w:color w:val="000000"/>
-          </w:rPr>
-          <w:t xml:space="preserve">, </w:t>
-        </w:r>
-      </w:hyperlink>
-      <w:hyperlink r:id="rId197">
-        <w:r>
-          <w:rPr>
-            <w:i/>
-            <w:color w:val="000000"/>
-          </w:rPr>
-          <w:t>32</w:t>
-        </w:r>
-      </w:hyperlink>
-      <w:hyperlink r:id="rId198">
-        <w:r>
-          <w:rPr>
-            <w:color w:val="000000"/>
-          </w:rPr>
-          <w:t>(Database issue), D267–D270. https://doi.org/</w:t>
-        </w:r>
-      </w:hyperlink>
-      <w:hyperlink r:id="rId199">
-        <w:r>
-          <w:rPr>
-            <w:color w:val="000000"/>
-          </w:rPr>
-          <w:t>10.1093/nar/gkh061</w:t>
-        </w:r>
-      </w:hyperlink>
-    </w:p>
-    <w:p>
-      <w:pPr>
-        <w:spacing w:after="60" w:line="240" w:lineRule="auto"/>
-      </w:pPr>
-    </w:p>
-    <w:p>
-      <w:pPr>
-        <w:spacing w:after="60" w:line="240" w:lineRule="auto"/>
-        <w:rPr>
-          <w:color w:val="000000"/>
-        </w:rPr>
-      </w:pPr>
-      <w:hyperlink r:id="rId200" w:history="1">
-        <w:r>
-          <w:rPr>
-            <w:rStyle w:val="Hyperlink"/>
-          </w:rPr>
-          <w:t xml:space="preserve">Bojanowski, P., Grave, E., Joulin, A., &amp; Mikolov, T. (2016). Enriching word vectors with subword information. In </w:t>
-        </w:r>
-      </w:hyperlink>
-      <w:hyperlink r:id="rId201">
-        <w:r>
-          <w:rPr>
-            <w:i/>
-            <w:color w:val="000000"/>
-          </w:rPr>
-          <w:t>arXiv [cs.CL]</w:t>
-        </w:r>
-      </w:hyperlink>
-      <w:hyperlink r:id="rId202">
-        <w:r>
-          <w:rPr>
-            <w:color w:val="000000"/>
-          </w:rPr>
-          <w:t xml:space="preserve">. arXiv. </w:t>
-        </w:r>
-      </w:hyperlink>
-      <w:hyperlink r:id="rId203">
-        <w:r>
-          <w:rPr>
-            <w:color w:val="000000"/>
-          </w:rPr>
-          <w:t>http://arxiv.org/abs/1607.04606</w:t>
-        </w:r>
-      </w:hyperlink>
-    </w:p>
-    <w:p>
-      <w:pPr>
-        <w:spacing w:after="60" w:line="240" w:lineRule="auto"/>
-      </w:pPr>
-    </w:p>
-    <w:p>
-      <w:pPr>
-        <w:spacing w:after="60" w:line="240" w:lineRule="auto"/>
-      </w:pPr>
-      <w:hyperlink r:id="rId204">
-        <w:r>
-          <w:t xml:space="preserve">Bosman, F. T., Carneiro, F., </w:t>
-        </w:r>
-        <w:proofErr w:type="spellStart"/>
-        <w:r>
-          <w:t>Hruban</w:t>
-        </w:r>
-        <w:proofErr w:type="spellEnd"/>
-        <w:r>
-          <w:t xml:space="preserve">, R. H., &amp; Theise, N. D. (Eds.). (2010). </w:t>
-        </w:r>
-      </w:hyperlink>
-      <w:hyperlink r:id="rId205">
-        <w:r>
-          <w:rPr>
-            <w:i/>
-          </w:rPr>
-          <w:t xml:space="preserve">WHO Classification of </w:t>
-        </w:r>
-        <w:proofErr w:type="spellStart"/>
-        <w:r>
-          <w:rPr>
-            <w:i/>
-          </w:rPr>
-          <w:t>Tumours</w:t>
-        </w:r>
-        <w:proofErr w:type="spellEnd"/>
-        <w:r>
-          <w:rPr>
-            <w:i/>
-          </w:rPr>
-          <w:t xml:space="preserve"> of the Digestive System</w:t>
-        </w:r>
-      </w:hyperlink>
-      <w:hyperlink r:id="rId206">
-        <w:r>
-          <w:t xml:space="preserve"> (4th ed., Vol. 3). International Agency for Research on Cancer.</w:t>
-        </w:r>
-      </w:hyperlink>
-    </w:p>
-    <w:p>
-      <w:pPr>
-        <w:spacing w:after="60" w:line="240" w:lineRule="auto"/>
-      </w:pPr>
-      <w:hyperlink r:id="rId207">
-        <w:r>
-          <w:t xml:space="preserve">Brown, T. B., Mann, B., Ryder, N., Subbiah, M., Kaplan, J., Dhariwal, P., Neelakantan, A., Shyam, P., Sastry, G., Askell, A., Agarwal, S., Herbert-Voss, A., Krueger, G., Henighan, T., Child, R., Ramesh, A., Ziegler, D. M., Wu, J., Winter, C., … Amodei, D. (2020). Language Models are Few-Shot Learners. In </w:t>
-        </w:r>
-      </w:hyperlink>
-      <w:hyperlink r:id="rId208">
-        <w:r>
-          <w:rPr>
-            <w:i/>
-          </w:rPr>
-          <w:t>arXiv [cs.CL]</w:t>
-        </w:r>
-      </w:hyperlink>
-      <w:hyperlink r:id="rId209">
-        <w:r>
-          <w:t>. https://doi.org/</w:t>
-        </w:r>
-      </w:hyperlink>
-      <w:hyperlink r:id="rId210">
-        <w:r>
-          <w:t>10.48550/ARXIV.2005.14165</w:t>
-        </w:r>
-      </w:hyperlink>
-    </w:p>
-    <w:p>
-      <w:pPr>
-        <w:spacing w:after="60" w:line="240" w:lineRule="auto"/>
-      </w:pPr>
-    </w:p>
-    <w:p>
-      <w:pPr>
-        <w:spacing w:after="60" w:line="240" w:lineRule="auto"/>
-      </w:pPr>
-      <w:hyperlink r:id="rId211" w:history="1">
-        <w:r>
-          <w:rPr>
-            <w:rStyle w:val="Hyperlink"/>
-          </w:rPr>
-          <w:t xml:space="preserve">Canonica, G. W., Baena-Cagnani, C. E., Bousquet, J., Bousquet, P. J., Lockey, R. F., Malling, H.-J., Passalacqua, G., Potter, P., &amp; Valovirta, E. (2007). Recommendations for standardization of clinical trials with Allergen Specific Immunotherapy for respiratory allergy. A statement of a World Allergy Organization (WAO) taskforce. </w:t>
-        </w:r>
-      </w:hyperlink>
-      <w:hyperlink r:id="rId212">
-        <w:r>
-          <w:rPr>
-            <w:i/>
-          </w:rPr>
-          <w:t>Allergy</w:t>
-        </w:r>
-      </w:hyperlink>
-      <w:hyperlink r:id="rId213">
-        <w:r>
-          <w:t xml:space="preserve">, </w:t>
-        </w:r>
-      </w:hyperlink>
-      <w:hyperlink r:id="rId214">
-        <w:r>
-          <w:rPr>
-            <w:i/>
-          </w:rPr>
-          <w:t>62</w:t>
-        </w:r>
-      </w:hyperlink>
-      <w:hyperlink r:id="rId215">
-        <w:r>
-          <w:t>(3), 317–324. https://doi.org/</w:t>
-        </w:r>
-      </w:hyperlink>
-      <w:hyperlink r:id="rId216">
-        <w:r>
-          <w:t>10.1111/j.1398-9995.2006.01312.x</w:t>
-        </w:r>
-      </w:hyperlink>
-    </w:p>
-    <w:p>
-      <w:pPr>
-        <w:spacing w:after="60" w:line="240" w:lineRule="auto"/>
-      </w:pPr>
-    </w:p>
-    <w:p>
-      <w:pPr>
-        <w:spacing w:after="60" w:line="240" w:lineRule="auto"/>
-        <w:rPr>
-          <w:color w:val="000000"/>
-        </w:rPr>
-      </w:pPr>
-      <w:hyperlink r:id="rId217">
-        <w:r>
-          <w:rPr>
-            <w:color w:val="000000"/>
-          </w:rPr>
-          <w:t xml:space="preserve">Cohan, I. B. K. L. (2019). </w:t>
-        </w:r>
-      </w:hyperlink>
-      <w:hyperlink r:id="rId218">
-        <w:r>
-          <w:rPr>
-            <w:i/>
-            <w:color w:val="000000"/>
-          </w:rPr>
-          <w:t>scibert_scivocab_uncased</w:t>
-        </w:r>
-      </w:hyperlink>
-      <w:hyperlink r:id="rId219">
-        <w:r>
-          <w:rPr>
-            <w:color w:val="000000"/>
-          </w:rPr>
-          <w:t xml:space="preserve">. Hugging Face. </w:t>
-        </w:r>
-      </w:hyperlink>
-      <w:hyperlink r:id="rId220">
-        <w:r>
-          <w:rPr>
-            <w:color w:val="000000"/>
-          </w:rPr>
-          <w:t>https://huggingface.co/allenai/scibert_scivocab_uncased</w:t>
-        </w:r>
-      </w:hyperlink>
-    </w:p>
-    <w:p>
-      <w:pPr>
-        <w:spacing w:after="60" w:line="240" w:lineRule="auto"/>
-        <w:rPr>
-          <w:color w:val="000000"/>
-        </w:rPr>
-      </w:pPr>
-      <w:hyperlink r:id="rId221">
-        <w:r>
-          <w:rPr>
-            <w:i/>
-            <w:color w:val="000000"/>
-          </w:rPr>
-          <w:t>Cohere embed-english-v2.0</w:t>
-        </w:r>
-      </w:hyperlink>
-      <w:hyperlink r:id="rId222">
-        <w:r>
-          <w:rPr>
-            <w:color w:val="000000"/>
-          </w:rPr>
-          <w:t xml:space="preserve">. (2023). Cohere. </w:t>
-        </w:r>
-      </w:hyperlink>
-      <w:hyperlink r:id="rId223">
-        <w:r>
-          <w:rPr>
-            <w:color w:val="000000"/>
-          </w:rPr>
-          <w:t>https://docs.cohere.com/v2/docs/cohere-embed</w:t>
-        </w:r>
-      </w:hyperlink>
-    </w:p>
-    <w:p>
-      <w:pPr>
-        <w:spacing w:after="60" w:line="240" w:lineRule="auto"/>
-        <w:rPr>
-          <w:color w:val="000000"/>
-        </w:rPr>
-      </w:pPr>
-      <w:hyperlink r:id="rId224">
-        <w:r>
-          <w:rPr>
-            <w:color w:val="000000"/>
-          </w:rPr>
-          <w:t xml:space="preserve">Cortes, D. (2019). isotree: Isolation-Based Outlier Detection [Dataset]. In </w:t>
-        </w:r>
-      </w:hyperlink>
-      <w:hyperlink r:id="rId225">
-        <w:r>
-          <w:rPr>
-            <w:i/>
-            <w:color w:val="000000"/>
-          </w:rPr>
-          <w:t>CRAN: Contributed Packages</w:t>
-        </w:r>
-      </w:hyperlink>
-      <w:hyperlink r:id="rId226">
-        <w:r>
-          <w:rPr>
-            <w:color w:val="000000"/>
-          </w:rPr>
-          <w:t>. The R Foundation. https://doi.org/</w:t>
-        </w:r>
-      </w:hyperlink>
-      <w:hyperlink r:id="rId227">
-        <w:r>
-          <w:rPr>
-            <w:color w:val="000000"/>
-          </w:rPr>
-          <w:t>10.32614/cran.package.isotree</w:t>
-        </w:r>
-      </w:hyperlink>
-    </w:p>
-    <w:p>
-      <w:pPr>
-        <w:spacing w:after="60" w:line="240" w:lineRule="auto"/>
-      </w:pPr>
-    </w:p>
-    <w:p>
-      <w:pPr>
-        <w:spacing w:after="60" w:line="240" w:lineRule="auto"/>
-        <w:rPr>
-          <w:color w:val="000000"/>
-        </w:rPr>
-      </w:pPr>
-      <w:hyperlink r:id="rId228" w:history="1">
-        <w:r>
-          <w:rPr>
-            <w:rStyle w:val="Hyperlink"/>
-          </w:rPr>
-          <w:t xml:space="preserve">Deepseek. (2025). </w:t>
-        </w:r>
-      </w:hyperlink>
-      <w:hyperlink r:id="rId229">
-        <w:r>
-          <w:rPr>
-            <w:i/>
-            <w:color w:val="000000"/>
-          </w:rPr>
-          <w:t>Depseek-r1:8b</w:t>
-        </w:r>
-      </w:hyperlink>
-      <w:hyperlink r:id="rId230">
-        <w:r>
-          <w:rPr>
-            <w:color w:val="000000"/>
-          </w:rPr>
-          <w:t xml:space="preserve">. Ollama. </w:t>
-        </w:r>
-      </w:hyperlink>
-      <w:hyperlink r:id="rId231">
-        <w:r>
-          <w:rPr>
-            <w:color w:val="000000"/>
-          </w:rPr>
-          <w:t>https://ollama.com/library/deepseek-r1:8b</w:t>
-        </w:r>
-      </w:hyperlink>
-    </w:p>
-    <w:p>
-      <w:pPr>
-        <w:spacing w:after="60" w:line="240" w:lineRule="auto"/>
-      </w:pPr>
-    </w:p>
-    <w:p>
-      <w:pPr>
-        <w:spacing w:after="60" w:line="240" w:lineRule="auto"/>
-      </w:pPr>
-      <w:hyperlink r:id="rId232">
-        <w:r>
-          <w:t xml:space="preserve">DeepSeek-AI, Guo, D., Yang, D., Zhang, H., Song, J., Zhang, R., Xu, R., Zhu, Q., Ma, S., Wang, P., Bi, X., Zhang, X., Yu, X., Wu, Y., Wu, Z. F., Gou, Z., Shao, Z., Li, Z., Gao, Z., … Zhang, Z. (2025). DeepSeek-R1: Incentivizing Reasoning Capability in LLMs via Reinforcement Learning. In </w:t>
-        </w:r>
-      </w:hyperlink>
-      <w:hyperlink r:id="rId233">
-        <w:r>
-          <w:rPr>
-            <w:i/>
-          </w:rPr>
-          <w:t>arXiv [cs.CL]</w:t>
-        </w:r>
-      </w:hyperlink>
-      <w:hyperlink r:id="rId234">
-        <w:r>
-          <w:t>. https://doi.org/</w:t>
-        </w:r>
-      </w:hyperlink>
-      <w:hyperlink r:id="rId235">
-        <w:r>
-          <w:t>10.48550/ARXIV.2501.12948</w:t>
-        </w:r>
-      </w:hyperlink>
-    </w:p>
-    <w:p>
-      <w:pPr>
-        <w:spacing w:after="60" w:line="240" w:lineRule="auto"/>
-      </w:pPr>
-    </w:p>
-    <w:p>
-      <w:pPr>
-        <w:spacing w:after="60" w:line="240" w:lineRule="auto"/>
-      </w:pPr>
-      <w:hyperlink r:id="rId236">
-        <w:r>
-          <w:t xml:space="preserve">DeLellis, R. A., Lloyd, R. V., Heitz, P. U., &amp; Eng, C. (Eds.). (2004). </w:t>
-        </w:r>
-      </w:hyperlink>
-      <w:hyperlink r:id="rId237">
-        <w:r>
-          <w:rPr>
-            <w:i/>
-          </w:rPr>
-          <w:t xml:space="preserve">Pathology and Genetics of </w:t>
-        </w:r>
-        <w:proofErr w:type="spellStart"/>
-        <w:r>
-          <w:rPr>
-            <w:i/>
-          </w:rPr>
-          <w:t>Tumours</w:t>
-        </w:r>
-        <w:proofErr w:type="spellEnd"/>
-        <w:r>
-          <w:rPr>
-            <w:i/>
-          </w:rPr>
-          <w:t xml:space="preserve"> of the Endocrine Organs</w:t>
-        </w:r>
-      </w:hyperlink>
-      <w:hyperlink r:id="rId238">
-        <w:r>
-          <w:t xml:space="preserve"> (3rd ed., Vol. 8). International Agency for Research on Cancer.</w:t>
-        </w:r>
-      </w:hyperlink>
-    </w:p>
-    <w:p>
-      <w:pPr>
-        <w:spacing w:after="60" w:line="240" w:lineRule="auto"/>
-      </w:pPr>
-    </w:p>
-    <w:p>
-      <w:pPr>
-        <w:spacing w:after="60" w:line="240" w:lineRule="auto"/>
-      </w:pPr>
-      <w:hyperlink r:id="rId239">
-        <w:r>
-          <w:t xml:space="preserve">de Rosa Olli Saarikivi Adil Salim Shital Shah Xin Wang Rachel Ward Yue Wu Dingli Yu Cyril Zhang Yi Zhang, M. A. J. A. H. B. S´. B. R. E. S. G. M. H. R. J. H. M. J. P. K. J. R. L. Y. T. L. Y. L. W. L. C. C. T. M. A. N. E. P. G. (2024a). </w:t>
-        </w:r>
-      </w:hyperlink>
-      <w:hyperlink r:id="rId240">
-        <w:r>
-          <w:rPr>
-            <w:i/>
-          </w:rPr>
-          <w:t>Phi-4 Technical Report</w:t>
-        </w:r>
-      </w:hyperlink>
-      <w:hyperlink r:id="rId241">
-        <w:r>
-          <w:t xml:space="preserve">. Microsoft Corporation. </w:t>
-        </w:r>
-      </w:hyperlink>
-      <w:hyperlink r:id="rId242">
-        <w:r>
-          <w:t>https://www.microsoft.com/en-us/research/uploads/prod/2024/12/P4TechReport.pdf</w:t>
-        </w:r>
-      </w:hyperlink>
-    </w:p>
-    <w:p>
-      <w:pPr>
-        <w:spacing w:after="60" w:line="240" w:lineRule="auto"/>
-      </w:pPr>
-    </w:p>
-    <w:p>
-      <w:pPr>
-        <w:spacing w:after="60" w:line="240" w:lineRule="auto"/>
-      </w:pPr>
-      <w:hyperlink r:id="rId243">
-        <w:r>
-          <w:t xml:space="preserve">de Rosa Olli Saarikivi Adil Salim Shital Shah Xin Wang Rachel Ward Yue Wu Dingli Yu Cyril Zhang Yi Zhang, M. A. J. A. H. B. S´. B. R. E. S. G. M. H. R. J. H. M. J. P. K. J. R. L. Y. T. L. Y. L. W. L. C. C. T. M. A. N. E. P. G. (2024b, December 12). </w:t>
-        </w:r>
-      </w:hyperlink>
-      <w:hyperlink r:id="rId244">
-        <w:r>
-          <w:rPr>
-            <w:i/>
-          </w:rPr>
-          <w:t>Phi-4 is a 14B parameter, state-of-the-art open model from Microsoft</w:t>
-        </w:r>
-      </w:hyperlink>
-      <w:hyperlink r:id="rId245">
-        <w:r>
-          <w:t xml:space="preserve">. Ollama. </w:t>
-        </w:r>
-      </w:hyperlink>
-      <w:hyperlink r:id="rId246">
-        <w:r>
-          <w:t>https://ollama.com/library/phi4</w:t>
-        </w:r>
-      </w:hyperlink>
-    </w:p>
-    <w:p>
-      <w:pPr>
-        <w:spacing w:after="60" w:line="240" w:lineRule="auto"/>
-      </w:pPr>
-    </w:p>
-    <w:p>
-      <w:pPr>
-        <w:spacing w:after="60" w:line="240" w:lineRule="auto"/>
-      </w:pPr>
-      <w:hyperlink r:id="rId247">
-        <w:r>
-          <w:t xml:space="preserve">Devlin, J., Chang, M.-W., Lee, K., &amp; Toutanova, K. (2018). BERT: Pre-training of deep bidirectional Transformers for language understanding. In </w:t>
-        </w:r>
-      </w:hyperlink>
-      <w:hyperlink r:id="rId248">
-        <w:r>
-          <w:rPr>
-            <w:i/>
-          </w:rPr>
-          <w:t>arXiv [cs.CL]</w:t>
-        </w:r>
-      </w:hyperlink>
-      <w:hyperlink r:id="rId249">
-        <w:r>
-          <w:t>. https://doi.org/</w:t>
-        </w:r>
-      </w:hyperlink>
-      <w:hyperlink r:id="rId250">
-        <w:r>
-          <w:t>10.48550/ARXIV.1810.04805</w:t>
-        </w:r>
-      </w:hyperlink>
-    </w:p>
-    <w:p>
-      <w:pPr>
-        <w:spacing w:after="60" w:line="240" w:lineRule="auto"/>
-      </w:pPr>
-    </w:p>
-    <w:p>
-      <w:pPr>
-        <w:spacing w:after="60" w:line="240" w:lineRule="auto"/>
-      </w:pPr>
-      <w:hyperlink r:id="rId251">
-        <w:r>
-          <w:t xml:space="preserve">Dickersin, K., &amp; Mayo-Wilson, E. (2018). Standards for design and measurement would make clinical research reproducible and usable. </w:t>
-        </w:r>
-      </w:hyperlink>
-      <w:hyperlink r:id="rId252">
-        <w:r>
-          <w:rPr>
-            <w:i/>
-          </w:rPr>
-          <w:t>Proceedings of the National Academy of Sciences of the United States of America</w:t>
-        </w:r>
-      </w:hyperlink>
-      <w:hyperlink r:id="rId253">
-        <w:r>
-          <w:t xml:space="preserve">, </w:t>
-        </w:r>
-      </w:hyperlink>
-      <w:hyperlink r:id="rId254">
-        <w:r>
-          <w:rPr>
-            <w:i/>
-          </w:rPr>
-          <w:t>115</w:t>
-        </w:r>
-      </w:hyperlink>
-      <w:hyperlink r:id="rId255">
-        <w:r>
-          <w:t>(11), 2590–2594. https://doi.org/</w:t>
-        </w:r>
-      </w:hyperlink>
-      <w:hyperlink r:id="rId256">
-        <w:r>
-          <w:t>10.1073/pnas.1708273114</w:t>
-        </w:r>
-      </w:hyperlink>
-    </w:p>
-    <w:p>
-      <w:pPr>
-        <w:spacing w:after="60" w:line="240" w:lineRule="auto"/>
-      </w:pPr>
-    </w:p>
-    <w:p>
-      <w:pPr>
-        <w:spacing w:after="60" w:line="240" w:lineRule="auto"/>
-      </w:pPr>
-      <w:hyperlink r:id="rId257">
-        <w:r>
-          <w:t xml:space="preserve">Ding, H., Ding, K., Zhang, J., Wang, Y., Gao, L., Li, Y., Chen, F., Shao, Z., &amp; Lai, W. (2018). Local outlier factor-based fault detection and evaluation of photovoltaic system. </w:t>
-        </w:r>
-      </w:hyperlink>
-      <w:hyperlink r:id="rId258">
-        <w:r>
-          <w:rPr>
-            <w:i/>
-          </w:rPr>
-          <w:t>Solar Energy</w:t>
-        </w:r>
-      </w:hyperlink>
-      <w:hyperlink r:id="rId259">
-        <w:r>
-          <w:t xml:space="preserve">, </w:t>
-        </w:r>
-      </w:hyperlink>
-      <w:hyperlink r:id="rId260">
-        <w:r>
-          <w:rPr>
-            <w:i/>
-          </w:rPr>
-          <w:t>164</w:t>
-        </w:r>
-      </w:hyperlink>
-      <w:hyperlink r:id="rId261">
-        <w:r>
-          <w:t>, 139–148. https://doi.org/</w:t>
-        </w:r>
-      </w:hyperlink>
-      <w:hyperlink r:id="rId262">
-        <w:r>
-          <w:t>10.1016/j.solener.2018.01.049</w:t>
-        </w:r>
-      </w:hyperlink>
-    </w:p>
-    <w:p>
-      <w:pPr>
-        <w:spacing w:after="60" w:line="240" w:lineRule="auto"/>
-      </w:pPr>
-    </w:p>
-    <w:p>
-      <w:pPr>
-        <w:spacing w:after="60" w:line="240" w:lineRule="auto"/>
-      </w:pPr>
-      <w:hyperlink r:id="rId263">
-        <w:r>
-          <w:t xml:space="preserve">Eble, J. N., Sauter, G., Epstein, J., &amp; </w:t>
-        </w:r>
-        <w:proofErr w:type="spellStart"/>
-        <w:r>
-          <w:t>Sesterhenn</w:t>
-        </w:r>
-        <w:proofErr w:type="spellEnd"/>
-        <w:r>
-          <w:t xml:space="preserve">, I. (Eds.). (2004). </w:t>
-        </w:r>
-      </w:hyperlink>
-      <w:hyperlink r:id="rId264">
-        <w:r>
-          <w:rPr>
-            <w:i/>
-          </w:rPr>
-          <w:t xml:space="preserve">Pathology and Genetics of </w:t>
-        </w:r>
-        <w:proofErr w:type="spellStart"/>
-        <w:r>
-          <w:rPr>
-            <w:i/>
-          </w:rPr>
-          <w:t>Tumours</w:t>
-        </w:r>
-        <w:proofErr w:type="spellEnd"/>
-        <w:r>
-          <w:rPr>
-            <w:i/>
-          </w:rPr>
-          <w:t xml:space="preserve"> of the Urinary System and Male Genital Organs</w:t>
-        </w:r>
-      </w:hyperlink>
-      <w:hyperlink r:id="rId265">
-        <w:r>
-          <w:t xml:space="preserve"> (3rd ed., Vol. 7). International Agency for Research on Cancer.</w:t>
-        </w:r>
-      </w:hyperlink>
-    </w:p>
-    <w:p>
-      <w:pPr>
-        <w:spacing w:after="60" w:line="240" w:lineRule="auto"/>
-      </w:pPr>
-    </w:p>
-    <w:p>
-      <w:pPr>
-        <w:spacing w:after="60" w:line="240" w:lineRule="auto"/>
-        <w:rPr>
-          <w:color w:val="000000"/>
-        </w:rPr>
-      </w:pPr>
-      <w:hyperlink r:id="rId266">
-        <w:r>
-          <w:rPr>
-            <w:color w:val="000000"/>
-          </w:rPr>
-          <w:t xml:space="preserve">Elder, D. E., Massi, D., </w:t>
-        </w:r>
-        <w:proofErr w:type="spellStart"/>
-        <w:r>
-          <w:rPr>
-            <w:color w:val="000000"/>
-          </w:rPr>
-          <w:t>Scolyer</w:t>
-        </w:r>
-        <w:proofErr w:type="spellEnd"/>
-        <w:r>
-          <w:rPr>
-            <w:color w:val="000000"/>
-          </w:rPr>
-          <w:t xml:space="preserve">, R. A., &amp; </w:t>
-        </w:r>
-        <w:proofErr w:type="spellStart"/>
-        <w:r>
-          <w:rPr>
-            <w:color w:val="000000"/>
-          </w:rPr>
-          <w:t>Willemze</w:t>
-        </w:r>
-        <w:proofErr w:type="spellEnd"/>
-        <w:r>
-          <w:rPr>
-            <w:color w:val="000000"/>
-          </w:rPr>
-          <w:t xml:space="preserve">, R. (Eds.). (2018). </w:t>
-        </w:r>
-      </w:hyperlink>
-      <w:hyperlink r:id="rId267">
-        <w:r>
-          <w:rPr>
-            <w:i/>
-            <w:color w:val="000000"/>
-          </w:rPr>
-          <w:t xml:space="preserve">WHO Classification of Skin </w:t>
-        </w:r>
-        <w:proofErr w:type="spellStart"/>
-        <w:r>
-          <w:rPr>
-            <w:i/>
-            <w:color w:val="000000"/>
-          </w:rPr>
-          <w:t>Tumours</w:t>
-        </w:r>
-        <w:proofErr w:type="spellEnd"/>
-      </w:hyperlink>
-      <w:hyperlink r:id="rId268">
-        <w:r>
-          <w:rPr>
-            <w:color w:val="000000"/>
-          </w:rPr>
-          <w:t xml:space="preserve"> (4th ed., Vol. 11). International Agency for Research on Cancer.</w:t>
-        </w:r>
-      </w:hyperlink>
-    </w:p>
-    <w:p>
-      <w:pPr>
-        <w:spacing w:after="60" w:line="240" w:lineRule="auto"/>
-      </w:pPr>
-    </w:p>
-    <w:p>
-      <w:pPr>
-        <w:spacing w:after="60" w:line="240" w:lineRule="auto"/>
-      </w:pPr>
-      <w:hyperlink r:id="rId269">
-        <w:r>
-          <w:t xml:space="preserve">El-Naggar, A. K., Chan, J. K. C., Grandis, J. R., Takata, T., &amp; </w:t>
-        </w:r>
-        <w:proofErr w:type="spellStart"/>
-        <w:r>
-          <w:t>Slootweg</w:t>
-        </w:r>
-        <w:proofErr w:type="spellEnd"/>
-        <w:r>
-          <w:t xml:space="preserve">, P. J. (Eds.). (2017). </w:t>
-        </w:r>
-      </w:hyperlink>
-      <w:hyperlink r:id="rId270">
-        <w:r>
-          <w:rPr>
-            <w:i/>
-          </w:rPr>
-          <w:t xml:space="preserve">WHO Classification of Head and Neck </w:t>
-        </w:r>
-        <w:proofErr w:type="spellStart"/>
-        <w:r>
-          <w:rPr>
-            <w:i/>
-          </w:rPr>
-          <w:t>Tumours</w:t>
-        </w:r>
-        <w:proofErr w:type="spellEnd"/>
-      </w:hyperlink>
-      <w:hyperlink r:id="rId271">
-        <w:r>
-          <w:t xml:space="preserve"> (4th ed., Vol. 9). International Agency for Research on Cancer.</w:t>
-        </w:r>
-      </w:hyperlink>
-    </w:p>
-    <w:p>
-      <w:pPr>
-        <w:spacing w:after="60" w:line="240" w:lineRule="auto"/>
-      </w:pPr>
-    </w:p>
-    <w:p>
-      <w:pPr>
-        <w:spacing w:after="60" w:line="240" w:lineRule="auto"/>
-        <w:rPr>
-          <w:color w:val="000000"/>
-        </w:rPr>
-      </w:pPr>
-      <w:hyperlink r:id="rId272">
-        <w:r>
-          <w:rPr>
-            <w:color w:val="000000"/>
-          </w:rPr>
-          <w:t xml:space="preserve">Fangxiaoyu, F., Yinfei, Y., Daniel, C., Naveen, A., &amp; Wei, W. (2020). </w:t>
-        </w:r>
-      </w:hyperlink>
-      <w:hyperlink r:id="rId273">
-        <w:r>
-          <w:rPr>
-            <w:i/>
-            <w:color w:val="000000"/>
-          </w:rPr>
-          <w:t>LaBSE</w:t>
-        </w:r>
-      </w:hyperlink>
-      <w:hyperlink r:id="rId274">
-        <w:r>
-          <w:rPr>
-            <w:color w:val="000000"/>
-          </w:rPr>
-          <w:t xml:space="preserve">. Hugging Face. </w:t>
-        </w:r>
-      </w:hyperlink>
-      <w:hyperlink r:id="rId275">
-        <w:r>
-          <w:rPr>
-            <w:color w:val="000000"/>
-          </w:rPr>
-          <w:t>https://huggingface.co/sentence-transformers/LaBSE</w:t>
-        </w:r>
-      </w:hyperlink>
-    </w:p>
-    <w:p>
-      <w:pPr>
-        <w:spacing w:after="60" w:line="240" w:lineRule="auto"/>
-      </w:pPr>
-    </w:p>
-    <w:p>
-      <w:pPr>
-        <w:spacing w:after="60" w:line="240" w:lineRule="auto"/>
-        <w:rPr>
-          <w:color w:val="000000"/>
-        </w:rPr>
-      </w:pPr>
-      <w:hyperlink r:id="rId276">
-        <w:r>
-          <w:rPr>
-            <w:color w:val="000000"/>
-          </w:rPr>
-          <w:t xml:space="preserve">Fangyu, L., Ehsan, S., Zaiqiao, M., Marco, B., &amp; Nigel, C. (2021). </w:t>
-        </w:r>
-      </w:hyperlink>
-      <w:hyperlink r:id="rId277">
-        <w:r>
-          <w:rPr>
-            <w:i/>
-            <w:color w:val="000000"/>
-          </w:rPr>
-          <w:t>SapBERT</w:t>
-        </w:r>
-      </w:hyperlink>
-      <w:hyperlink r:id="rId278">
-        <w:r>
-          <w:rPr>
-            <w:color w:val="000000"/>
-          </w:rPr>
-          <w:t xml:space="preserve">. Hugging Face. </w:t>
-        </w:r>
-      </w:hyperlink>
-      <w:hyperlink r:id="rId279">
-        <w:r>
-          <w:rPr>
-            <w:color w:val="000000"/>
-          </w:rPr>
-          <w:t>https://huggingface.co/cambridgeltl/SapBERT-from-PubMedBERT-fulltext</w:t>
-        </w:r>
-      </w:hyperlink>
-    </w:p>
-    <w:p>
-      <w:pPr>
-        <w:spacing w:after="60" w:line="240" w:lineRule="auto"/>
-      </w:pPr>
-    </w:p>
-    <w:p>
-      <w:pPr>
-        <w:spacing w:after="60" w:line="240" w:lineRule="auto"/>
-        <w:rPr>
-          <w:color w:val="000000"/>
-        </w:rPr>
-      </w:pPr>
       <w:hyperlink r:id="rId280" w:history="1">
         <w:r>
-          <w:rPr>
-            <w:rStyle w:val="Hyperlink"/>
-          </w:rPr>
           <w:t xml:space="preserve">Feng, F., Yang, Y., Cer, D., Arivazhagan, N., &amp; Wang, W. (2020). Language-agnostic BERT sentence embedding. In </w:t>
         </w:r>
       </w:hyperlink>
@@ -9905,9 +9880,6 @@
       </w:pPr>
       <w:hyperlink r:id="rId363" w:history="1">
         <w:r>
-          <w:rPr>
-            <w:rStyle w:val="Hyperlink"/>
-          </w:rPr>
           <w:t xml:space="preserve">Joulin, A., Grave, E., Bojanowski, P., Douze, M., Jégou, H., &amp; Mikolov, T. (2016). FastText.zip: Compressing text classification models. In </w:t>
         </w:r>
       </w:hyperlink>
@@ -9915,97 +9887,95 @@
         <w:r>
           <w:rPr>
             <w:i/>
+            <w:iCs/>
+          </w:rPr>
+          <w:t>arXiv</w:t>
+        </w:r>
+        <w:r>
+          <w:t xml:space="preserve"> [cs.CL]</w:t>
+        </w:r>
+      </w:hyperlink>
+      <w:hyperlink r:id="rId365">
+        <w:r>
+          <w:t xml:space="preserve">. arXiv. </w:t>
+        </w:r>
+      </w:hyperlink>
+      <w:hyperlink r:id="rId366">
+        <w:r>
+          <w:t>http://arxiv.org/abs/1612.03651</w:t>
+        </w:r>
+      </w:hyperlink>
+    </w:p>
+    <w:p>
+      <w:pPr>
+        <w:spacing w:after="60" w:line="240" w:lineRule="auto"/>
+      </w:pPr>
+    </w:p>
+    <w:p>
+      <w:pPr>
+        <w:spacing w:after="60" w:line="240" w:lineRule="auto"/>
+        <w:rPr>
+          <w:color w:val="000000"/>
+        </w:rPr>
+      </w:pPr>
+      <w:hyperlink r:id="rId367" w:history="1">
+        <w:r>
+          <w:t xml:space="preserve">Joulin, A., Grave, E., Bojanowski, P., &amp; Mikolov, T. (2016). Bag of tricks for efficient text classification. In </w:t>
+        </w:r>
+      </w:hyperlink>
+      <w:hyperlink r:id="rId368">
+        <w:r>
+          <w:rPr>
+            <w:i/>
+            <w:color w:val="000000"/>
           </w:rPr>
           <w:t>arXiv [cs.CL]</w:t>
         </w:r>
       </w:hyperlink>
-      <w:hyperlink r:id="rId365">
-        <w:r>
+      <w:hyperlink r:id="rId369">
+        <w:r>
+          <w:rPr>
+            <w:color w:val="000000"/>
+          </w:rPr>
           <w:t xml:space="preserve">. arXiv. </w:t>
         </w:r>
       </w:hyperlink>
-      <w:hyperlink r:id="rId366">
-        <w:r>
-          <w:t>http://arxiv.org/abs/1612.03651</w:t>
-        </w:r>
-      </w:hyperlink>
-    </w:p>
-    <w:p>
-      <w:pPr>
-        <w:spacing w:after="60" w:line="240" w:lineRule="auto"/>
-      </w:pPr>
-    </w:p>
-    <w:p>
-      <w:pPr>
-        <w:spacing w:after="60" w:line="240" w:lineRule="auto"/>
-        <w:rPr>
-          <w:color w:val="000000"/>
-        </w:rPr>
-      </w:pPr>
-      <w:hyperlink r:id="rId367" w:history="1">
-        <w:r>
-          <w:rPr>
-            <w:rStyle w:val="Hyperlink"/>
-          </w:rPr>
-          <w:t xml:space="preserve">Joulin, A., Grave, E., Bojanowski, P., &amp; Mikolov, T. (2016). Bag of tricks for efficient text classification. In </w:t>
-        </w:r>
-      </w:hyperlink>
-      <w:hyperlink r:id="rId368">
+      <w:hyperlink r:id="rId370">
+        <w:r>
+          <w:rPr>
+            <w:color w:val="000000"/>
+          </w:rPr>
+          <w:t>http://arxiv.org/abs/1607.01759</w:t>
+        </w:r>
+      </w:hyperlink>
+    </w:p>
+    <w:p>
+      <w:pPr>
+        <w:spacing w:after="60" w:line="240" w:lineRule="auto"/>
+      </w:pPr>
+    </w:p>
+    <w:p>
+      <w:pPr>
+        <w:spacing w:after="60" w:line="240" w:lineRule="auto"/>
+      </w:pPr>
+      <w:hyperlink r:id="rId371" w:history="1">
+        <w:r>
+          <w:t xml:space="preserve">Kasmaee, A. S., Khodadad, M., Saloot, M. A., Sherck, N., Dokas, S., Mahyar, H., &amp; Samiee, S. (2024). ChemTEB: Chemical Text Embedding Benchmark, an overview of embedding models performance &amp; efficiency on a specific domain. In </w:t>
+        </w:r>
+      </w:hyperlink>
+      <w:hyperlink r:id="rId372">
         <w:r>
           <w:rPr>
             <w:i/>
-            <w:color w:val="000000"/>
           </w:rPr>
           <w:t>arXiv [cs.CL]</w:t>
         </w:r>
       </w:hyperlink>
-      <w:hyperlink r:id="rId369">
-        <w:r>
-          <w:rPr>
-            <w:color w:val="000000"/>
-          </w:rPr>
+      <w:hyperlink r:id="rId373">
+        <w:r>
           <w:t xml:space="preserve">. arXiv. </w:t>
         </w:r>
       </w:hyperlink>
-      <w:hyperlink r:id="rId370">
-        <w:r>
-          <w:rPr>
-            <w:color w:val="000000"/>
-          </w:rPr>
-          <w:t>http://arxiv.org/abs/1607.01759</w:t>
-        </w:r>
-      </w:hyperlink>
-    </w:p>
-    <w:p>
-      <w:pPr>
-        <w:spacing w:after="60" w:line="240" w:lineRule="auto"/>
-      </w:pPr>
-    </w:p>
-    <w:p>
-      <w:pPr>
-        <w:spacing w:after="60" w:line="240" w:lineRule="auto"/>
-      </w:pPr>
-      <w:hyperlink r:id="rId371" w:history="1">
-        <w:r>
-          <w:rPr>
-            <w:rStyle w:val="Hyperlink"/>
-          </w:rPr>
-          <w:t xml:space="preserve">Kasmaee, A. S., Khodadad, M., Saloot, M. A., Sherck, N., Dokas, S., Mahyar, H., &amp; Samiee, S. (2024). ChemTEB: Chemical Text Embedding Benchmark, an overview of embedding models performance &amp; efficiency on a specific domain. In </w:t>
-        </w:r>
-      </w:hyperlink>
-      <w:hyperlink r:id="rId372">
-        <w:r>
-          <w:rPr>
-            <w:i/>
-          </w:rPr>
-          <w:t>arXiv [cs.CL]</w:t>
-        </w:r>
-      </w:hyperlink>
-      <w:hyperlink r:id="rId373">
-        <w:r>
-          <w:t xml:space="preserve">. arXiv. </w:t>
-        </w:r>
-      </w:hyperlink>
       <w:hyperlink r:id="rId374">
         <w:r>
           <w:t>http://arxiv.org/abs/2412.00532</w:t>
@@ -10023,9 +9993,6 @@
       </w:pPr>
       <w:hyperlink r:id="rId375" w:history="1">
         <w:r>
-          <w:rPr>
-            <w:rStyle w:val="Hyperlink"/>
-          </w:rPr>
           <w:t xml:space="preserve">Katz, M. H. G., Marsh, R., Herman, J. M., Shi, Q., Collison, E., Venook, A. P., Kindler, H. L., Alberts, S. R., Philip, P., Lowy, A. M., Pisters, P. W. T., Posner, M. C., Berlin, J. D., &amp; Ahmad, S. A. (2013). Borderline resectable pancreatic cancer: need for standardization and methods for optimal clinical trial design. </w:t>
         </w:r>
       </w:hyperlink>
@@ -10631,7 +10598,7 @@
       <w:hyperlink r:id="rId439" w:history="1">
         <w:r>
           <w:rPr>
-            <w:rStyle w:val="Hyperlink"/>
+            <w:color w:val="000000"/>
           </w:rPr>
           <w:t xml:space="preserve">Liu, F., Shareghi, E., Meng, Z., Basaldella, M., &amp; Collier, N. (2020). Self-alignment pretraining for biomedical entity representations. In </w:t>
         </w:r>
@@ -11115,73 +11082,242 @@
       </w:pPr>
       <w:hyperlink r:id="rId479" w:history="1">
         <w:r>
-          <w:rPr>
-            <w:rStyle w:val="Hyperlink"/>
+          <w:t>MedLlama 2: Fine-tuned Llama 2 model to answer medical questions based on an open source medical dataset</w:t>
+        </w:r>
+      </w:hyperlink>
+      <w:hyperlink r:id="rId480">
+        <w:r>
+          <w:t xml:space="preserve">. (Nov,2023). Ollama. </w:t>
+        </w:r>
+      </w:hyperlink>
+      <w:hyperlink r:id="rId481">
+        <w:r>
+          <w:rPr>
+            <w:color w:val="000000"/>
+          </w:rPr>
+          <w:t>https://ollama.com/library/medllama2</w:t>
+        </w:r>
+      </w:hyperlink>
+    </w:p>
+    <w:p>
+      <w:pPr>
+        <w:spacing w:after="60" w:line="240" w:lineRule="auto"/>
+      </w:pPr>
+    </w:p>
+    <w:p>
+      <w:pPr>
+        <w:spacing w:after="60" w:line="240" w:lineRule="auto"/>
+      </w:pPr>
+      <w:hyperlink r:id="rId482">
+        <w:r>
+          <w:t xml:space="preserve">Mehta, V., Bawa, S., &amp; Singh, J. (2021). WEClustering: word embeddings based text clustering technique for large datasets. </w:t>
+        </w:r>
+      </w:hyperlink>
+      <w:hyperlink r:id="rId483">
+        <w:r>
+          <w:rPr>
             <w:i/>
           </w:rPr>
-          <w:t>MedLlama 2: Fine-tuned Llama 2 model to answer medical questions based on an open source medical dataset</w:t>
-        </w:r>
-      </w:hyperlink>
-      <w:hyperlink r:id="rId480">
-        <w:r>
-          <w:rPr>
-            <w:color w:val="000000"/>
-          </w:rPr>
-          <w:t xml:space="preserve">. (Nov,2023). Ollama. </w:t>
-        </w:r>
-      </w:hyperlink>
-      <w:hyperlink r:id="rId481">
-        <w:r>
-          <w:rPr>
-            <w:color w:val="000000"/>
-          </w:rPr>
-          <w:t>https://ollama.com/library/medllama2</w:t>
-        </w:r>
-      </w:hyperlink>
-    </w:p>
-    <w:p>
-      <w:pPr>
-        <w:spacing w:after="60" w:line="240" w:lineRule="auto"/>
-      </w:pPr>
-    </w:p>
-    <w:p>
-      <w:pPr>
-        <w:spacing w:after="60" w:line="240" w:lineRule="auto"/>
-      </w:pPr>
-      <w:hyperlink r:id="rId482">
-        <w:r>
-          <w:t xml:space="preserve">Mehta, V., Bawa, S., &amp; Singh, J. (2021). WEClustering: word embeddings based text clustering technique for large datasets. </w:t>
-        </w:r>
-      </w:hyperlink>
-      <w:hyperlink r:id="rId483">
+          <w:t>Complex &amp; Intelligent Systems</w:t>
+        </w:r>
+      </w:hyperlink>
+      <w:hyperlink r:id="rId484">
+        <w:r>
+          <w:t xml:space="preserve">, </w:t>
+        </w:r>
+      </w:hyperlink>
+      <w:hyperlink r:id="rId485">
         <w:r>
           <w:rPr>
             <w:i/>
           </w:rPr>
-          <w:t>Complex &amp; Intelligent Systems</w:t>
-        </w:r>
-      </w:hyperlink>
-      <w:hyperlink r:id="rId484">
+          <w:t>7</w:t>
+        </w:r>
+      </w:hyperlink>
+      <w:hyperlink r:id="rId486">
+        <w:r>
+          <w:t>(6), 3211–3224. https://doi.org/</w:t>
+        </w:r>
+      </w:hyperlink>
+      <w:hyperlink r:id="rId487">
+        <w:r>
+          <w:t>10.1007/s40747-021-00512-9</w:t>
+        </w:r>
+      </w:hyperlink>
+    </w:p>
+    <w:p>
+      <w:pPr>
+        <w:spacing w:after="60" w:line="240" w:lineRule="auto"/>
+      </w:pPr>
+    </w:p>
+    <w:p>
+      <w:pPr>
+        <w:spacing w:after="60" w:line="240" w:lineRule="auto"/>
+        <w:rPr>
+          <w:color w:val="000000"/>
+        </w:rPr>
+      </w:pPr>
+      <w:hyperlink r:id="rId488">
+        <w:r>
+          <w:rPr>
+            <w:color w:val="000000"/>
+          </w:rPr>
+          <w:t xml:space="preserve">Meta, A. I. (2024a). </w:t>
+        </w:r>
+      </w:hyperlink>
+      <w:hyperlink r:id="rId489">
+        <w:r>
+          <w:rPr>
+            <w:i/>
+            <w:color w:val="000000"/>
+          </w:rPr>
+          <w:t>Llama 3.2: Revolutionizing edge AI and vision with open models</w:t>
+        </w:r>
+      </w:hyperlink>
+      <w:hyperlink r:id="rId490">
+        <w:r>
+          <w:rPr>
+            <w:color w:val="000000"/>
+          </w:rPr>
+          <w:t xml:space="preserve">. </w:t>
+        </w:r>
+      </w:hyperlink>
+      <w:hyperlink r:id="rId491">
+        <w:r>
+          <w:rPr>
+            <w:color w:val="000000"/>
+          </w:rPr>
+          <w:t>https://ollama.com/library/llama3.2</w:t>
+        </w:r>
+      </w:hyperlink>
+    </w:p>
+    <w:p>
+      <w:pPr>
+        <w:spacing w:after="60" w:line="240" w:lineRule="auto"/>
+      </w:pPr>
+    </w:p>
+    <w:p>
+      <w:pPr>
+        <w:spacing w:after="60" w:line="240" w:lineRule="auto"/>
+        <w:rPr>
+          <w:color w:val="000000"/>
+        </w:rPr>
+      </w:pPr>
+      <w:hyperlink r:id="rId492">
+        <w:r>
+          <w:rPr>
+            <w:color w:val="000000"/>
+          </w:rPr>
+          <w:t xml:space="preserve">Meta, A. I. (2024b, December 6). </w:t>
+        </w:r>
+      </w:hyperlink>
+      <w:hyperlink r:id="rId493">
+        <w:r>
+          <w:rPr>
+            <w:i/>
+            <w:color w:val="000000"/>
+          </w:rPr>
+          <w:t>Llama 3.3 70B: A multilingual instruction-tuned large language model</w:t>
+        </w:r>
+      </w:hyperlink>
+      <w:hyperlink r:id="rId494">
+        <w:r>
+          <w:rPr>
+            <w:color w:val="000000"/>
+          </w:rPr>
+          <w:t xml:space="preserve">. </w:t>
+        </w:r>
+      </w:hyperlink>
+      <w:hyperlink r:id="rId495">
+        <w:r>
+          <w:rPr>
+            <w:color w:val="000000"/>
+          </w:rPr>
+          <w:t>https://ollama.com/library/llama3.3</w:t>
+        </w:r>
+      </w:hyperlink>
+    </w:p>
+    <w:p>
+      <w:pPr>
+        <w:spacing w:after="60" w:line="240" w:lineRule="auto"/>
+      </w:pPr>
+    </w:p>
+    <w:p>
+      <w:pPr>
+        <w:spacing w:after="60" w:line="240" w:lineRule="auto"/>
+        <w:rPr>
+          <w:color w:val="000000"/>
+        </w:rPr>
+      </w:pPr>
+      <w:hyperlink r:id="rId496">
+        <w:r>
+          <w:rPr>
+            <w:i/>
+            <w:color w:val="000000"/>
+          </w:rPr>
+          <w:t>Meta Llama 3: The most capable openly available LLM to date</w:t>
+        </w:r>
+      </w:hyperlink>
+      <w:hyperlink r:id="rId497">
+        <w:r>
+          <w:rPr>
+            <w:color w:val="000000"/>
+          </w:rPr>
+          <w:t xml:space="preserve">. (2024, April 18). </w:t>
+        </w:r>
+      </w:hyperlink>
+      <w:hyperlink r:id="rId498">
+        <w:r>
+          <w:rPr>
+            <w:color w:val="000000"/>
+          </w:rPr>
+          <w:t>https://ollama.com/library/llama3</w:t>
+        </w:r>
+      </w:hyperlink>
+    </w:p>
+    <w:p>
+      <w:pPr>
+        <w:spacing w:after="60" w:line="240" w:lineRule="auto"/>
+      </w:pPr>
+    </w:p>
+    <w:p>
+      <w:pPr>
+        <w:spacing w:after="60" w:line="240" w:lineRule="auto"/>
+      </w:pPr>
+      <w:hyperlink r:id="rId499">
+        <w:r>
+          <w:t xml:space="preserve">Metcalfe, A., Stephenson, N., Cairncross, Z. F., Scime, N. V., &amp; Fidler-Benaoudia, M. (2024). Exclusion of pregnant and lactating persons from breast cancer clinical trials: a review of active trials registered on ClinicalTrials.gov. </w:t>
+        </w:r>
+      </w:hyperlink>
+      <w:hyperlink r:id="rId500">
+        <w:r>
+          <w:rPr>
+            <w:i/>
+          </w:rPr>
+          <w:t>Acta Obstetricia et Gynecologica Scandinavica</w:t>
+        </w:r>
+      </w:hyperlink>
+      <w:hyperlink r:id="rId501">
         <w:r>
           <w:t xml:space="preserve">, </w:t>
         </w:r>
       </w:hyperlink>
-      <w:hyperlink r:id="rId485">
+      <w:hyperlink r:id="rId502">
         <w:r>
           <w:rPr>
             <w:i/>
           </w:rPr>
-          <w:t>7</w:t>
-        </w:r>
-      </w:hyperlink>
-      <w:hyperlink r:id="rId486">
-        <w:r>
-          <w:t>(6), 3211–3224. https://doi.org/</w:t>
-        </w:r>
-      </w:hyperlink>
-      <w:hyperlink r:id="rId487">
-        <w:r>
-          <w:t>10.1007/s40747-021-00512-9</w:t>
+          <w:t>103</w:t>
+        </w:r>
+      </w:hyperlink>
+      <w:hyperlink r:id="rId503">
+        <w:r>
+          <w:t>(4), 707–715. https://doi.org/</w:t>
+        </w:r>
+      </w:hyperlink>
+      <w:hyperlink r:id="rId504">
+        <w:r>
+          <w:t>10.1111/aogs.14599</w:t>
         </w:r>
       </w:hyperlink>
     </w:p>
@@ -11197,24 +11333,24 @@
           <w:color w:val="000000"/>
         </w:rPr>
       </w:pPr>
-      <w:hyperlink r:id="rId488">
-        <w:r>
-          <w:rPr>
-            <w:color w:val="000000"/>
-          </w:rPr>
-          <w:t xml:space="preserve">Meta, A. I. (2024a). </w:t>
-        </w:r>
-      </w:hyperlink>
-      <w:hyperlink r:id="rId489">
+      <w:hyperlink r:id="rId505">
+        <w:r>
+          <w:rPr>
+            <w:color w:val="000000"/>
+          </w:rPr>
+          <w:t xml:space="preserve">Mikolov, T. (2013). Efficient estimation of word representations in vector space. </w:t>
+        </w:r>
+      </w:hyperlink>
+      <w:hyperlink r:id="rId506">
         <w:r>
           <w:rPr>
             <w:i/>
             <w:color w:val="000000"/>
           </w:rPr>
-          <w:t>Llama 3.2: Revolutionizing edge AI and vision with open models</w:t>
-        </w:r>
-      </w:hyperlink>
-      <w:hyperlink r:id="rId490">
+          <w:t>arXiv Preprint arXiv:1301.3781</w:t>
+        </w:r>
+      </w:hyperlink>
+      <w:hyperlink r:id="rId507">
         <w:r>
           <w:rPr>
             <w:color w:val="000000"/>
@@ -11222,12 +11358,166 @@
           <w:t xml:space="preserve">. </w:t>
         </w:r>
       </w:hyperlink>
-      <w:hyperlink r:id="rId491">
-        <w:r>
-          <w:rPr>
-            <w:color w:val="000000"/>
-          </w:rPr>
-          <w:t>https://ollama.com/library/llama3.2</w:t>
+      <w:hyperlink r:id="rId508">
+        <w:r>
+          <w:rPr>
+            <w:color w:val="000000"/>
+          </w:rPr>
+          <w:t>https://www.khoury.northeastern.edu/home/vip/teach/DMcourse/4_TF_supervised/notes_slides/1301.3781.pdf</w:t>
+        </w:r>
+      </w:hyperlink>
+    </w:p>
+    <w:p>
+      <w:pPr>
+        <w:spacing w:after="60" w:line="240" w:lineRule="auto"/>
+      </w:pPr>
+    </w:p>
+    <w:p>
+      <w:pPr>
+        <w:spacing w:after="60" w:line="240" w:lineRule="auto"/>
+      </w:pPr>
+      <w:hyperlink r:id="rId509">
+        <w:r>
+          <w:t xml:space="preserve">Miller, J. E., Korn, D., &amp; Ross, J. S. (2015). Clinical trial registration, reporting, publication and FDAAA compliance: a cross-sectional analysis and ranking of new drugs approved by the FDA in 2012. </w:t>
+        </w:r>
+      </w:hyperlink>
+      <w:hyperlink r:id="rId510">
+        <w:r>
+          <w:rPr>
+            <w:i/>
+          </w:rPr>
+          <w:t>BMJ Open</w:t>
+        </w:r>
+      </w:hyperlink>
+      <w:hyperlink r:id="rId511">
+        <w:r>
+          <w:t xml:space="preserve">, </w:t>
+        </w:r>
+      </w:hyperlink>
+      <w:hyperlink r:id="rId512">
+        <w:r>
+          <w:rPr>
+            <w:i/>
+          </w:rPr>
+          <w:t>5</w:t>
+        </w:r>
+      </w:hyperlink>
+      <w:hyperlink r:id="rId513">
+        <w:r>
+          <w:t>(11), e009758. https://doi.org/</w:t>
+        </w:r>
+      </w:hyperlink>
+      <w:hyperlink r:id="rId514">
+        <w:r>
+          <w:t>10.1136/bmjopen-2015-009758</w:t>
+        </w:r>
+      </w:hyperlink>
+    </w:p>
+    <w:p>
+      <w:pPr>
+        <w:spacing w:after="60" w:line="240" w:lineRule="auto"/>
+      </w:pPr>
+    </w:p>
+    <w:p>
+      <w:pPr>
+        <w:spacing w:after="60" w:line="240" w:lineRule="auto"/>
+      </w:pPr>
+      <w:hyperlink r:id="rId515">
+        <w:r>
+          <w:t xml:space="preserve">Moch, H., Humphrey, P. A., Ulbright, T. M., &amp; Reuter, V. E. (Eds.). (2016). </w:t>
+        </w:r>
+      </w:hyperlink>
+      <w:hyperlink r:id="rId516">
+        <w:r>
+          <w:rPr>
+            <w:i/>
+          </w:rPr>
+          <w:t xml:space="preserve">WHO Classification of </w:t>
+        </w:r>
+        <w:proofErr w:type="spellStart"/>
+        <w:r>
+          <w:rPr>
+            <w:i/>
+          </w:rPr>
+          <w:t>Tumours</w:t>
+        </w:r>
+        <w:proofErr w:type="spellEnd"/>
+        <w:r>
+          <w:rPr>
+            <w:i/>
+          </w:rPr>
+          <w:t xml:space="preserve"> of the Urinary System and Male Genital Organs</w:t>
+        </w:r>
+      </w:hyperlink>
+      <w:hyperlink r:id="rId517">
+        <w:r>
+          <w:t xml:space="preserve"> (4th ed., Vol. 8). International Agency for Research on Cancer.</w:t>
+        </w:r>
+      </w:hyperlink>
+    </w:p>
+    <w:p>
+      <w:pPr>
+        <w:spacing w:after="60" w:line="240" w:lineRule="auto"/>
+      </w:pPr>
+    </w:p>
+    <w:p>
+      <w:pPr>
+        <w:spacing w:after="60" w:line="240" w:lineRule="auto"/>
+      </w:pPr>
+      <w:hyperlink r:id="rId518">
+        <w:r>
+          <w:t xml:space="preserve">Morris, J., Kuleshov, V., Shmatikov, V., &amp; Rush, A. (2023). Text embeddings reveal (almost) as much as text. </w:t>
+        </w:r>
+      </w:hyperlink>
+      <w:hyperlink r:id="rId519">
+        <w:r>
+          <w:rPr>
+            <w:i/>
+          </w:rPr>
+          <w:t>Proceedings of the 2023 Conference on Empirical Methods in Natural Language Processing</w:t>
+        </w:r>
+      </w:hyperlink>
+      <w:hyperlink r:id="rId520">
+        <w:r>
+          <w:t>. Proceedings of the 2023 Conference on Empirical Methods in Natural Language Processing, Singapore. https://doi.org/</w:t>
+        </w:r>
+      </w:hyperlink>
+      <w:hyperlink r:id="rId521">
+        <w:r>
+          <w:t>10.18653/v1/2023.emnlp-main.765</w:t>
+        </w:r>
+      </w:hyperlink>
+    </w:p>
+    <w:p>
+      <w:pPr>
+        <w:spacing w:after="60" w:line="240" w:lineRule="auto"/>
+      </w:pPr>
+    </w:p>
+    <w:p>
+      <w:pPr>
+        <w:spacing w:after="60" w:line="240" w:lineRule="auto"/>
+      </w:pPr>
+      <w:hyperlink r:id="rId522">
+        <w:r>
+          <w:t xml:space="preserve">Musto, C., Semeraro, G., de Gemmis, M., &amp; Lops, P. (2016). Learning word embeddings from Wikipedia for content-based recommender systems. In </w:t>
+        </w:r>
+      </w:hyperlink>
+      <w:hyperlink r:id="rId523">
+        <w:r>
+          <w:rPr>
+            <w:i/>
+          </w:rPr>
+          <w:t>Lecture Notes in Computer Science</w:t>
+        </w:r>
+      </w:hyperlink>
+      <w:hyperlink r:id="rId524">
+        <w:r>
+          <w:t xml:space="preserve"> (pp. 729–734). Springer International Publishing. https://doi.org/</w:t>
+        </w:r>
+      </w:hyperlink>
+      <w:hyperlink r:id="rId525">
+        <w:r>
+          <w:t>10.1007/978-3-319-30671-1_60</w:t>
         </w:r>
       </w:hyperlink>
     </w:p>
@@ -11243,37 +11533,429 @@
           <w:color w:val="000000"/>
         </w:rPr>
       </w:pPr>
-      <w:hyperlink r:id="rId492">
-        <w:r>
-          <w:rPr>
-            <w:color w:val="000000"/>
-          </w:rPr>
-          <w:t xml:space="preserve">Meta, A. I. (2024b, December 6). </w:t>
-        </w:r>
-      </w:hyperlink>
-      <w:hyperlink r:id="rId493">
+      <w:hyperlink r:id="rId526">
         <w:r>
           <w:rPr>
             <w:i/>
             <w:color w:val="000000"/>
           </w:rPr>
-          <w:t>Llama 3.3 70B: A multilingual instruction-tuned large language model</w:t>
-        </w:r>
-      </w:hyperlink>
-      <w:hyperlink r:id="rId494">
-        <w:r>
-          <w:rPr>
-            <w:color w:val="000000"/>
-          </w:rPr>
+          <w:t>National Institutes of Health Clinical Trials Registry</w:t>
+        </w:r>
+      </w:hyperlink>
+      <w:hyperlink r:id="rId527">
+        <w:r>
+          <w:rPr>
+            <w:color w:val="000000"/>
+          </w:rPr>
+          <w:t xml:space="preserve">. (2000, February 29). ClinicalTrials.gov. </w:t>
+        </w:r>
+      </w:hyperlink>
+      <w:hyperlink r:id="rId528">
+        <w:r>
+          <w:rPr>
+            <w:color w:val="000000"/>
+          </w:rPr>
+          <w:t>https://clinicaltrials.gov/</w:t>
+        </w:r>
+      </w:hyperlink>
+    </w:p>
+    <w:p>
+      <w:pPr>
+        <w:spacing w:after="60" w:line="240" w:lineRule="auto"/>
+      </w:pPr>
+    </w:p>
+    <w:p>
+      <w:pPr>
+        <w:spacing w:after="60" w:line="240" w:lineRule="auto"/>
+      </w:pPr>
+      <w:hyperlink r:id="rId529" w:history="1">
+        <w:r>
+          <w:t>New embedding models and API updates</w:t>
+        </w:r>
+      </w:hyperlink>
+      <w:hyperlink r:id="rId530">
+        <w:r>
+          <w:t xml:space="preserve">. (2024, January 25). </w:t>
+        </w:r>
+      </w:hyperlink>
+      <w:hyperlink r:id="rId531">
+        <w:r>
+          <w:t>https://openai.com/index/new-embedding-models-and-api-updates/</w:t>
+        </w:r>
+      </w:hyperlink>
+    </w:p>
+    <w:p>
+      <w:pPr>
+        <w:spacing w:after="60" w:line="240" w:lineRule="auto"/>
+      </w:pPr>
+    </w:p>
+    <w:p>
+      <w:pPr>
+        <w:spacing w:after="60" w:line="240" w:lineRule="auto"/>
+      </w:pPr>
+      <w:hyperlink r:id="rId532" w:history="1">
+        <w:r>
+          <w:t xml:space="preserve">Ni, J., Qu, C., Lu, J., Dai, Z., Ábrego, G. H., Ma, J., Zhao, V. Y., Luan, Y., Hall, K. B., Chang, M.-W., &amp; Yang, Y. (2021a). </w:t>
+        </w:r>
+      </w:hyperlink>
+      <w:hyperlink r:id="rId533">
+        <w:r>
+          <w:t>gtr-t5-large</w:t>
+        </w:r>
+      </w:hyperlink>
+      <w:hyperlink r:id="rId534">
+        <w:r>
+          <w:t xml:space="preserve">. Hugging Face. </w:t>
+        </w:r>
+      </w:hyperlink>
+      <w:hyperlink r:id="rId535">
+        <w:r>
+          <w:t>https://huggingface.co/sentence-transformers/gtr-t5-large</w:t>
+        </w:r>
+      </w:hyperlink>
+    </w:p>
+    <w:p>
+      <w:pPr>
+        <w:spacing w:after="60" w:line="240" w:lineRule="auto"/>
+      </w:pPr>
+      <w:hyperlink r:id="rId536">
+        <w:r>
+          <w:t xml:space="preserve">Ni, J., Qu, C., Lu, J., Dai, Z., Ábrego, G. H., Ma, J., Zhao, V. Y., Luan, Y., Hall, K. B., Chang, M.-W., &amp; Yang, Y. (2021b). Large Dual Encoders Are Generalizable Retrievers. In </w:t>
+        </w:r>
+      </w:hyperlink>
+      <w:hyperlink r:id="rId537">
+        <w:r>
+          <w:t>arXiv [cs.IR]</w:t>
+        </w:r>
+      </w:hyperlink>
+      <w:hyperlink r:id="rId538">
+        <w:r>
+          <w:t xml:space="preserve">. arXiv. </w:t>
+        </w:r>
+      </w:hyperlink>
+      <w:hyperlink r:id="rId539">
+        <w:r>
+          <w:t>http://arxiv.org/abs/2112.07899</w:t>
+        </w:r>
+      </w:hyperlink>
+    </w:p>
+    <w:p>
+      <w:pPr>
+        <w:spacing w:after="60" w:line="240" w:lineRule="auto"/>
+      </w:pPr>
+    </w:p>
+    <w:p>
+      <w:pPr>
+        <w:spacing w:after="60" w:line="240" w:lineRule="auto"/>
+      </w:pPr>
+      <w:hyperlink r:id="rId540" w:history="1">
+        <w:r>
+          <w:t xml:space="preserve">Nussbaum, Z., Morris, J. X., Duderstadt, B., &amp; Mulyar, A. (2024). Nomic embed: Training a reproducible long context text embedder. In </w:t>
+        </w:r>
+      </w:hyperlink>
+      <w:hyperlink r:id="rId541">
+        <w:r>
+          <w:t>arXiv [cs.CL]</w:t>
+        </w:r>
+      </w:hyperlink>
+      <w:hyperlink r:id="rId542">
+        <w:r>
+          <w:t>. https://doi.org/</w:t>
+        </w:r>
+      </w:hyperlink>
+      <w:hyperlink r:id="rId543">
+        <w:r>
+          <w:t>10.48550/ARXIV.2402.01613</w:t>
+        </w:r>
+      </w:hyperlink>
+    </w:p>
+    <w:p>
+      <w:pPr>
+        <w:spacing w:after="60" w:line="240" w:lineRule="auto"/>
+      </w:pPr>
+    </w:p>
+    <w:p>
+      <w:pPr>
+        <w:spacing w:after="60" w:line="240" w:lineRule="auto"/>
+      </w:pPr>
+      <w:hyperlink r:id="rId544" w:history="1">
+        <w:r>
+          <w:t xml:space="preserve">Ontotext. (2023, June 19). </w:t>
+        </w:r>
+      </w:hyperlink>
+      <w:hyperlink r:id="rId545">
+        <w:r>
+          <w:t>Ontotext Refine</w:t>
+        </w:r>
+      </w:hyperlink>
+      <w:hyperlink r:id="rId546">
+        <w:r>
           <w:t xml:space="preserve">. </w:t>
         </w:r>
       </w:hyperlink>
-      <w:hyperlink r:id="rId495">
-        <w:r>
-          <w:rPr>
-            <w:color w:val="000000"/>
-          </w:rPr>
-          <w:t>https://ollama.com/library/llama3.3</w:t>
+      <w:hyperlink r:id="rId547">
+        <w:r>
+          <w:t>https://www.ontotext.com/products/ontotext-refine/</w:t>
+        </w:r>
+      </w:hyperlink>
+    </w:p>
+    <w:p>
+      <w:pPr>
+        <w:spacing w:after="60" w:line="240" w:lineRule="auto"/>
+      </w:pPr>
+    </w:p>
+    <w:p>
+      <w:pPr>
+        <w:spacing w:after="60" w:line="240" w:lineRule="auto"/>
+      </w:pPr>
+      <w:hyperlink r:id="rId548">
+        <w:r>
+          <w:t xml:space="preserve">OpenAI, Achiam, J., Adler, S., Agarwal, S., Ahmad, L., Akkaya, I., Aleman, F. L., Almeida, D., Altenschmidt, J., Altman, S., Anadkat, S., Avila, R., Babuschkin, I., Balaji, S., Balcom, V., Baltescu, P., Bao, H., Bavarian, M., Belgum, J., … Zoph, B. (2023). GPT-4 Technical Report. In </w:t>
+        </w:r>
+      </w:hyperlink>
+      <w:hyperlink r:id="rId549">
+        <w:r>
+          <w:rPr>
+            <w:i/>
+          </w:rPr>
+          <w:t>arXiv [cs.CL]</w:t>
+        </w:r>
+      </w:hyperlink>
+      <w:hyperlink r:id="rId550">
+        <w:r>
+          <w:t>. https://doi.org/</w:t>
+        </w:r>
+      </w:hyperlink>
+      <w:hyperlink r:id="rId551">
+        <w:r>
+          <w:t>10.48550/ARXIV.2303.08774</w:t>
+        </w:r>
+      </w:hyperlink>
+    </w:p>
+    <w:p>
+      <w:pPr>
+        <w:spacing w:after="60" w:line="240" w:lineRule="auto"/>
+      </w:pPr>
+      <w:hyperlink r:id="rId552">
+        <w:r>
+          <w:t xml:space="preserve">Osborne, J. D., Flatow, J., Holko, M., Lin, S. M., Kibbe, W. A., Zhu, L. J., Danila, M. I., Feng, G., &amp; Chisholm, R. L. (2009). Annotating the human genome with Disease Ontology. </w:t>
+        </w:r>
+      </w:hyperlink>
+      <w:hyperlink r:id="rId553">
+        <w:r>
+          <w:rPr>
+            <w:i/>
+          </w:rPr>
+          <w:t>BMC Genomics</w:t>
+        </w:r>
+      </w:hyperlink>
+      <w:hyperlink r:id="rId554">
+        <w:r>
+          <w:t xml:space="preserve">, </w:t>
+        </w:r>
+      </w:hyperlink>
+      <w:hyperlink r:id="rId555">
+        <w:r>
+          <w:rPr>
+            <w:i/>
+          </w:rPr>
+          <w:t>10 Suppl 1</w:t>
+        </w:r>
+      </w:hyperlink>
+      <w:hyperlink r:id="rId556">
+        <w:r>
+          <w:t>(S1), S6. https://doi.org/</w:t>
+        </w:r>
+      </w:hyperlink>
+      <w:hyperlink r:id="rId557">
+        <w:r>
+          <w:t>10.1186/1471-2164-10-S1-S6</w:t>
+        </w:r>
+      </w:hyperlink>
+    </w:p>
+    <w:p>
+      <w:pPr>
+        <w:spacing w:after="60" w:line="240" w:lineRule="auto"/>
+      </w:pPr>
+    </w:p>
+    <w:p>
+      <w:pPr>
+        <w:spacing w:after="60" w:line="240" w:lineRule="auto"/>
+      </w:pPr>
+      <w:hyperlink r:id="rId558">
+        <w:r>
+          <w:t xml:space="preserve">Pande, A., &amp; Ahuja, V. (2017). WEAC: Word embeddings for anomaly classification from event logs. </w:t>
+        </w:r>
+      </w:hyperlink>
+      <w:hyperlink r:id="rId559">
+        <w:r>
+          <w:rPr>
+            <w:i/>
+          </w:rPr>
+          <w:t>2017 IEEE International Conference on Big Data (Big Data)</w:t>
+        </w:r>
+      </w:hyperlink>
+      <w:hyperlink r:id="rId560">
+        <w:r>
+          <w:t>, 1095–1100. https://doi.org/</w:t>
+        </w:r>
+      </w:hyperlink>
+      <w:hyperlink r:id="rId561">
+        <w:r>
+          <w:t>10.1109/BigData.2017.8258034</w:t>
+        </w:r>
+      </w:hyperlink>
+    </w:p>
+    <w:p>
+      <w:pPr>
+        <w:spacing w:after="60" w:line="240" w:lineRule="auto"/>
+      </w:pPr>
+    </w:p>
+    <w:p>
+      <w:pPr>
+        <w:spacing w:after="60" w:line="240" w:lineRule="auto"/>
+      </w:pPr>
+      <w:hyperlink r:id="rId562">
+        <w:r>
+          <w:t xml:space="preserve">Pasquali, S. K., Lam, W. K., Chiswell, K., Kemper, A. R., &amp; Li, J. S. (2012). Status of the pediatric clinical trials enterprise: an analysis of the US ClinicalTrials.gov registry. </w:t>
+        </w:r>
+      </w:hyperlink>
+      <w:hyperlink r:id="rId563">
+        <w:r>
+          <w:rPr>
+            <w:i/>
+          </w:rPr>
+          <w:t>Pediatrics</w:t>
+        </w:r>
+      </w:hyperlink>
+      <w:hyperlink r:id="rId564">
+        <w:r>
+          <w:t xml:space="preserve">, </w:t>
+        </w:r>
+      </w:hyperlink>
+      <w:hyperlink r:id="rId565">
+        <w:r>
+          <w:rPr>
+            <w:i/>
+          </w:rPr>
+          <w:t>130</w:t>
+        </w:r>
+      </w:hyperlink>
+      <w:hyperlink r:id="rId566">
+        <w:r>
+          <w:t>(5), e1269–e1277. https://doi.org/</w:t>
+        </w:r>
+      </w:hyperlink>
+      <w:hyperlink r:id="rId567">
+        <w:r>
+          <w:t>10.1542/peds.2011-3565</w:t>
+        </w:r>
+      </w:hyperlink>
+    </w:p>
+    <w:p>
+      <w:pPr>
+        <w:spacing w:after="60" w:line="240" w:lineRule="auto"/>
+      </w:pPr>
+    </w:p>
+    <w:p>
+      <w:pPr>
+        <w:spacing w:after="60" w:line="240" w:lineRule="auto"/>
+      </w:pPr>
+      <w:hyperlink r:id="rId568">
+        <w:r>
+          <w:t xml:space="preserve">Pennington, J., Socher, R., &amp; Manning, C. D. (2014). GloVe: Global Vectors for Word Representation. In A. M. B. P. Daelemans (Ed.), </w:t>
+        </w:r>
+      </w:hyperlink>
+      <w:hyperlink r:id="rId569">
+        <w:r>
+          <w:rPr>
+            <w:i/>
+          </w:rPr>
+          <w:t>Proceedings of the 2014 Conference on Empirical Methods in Natural Language Processing (EMNLP)</w:t>
+        </w:r>
+      </w:hyperlink>
+      <w:hyperlink r:id="rId570">
+        <w:r>
+          <w:t xml:space="preserve"> (pp. 1532–1543). Association for Computational Linguistics. https://doi.org/</w:t>
+        </w:r>
+      </w:hyperlink>
+      <w:hyperlink r:id="rId571">
+        <w:r>
+          <w:t>10.3115/v1/D14-1162</w:t>
+        </w:r>
+      </w:hyperlink>
+    </w:p>
+    <w:p>
+      <w:pPr>
+        <w:spacing w:after="60" w:line="240" w:lineRule="auto"/>
+      </w:pPr>
+    </w:p>
+    <w:p>
+      <w:pPr>
+        <w:spacing w:after="60" w:line="240" w:lineRule="auto"/>
+      </w:pPr>
+      <w:hyperlink r:id="rId572">
+        <w:r>
+          <w:t xml:space="preserve">Popovski, G., Paudel, B., Eftimov, T., &amp; Seljak, B. K. (2019). Exploring a standardized language for describing foods using embedding techniques. </w:t>
+        </w:r>
+      </w:hyperlink>
+      <w:hyperlink r:id="rId573">
+        <w:r>
+          <w:rPr>
+            <w:i/>
+          </w:rPr>
+          <w:t>2019 IEEE International Conference on Big Data (Big Data)</w:t>
+        </w:r>
+      </w:hyperlink>
+      <w:hyperlink r:id="rId574">
+        <w:r>
+          <w:t>, 5172–5176. https://doi.org/</w:t>
+        </w:r>
+      </w:hyperlink>
+      <w:hyperlink r:id="rId575">
+        <w:r>
+          <w:t>10.1109/bigdata47090.2019.9005970</w:t>
+        </w:r>
+      </w:hyperlink>
+    </w:p>
+    <w:p>
+      <w:pPr>
+        <w:spacing w:after="60" w:line="240" w:lineRule="auto"/>
+      </w:pPr>
+      <w:hyperlink r:id="rId576">
+        <w:r>
+          <w:t xml:space="preserve">Que, Y., Hu, Y., Hong, D., &amp; Zhang, Y. (2021). Trends in clinical development of pediatric cancer for PD-1 and PD-L1 inhibitors: an analysis of ClinicalTrials.gov. </w:t>
+        </w:r>
+      </w:hyperlink>
+      <w:hyperlink r:id="rId577">
+        <w:r>
+          <w:rPr>
+            <w:i/>
+          </w:rPr>
+          <w:t>Journal for Immunotherapy of Cancer</w:t>
+        </w:r>
+      </w:hyperlink>
+      <w:hyperlink r:id="rId578">
+        <w:r>
+          <w:t xml:space="preserve">, </w:t>
+        </w:r>
+      </w:hyperlink>
+      <w:hyperlink r:id="rId579">
+        <w:r>
+          <w:rPr>
+            <w:i/>
+          </w:rPr>
+          <w:t>9</w:t>
+        </w:r>
+      </w:hyperlink>
+      <w:hyperlink r:id="rId580">
+        <w:r>
+          <w:t>(9), e002920. https://doi.org/</w:t>
+        </w:r>
+      </w:hyperlink>
+      <w:hyperlink r:id="rId581">
+        <w:r>
+          <w:t>10.1136/jitc-2021-002920</w:t>
         </w:r>
       </w:hyperlink>
     </w:p>
@@ -11289,75 +11971,602 @@
           <w:color w:val="000000"/>
         </w:rPr>
       </w:pPr>
-      <w:hyperlink r:id="rId496">
+      <w:hyperlink r:id="rId582">
+        <w:r>
+          <w:rPr>
+            <w:color w:val="000000"/>
+          </w:rPr>
+          <w:t xml:space="preserve">Radford, A., Narasimhan, K., </w:t>
+        </w:r>
+        <w:proofErr w:type="spellStart"/>
+        <w:r>
+          <w:rPr>
+            <w:color w:val="000000"/>
+          </w:rPr>
+          <w:t>Salimans</w:t>
+        </w:r>
+        <w:proofErr w:type="spellEnd"/>
+        <w:r>
+          <w:rPr>
+            <w:color w:val="000000"/>
+          </w:rPr>
+          <w:t xml:space="preserve">, T., &amp; </w:t>
+        </w:r>
+        <w:proofErr w:type="spellStart"/>
+        <w:r>
+          <w:rPr>
+            <w:color w:val="000000"/>
+          </w:rPr>
+          <w:t>Sutskever</w:t>
+        </w:r>
+        <w:proofErr w:type="spellEnd"/>
+        <w:r>
+          <w:rPr>
+            <w:color w:val="000000"/>
+          </w:rPr>
+          <w:t xml:space="preserve">, I. (2018). </w:t>
+        </w:r>
+      </w:hyperlink>
+      <w:hyperlink r:id="rId583">
         <w:r>
           <w:rPr>
             <w:i/>
             <w:color w:val="000000"/>
           </w:rPr>
-          <w:t>Meta Llama 3: The most capable openly available LLM to date</w:t>
-        </w:r>
-      </w:hyperlink>
-      <w:hyperlink r:id="rId497">
-        <w:r>
-          <w:rPr>
-            <w:color w:val="000000"/>
-          </w:rPr>
-          <w:t xml:space="preserve">. (2024, April 18). </w:t>
-        </w:r>
-      </w:hyperlink>
-      <w:hyperlink r:id="rId498">
-        <w:r>
-          <w:rPr>
-            <w:color w:val="000000"/>
-          </w:rPr>
-          <w:t>https://ollama.com/library/llama3</w:t>
-        </w:r>
-      </w:hyperlink>
-    </w:p>
-    <w:p>
-      <w:pPr>
-        <w:spacing w:after="60" w:line="240" w:lineRule="auto"/>
-      </w:pPr>
-    </w:p>
-    <w:p>
-      <w:pPr>
-        <w:spacing w:after="60" w:line="240" w:lineRule="auto"/>
-      </w:pPr>
-      <w:hyperlink r:id="rId499">
-        <w:r>
-          <w:t xml:space="preserve">Metcalfe, A., Stephenson, N., Cairncross, Z. F., Scime, N. V., &amp; Fidler-Benaoudia, M. (2024). Exclusion of pregnant and lactating persons from breast cancer clinical trials: a review of active trials registered on ClinicalTrials.gov. </w:t>
-        </w:r>
-      </w:hyperlink>
-      <w:hyperlink r:id="rId500">
+          <w:t>Improving Language Understanding by Generative Pre-Training</w:t>
+        </w:r>
+      </w:hyperlink>
+      <w:hyperlink r:id="rId584">
+        <w:r>
+          <w:rPr>
+            <w:color w:val="000000"/>
+          </w:rPr>
+          <w:t>. OpenAI.</w:t>
+        </w:r>
+      </w:hyperlink>
+    </w:p>
+    <w:p>
+      <w:pPr>
+        <w:spacing w:after="60" w:line="240" w:lineRule="auto"/>
+      </w:pPr>
+    </w:p>
+    <w:p>
+      <w:pPr>
+        <w:spacing w:after="60" w:line="240" w:lineRule="auto"/>
+        <w:rPr>
+          <w:color w:val="000000"/>
+        </w:rPr>
+      </w:pPr>
+      <w:hyperlink r:id="rId585">
+        <w:r>
+          <w:rPr>
+            <w:color w:val="000000"/>
+          </w:rPr>
+          <w:t xml:space="preserve">Raval, S. (Nov,2023). </w:t>
+        </w:r>
+      </w:hyperlink>
+      <w:hyperlink r:id="rId586">
         <w:r>
           <w:rPr>
             <w:i/>
-          </w:rPr>
-          <w:t>Acta Obstetricia et Gynecologica Scandinavica</w:t>
-        </w:r>
-      </w:hyperlink>
-      <w:hyperlink r:id="rId501">
+            <w:color w:val="000000"/>
+          </w:rPr>
+          <w:t>MedLlama2: Fine-tuned Llama 2 model to answer medical questions based on an open source medical dataset</w:t>
+        </w:r>
+      </w:hyperlink>
+      <w:hyperlink r:id="rId587">
+        <w:r>
+          <w:rPr>
+            <w:color w:val="000000"/>
+          </w:rPr>
+          <w:t xml:space="preserve">. </w:t>
+        </w:r>
+      </w:hyperlink>
+      <w:hyperlink r:id="rId588">
+        <w:r>
+          <w:rPr>
+            <w:color w:val="000000"/>
+          </w:rPr>
+          <w:t>https://huggingface.co/llSourcell/medllama2_7b</w:t>
+        </w:r>
+      </w:hyperlink>
+    </w:p>
+    <w:p>
+      <w:pPr>
+        <w:spacing w:after="60" w:line="240" w:lineRule="auto"/>
+      </w:pPr>
+    </w:p>
+    <w:p>
+      <w:pPr>
+        <w:spacing w:after="60" w:line="240" w:lineRule="auto"/>
+        <w:rPr>
+          <w:color w:val="000000"/>
+        </w:rPr>
+      </w:pPr>
+      <w:hyperlink r:id="rId589">
+        <w:r>
+          <w:rPr>
+            <w:color w:val="000000"/>
+          </w:rPr>
+          <w:t xml:space="preserve">R Core Team (2024). (2024). </w:t>
+        </w:r>
+      </w:hyperlink>
+      <w:hyperlink r:id="rId590">
+        <w:r>
+          <w:rPr>
+            <w:i/>
+            <w:color w:val="000000"/>
+          </w:rPr>
+          <w:t>R: A Language and Environment for Statistical Computing</w:t>
+        </w:r>
+      </w:hyperlink>
+      <w:hyperlink r:id="rId591">
+        <w:r>
+          <w:rPr>
+            <w:color w:val="000000"/>
+          </w:rPr>
+          <w:t xml:space="preserve">. </w:t>
+        </w:r>
+      </w:hyperlink>
+      <w:hyperlink r:id="rId592">
+        <w:r>
+          <w:rPr>
+            <w:i/>
+            <w:color w:val="000000"/>
+          </w:rPr>
+          <w:t xml:space="preserve">R Foundation for Statistical Computing, </w:t>
+        </w:r>
+      </w:hyperlink>
+      <w:hyperlink r:id="rId593">
+        <w:r>
+          <w:rPr>
+            <w:color w:val="000000"/>
+          </w:rPr>
+          <w:t xml:space="preserve">Vienna, Austria. </w:t>
+        </w:r>
+      </w:hyperlink>
+      <w:hyperlink r:id="rId594">
+        <w:r>
+          <w:rPr>
+            <w:color w:val="000000"/>
+          </w:rPr>
+          <w:t>https://www.R-project.org/</w:t>
+        </w:r>
+      </w:hyperlink>
+    </w:p>
+    <w:p>
+      <w:pPr>
+        <w:spacing w:after="60" w:line="240" w:lineRule="auto"/>
+      </w:pPr>
+    </w:p>
+    <w:p>
+      <w:pPr>
+        <w:spacing w:after="60" w:line="240" w:lineRule="auto"/>
+      </w:pPr>
+      <w:hyperlink r:id="rId595" w:history="1">
+        <w:r>
+          <w:t xml:space="preserve">Renfro, L. A., Ji, L., Piao, J., Onar-Thomas, A., Kairalla, J. A., &amp; Alonzo, T. A. (2019). Trial Design Challenges and Approaches for Precision Oncology in Rare Tumors: Experiences of the Children’s Oncology Group. </w:t>
+        </w:r>
+      </w:hyperlink>
+      <w:hyperlink r:id="rId596">
+        <w:r>
+          <w:t>JCO Precision Oncology</w:t>
+        </w:r>
+      </w:hyperlink>
+      <w:hyperlink r:id="rId597">
         <w:r>
           <w:t xml:space="preserve">, </w:t>
         </w:r>
       </w:hyperlink>
-      <w:hyperlink r:id="rId502">
+      <w:hyperlink r:id="rId598">
+        <w:r>
+          <w:t>3</w:t>
+        </w:r>
+      </w:hyperlink>
+      <w:hyperlink r:id="rId599">
+        <w:r>
+          <w:t>. https://doi.org/</w:t>
+        </w:r>
+      </w:hyperlink>
+      <w:hyperlink r:id="rId600">
+        <w:r>
+          <w:t>10.1200/PO.19.00060</w:t>
+        </w:r>
+      </w:hyperlink>
+    </w:p>
+    <w:p>
+      <w:pPr>
+        <w:spacing w:after="60" w:line="240" w:lineRule="auto"/>
+      </w:pPr>
+    </w:p>
+    <w:p>
+      <w:pPr>
+        <w:spacing w:after="60" w:line="240" w:lineRule="auto"/>
+      </w:pPr>
+      <w:hyperlink r:id="rId601">
+        <w:r>
+          <w:t xml:space="preserve">Rivers, Z., Hyde, B., Ronski, K., Stearns, D., Toll, S., Ritt, K., Cooney, M., Nimeiri, H., Federman, N., &amp; Kaneva, K. (2023). Exploring Barriers to Pediatric Cancer Clinical Trials: The Role of a Networked, Just-in-Time Study Program. </w:t>
+        </w:r>
+      </w:hyperlink>
+      <w:hyperlink r:id="rId602">
         <w:r>
           <w:rPr>
             <w:i/>
           </w:rPr>
-          <w:t>103</w:t>
-        </w:r>
-      </w:hyperlink>
-      <w:hyperlink r:id="rId503">
-        <w:r>
-          <w:t>(4), 707–715. https://doi.org/</w:t>
-        </w:r>
-      </w:hyperlink>
-      <w:hyperlink r:id="rId504">
-        <w:r>
-          <w:t>10.1111/aogs.14599</w:t>
+          <w:t>Clinical Therapeutics</w:t>
+        </w:r>
+      </w:hyperlink>
+      <w:hyperlink r:id="rId603">
+        <w:r>
+          <w:t xml:space="preserve">, </w:t>
+        </w:r>
+      </w:hyperlink>
+      <w:hyperlink r:id="rId604">
+        <w:r>
+          <w:rPr>
+            <w:i/>
+          </w:rPr>
+          <w:t>45</w:t>
+        </w:r>
+      </w:hyperlink>
+      <w:hyperlink r:id="rId605">
+        <w:r>
+          <w:t>(11), 1148–1150. https://doi.org/</w:t>
+        </w:r>
+      </w:hyperlink>
+      <w:hyperlink r:id="rId606">
+        <w:r>
+          <w:t>10.1016/j.clinthera.2023.08.022</w:t>
+        </w:r>
+      </w:hyperlink>
+    </w:p>
+    <w:p>
+      <w:pPr>
+        <w:spacing w:after="60" w:line="240" w:lineRule="auto"/>
+      </w:pPr>
+      <w:hyperlink r:id="rId607">
+        <w:r>
+          <w:t xml:space="preserve">Savova, G. K., Masanz, J. J., Ogren, P. V., Zheng, J., Sohn, S., Kipper-Schuler, K. C., &amp; Chute, C. G. (2010). Mayo clinical Text Analysis and Knowledge Extraction System (cTAKES): architecture, component evaluation and applications. </w:t>
+        </w:r>
+      </w:hyperlink>
+      <w:hyperlink r:id="rId608">
+        <w:r>
+          <w:rPr>
+            <w:i/>
+          </w:rPr>
+          <w:t>Journal of the American Medical Informatics Association: JAMIA</w:t>
+        </w:r>
+      </w:hyperlink>
+      <w:hyperlink r:id="rId609">
+        <w:r>
+          <w:t xml:space="preserve">, </w:t>
+        </w:r>
+      </w:hyperlink>
+      <w:hyperlink r:id="rId610">
+        <w:r>
+          <w:rPr>
+            <w:i/>
+          </w:rPr>
+          <w:t>17</w:t>
+        </w:r>
+      </w:hyperlink>
+      <w:hyperlink r:id="rId611">
+        <w:r>
+          <w:t>(5), 507–513. https://doi.org/</w:t>
+        </w:r>
+      </w:hyperlink>
+      <w:hyperlink r:id="rId612">
+        <w:r>
+          <w:t>10.1136/jamia.2009.001560</w:t>
+        </w:r>
+      </w:hyperlink>
+    </w:p>
+    <w:p>
+      <w:pPr>
+        <w:spacing w:after="60" w:line="240" w:lineRule="auto"/>
+      </w:pPr>
+    </w:p>
+    <w:p>
+      <w:pPr>
+        <w:spacing w:after="60" w:line="240" w:lineRule="auto"/>
+      </w:pPr>
+      <w:hyperlink r:id="rId613">
+        <w:r>
+          <w:t xml:space="preserve">Schriml, L. M., Arze, C., Nadendla, S., Chang, Y.-W. W., Mazaitis, M., Felix, V., Feng, G., &amp; Kibbe, W. A. (2012). Disease Ontology: a backbone for disease semantic integration. </w:t>
+        </w:r>
+      </w:hyperlink>
+      <w:hyperlink r:id="rId614">
+        <w:r>
+          <w:rPr>
+            <w:i/>
+          </w:rPr>
+          <w:t>Nucleic Acids Research</w:t>
+        </w:r>
+      </w:hyperlink>
+      <w:hyperlink r:id="rId615">
+        <w:r>
+          <w:t xml:space="preserve">, </w:t>
+        </w:r>
+      </w:hyperlink>
+      <w:hyperlink r:id="rId616">
+        <w:r>
+          <w:rPr>
+            <w:i/>
+          </w:rPr>
+          <w:t>40</w:t>
+        </w:r>
+      </w:hyperlink>
+      <w:hyperlink r:id="rId617">
+        <w:r>
+          <w:t>(Database issue), D940–D946. https://doi.org/</w:t>
+        </w:r>
+      </w:hyperlink>
+      <w:hyperlink r:id="rId618">
+        <w:r>
+          <w:t>10.1093/nar/gkr972</w:t>
+        </w:r>
+      </w:hyperlink>
+    </w:p>
+    <w:p>
+      <w:pPr>
+        <w:spacing w:after="60" w:line="240" w:lineRule="auto"/>
+      </w:pPr>
+    </w:p>
+    <w:p>
+      <w:pPr>
+        <w:spacing w:after="60" w:line="240" w:lineRule="auto"/>
+      </w:pPr>
+      <w:hyperlink r:id="rId619">
+        <w:r>
+          <w:t xml:space="preserve">Schriml, L. M., Lichenstein, R., Bisordi, K., Bearer, C., Baron, J. A., &amp; Greene, C. (2023). Modeling the enigma of complex disease etiology. </w:t>
+        </w:r>
+      </w:hyperlink>
+      <w:hyperlink r:id="rId620">
+        <w:r>
+          <w:rPr>
+            <w:i/>
+          </w:rPr>
+          <w:t>Journal of Translational Medicine</w:t>
+        </w:r>
+      </w:hyperlink>
+      <w:hyperlink r:id="rId621">
+        <w:r>
+          <w:t xml:space="preserve">, </w:t>
+        </w:r>
+      </w:hyperlink>
+      <w:hyperlink r:id="rId622">
+        <w:r>
+          <w:rPr>
+            <w:i/>
+          </w:rPr>
+          <w:t>21</w:t>
+        </w:r>
+      </w:hyperlink>
+      <w:hyperlink r:id="rId623">
+        <w:r>
+          <w:t>(1), 148. https://doi.org/</w:t>
+        </w:r>
+      </w:hyperlink>
+      <w:hyperlink r:id="rId624">
+        <w:r>
+          <w:t>10.1186/s12967-023-03987-x</w:t>
+        </w:r>
+      </w:hyperlink>
+    </w:p>
+    <w:p>
+      <w:pPr>
+        <w:spacing w:after="60" w:line="240" w:lineRule="auto"/>
+      </w:pPr>
+    </w:p>
+    <w:p>
+      <w:pPr>
+        <w:spacing w:after="60" w:line="240" w:lineRule="auto"/>
+      </w:pPr>
+      <w:hyperlink r:id="rId625">
+        <w:r>
+          <w:t xml:space="preserve">Schriml, L. M., &amp; Mitraka, E. (2015). The Disease Ontology: fostering interoperability between biological and clinical human disease-related data. </w:t>
+        </w:r>
+      </w:hyperlink>
+      <w:hyperlink r:id="rId626">
+        <w:r>
+          <w:rPr>
+            <w:i/>
+          </w:rPr>
+          <w:t>Mammalian Genome: Official Journal of the International Mammalian Genome Society</w:t>
+        </w:r>
+      </w:hyperlink>
+      <w:hyperlink r:id="rId627">
+        <w:r>
+          <w:t xml:space="preserve">, </w:t>
+        </w:r>
+      </w:hyperlink>
+      <w:hyperlink r:id="rId628">
+        <w:r>
+          <w:rPr>
+            <w:i/>
+          </w:rPr>
+          <w:t>26</w:t>
+        </w:r>
+      </w:hyperlink>
+      <w:hyperlink r:id="rId629">
+        <w:r>
+          <w:t>(9-10), 584–589. https://doi.org/</w:t>
+        </w:r>
+      </w:hyperlink>
+      <w:hyperlink r:id="rId630">
+        <w:r>
+          <w:t>10.1007/s00335-015-9576-9</w:t>
+        </w:r>
+      </w:hyperlink>
+    </w:p>
+    <w:p>
+      <w:pPr>
+        <w:spacing w:after="60" w:line="240" w:lineRule="auto"/>
+      </w:pPr>
+    </w:p>
+    <w:p>
+      <w:pPr>
+        <w:spacing w:after="60" w:line="240" w:lineRule="auto"/>
+      </w:pPr>
+      <w:hyperlink r:id="rId631">
+        <w:r>
+          <w:t xml:space="preserve">Schriml, L. M., Mitraka, E., Munro, J., Tauber, B., Schor, M., Nickle, L., Felix, V., Jeng, L., Bearer, C., Lichenstein, R., Bisordi, K., Campion, N., Hyman, B., Kurland, D., Oates, C. P., Kibbey, S., Sreekumar, P., Le, C., Giglio, M., &amp; Greene, C. (2019). Human Disease Ontology 2018 update: classification, content and workflow expansion. </w:t>
+        </w:r>
+      </w:hyperlink>
+      <w:hyperlink r:id="rId632">
+        <w:r>
+          <w:rPr>
+            <w:i/>
+          </w:rPr>
+          <w:t>Nucleic Acids Research</w:t>
+        </w:r>
+      </w:hyperlink>
+      <w:hyperlink r:id="rId633">
+        <w:r>
+          <w:t xml:space="preserve">, </w:t>
+        </w:r>
+      </w:hyperlink>
+      <w:hyperlink r:id="rId634">
+        <w:r>
+          <w:rPr>
+            <w:i/>
+          </w:rPr>
+          <w:t>47</w:t>
+        </w:r>
+      </w:hyperlink>
+      <w:hyperlink r:id="rId635">
+        <w:r>
+          <w:t>(D1), D955–D962. https://doi.org/</w:t>
+        </w:r>
+      </w:hyperlink>
+      <w:hyperlink r:id="rId636">
+        <w:r>
+          <w:t>10.1093/nar/gky1032</w:t>
+        </w:r>
+      </w:hyperlink>
+    </w:p>
+    <w:p>
+      <w:pPr>
+        <w:spacing w:after="60" w:line="240" w:lineRule="auto"/>
+      </w:pPr>
+    </w:p>
+    <w:p>
+      <w:pPr>
+        <w:spacing w:after="60" w:line="240" w:lineRule="auto"/>
+      </w:pPr>
+      <w:hyperlink r:id="rId637">
+        <w:r>
+          <w:t xml:space="preserve">Schriml, L. M., Munro, J. B., Schor, M., Olley, D., McCracken, C., Felix, V., Baron, J. A., Jackson, R., Bello, S. M., Bearer, C., Lichenstein, R., Bisordi, K., Dialo, N. C., Giglio, M., &amp; Greene, C. (2022). The Human Disease Ontology 2022 update. </w:t>
+        </w:r>
+      </w:hyperlink>
+      <w:hyperlink r:id="rId638">
+        <w:r>
+          <w:rPr>
+            <w:i/>
+          </w:rPr>
+          <w:t>Nucleic Acids Research</w:t>
+        </w:r>
+      </w:hyperlink>
+      <w:hyperlink r:id="rId639">
+        <w:r>
+          <w:t xml:space="preserve">, </w:t>
+        </w:r>
+      </w:hyperlink>
+      <w:hyperlink r:id="rId640">
+        <w:r>
+          <w:rPr>
+            <w:i/>
+          </w:rPr>
+          <w:t>50</w:t>
+        </w:r>
+      </w:hyperlink>
+      <w:hyperlink r:id="rId641">
+        <w:r>
+          <w:t>(D1), D1255–D1261. https://doi.org/</w:t>
+        </w:r>
+      </w:hyperlink>
+      <w:hyperlink r:id="rId642">
+        <w:r>
+          <w:t>10.1093/nar/gkab1063</w:t>
+        </w:r>
+      </w:hyperlink>
+    </w:p>
+    <w:p>
+      <w:pPr>
+        <w:spacing w:after="60" w:line="240" w:lineRule="auto"/>
+      </w:pPr>
+    </w:p>
+    <w:p>
+      <w:pPr>
+        <w:spacing w:after="60" w:line="240" w:lineRule="auto"/>
+      </w:pPr>
+      <w:hyperlink r:id="rId643">
+        <w:r>
+          <w:t xml:space="preserve">Shi, X. H., Guan, R. C., Wang, L. P., Pei, Z. L., &amp; Liang, Y. C. (2009, June). An incremental affinity propagation algorithm and its applications for text clustering. </w:t>
+        </w:r>
+      </w:hyperlink>
+      <w:hyperlink r:id="rId644">
+        <w:r>
+          <w:rPr>
+            <w:i/>
+          </w:rPr>
+          <w:t>2009 International Joint Conference on Neural Networks</w:t>
+        </w:r>
+      </w:hyperlink>
+      <w:hyperlink r:id="rId645">
+        <w:r>
+          <w:t>. 2009 International Joint Conference on Neural Networks (IJCNN 2009 - Atlanta), Atlanta, Ga, USA. https://doi.org/</w:t>
+        </w:r>
+      </w:hyperlink>
+      <w:hyperlink r:id="rId646">
+        <w:r>
+          <w:t>10.1109/ijcnn.2009.5178973</w:t>
+        </w:r>
+      </w:hyperlink>
+    </w:p>
+    <w:p>
+      <w:pPr>
+        <w:spacing w:after="60" w:line="240" w:lineRule="auto"/>
+      </w:pPr>
+    </w:p>
+    <w:p>
+      <w:pPr>
+        <w:spacing w:after="60" w:line="240" w:lineRule="auto"/>
+      </w:pPr>
+      <w:hyperlink r:id="rId647">
+        <w:r>
+          <w:t xml:space="preserve">Shrivastava, S. K., Rana, J. L., &amp; Jain, R. C. (2013). Text document clustering based on phrase similarity using affinity propagation. </w:t>
+        </w:r>
+      </w:hyperlink>
+      <w:hyperlink r:id="rId648">
+        <w:r>
+          <w:rPr>
+            <w:i/>
+          </w:rPr>
+          <w:t>International Journal of Computer Applications</w:t>
+        </w:r>
+      </w:hyperlink>
+      <w:hyperlink r:id="rId649">
+        <w:r>
+          <w:t xml:space="preserve">, </w:t>
+        </w:r>
+      </w:hyperlink>
+      <w:hyperlink r:id="rId650">
+        <w:r>
+          <w:rPr>
+            <w:i/>
+          </w:rPr>
+          <w:t>61</w:t>
+        </w:r>
+      </w:hyperlink>
+      <w:hyperlink r:id="rId651">
+        <w:r>
+          <w:t>(18). https://doi.org/</w:t>
+        </w:r>
+      </w:hyperlink>
+      <w:hyperlink r:id="rId652">
+        <w:r>
+          <w:t>10.5120/10032-5077</w:t>
         </w:r>
       </w:hyperlink>
     </w:p>
@@ -11373,105 +12582,450 @@
           <w:color w:val="000000"/>
         </w:rPr>
       </w:pPr>
-      <w:hyperlink r:id="rId505">
-        <w:r>
-          <w:rPr>
-            <w:color w:val="000000"/>
-          </w:rPr>
-          <w:t xml:space="preserve">Mikolov, T. (2013). Efficient estimation of word representations in vector space. </w:t>
-        </w:r>
-      </w:hyperlink>
-      <w:hyperlink r:id="rId506">
+      <w:hyperlink r:id="rId653" w:history="1">
+        <w:r>
+          <w:rPr>
+            <w:color w:val="000000"/>
+          </w:rPr>
+          <w:t xml:space="preserve">Shutaywi, M., &amp; Kachouie, N. N. (2021). Silhouette Analysis for Performance Evaluation in Machine Learning with Applications to Clustering. </w:t>
+        </w:r>
+      </w:hyperlink>
+      <w:hyperlink r:id="rId654">
+        <w:r>
+          <w:rPr>
+            <w:color w:val="000000"/>
+          </w:rPr>
+          <w:t xml:space="preserve">Entropy </w:t>
+        </w:r>
+      </w:hyperlink>
+      <w:hyperlink r:id="rId655">
+        <w:r>
+          <w:rPr>
+            <w:color w:val="000000"/>
+          </w:rPr>
+          <w:t xml:space="preserve">, </w:t>
+        </w:r>
+      </w:hyperlink>
+      <w:hyperlink r:id="rId656">
+        <w:r>
+          <w:rPr>
+            <w:color w:val="000000"/>
+          </w:rPr>
+          <w:t>23</w:t>
+        </w:r>
+      </w:hyperlink>
+      <w:hyperlink r:id="rId657">
+        <w:r>
+          <w:rPr>
+            <w:color w:val="000000"/>
+          </w:rPr>
+          <w:t>(6). https://doi.org/</w:t>
+        </w:r>
+      </w:hyperlink>
+      <w:hyperlink r:id="rId658">
+        <w:r>
+          <w:rPr>
+            <w:color w:val="000000"/>
+          </w:rPr>
+          <w:t>10.3390/e23060759</w:t>
+        </w:r>
+      </w:hyperlink>
+    </w:p>
+    <w:p>
+      <w:pPr>
+        <w:spacing w:after="60" w:line="240" w:lineRule="auto"/>
+      </w:pPr>
+    </w:p>
+    <w:p>
+      <w:pPr>
+        <w:spacing w:after="60" w:line="240" w:lineRule="auto"/>
+        <w:rPr>
+          <w:color w:val="000000"/>
+        </w:rPr>
+      </w:pPr>
+      <w:hyperlink r:id="rId659">
+        <w:r>
+          <w:rPr>
+            <w:color w:val="000000"/>
+          </w:rPr>
+          <w:t xml:space="preserve">Siegel, R. L., Giaquinto, A. N., &amp; Jemal, A. (2024). Cancer statistics, 2024. </w:t>
+        </w:r>
+      </w:hyperlink>
+      <w:hyperlink r:id="rId660">
         <w:r>
           <w:rPr>
             <w:i/>
             <w:color w:val="000000"/>
           </w:rPr>
-          <w:t>arXiv Preprint arXiv:1301.3781</w:t>
-        </w:r>
-      </w:hyperlink>
-      <w:hyperlink r:id="rId507">
+          <w:t>CA: A Cancer Journal for Clinicians</w:t>
+        </w:r>
+      </w:hyperlink>
+      <w:hyperlink r:id="rId661">
+        <w:r>
+          <w:rPr>
+            <w:color w:val="000000"/>
+          </w:rPr>
+          <w:t xml:space="preserve">, </w:t>
+        </w:r>
+      </w:hyperlink>
+      <w:hyperlink r:id="rId662">
+        <w:r>
+          <w:rPr>
+            <w:i/>
+            <w:color w:val="000000"/>
+          </w:rPr>
+          <w:t>74</w:t>
+        </w:r>
+      </w:hyperlink>
+      <w:hyperlink r:id="rId663">
+        <w:r>
+          <w:rPr>
+            <w:color w:val="000000"/>
+          </w:rPr>
+          <w:t>(1), 12–49. https://doi.org/</w:t>
+        </w:r>
+      </w:hyperlink>
+      <w:hyperlink r:id="rId664">
+        <w:r>
+          <w:rPr>
+            <w:color w:val="000000"/>
+          </w:rPr>
+          <w:t>10.3322/caac.21820</w:t>
+        </w:r>
+      </w:hyperlink>
+    </w:p>
+    <w:p>
+      <w:pPr>
+        <w:spacing w:after="60" w:line="240" w:lineRule="auto"/>
+      </w:pPr>
+      <w:hyperlink r:id="rId665">
+        <w:r>
+          <w:t xml:space="preserve">Snášel, V., Keprt, A., Abraham, A., &amp; Hassanien, A. E. (2009). Approximate String Matching by Fuzzy Automata. </w:t>
+        </w:r>
+      </w:hyperlink>
+      <w:hyperlink r:id="rId666">
+        <w:r>
+          <w:rPr>
+            <w:i/>
+          </w:rPr>
+          <w:t>Man-Machine Interactions</w:t>
+        </w:r>
+      </w:hyperlink>
+      <w:hyperlink r:id="rId667">
+        <w:r>
+          <w:t>, 281–290. https://doi.org/</w:t>
+        </w:r>
+      </w:hyperlink>
+      <w:hyperlink r:id="rId668">
+        <w:r>
+          <w:t>10.1007/978-3-642-00563-3_29</w:t>
+        </w:r>
+      </w:hyperlink>
+    </w:p>
+    <w:p>
+      <w:pPr>
+        <w:spacing w:after="60" w:line="240" w:lineRule="auto"/>
+      </w:pPr>
+    </w:p>
+    <w:p>
+      <w:pPr>
+        <w:spacing w:after="60" w:line="240" w:lineRule="auto"/>
+        <w:rPr>
+          <w:color w:val="000000"/>
+        </w:rPr>
+      </w:pPr>
+      <w:hyperlink r:id="rId669" w:history="1">
+        <w:r>
+          <w:rPr>
+            <w:color w:val="000000"/>
+          </w:rPr>
+          <w:t>SNOMED CT International Edition</w:t>
+        </w:r>
+      </w:hyperlink>
+      <w:hyperlink r:id="rId670">
+        <w:r>
+          <w:rPr>
+            <w:color w:val="000000"/>
+          </w:rPr>
+          <w:t xml:space="preserve">. (2023). SNOMED International. </w:t>
+        </w:r>
+      </w:hyperlink>
+      <w:hyperlink r:id="rId671">
+        <w:r>
+          <w:rPr>
+            <w:color w:val="000000"/>
+          </w:rPr>
+          <w:t>https://www.snomed.org</w:t>
+        </w:r>
+      </w:hyperlink>
+    </w:p>
+    <w:p>
+      <w:pPr>
+        <w:spacing w:after="60" w:line="240" w:lineRule="auto"/>
+      </w:pPr>
+    </w:p>
+    <w:p>
+      <w:pPr>
+        <w:spacing w:after="60" w:line="240" w:lineRule="auto"/>
+      </w:pPr>
+      <w:hyperlink r:id="rId672">
+        <w:r>
+          <w:rPr>
+            <w:color w:val="000000"/>
+          </w:rPr>
+          <w:t xml:space="preserve">SNOMED CT: Systematized Nomenclature of Medicine Clinical Terms. (2002). </w:t>
+        </w:r>
+      </w:hyperlink>
+      <w:hyperlink r:id="rId673">
+        <w:r>
+          <w:rPr>
+            <w:i/>
+            <w:color w:val="000000"/>
+          </w:rPr>
+          <w:t>SNOMED International</w:t>
+        </w:r>
+      </w:hyperlink>
+      <w:hyperlink r:id="rId674">
         <w:r>
           <w:rPr>
             <w:color w:val="000000"/>
           </w:rPr>
           <w:t xml:space="preserve">. </w:t>
         </w:r>
-      </w:hyperlink>
-      <w:hyperlink r:id="rId508">
-        <w:r>
-          <w:rPr>
-            <w:color w:val="000000"/>
-          </w:rPr>
-          <w:t>https://www.khoury.northeastern.edu/home/vip/teach/DMcourse/4_TF_supervised/notes_slides/1301.3781.pdf</w:t>
-        </w:r>
-      </w:hyperlink>
-    </w:p>
-    <w:p>
-      <w:pPr>
-        <w:spacing w:after="60" w:line="240" w:lineRule="auto"/>
-      </w:pPr>
-    </w:p>
-    <w:p>
-      <w:pPr>
-        <w:spacing w:after="60" w:line="240" w:lineRule="auto"/>
-      </w:pPr>
-      <w:hyperlink r:id="rId509">
-        <w:r>
-          <w:t xml:space="preserve">Miller, J. E., Korn, D., &amp; Ross, J. S. (2015). Clinical trial registration, reporting, publication and FDAAA compliance: a cross-sectional analysis and ranking of new drugs approved by the FDA in 2012. </w:t>
-        </w:r>
-      </w:hyperlink>
-      <w:hyperlink r:id="rId510">
+        <w:r>
+          <w:rPr>
+            <w:color w:val="000000"/>
+          </w:rPr>
+          <w:t xml:space="preserve">SNOMED International. </w:t>
+        </w:r>
+      </w:hyperlink>
+      <w:hyperlink r:id="rId675">
+        <w:r>
+          <w:rPr>
+            <w:color w:val="000000"/>
+          </w:rPr>
+          <w:t>https://www.snomed.org/.</w:t>
+        </w:r>
+      </w:hyperlink>
+    </w:p>
+    <w:p>
+      <w:pPr>
+        <w:spacing w:after="60" w:line="240" w:lineRule="auto"/>
+        <w:rPr>
+          <w:color w:val="000000"/>
+        </w:rPr>
+      </w:pPr>
+    </w:p>
+    <w:p>
+      <w:pPr>
+        <w:spacing w:after="60" w:line="240" w:lineRule="auto"/>
+        <w:rPr>
+          <w:color w:val="000000"/>
+        </w:rPr>
+      </w:pPr>
+      <w:hyperlink r:id="rId676">
         <w:r>
           <w:rPr>
             <w:i/>
-          </w:rPr>
-          <w:t>BMJ Open</w:t>
-        </w:r>
-      </w:hyperlink>
-      <w:hyperlink r:id="rId511">
+            <w:color w:val="000000"/>
+          </w:rPr>
+          <w:t>Stanford CRFM</w:t>
+        </w:r>
+      </w:hyperlink>
+      <w:hyperlink r:id="rId677">
+        <w:r>
+          <w:rPr>
+            <w:color w:val="000000"/>
+          </w:rPr>
+          <w:t xml:space="preserve">. (2022, December 15). </w:t>
+        </w:r>
+      </w:hyperlink>
+      <w:hyperlink r:id="rId678">
+        <w:r>
+          <w:rPr>
+            <w:color w:val="000000"/>
+          </w:rPr>
+          <w:t>https://crfm.stanford.edu/2022/12/15/biomedlm.html</w:t>
+        </w:r>
+      </w:hyperlink>
+    </w:p>
+    <w:p>
+      <w:pPr>
+        <w:spacing w:after="60" w:line="240" w:lineRule="auto"/>
+      </w:pPr>
+    </w:p>
+    <w:p>
+      <w:pPr>
+        <w:spacing w:after="60" w:line="240" w:lineRule="auto"/>
+      </w:pPr>
+      <w:hyperlink r:id="rId679" w:history="1">
+        <w:r>
+          <w:t xml:space="preserve">Stein, R. A., Jaques, P. A., &amp; Valiati, J. F. (2019). An analysis of hierarchical text classification using word embeddings. </w:t>
+        </w:r>
+      </w:hyperlink>
+      <w:hyperlink r:id="rId680">
+        <w:r>
+          <w:t>Information Sciences</w:t>
+        </w:r>
+      </w:hyperlink>
+      <w:hyperlink r:id="rId681">
         <w:r>
           <w:t xml:space="preserve">, </w:t>
         </w:r>
       </w:hyperlink>
-      <w:hyperlink r:id="rId512">
+      <w:hyperlink r:id="rId682">
+        <w:r>
+          <w:t>471</w:t>
+        </w:r>
+      </w:hyperlink>
+      <w:hyperlink r:id="rId683">
+        <w:r>
+          <w:t>, 216–232. https://doi.org/</w:t>
+        </w:r>
+      </w:hyperlink>
+      <w:hyperlink r:id="rId684">
+        <w:r>
+          <w:t>10.1016/j.ins.2018.09.001</w:t>
+        </w:r>
+      </w:hyperlink>
+    </w:p>
+    <w:p>
+      <w:pPr>
+        <w:spacing w:after="60" w:line="240" w:lineRule="auto"/>
+      </w:pPr>
+    </w:p>
+    <w:p>
+      <w:pPr>
+        <w:spacing w:after="60" w:line="240" w:lineRule="auto"/>
+      </w:pPr>
+      <w:hyperlink r:id="rId685">
+        <w:r>
+          <w:t xml:space="preserve">Subramanian, J., Regenbogen, T., Nagaraj, G., Lane, A., Devarakonda, S., Zhou, G., &amp; Govindan, R. (2013). Review of ongoing clinical trials in non-small-cell lung cancer: a status report for 2012 from the ClinicalTrials.gov Web site. </w:t>
+        </w:r>
+      </w:hyperlink>
+      <w:hyperlink r:id="rId686">
         <w:r>
           <w:rPr>
             <w:i/>
           </w:rPr>
-          <w:t>5</w:t>
-        </w:r>
-      </w:hyperlink>
-      <w:hyperlink r:id="rId513">
-        <w:r>
-          <w:t>(11), e009758. https://doi.org/</w:t>
-        </w:r>
-      </w:hyperlink>
-      <w:hyperlink r:id="rId514">
-        <w:r>
-          <w:t>10.1136/bmjopen-2015-009758</w:t>
-        </w:r>
-      </w:hyperlink>
-    </w:p>
-    <w:p>
-      <w:pPr>
-        <w:spacing w:after="60" w:line="240" w:lineRule="auto"/>
-      </w:pPr>
-    </w:p>
-    <w:p>
-      <w:pPr>
-        <w:spacing w:after="60" w:line="240" w:lineRule="auto"/>
-      </w:pPr>
-      <w:hyperlink r:id="rId515">
-        <w:r>
-          <w:t xml:space="preserve">Moch, H., Humphrey, P. A., Ulbright, T. M., &amp; Reuter, V. E. (Eds.). (2016). </w:t>
-        </w:r>
-      </w:hyperlink>
-      <w:hyperlink r:id="rId516">
+          <w:t>Journal of Thoracic Oncology: Official Publication of the International Association for the Study of Lung Cancer</w:t>
+        </w:r>
+      </w:hyperlink>
+      <w:hyperlink r:id="rId687">
+        <w:r>
+          <w:t xml:space="preserve">, </w:t>
+        </w:r>
+      </w:hyperlink>
+      <w:hyperlink r:id="rId688">
         <w:r>
           <w:rPr>
             <w:i/>
           </w:rPr>
+          <w:t>8</w:t>
+        </w:r>
+      </w:hyperlink>
+      <w:hyperlink r:id="rId689">
+        <w:r>
+          <w:t>(7), 860–865. https://doi.org/</w:t>
+        </w:r>
+      </w:hyperlink>
+      <w:hyperlink r:id="rId690">
+        <w:r>
+          <w:t>10.1097/JTO.0b013e318287c562</w:t>
+        </w:r>
+      </w:hyperlink>
+    </w:p>
+    <w:p>
+      <w:pPr>
+        <w:spacing w:after="60" w:line="240" w:lineRule="auto"/>
+      </w:pPr>
+    </w:p>
+    <w:p>
+      <w:pPr>
+        <w:spacing w:after="60" w:line="240" w:lineRule="auto"/>
+      </w:pPr>
+      <w:hyperlink r:id="rId691">
+        <w:r>
+          <w:t xml:space="preserve">Swerdlow, S. H., Campo, E., Harris, N. L., Jaffe, E. S., </w:t>
+        </w:r>
+        <w:proofErr w:type="spellStart"/>
+        <w:r>
+          <w:t>Pileri</w:t>
+        </w:r>
+        <w:proofErr w:type="spellEnd"/>
+        <w:r>
+          <w:t xml:space="preserve">, S. A., Stein, H., &amp; Thiele, J. (Eds.). (2017). </w:t>
+        </w:r>
+      </w:hyperlink>
+      <w:hyperlink r:id="rId692">
+        <w:r>
+          <w:rPr>
+            <w:i/>
+          </w:rPr>
+          <w:t xml:space="preserve">WHO classification of </w:t>
+        </w:r>
+        <w:proofErr w:type="spellStart"/>
+        <w:r>
+          <w:rPr>
+            <w:i/>
+          </w:rPr>
+          <w:t>Tumours</w:t>
+        </w:r>
+        <w:proofErr w:type="spellEnd"/>
+        <w:r>
+          <w:rPr>
+            <w:i/>
+          </w:rPr>
+          <w:t xml:space="preserve"> of </w:t>
+        </w:r>
+        <w:proofErr w:type="spellStart"/>
+        <w:r>
+          <w:rPr>
+            <w:i/>
+          </w:rPr>
+          <w:t>Haematopoietic</w:t>
+        </w:r>
+        <w:proofErr w:type="spellEnd"/>
+        <w:r>
+          <w:rPr>
+            <w:i/>
+          </w:rPr>
+          <w:t xml:space="preserve"> and Lymphoid Tissues Revised 4th Edition</w:t>
+        </w:r>
+      </w:hyperlink>
+      <w:hyperlink r:id="rId693">
+        <w:r>
+          <w:t xml:space="preserve"> (4th ed., Vol. 2). International Agency for Research on Cancer.</w:t>
+        </w:r>
+      </w:hyperlink>
+    </w:p>
+    <w:p>
+      <w:pPr>
+        <w:spacing w:after="60" w:line="240" w:lineRule="auto"/>
+      </w:pPr>
+    </w:p>
+    <w:p>
+      <w:pPr>
+        <w:spacing w:after="60" w:line="240" w:lineRule="auto"/>
+      </w:pPr>
+      <w:hyperlink r:id="rId694">
+        <w:r>
+          <w:t xml:space="preserve">Swerdlow SH, Campo E, Harris NL, Jaffe ES, </w:t>
+        </w:r>
+        <w:proofErr w:type="spellStart"/>
+        <w:r>
+          <w:t>Pileri</w:t>
+        </w:r>
+        <w:proofErr w:type="spellEnd"/>
+        <w:r>
+          <w:t xml:space="preserve"> SA, Stein H, Thiele J, Vardiman JW (Ed.). (2008). </w:t>
+        </w:r>
+      </w:hyperlink>
+      <w:hyperlink r:id="rId695">
+        <w:r>
+          <w:rPr>
+            <w:i/>
+          </w:rPr>
           <w:t xml:space="preserve">WHO Classification of </w:t>
         </w:r>
         <w:proofErr w:type="spellStart"/>
@@ -11486,78 +13040,26 @@
           <w:rPr>
             <w:i/>
           </w:rPr>
-          <w:t xml:space="preserve"> of the Urinary System and Male Genital Organs</w:t>
-        </w:r>
-      </w:hyperlink>
-      <w:hyperlink r:id="rId517">
-        <w:r>
-          <w:t xml:space="preserve"> (4th ed., Vol. 8). International Agency for Research on Cancer.</w:t>
-        </w:r>
-      </w:hyperlink>
-    </w:p>
-    <w:p>
-      <w:pPr>
-        <w:spacing w:after="60" w:line="240" w:lineRule="auto"/>
-      </w:pPr>
-    </w:p>
-    <w:p>
-      <w:pPr>
-        <w:spacing w:after="60" w:line="240" w:lineRule="auto"/>
-      </w:pPr>
-      <w:hyperlink r:id="rId518">
-        <w:r>
-          <w:t xml:space="preserve">Morris, J., Kuleshov, V., Shmatikov, V., &amp; Rush, A. (2023). Text embeddings reveal (almost) as much as text. </w:t>
-        </w:r>
-      </w:hyperlink>
-      <w:hyperlink r:id="rId519">
+          <w:t xml:space="preserve"> of </w:t>
+        </w:r>
+        <w:proofErr w:type="spellStart"/>
         <w:r>
           <w:rPr>
             <w:i/>
           </w:rPr>
-          <w:t>Proceedings of the 2023 Conference on Empirical Methods in Natural Language Processing</w:t>
-        </w:r>
-      </w:hyperlink>
-      <w:hyperlink r:id="rId520">
-        <w:r>
-          <w:t>. Proceedings of the 2023 Conference on Empirical Methods in Natural Language Processing, Singapore. https://doi.org/</w:t>
-        </w:r>
-      </w:hyperlink>
-      <w:hyperlink r:id="rId521">
-        <w:r>
-          <w:t>10.18653/v1/2023.emnlp-main.765</w:t>
-        </w:r>
-      </w:hyperlink>
-    </w:p>
-    <w:p>
-      <w:pPr>
-        <w:spacing w:after="60" w:line="240" w:lineRule="auto"/>
-      </w:pPr>
-    </w:p>
-    <w:p>
-      <w:pPr>
-        <w:spacing w:after="60" w:line="240" w:lineRule="auto"/>
-      </w:pPr>
-      <w:hyperlink r:id="rId522">
-        <w:r>
-          <w:t xml:space="preserve">Musto, C., Semeraro, G., de Gemmis, M., &amp; Lops, P. (2016). Learning word embeddings from Wikipedia for content-based recommender systems. In </w:t>
-        </w:r>
-      </w:hyperlink>
-      <w:hyperlink r:id="rId523">
+          <w:t>Haematopoietic</w:t>
+        </w:r>
+        <w:proofErr w:type="spellEnd"/>
         <w:r>
           <w:rPr>
             <w:i/>
           </w:rPr>
-          <w:t>Lecture Notes in Computer Science</w:t>
-        </w:r>
-      </w:hyperlink>
-      <w:hyperlink r:id="rId524">
-        <w:r>
-          <w:t xml:space="preserve"> (pp. 729–734). Springer International Publishing. https://doi.org/</w:t>
-        </w:r>
-      </w:hyperlink>
-      <w:hyperlink r:id="rId525">
-        <w:r>
-          <w:t>10.1007/978-3-319-30671-1_60</w:t>
+          <w:t xml:space="preserve"> and Lymphoid Tissues</w:t>
+        </w:r>
+      </w:hyperlink>
+      <w:hyperlink r:id="rId696">
+        <w:r>
+          <w:t xml:space="preserve"> (4th ed., Vol. 2). International Agency for Research on Cancer.</w:t>
         </w:r>
       </w:hyperlink>
     </w:p>
@@ -11573,36 +13075,47 @@
           <w:color w:val="000000"/>
         </w:rPr>
       </w:pPr>
-      <w:hyperlink r:id="rId526">
+      <w:hyperlink r:id="rId697">
+        <w:r>
+          <w:rPr>
+            <w:color w:val="000000"/>
+          </w:rPr>
+          <w:t xml:space="preserve">Tavassoli FA, D. P. (Ed.). (2003). </w:t>
+        </w:r>
+      </w:hyperlink>
+      <w:hyperlink r:id="rId698">
         <w:r>
           <w:rPr>
             <w:i/>
             <w:color w:val="000000"/>
           </w:rPr>
-          <w:t>National Institutes of Health Clinical Trials Registry</w:t>
-        </w:r>
-      </w:hyperlink>
-      <w:hyperlink r:id="rId527">
-        <w:r>
-          <w:rPr>
-            <w:color w:val="000000"/>
-          </w:rPr>
-          <w:t xml:space="preserve">. (2000, February 29). ClinicalTrials.gov. </w:t>
-        </w:r>
-      </w:hyperlink>
-      <w:hyperlink r:id="rId528">
-        <w:r>
-          <w:rPr>
-            <w:color w:val="000000"/>
-          </w:rPr>
-          <w:t>https://clinicaltrials.gov/</w:t>
-        </w:r>
-      </w:hyperlink>
-    </w:p>
-    <w:p>
-      <w:pPr>
-        <w:spacing w:after="60" w:line="240" w:lineRule="auto"/>
-      </w:pPr>
+          <w:t xml:space="preserve">Pathology and Genetics of </w:t>
+        </w:r>
+        <w:proofErr w:type="spellStart"/>
+        <w:r>
+          <w:rPr>
+            <w:i/>
+            <w:color w:val="000000"/>
+          </w:rPr>
+          <w:t>Tumours</w:t>
+        </w:r>
+        <w:proofErr w:type="spellEnd"/>
+        <w:r>
+          <w:rPr>
+            <w:i/>
+            <w:color w:val="000000"/>
+          </w:rPr>
+          <w:t xml:space="preserve"> of the Breast and Female Genital Organs</w:t>
+        </w:r>
+      </w:hyperlink>
+      <w:hyperlink r:id="rId699">
+        <w:r>
+          <w:rPr>
+            <w:color w:val="000000"/>
+          </w:rPr>
+          <w:t xml:space="preserve"> (3rd ed., Vol. 4). International Agency for Research on Cancer.</w:t>
+        </w:r>
+      </w:hyperlink>
     </w:p>
     <w:p>
       <w:pPr>
@@ -11611,2135 +13124,510 @@
           <w:color w:val="000000"/>
         </w:rPr>
       </w:pPr>
-      <w:hyperlink r:id="rId529" w:history="1">
-        <w:r>
-          <w:rPr>
-            <w:rStyle w:val="Hyperlink"/>
+      <w:hyperlink r:id="rId700">
+        <w:r>
+          <w:rPr>
             <w:i/>
-          </w:rPr>
-          <w:t>New embedding models and API updates</w:t>
-        </w:r>
-      </w:hyperlink>
-      <w:hyperlink r:id="rId530">
-        <w:r>
-          <w:rPr>
-            <w:color w:val="000000"/>
-          </w:rPr>
-          <w:t xml:space="preserve">. (2024, January 25). </w:t>
-        </w:r>
-      </w:hyperlink>
-      <w:hyperlink r:id="rId531">
-        <w:r>
-          <w:rPr>
-            <w:color w:val="000000"/>
-          </w:rPr>
-          <w:t>https://openai.com/index/new-embedding-models-and-api-updates/</w:t>
-        </w:r>
-      </w:hyperlink>
-    </w:p>
-    <w:p>
-      <w:pPr>
-        <w:spacing w:after="60" w:line="240" w:lineRule="auto"/>
-      </w:pPr>
-    </w:p>
-    <w:p>
-      <w:pPr>
-        <w:spacing w:after="60" w:line="240" w:lineRule="auto"/>
-      </w:pPr>
-      <w:hyperlink r:id="rId532" w:history="1">
-        <w:r>
-          <w:rPr>
-            <w:rStyle w:val="Hyperlink"/>
-          </w:rPr>
-          <w:t xml:space="preserve">Ni, J., Qu, C., Lu, J., Dai, Z., Ábrego, G. H., Ma, J., Zhao, V. Y., Luan, Y., Hall, K. B., Chang, M.-W., &amp; Yang, Y. (2021a). </w:t>
-        </w:r>
-      </w:hyperlink>
-      <w:hyperlink r:id="rId533">
+            <w:color w:val="000000"/>
+          </w:rPr>
+          <w:t>text-embedding-ada-002</w:t>
+        </w:r>
+      </w:hyperlink>
+      <w:hyperlink r:id="rId701">
+        <w:r>
+          <w:rPr>
+            <w:color w:val="000000"/>
+          </w:rPr>
+          <w:t xml:space="preserve">. (2023). OpenAI. </w:t>
+        </w:r>
+      </w:hyperlink>
+      <w:hyperlink r:id="rId702">
+        <w:r>
+          <w:rPr>
+            <w:color w:val="000000"/>
+          </w:rPr>
+          <w:t>https://openai.com/index/new-and-improved-embedding-model/</w:t>
+        </w:r>
+      </w:hyperlink>
+    </w:p>
+    <w:p>
+      <w:pPr>
+        <w:spacing w:after="60" w:line="240" w:lineRule="auto"/>
+      </w:pPr>
+    </w:p>
+    <w:p>
+      <w:pPr>
+        <w:spacing w:after="60" w:line="240" w:lineRule="auto"/>
+      </w:pPr>
+      <w:hyperlink r:id="rId703" w:history="1">
+        <w:r>
+          <w:t xml:space="preserve">Touvron, H., Lavril, T., Izacard, G., Martinet, X., Lachaux, M.-A., Lacroix, T., Rozière, B., Goyal, N., Hambro, E., Azhar, F., Rodriguez, A., Joulin, A., Grave, E., &amp; Lample, G. (2023). LLaMA: Open and efficient foundation language models. In </w:t>
+        </w:r>
+      </w:hyperlink>
+      <w:hyperlink r:id="rId704">
+        <w:r>
+          <w:t>arXiv [cs.CL]</w:t>
+        </w:r>
+      </w:hyperlink>
+      <w:hyperlink r:id="rId705">
+        <w:r>
+          <w:t>. https://doi.org/</w:t>
+        </w:r>
+      </w:hyperlink>
+      <w:hyperlink r:id="rId706">
+        <w:r>
+          <w:t>10.48550/ARXIV.2302.13971</w:t>
+        </w:r>
+      </w:hyperlink>
+    </w:p>
+    <w:p>
+      <w:pPr>
+        <w:spacing w:after="60" w:line="240" w:lineRule="auto"/>
+      </w:pPr>
+    </w:p>
+    <w:p>
+      <w:pPr>
+        <w:spacing w:after="60" w:line="240" w:lineRule="auto"/>
+      </w:pPr>
+      <w:hyperlink r:id="rId707">
+        <w:r>
+          <w:t xml:space="preserve">Travis, W. D., Brambilla, E., Burke, A. P., Marx, A., &amp; Nicholson, A. G. (Eds.). (2015). </w:t>
+        </w:r>
+      </w:hyperlink>
+      <w:hyperlink r:id="rId708">
         <w:r>
           <w:rPr>
             <w:i/>
           </w:rPr>
-          <w:t>gtr-t5-large</w:t>
-        </w:r>
-      </w:hyperlink>
-      <w:hyperlink r:id="rId534">
+          <w:t xml:space="preserve">WHO Classification of </w:t>
+        </w:r>
+        <w:proofErr w:type="spellStart"/>
+        <w:r>
+          <w:rPr>
+            <w:i/>
+          </w:rPr>
+          <w:t>Tumours</w:t>
+        </w:r>
+        <w:proofErr w:type="spellEnd"/>
+        <w:r>
+          <w:rPr>
+            <w:i/>
+          </w:rPr>
+          <w:t xml:space="preserve"> of the Lung, Plura, Thymus and Heart</w:t>
+        </w:r>
+      </w:hyperlink>
+      <w:hyperlink r:id="rId709">
+        <w:r>
+          <w:t xml:space="preserve"> (4th ed., Vol. 7). International Agency for Research on Cancer.</w:t>
+        </w:r>
+      </w:hyperlink>
+    </w:p>
+    <w:p>
+      <w:pPr>
+        <w:spacing w:after="60" w:line="240" w:lineRule="auto"/>
+      </w:pPr>
+    </w:p>
+    <w:p>
+      <w:pPr>
+        <w:spacing w:after="60" w:line="240" w:lineRule="auto"/>
+      </w:pPr>
+      <w:hyperlink r:id="rId710">
+        <w:r>
+          <w:t>Travis, W. D., Brambilla, E., Müller-</w:t>
+        </w:r>
+        <w:proofErr w:type="spellStart"/>
+        <w:r>
+          <w:t>Hermelink</w:t>
+        </w:r>
+        <w:proofErr w:type="spellEnd"/>
+        <w:r>
+          <w:t xml:space="preserve">, H. K., &amp; Harris, C. C. (Eds.). (2004). </w:t>
+        </w:r>
+      </w:hyperlink>
+      <w:hyperlink r:id="rId711">
+        <w:r>
+          <w:rPr>
+            <w:i/>
+          </w:rPr>
+          <w:t xml:space="preserve">Pathology and genetics of </w:t>
+        </w:r>
+        <w:proofErr w:type="spellStart"/>
+        <w:r>
+          <w:rPr>
+            <w:i/>
+          </w:rPr>
+          <w:t>tumours</w:t>
+        </w:r>
+        <w:proofErr w:type="spellEnd"/>
+        <w:r>
+          <w:rPr>
+            <w:i/>
+          </w:rPr>
+          <w:t xml:space="preserve"> of the lung, </w:t>
+        </w:r>
+        <w:proofErr w:type="spellStart"/>
+        <w:r>
+          <w:rPr>
+            <w:i/>
+          </w:rPr>
+          <w:t>plura</w:t>
+        </w:r>
+        <w:proofErr w:type="spellEnd"/>
+        <w:r>
+          <w:rPr>
+            <w:i/>
+          </w:rPr>
+          <w:t>, thymus and heart</w:t>
+        </w:r>
+      </w:hyperlink>
+      <w:hyperlink r:id="rId712">
+        <w:r>
+          <w:t xml:space="preserve"> (3rd ed., Vol. 10). International Agency for Research on Cancer.</w:t>
+        </w:r>
+      </w:hyperlink>
+    </w:p>
+    <w:p>
+      <w:pPr>
+        <w:spacing w:after="60" w:line="240" w:lineRule="auto"/>
+      </w:pPr>
+    </w:p>
+    <w:p>
+      <w:pPr>
+        <w:spacing w:after="60" w:line="240" w:lineRule="auto"/>
+      </w:pPr>
+      <w:hyperlink r:id="rId713">
+        <w:r>
+          <w:t xml:space="preserve">Tsujimura, T., Miwa, M., &amp; Sasaki, Y. (2023). Large-scale neural biomedical entity linking with layer overwriting. </w:t>
+        </w:r>
+      </w:hyperlink>
+      <w:hyperlink r:id="rId714">
+        <w:r>
+          <w:rPr>
+            <w:i/>
+          </w:rPr>
+          <w:t>Journal of Biomedical Informatics</w:t>
+        </w:r>
+      </w:hyperlink>
+      <w:hyperlink r:id="rId715">
+        <w:r>
+          <w:t xml:space="preserve">, </w:t>
+        </w:r>
+      </w:hyperlink>
+      <w:hyperlink r:id="rId716">
+        <w:r>
+          <w:rPr>
+            <w:i/>
+          </w:rPr>
+          <w:t>143</w:t>
+        </w:r>
+      </w:hyperlink>
+      <w:hyperlink r:id="rId717">
+        <w:r>
+          <w:t>(104433), 104433. https://doi.org/</w:t>
+        </w:r>
+      </w:hyperlink>
+      <w:hyperlink r:id="rId718">
+        <w:r>
+          <w:t>10.1016/j.jbi.2023.104433</w:t>
+        </w:r>
+      </w:hyperlink>
+    </w:p>
+    <w:p>
+      <w:pPr>
+        <w:spacing w:after="60" w:line="240" w:lineRule="auto"/>
+      </w:pPr>
+    </w:p>
+    <w:p>
+      <w:pPr>
+        <w:spacing w:after="60" w:line="240" w:lineRule="auto"/>
+      </w:pPr>
+      <w:hyperlink r:id="rId719" w:history="1">
+        <w:r>
+          <w:t xml:space="preserve">van der Loo, M. (2013). Stringdist: Approximate string matching, fuzzy text search, and string distance functions [Dataset]. In </w:t>
+        </w:r>
+      </w:hyperlink>
+      <w:hyperlink r:id="rId720">
+        <w:r>
+          <w:t>CRAN: Contributed Packages</w:t>
+        </w:r>
+      </w:hyperlink>
+      <w:hyperlink r:id="rId721">
+        <w:r>
+          <w:t xml:space="preserve">. The R Foundation. </w:t>
+        </w:r>
+      </w:hyperlink>
+      <w:hyperlink r:id="rId722">
+        <w:r>
+          <w:t>https://cran.r-project.org/package=stringdist</w:t>
+        </w:r>
+      </w:hyperlink>
+    </w:p>
+    <w:p>
+      <w:pPr>
+        <w:spacing w:after="60" w:line="240" w:lineRule="auto"/>
+      </w:pPr>
+    </w:p>
+    <w:p>
+      <w:pPr>
+        <w:spacing w:after="60" w:line="240" w:lineRule="auto"/>
+        <w:rPr>
+          <w:color w:val="000000"/>
+        </w:rPr>
+      </w:pPr>
+      <w:hyperlink r:id="rId723">
+        <w:r>
+          <w:rPr>
+            <w:color w:val="000000"/>
+          </w:rPr>
+          <w:t xml:space="preserve">van de Vijver MJ, L. S. E. I. S. S. T. P. (Ed.). (2012). </w:t>
+        </w:r>
+      </w:hyperlink>
+      <w:hyperlink r:id="rId724">
+        <w:r>
+          <w:rPr>
+            <w:i/>
+            <w:color w:val="000000"/>
+          </w:rPr>
+          <w:t xml:space="preserve">WHO Classification of </w:t>
+        </w:r>
+        <w:proofErr w:type="spellStart"/>
+        <w:r>
+          <w:rPr>
+            <w:i/>
+            <w:color w:val="000000"/>
+          </w:rPr>
+          <w:t>Tumours</w:t>
+        </w:r>
+        <w:proofErr w:type="spellEnd"/>
+        <w:r>
+          <w:rPr>
+            <w:i/>
+            <w:color w:val="000000"/>
+          </w:rPr>
+          <w:t xml:space="preserve"> of the Breast</w:t>
+        </w:r>
+      </w:hyperlink>
+      <w:hyperlink r:id="rId725">
+        <w:r>
+          <w:rPr>
+            <w:color w:val="000000"/>
+          </w:rPr>
+          <w:t xml:space="preserve"> (4th ed., Vol. 4). International Agency for Research on Cancer.</w:t>
+        </w:r>
+      </w:hyperlink>
+    </w:p>
+    <w:p>
+      <w:pPr>
+        <w:spacing w:after="60" w:line="240" w:lineRule="auto"/>
+      </w:pPr>
+    </w:p>
+    <w:p>
+      <w:pPr>
+        <w:spacing w:after="60" w:line="240" w:lineRule="auto"/>
+      </w:pPr>
+      <w:hyperlink r:id="rId726">
+        <w:r>
+          <w:t xml:space="preserve">Vasilevsky, N. A., Matentzoglu, N. A., Toro, S., Flack, J. E., IV, Hegde, H., Unni, D. R., Alyea, G. F., Amberger, J. S., Babb, L., Balhoff, J. P., Bingaman, T. I., Burns, G. A., Buske, O. J., Callahan, T. J., Carmody, L. C., Cordo, P. C., Chan, L. E., Chang, G. S., Christiaens, S. L., … Haendel, M. A. (2022). </w:t>
+        </w:r>
+      </w:hyperlink>
+      <w:hyperlink r:id="rId727">
+        <w:r>
+          <w:rPr>
+            <w:i/>
+          </w:rPr>
+          <w:t>Mondo: Unifying diseases for the world, by the world</w:t>
+        </w:r>
+      </w:hyperlink>
+      <w:hyperlink r:id="rId728">
+        <w:r>
+          <w:t>. https://doi.org/</w:t>
+        </w:r>
+      </w:hyperlink>
+      <w:hyperlink r:id="rId729">
+        <w:r>
+          <w:t>10.1101/2022.04.13.22273750</w:t>
+        </w:r>
+      </w:hyperlink>
+    </w:p>
+    <w:p>
+      <w:pPr>
+        <w:spacing w:after="60" w:line="240" w:lineRule="auto"/>
+      </w:pPr>
+    </w:p>
+    <w:p>
+      <w:pPr>
+        <w:spacing w:after="60" w:line="240" w:lineRule="auto"/>
+      </w:pPr>
+      <w:hyperlink r:id="rId730" w:history="1">
+        <w:r>
+          <w:t xml:space="preserve">Wang, G., Liu, X., Ying, Z., Yang, G., Chen, Z., Liu, Z., Zhang, M., Yan, H., Lu, Y., Gao, Y., Xue, K., Li, X., &amp; Chen, Y. (2023a). Optimized glycemic control of type 2 diabetes with reinforcement learning: a proof-of-concept trial. </w:t>
+        </w:r>
+      </w:hyperlink>
+      <w:hyperlink r:id="rId731">
+        <w:r>
+          <w:t>Nature Medicine</w:t>
+        </w:r>
+      </w:hyperlink>
+      <w:hyperlink r:id="rId732">
+        <w:r>
+          <w:t xml:space="preserve">, </w:t>
+        </w:r>
+      </w:hyperlink>
+      <w:hyperlink r:id="rId733">
+        <w:r>
+          <w:t>29</w:t>
+        </w:r>
+      </w:hyperlink>
+      <w:hyperlink r:id="rId734">
+        <w:r>
+          <w:t>(10), 2633–2642. https://doi.org/</w:t>
+        </w:r>
+      </w:hyperlink>
+      <w:hyperlink r:id="rId735">
+        <w:r>
+          <w:t>10.1038/s41591-023-02552-9</w:t>
+        </w:r>
+      </w:hyperlink>
+    </w:p>
+    <w:p>
+      <w:pPr>
+        <w:spacing w:after="60" w:line="240" w:lineRule="auto"/>
+      </w:pPr>
+    </w:p>
+    <w:p>
+      <w:pPr>
+        <w:spacing w:after="60" w:line="240" w:lineRule="auto"/>
+      </w:pPr>
+      <w:hyperlink r:id="rId736">
+        <w:r>
+          <w:t xml:space="preserve">Wang, G., Liu, X., Ying, Z., Yang, G., Chen, Z., Liu, Z., Zhang, M., Yan, H., Lu, Y., Gao, Y., Xue, K., Li, X., &amp; Chen, Y. (2023b, September 14). </w:t>
+        </w:r>
+      </w:hyperlink>
+      <w:hyperlink r:id="rId737">
+        <w:r>
+          <w:rPr>
+            <w:i/>
+          </w:rPr>
+          <w:t>ClinicalBERT</w:t>
+        </w:r>
+      </w:hyperlink>
+      <w:hyperlink r:id="rId738">
         <w:r>
           <w:t xml:space="preserve">. Hugging Face. </w:t>
         </w:r>
       </w:hyperlink>
-      <w:hyperlink r:id="rId535">
-        <w:r>
-          <w:t>https://huggingface.co/sentence-transformers/gtr-t5-large</w:t>
-        </w:r>
-      </w:hyperlink>
-    </w:p>
-    <w:p>
-      <w:pPr>
-        <w:spacing w:after="60" w:line="240" w:lineRule="auto"/>
-      </w:pPr>
-      <w:hyperlink r:id="rId536">
-        <w:r>
-          <w:t xml:space="preserve">Ni, J., Qu, C., Lu, J., Dai, Z., Ábrego, G. H., Ma, J., Zhao, V. Y., Luan, Y., Hall, K. B., Chang, M.-W., &amp; Yang, Y. (2021b). Large Dual Encoders Are Generalizable Retrievers. In </w:t>
-        </w:r>
-      </w:hyperlink>
-      <w:hyperlink r:id="rId537">
+      <w:hyperlink r:id="rId739">
+        <w:r>
+          <w:t>https://huggingface.co/medicalai/ClinicalBERT</w:t>
+        </w:r>
+      </w:hyperlink>
+    </w:p>
+    <w:p>
+      <w:pPr>
+        <w:spacing w:after="60" w:line="240" w:lineRule="auto"/>
+      </w:pPr>
+    </w:p>
+    <w:p>
+      <w:pPr>
+        <w:spacing w:after="60" w:line="240" w:lineRule="auto"/>
+      </w:pPr>
+      <w:hyperlink r:id="rId740">
+        <w:r>
+          <w:t xml:space="preserve">Wang, L., Yang, N., Huang, X., Jiao, B., Yang, L., Jiang, D., Majumder, R., &amp; Wei, F. (2022). Text Embeddings by Weakly-Supervised Contrastive Pre-training. In </w:t>
+        </w:r>
+      </w:hyperlink>
+      <w:hyperlink r:id="rId741">
         <w:r>
           <w:rPr>
             <w:i/>
           </w:rPr>
-          <w:t>arXiv [cs.IR]</w:t>
-        </w:r>
-      </w:hyperlink>
-      <w:hyperlink r:id="rId538">
+          <w:t>arXiv [cs.CL]</w:t>
+        </w:r>
+      </w:hyperlink>
+      <w:hyperlink r:id="rId742">
         <w:r>
           <w:t xml:space="preserve">. arXiv. </w:t>
         </w:r>
       </w:hyperlink>
-      <w:hyperlink r:id="rId539">
-        <w:r>
-          <w:t>http://arxiv.org/abs/2112.07899</w:t>
-        </w:r>
-      </w:hyperlink>
-    </w:p>
-    <w:p>
-      <w:pPr>
-        <w:spacing w:after="60" w:line="240" w:lineRule="auto"/>
-      </w:pPr>
-    </w:p>
-    <w:p>
-      <w:pPr>
-        <w:spacing w:after="60" w:line="240" w:lineRule="auto"/>
-      </w:pPr>
-      <w:hyperlink r:id="rId540" w:history="1">
-        <w:r>
-          <w:rPr>
-            <w:rStyle w:val="Hyperlink"/>
-          </w:rPr>
-          <w:t xml:space="preserve">Nussbaum, Z., Morris, J. X., Duderstadt, B., &amp; Mulyar, A. (2024). Nomic embed: Training a reproducible long context text embedder. In </w:t>
-        </w:r>
-      </w:hyperlink>
-      <w:hyperlink r:id="rId541">
+      <w:hyperlink r:id="rId743">
+        <w:r>
+          <w:t>http://arxiv.org/abs/2212.03533</w:t>
+        </w:r>
+      </w:hyperlink>
+    </w:p>
+    <w:p>
+      <w:pPr>
+        <w:spacing w:after="60" w:line="240" w:lineRule="auto"/>
+      </w:pPr>
+    </w:p>
+    <w:p>
+      <w:pPr>
+        <w:spacing w:after="60" w:line="240" w:lineRule="auto"/>
+        <w:rPr>
+          <w:color w:val="000000"/>
+        </w:rPr>
+      </w:pPr>
+      <w:hyperlink r:id="rId744">
+        <w:r>
+          <w:rPr>
+            <w:color w:val="000000"/>
+          </w:rPr>
+          <w:t xml:space="preserve">Wang, L., Yang, N., Huang, X., Jiao, B., Yang, L., Jiang, D., Majumder, R., &amp; Wei, F. (2023, May). </w:t>
+        </w:r>
+      </w:hyperlink>
+      <w:hyperlink r:id="rId745">
         <w:r>
           <w:rPr>
             <w:i/>
-          </w:rPr>
-          <w:t>arXiv [cs.CL]</w:t>
-        </w:r>
-      </w:hyperlink>
-      <w:hyperlink r:id="rId542">
-        <w:r>
-          <w:t>. https://doi.org/</w:t>
-        </w:r>
-      </w:hyperlink>
-      <w:hyperlink r:id="rId543">
-        <w:r>
-          <w:t>10.48550/ARXIV.2402.01613</w:t>
-        </w:r>
-      </w:hyperlink>
-    </w:p>
-    <w:p>
-      <w:pPr>
-        <w:spacing w:after="60" w:line="240" w:lineRule="auto"/>
-      </w:pPr>
-    </w:p>
-    <w:p>
-      <w:pPr>
-        <w:spacing w:after="60" w:line="240" w:lineRule="auto"/>
-        <w:rPr>
-          <w:color w:val="000000"/>
-        </w:rPr>
-      </w:pPr>
-      <w:hyperlink r:id="rId544" w:history="1">
-        <w:r>
-          <w:rPr>
-            <w:rStyle w:val="Hyperlink"/>
-          </w:rPr>
-          <w:t xml:space="preserve">Ontotext. (2023, June 19). </w:t>
-        </w:r>
-      </w:hyperlink>
-      <w:hyperlink r:id="rId545">
+            <w:color w:val="000000"/>
+          </w:rPr>
+          <w:t>E5-large-v2</w:t>
+        </w:r>
+      </w:hyperlink>
+      <w:hyperlink r:id="rId746">
+        <w:r>
+          <w:rPr>
+            <w:color w:val="000000"/>
+          </w:rPr>
+          <w:t xml:space="preserve">. Hugging Face. </w:t>
+        </w:r>
+      </w:hyperlink>
+      <w:hyperlink r:id="rId747">
+        <w:r>
+          <w:rPr>
+            <w:color w:val="000000"/>
+          </w:rPr>
+          <w:t>https://huggingface.co/intfloat/e5-large-v2</w:t>
+        </w:r>
+      </w:hyperlink>
+    </w:p>
+    <w:p>
+      <w:pPr>
+        <w:spacing w:after="60" w:line="240" w:lineRule="auto"/>
+      </w:pPr>
+    </w:p>
+    <w:p>
+      <w:pPr>
+        <w:spacing w:after="60" w:line="240" w:lineRule="auto"/>
+      </w:pPr>
+      <w:hyperlink r:id="rId748">
+        <w:r>
+          <w:t xml:space="preserve">Warner, B., Chaffin, A., Clavié, B., Weller, O., Hallström, O., Taghadouini, S., Gallagher, A., Biswas, R., Ladhak, F., Aarsen, T., Cooper, N., Adams, G., Howard, J., &amp; Poli, I. (2024a). </w:t>
+        </w:r>
+      </w:hyperlink>
+      <w:hyperlink r:id="rId749">
         <w:r>
           <w:rPr>
             <w:i/>
-            <w:color w:val="000000"/>
-          </w:rPr>
-          <w:t>Ontotext Refine</w:t>
-        </w:r>
-      </w:hyperlink>
-      <w:hyperlink r:id="rId546">
-        <w:r>
-          <w:rPr>
-            <w:color w:val="000000"/>
-          </w:rPr>
-          <w:t xml:space="preserve">. </w:t>
-        </w:r>
-      </w:hyperlink>
-      <w:hyperlink r:id="rId547">
-        <w:r>
-          <w:rPr>
-            <w:color w:val="000000"/>
-          </w:rPr>
-          <w:t>https://www.ontotext.com/products/ontotext-refine/</w:t>
-        </w:r>
-      </w:hyperlink>
-    </w:p>
-    <w:p>
-      <w:pPr>
-        <w:spacing w:after="60" w:line="240" w:lineRule="auto"/>
-      </w:pPr>
-    </w:p>
-    <w:p>
-      <w:pPr>
-        <w:spacing w:after="60" w:line="240" w:lineRule="auto"/>
-      </w:pPr>
-      <w:hyperlink r:id="rId548">
-        <w:r>
-          <w:t xml:space="preserve">OpenAI, Achiam, J., Adler, S., Agarwal, S., Ahmad, L., Akkaya, I., Aleman, F. L., Almeida, D., Altenschmidt, J., Altman, S., Anadkat, S., Avila, R., Babuschkin, I., Balaji, S., Balcom, V., Baltescu, P., Bao, H., Bavarian, M., Belgum, J., … Zoph, B. (2023). GPT-4 Technical Report. In </w:t>
-        </w:r>
-      </w:hyperlink>
-      <w:hyperlink r:id="rId549">
-        <w:r>
-          <w:rPr>
-            <w:i/>
-          </w:rPr>
-          <w:t>arXiv [cs.CL]</w:t>
-        </w:r>
-      </w:hyperlink>
-      <w:hyperlink r:id="rId550">
-        <w:r>
-          <w:t>. https://doi.org/</w:t>
-        </w:r>
-      </w:hyperlink>
-      <w:hyperlink r:id="rId551">
-        <w:r>
-          <w:t>10.48550/ARXIV.2303.08774</w:t>
-        </w:r>
-      </w:hyperlink>
-    </w:p>
-    <w:p>
-      <w:pPr>
-        <w:spacing w:after="60" w:line="240" w:lineRule="auto"/>
-      </w:pPr>
-      <w:hyperlink r:id="rId552">
-        <w:r>
-          <w:t xml:space="preserve">Osborne, J. D., Flatow, J., Holko, M., Lin, S. M., Kibbe, W. A., Zhu, L. J., Danila, M. I., Feng, G., &amp; Chisholm, R. L. (2009). Annotating the human genome with Disease Ontology. </w:t>
-        </w:r>
-      </w:hyperlink>
-      <w:hyperlink r:id="rId553">
-        <w:r>
-          <w:rPr>
-            <w:i/>
-          </w:rPr>
-          <w:t>BMC Genomics</w:t>
-        </w:r>
-      </w:hyperlink>
-      <w:hyperlink r:id="rId554">
-        <w:r>
-          <w:t xml:space="preserve">, </w:t>
-        </w:r>
-      </w:hyperlink>
-      <w:hyperlink r:id="rId555">
-        <w:r>
-          <w:rPr>
-            <w:i/>
-          </w:rPr>
-          <w:t>10 Suppl 1</w:t>
-        </w:r>
-      </w:hyperlink>
-      <w:hyperlink r:id="rId556">
-        <w:r>
-          <w:t>(S1), S6. https://doi.org/</w:t>
-        </w:r>
-      </w:hyperlink>
-      <w:hyperlink r:id="rId557">
-        <w:r>
-          <w:t>10.1186/1471-2164-10-S1-S6</w:t>
-        </w:r>
-      </w:hyperlink>
-    </w:p>
-    <w:p>
-      <w:pPr>
-        <w:spacing w:after="60" w:line="240" w:lineRule="auto"/>
-      </w:pPr>
-    </w:p>
-    <w:p>
-      <w:pPr>
-        <w:spacing w:after="60" w:line="240" w:lineRule="auto"/>
-      </w:pPr>
-      <w:hyperlink r:id="rId558">
-        <w:r>
-          <w:t xml:space="preserve">Pande, A., &amp; Ahuja, V. (2017). WEAC: Word embeddings for anomaly classification from event logs. </w:t>
-        </w:r>
-      </w:hyperlink>
-      <w:hyperlink r:id="rId559">
-        <w:r>
-          <w:rPr>
-            <w:i/>
-          </w:rPr>
-          <w:t>2017 IEEE International Conference on Big Data (Big Data)</w:t>
-        </w:r>
-      </w:hyperlink>
-      <w:hyperlink r:id="rId560">
-        <w:r>
-          <w:t>, 1095–1100. https://doi.org/</w:t>
-        </w:r>
-      </w:hyperlink>
-      <w:hyperlink r:id="rId561">
-        <w:r>
-          <w:t>10.1109/BigData.2017.8258034</w:t>
-        </w:r>
-      </w:hyperlink>
-    </w:p>
-    <w:p>
-      <w:pPr>
-        <w:spacing w:after="60" w:line="240" w:lineRule="auto"/>
-      </w:pPr>
-    </w:p>
-    <w:p>
-      <w:pPr>
-        <w:spacing w:after="60" w:line="240" w:lineRule="auto"/>
-      </w:pPr>
-      <w:hyperlink r:id="rId562">
-        <w:r>
-          <w:t xml:space="preserve">Pasquali, S. K., Lam, W. K., Chiswell, K., Kemper, A. R., &amp; Li, J. S. (2012). Status of the pediatric clinical trials enterprise: an analysis of the US ClinicalTrials.gov registry. </w:t>
-        </w:r>
-      </w:hyperlink>
-      <w:hyperlink r:id="rId563">
-        <w:r>
-          <w:rPr>
-            <w:i/>
-          </w:rPr>
-          <w:t>Pediatrics</w:t>
-        </w:r>
-      </w:hyperlink>
-      <w:hyperlink r:id="rId564">
-        <w:r>
-          <w:t xml:space="preserve">, </w:t>
-        </w:r>
-      </w:hyperlink>
-      <w:hyperlink r:id="rId565">
-        <w:r>
-          <w:rPr>
-            <w:i/>
-          </w:rPr>
-          <w:t>130</w:t>
-        </w:r>
-      </w:hyperlink>
-      <w:hyperlink r:id="rId566">
-        <w:r>
-          <w:t>(5), e1269–e1277. https://doi.org/</w:t>
-        </w:r>
-      </w:hyperlink>
-      <w:hyperlink r:id="rId567">
-        <w:r>
-          <w:t>10.1542/peds.2011-3565</w:t>
-        </w:r>
-      </w:hyperlink>
-    </w:p>
-    <w:p>
-      <w:pPr>
-        <w:spacing w:after="60" w:line="240" w:lineRule="auto"/>
-      </w:pPr>
-    </w:p>
-    <w:p>
-      <w:pPr>
-        <w:spacing w:after="60" w:line="240" w:lineRule="auto"/>
-      </w:pPr>
-      <w:hyperlink r:id="rId568">
-        <w:r>
-          <w:t xml:space="preserve">Pennington, J., Socher, R., &amp; Manning, C. D. (2014). GloVe: Global Vectors for Word Representation. In A. M. B. P. Daelemans (Ed.), </w:t>
-        </w:r>
-      </w:hyperlink>
-      <w:hyperlink r:id="rId569">
-        <w:r>
-          <w:rPr>
-            <w:i/>
-          </w:rPr>
-          <w:t>Proceedings of the 2014 Conference on Empirical Methods in Natural Language Processing (EMNLP)</w:t>
-        </w:r>
-      </w:hyperlink>
-      <w:hyperlink r:id="rId570">
-        <w:r>
-          <w:t xml:space="preserve"> (pp. 1532–1543). Association for Computational Linguistics. https://doi.org/</w:t>
-        </w:r>
-      </w:hyperlink>
-      <w:hyperlink r:id="rId571">
-        <w:r>
-          <w:t>10.3115/v1/D14-1162</w:t>
-        </w:r>
-      </w:hyperlink>
-    </w:p>
-    <w:p>
-      <w:pPr>
-        <w:spacing w:after="60" w:line="240" w:lineRule="auto"/>
-      </w:pPr>
-    </w:p>
-    <w:p>
-      <w:pPr>
-        <w:spacing w:after="60" w:line="240" w:lineRule="auto"/>
-      </w:pPr>
-      <w:hyperlink r:id="rId572">
-        <w:r>
-          <w:t xml:space="preserve">Popovski, G., Paudel, B., Eftimov, T., &amp; Seljak, B. K. (2019). Exploring a standardized language for describing foods using embedding techniques. </w:t>
-        </w:r>
-      </w:hyperlink>
-      <w:hyperlink r:id="rId573">
-        <w:r>
-          <w:rPr>
-            <w:i/>
-          </w:rPr>
-          <w:t>2019 IEEE International Conference on Big Data (Big Data)</w:t>
-        </w:r>
-      </w:hyperlink>
-      <w:hyperlink r:id="rId574">
-        <w:r>
-          <w:t>, 5172–5176. https://doi.org/</w:t>
-        </w:r>
-      </w:hyperlink>
-      <w:hyperlink r:id="rId575">
-        <w:r>
-          <w:t>10.1109/bigdata47090.2019.9005970</w:t>
-        </w:r>
-      </w:hyperlink>
-    </w:p>
-    <w:p>
-      <w:pPr>
-        <w:spacing w:after="60" w:line="240" w:lineRule="auto"/>
-      </w:pPr>
-      <w:hyperlink r:id="rId576">
-        <w:r>
-          <w:t xml:space="preserve">Que, Y., Hu, Y., Hong, D., &amp; Zhang, Y. (2021). Trends in clinical development of pediatric cancer for PD-1 and PD-L1 inhibitors: an analysis of ClinicalTrials.gov. </w:t>
-        </w:r>
-      </w:hyperlink>
-      <w:hyperlink r:id="rId577">
-        <w:r>
-          <w:rPr>
-            <w:i/>
-          </w:rPr>
-          <w:t>Journal for Immunotherapy of Cancer</w:t>
-        </w:r>
-      </w:hyperlink>
-      <w:hyperlink r:id="rId578">
-        <w:r>
-          <w:t xml:space="preserve">, </w:t>
-        </w:r>
-      </w:hyperlink>
-      <w:hyperlink r:id="rId579">
-        <w:r>
-          <w:rPr>
-            <w:i/>
-          </w:rPr>
-          <w:t>9</w:t>
-        </w:r>
-      </w:hyperlink>
-      <w:hyperlink r:id="rId580">
-        <w:r>
-          <w:t>(9), e002920. https://doi.org/</w:t>
-        </w:r>
-      </w:hyperlink>
-      <w:hyperlink r:id="rId581">
-        <w:r>
-          <w:t>10.1136/jitc-2021-002920</w:t>
-        </w:r>
-      </w:hyperlink>
-    </w:p>
-    <w:p>
-      <w:pPr>
-        <w:spacing w:after="60" w:line="240" w:lineRule="auto"/>
-      </w:pPr>
-    </w:p>
-    <w:p>
-      <w:pPr>
-        <w:spacing w:after="60" w:line="240" w:lineRule="auto"/>
-        <w:rPr>
-          <w:color w:val="000000"/>
-        </w:rPr>
-      </w:pPr>
-      <w:hyperlink r:id="rId582">
-        <w:r>
-          <w:rPr>
-            <w:color w:val="000000"/>
-          </w:rPr>
-          <w:t xml:space="preserve">Radford, A., Narasimhan, K., </w:t>
-        </w:r>
-        <w:proofErr w:type="spellStart"/>
-        <w:r>
-          <w:rPr>
-            <w:color w:val="000000"/>
-          </w:rPr>
-          <w:t>Salimans</w:t>
-        </w:r>
-        <w:proofErr w:type="spellEnd"/>
-        <w:r>
-          <w:rPr>
-            <w:color w:val="000000"/>
-          </w:rPr>
-          <w:t xml:space="preserve">, T., &amp; </w:t>
-        </w:r>
-        <w:proofErr w:type="spellStart"/>
-        <w:r>
-          <w:rPr>
-            <w:color w:val="000000"/>
-          </w:rPr>
-          <w:t>Sutskever</w:t>
-        </w:r>
-        <w:proofErr w:type="spellEnd"/>
-        <w:r>
-          <w:rPr>
-            <w:color w:val="000000"/>
-          </w:rPr>
-          <w:t xml:space="preserve">, I. (2018). </w:t>
-        </w:r>
-      </w:hyperlink>
-      <w:hyperlink r:id="rId583">
-        <w:r>
-          <w:rPr>
-            <w:i/>
-            <w:color w:val="000000"/>
-          </w:rPr>
-          <w:t>Improving Language Understanding by Generative Pre-Training</w:t>
-        </w:r>
-      </w:hyperlink>
-      <w:hyperlink r:id="rId584">
-        <w:r>
-          <w:rPr>
-            <w:color w:val="000000"/>
-          </w:rPr>
-          <w:t>. OpenAI.</w:t>
-        </w:r>
-      </w:hyperlink>
-    </w:p>
-    <w:p>
-      <w:pPr>
-        <w:spacing w:after="60" w:line="240" w:lineRule="auto"/>
-      </w:pPr>
-    </w:p>
-    <w:p>
-      <w:pPr>
-        <w:spacing w:after="60" w:line="240" w:lineRule="auto"/>
-        <w:rPr>
-          <w:color w:val="000000"/>
-        </w:rPr>
-      </w:pPr>
-      <w:hyperlink r:id="rId585">
-        <w:r>
-          <w:rPr>
-            <w:color w:val="000000"/>
-          </w:rPr>
-          <w:t xml:space="preserve">Raval, S. (Nov,2023). </w:t>
-        </w:r>
-      </w:hyperlink>
-      <w:hyperlink r:id="rId586">
-        <w:r>
-          <w:rPr>
-            <w:i/>
-            <w:color w:val="000000"/>
-          </w:rPr>
-          <w:t>MedLlama2: Fine-tuned Llama 2 model to answer medical questions based on an open source medical dataset</w:t>
-        </w:r>
-      </w:hyperlink>
-      <w:hyperlink r:id="rId587">
-        <w:r>
-          <w:rPr>
-            <w:color w:val="000000"/>
-          </w:rPr>
-          <w:t xml:space="preserve">. </w:t>
-        </w:r>
-      </w:hyperlink>
-      <w:hyperlink r:id="rId588">
-        <w:r>
-          <w:rPr>
-            <w:color w:val="000000"/>
-          </w:rPr>
-          <w:t>https://huggingface.co/llSourcell/medllama2_7b</w:t>
-        </w:r>
-      </w:hyperlink>
-    </w:p>
-    <w:p>
-      <w:pPr>
-        <w:spacing w:after="60" w:line="240" w:lineRule="auto"/>
-      </w:pPr>
-    </w:p>
-    <w:p>
-      <w:pPr>
-        <w:spacing w:after="60" w:line="240" w:lineRule="auto"/>
-        <w:rPr>
-          <w:color w:val="000000"/>
-        </w:rPr>
-      </w:pPr>
-      <w:hyperlink r:id="rId589">
-        <w:r>
-          <w:rPr>
-            <w:color w:val="000000"/>
-          </w:rPr>
-          <w:t xml:space="preserve">R Core Team (2024). (2024). </w:t>
-        </w:r>
-      </w:hyperlink>
-      <w:hyperlink r:id="rId590">
-        <w:r>
-          <w:rPr>
-            <w:i/>
-            <w:color w:val="000000"/>
-          </w:rPr>
-          <w:t>R: A Language and Environment for Statistical Computing</w:t>
-        </w:r>
-      </w:hyperlink>
-      <w:hyperlink r:id="rId591">
-        <w:r>
-          <w:rPr>
-            <w:color w:val="000000"/>
-          </w:rPr>
-          <w:t xml:space="preserve">. </w:t>
-        </w:r>
-      </w:hyperlink>
-      <w:hyperlink r:id="rId592">
-        <w:r>
-          <w:rPr>
-            <w:i/>
-            <w:color w:val="000000"/>
-          </w:rPr>
-          <w:t xml:space="preserve">R Foundation for Statistical Computing, </w:t>
-        </w:r>
-      </w:hyperlink>
-      <w:hyperlink r:id="rId593">
-        <w:r>
-          <w:rPr>
-            <w:color w:val="000000"/>
-          </w:rPr>
-          <w:t xml:space="preserve">Vienna, Austria. </w:t>
-        </w:r>
-      </w:hyperlink>
-      <w:hyperlink r:id="rId594">
-        <w:r>
-          <w:rPr>
-            <w:color w:val="000000"/>
-          </w:rPr>
-          <w:t>https://www.R-project.org/</w:t>
-        </w:r>
-      </w:hyperlink>
-    </w:p>
-    <w:p>
-      <w:pPr>
-        <w:spacing w:after="60" w:line="240" w:lineRule="auto"/>
-      </w:pPr>
-    </w:p>
-    <w:p>
-      <w:pPr>
-        <w:spacing w:after="60" w:line="240" w:lineRule="auto"/>
-      </w:pPr>
-      <w:hyperlink r:id="rId595" w:history="1">
-        <w:r>
-          <w:rPr>
-            <w:rStyle w:val="Hyperlink"/>
-          </w:rPr>
-          <w:t xml:space="preserve">Renfro, L. A., Ji, L., Piao, J., Onar-Thomas, A., Kairalla, J. A., &amp; Alonzo, T. A. (2019). Trial Design Challenges and Approaches for Precision Oncology in Rare Tumors: Experiences of the Children’s Oncology Group. </w:t>
-        </w:r>
-      </w:hyperlink>
-      <w:hyperlink r:id="rId596">
-        <w:r>
-          <w:rPr>
-            <w:i/>
-          </w:rPr>
-          <w:t>JCO Precision Oncology</w:t>
-        </w:r>
-      </w:hyperlink>
-      <w:hyperlink r:id="rId597">
-        <w:r>
-          <w:t xml:space="preserve">, </w:t>
-        </w:r>
-      </w:hyperlink>
-      <w:hyperlink r:id="rId598">
-        <w:r>
-          <w:rPr>
-            <w:i/>
-          </w:rPr>
-          <w:t>3</w:t>
-        </w:r>
-      </w:hyperlink>
-      <w:hyperlink r:id="rId599">
-        <w:r>
-          <w:t>. https://doi.org/</w:t>
-        </w:r>
-      </w:hyperlink>
-      <w:hyperlink r:id="rId600">
-        <w:r>
-          <w:t>10.1200/PO.19.00060</w:t>
-        </w:r>
-      </w:hyperlink>
-    </w:p>
-    <w:p>
-      <w:pPr>
-        <w:spacing w:after="60" w:line="240" w:lineRule="auto"/>
-      </w:pPr>
-    </w:p>
-    <w:p>
-      <w:pPr>
-        <w:spacing w:after="60" w:line="240" w:lineRule="auto"/>
-      </w:pPr>
-      <w:hyperlink r:id="rId601">
-        <w:r>
-          <w:t xml:space="preserve">Rivers, Z., Hyde, B., Ronski, K., Stearns, D., Toll, S., Ritt, K., Cooney, M., Nimeiri, H., Federman, N., &amp; Kaneva, K. (2023). Exploring Barriers to Pediatric Cancer Clinical Trials: The Role of a Networked, Just-in-Time Study Program. </w:t>
-        </w:r>
-      </w:hyperlink>
-      <w:hyperlink r:id="rId602">
-        <w:r>
-          <w:rPr>
-            <w:i/>
-          </w:rPr>
-          <w:t>Clinical Therapeutics</w:t>
-        </w:r>
-      </w:hyperlink>
-      <w:hyperlink r:id="rId603">
-        <w:r>
-          <w:t xml:space="preserve">, </w:t>
-        </w:r>
-      </w:hyperlink>
-      <w:hyperlink r:id="rId604">
-        <w:r>
-          <w:rPr>
-            <w:i/>
-          </w:rPr>
-          <w:t>45</w:t>
-        </w:r>
-      </w:hyperlink>
-      <w:hyperlink r:id="rId605">
-        <w:r>
-          <w:t>(11), 1148–1150. https://doi.org/</w:t>
-        </w:r>
-      </w:hyperlink>
-      <w:hyperlink r:id="rId606">
-        <w:r>
-          <w:t>10.1016/j.clinthera.2023.08.022</w:t>
-        </w:r>
-      </w:hyperlink>
-    </w:p>
-    <w:p>
-      <w:pPr>
-        <w:spacing w:after="60" w:line="240" w:lineRule="auto"/>
-      </w:pPr>
-      <w:hyperlink r:id="rId607">
-        <w:r>
-          <w:t xml:space="preserve">Savova, G. K., Masanz, J. J., Ogren, P. V., Zheng, J., Sohn, S., Kipper-Schuler, K. C., &amp; Chute, C. G. (2010). Mayo clinical Text Analysis and Knowledge Extraction System (cTAKES): architecture, component evaluation and applications. </w:t>
-        </w:r>
-      </w:hyperlink>
-      <w:hyperlink r:id="rId608">
-        <w:r>
-          <w:rPr>
-            <w:i/>
-          </w:rPr>
-          <w:t>Journal of the American Medical Informatics Association: JAMIA</w:t>
-        </w:r>
-      </w:hyperlink>
-      <w:hyperlink r:id="rId609">
-        <w:r>
-          <w:t xml:space="preserve">, </w:t>
-        </w:r>
-      </w:hyperlink>
-      <w:hyperlink r:id="rId610">
-        <w:r>
-          <w:rPr>
-            <w:i/>
-          </w:rPr>
-          <w:t>17</w:t>
-        </w:r>
-      </w:hyperlink>
-      <w:hyperlink r:id="rId611">
-        <w:r>
-          <w:t>(5), 507–513. https://doi.org/</w:t>
-        </w:r>
-      </w:hyperlink>
-      <w:hyperlink r:id="rId612">
-        <w:r>
-          <w:t>10.1136/jamia.2009.001560</w:t>
-        </w:r>
-      </w:hyperlink>
-    </w:p>
-    <w:p>
-      <w:pPr>
-        <w:spacing w:after="60" w:line="240" w:lineRule="auto"/>
-      </w:pPr>
-    </w:p>
-    <w:p>
-      <w:pPr>
-        <w:spacing w:after="60" w:line="240" w:lineRule="auto"/>
-      </w:pPr>
-      <w:hyperlink r:id="rId613">
-        <w:r>
-          <w:t xml:space="preserve">Schriml, L. M., Arze, C., Nadendla, S., Chang, Y.-W. W., Mazaitis, M., Felix, V., Feng, G., &amp; Kibbe, W. A. (2012). Disease Ontology: a backbone for disease semantic integration. </w:t>
-        </w:r>
-      </w:hyperlink>
-      <w:hyperlink r:id="rId614">
-        <w:r>
-          <w:rPr>
-            <w:i/>
-          </w:rPr>
-          <w:t>Nucleic Acids Research</w:t>
-        </w:r>
-      </w:hyperlink>
-      <w:hyperlink r:id="rId615">
-        <w:r>
-          <w:t xml:space="preserve">, </w:t>
-        </w:r>
-      </w:hyperlink>
-      <w:hyperlink r:id="rId616">
-        <w:r>
-          <w:rPr>
-            <w:i/>
-          </w:rPr>
-          <w:t>40</w:t>
-        </w:r>
-      </w:hyperlink>
-      <w:hyperlink r:id="rId617">
-        <w:r>
-          <w:t>(Database issue), D940–D946. https://doi.org/</w:t>
-        </w:r>
-      </w:hyperlink>
-      <w:hyperlink r:id="rId618">
-        <w:r>
-          <w:t>10.1093/nar/gkr972</w:t>
-        </w:r>
-      </w:hyperlink>
-    </w:p>
-    <w:p>
-      <w:pPr>
-        <w:spacing w:after="60" w:line="240" w:lineRule="auto"/>
-      </w:pPr>
-    </w:p>
-    <w:p>
-      <w:pPr>
-        <w:spacing w:after="60" w:line="240" w:lineRule="auto"/>
-      </w:pPr>
-      <w:hyperlink r:id="rId619">
-        <w:r>
-          <w:t xml:space="preserve">Schriml, L. M., Lichenstein, R., Bisordi, K., Bearer, C., Baron, J. A., &amp; Greene, C. (2023). Modeling the enigma of complex disease etiology. </w:t>
-        </w:r>
-      </w:hyperlink>
-      <w:hyperlink r:id="rId620">
-        <w:r>
-          <w:rPr>
-            <w:i/>
-          </w:rPr>
-          <w:t>Journal of Translational Medicine</w:t>
-        </w:r>
-      </w:hyperlink>
-      <w:hyperlink r:id="rId621">
-        <w:r>
-          <w:t xml:space="preserve">, </w:t>
-        </w:r>
-      </w:hyperlink>
-      <w:hyperlink r:id="rId622">
-        <w:r>
-          <w:rPr>
-            <w:i/>
-          </w:rPr>
-          <w:t>21</w:t>
-        </w:r>
-      </w:hyperlink>
-      <w:hyperlink r:id="rId623">
-        <w:r>
-          <w:t>(1), 148. https://doi.org/</w:t>
-        </w:r>
-      </w:hyperlink>
-      <w:hyperlink r:id="rId624">
-        <w:r>
-          <w:t>10.1186/s12967-023-03987-x</w:t>
-        </w:r>
-      </w:hyperlink>
-    </w:p>
-    <w:p>
-      <w:pPr>
-        <w:spacing w:after="60" w:line="240" w:lineRule="auto"/>
-      </w:pPr>
-    </w:p>
-    <w:p>
-      <w:pPr>
-        <w:spacing w:after="60" w:line="240" w:lineRule="auto"/>
-      </w:pPr>
-      <w:hyperlink r:id="rId625">
-        <w:r>
-          <w:t xml:space="preserve">Schriml, L. M., &amp; Mitraka, E. (2015). The Disease Ontology: fostering interoperability between biological and clinical human disease-related data. </w:t>
-        </w:r>
-      </w:hyperlink>
-      <w:hyperlink r:id="rId626">
-        <w:r>
-          <w:rPr>
-            <w:i/>
-          </w:rPr>
-          <w:t>Mammalian Genome: Official Journal of the International Mammalian Genome Society</w:t>
-        </w:r>
-      </w:hyperlink>
-      <w:hyperlink r:id="rId627">
-        <w:r>
-          <w:t xml:space="preserve">, </w:t>
-        </w:r>
-      </w:hyperlink>
-      <w:hyperlink r:id="rId628">
-        <w:r>
-          <w:rPr>
-            <w:i/>
-          </w:rPr>
-          <w:t>26</w:t>
-        </w:r>
-      </w:hyperlink>
-      <w:hyperlink r:id="rId629">
-        <w:r>
-          <w:t>(9-10), 584–589. https://doi.org/</w:t>
-        </w:r>
-      </w:hyperlink>
-      <w:hyperlink r:id="rId630">
-        <w:r>
-          <w:t>10.1007/s00335-015-9576-9</w:t>
-        </w:r>
-      </w:hyperlink>
-    </w:p>
-    <w:p>
-      <w:pPr>
-        <w:spacing w:after="60" w:line="240" w:lineRule="auto"/>
-      </w:pPr>
-    </w:p>
-    <w:p>
-      <w:pPr>
-        <w:spacing w:after="60" w:line="240" w:lineRule="auto"/>
-      </w:pPr>
-      <w:hyperlink r:id="rId631">
-        <w:r>
-          <w:t xml:space="preserve">Schriml, L. M., Mitraka, E., Munro, J., Tauber, B., Schor, M., Nickle, L., Felix, V., Jeng, L., Bearer, C., Lichenstein, R., Bisordi, K., Campion, N., Hyman, B., Kurland, D., Oates, C. P., Kibbey, S., Sreekumar, P., Le, C., Giglio, M., &amp; Greene, C. (2019). Human Disease Ontology 2018 update: classification, content and workflow expansion. </w:t>
-        </w:r>
-      </w:hyperlink>
-      <w:hyperlink r:id="rId632">
-        <w:r>
-          <w:rPr>
-            <w:i/>
-          </w:rPr>
-          <w:t>Nucleic Acids Research</w:t>
-        </w:r>
-      </w:hyperlink>
-      <w:hyperlink r:id="rId633">
-        <w:r>
-          <w:t xml:space="preserve">, </w:t>
-        </w:r>
-      </w:hyperlink>
-      <w:hyperlink r:id="rId634">
-        <w:r>
-          <w:rPr>
-            <w:i/>
-          </w:rPr>
-          <w:t>47</w:t>
-        </w:r>
-      </w:hyperlink>
-      <w:hyperlink r:id="rId635">
-        <w:r>
-          <w:t>(D1), D955–D962. https://doi.org/</w:t>
-        </w:r>
-      </w:hyperlink>
-      <w:hyperlink r:id="rId636">
-        <w:r>
-          <w:t>10.1093/nar/gky1032</w:t>
-        </w:r>
-      </w:hyperlink>
-    </w:p>
-    <w:p>
-      <w:pPr>
-        <w:spacing w:after="60" w:line="240" w:lineRule="auto"/>
-      </w:pPr>
-    </w:p>
-    <w:p>
-      <w:pPr>
-        <w:spacing w:after="60" w:line="240" w:lineRule="auto"/>
-      </w:pPr>
-      <w:hyperlink r:id="rId637">
-        <w:r>
-          <w:t xml:space="preserve">Schriml, L. M., Munro, J. B., Schor, M., Olley, D., McCracken, C., Felix, V., Baron, J. A., Jackson, R., Bello, S. M., Bearer, C., Lichenstein, R., Bisordi, K., Dialo, N. C., Giglio, M., &amp; Greene, C. (2022). The Human Disease Ontology 2022 update. </w:t>
-        </w:r>
-      </w:hyperlink>
-      <w:hyperlink r:id="rId638">
-        <w:r>
-          <w:rPr>
-            <w:i/>
-          </w:rPr>
-          <w:t>Nucleic Acids Research</w:t>
-        </w:r>
-      </w:hyperlink>
-      <w:hyperlink r:id="rId639">
-        <w:r>
-          <w:t xml:space="preserve">, </w:t>
-        </w:r>
-      </w:hyperlink>
-      <w:hyperlink r:id="rId640">
-        <w:r>
-          <w:rPr>
-            <w:i/>
-          </w:rPr>
-          <w:t>50</w:t>
-        </w:r>
-      </w:hyperlink>
-      <w:hyperlink r:id="rId641">
-        <w:r>
-          <w:t>(D1), D1255–D1261. https://doi.org/</w:t>
-        </w:r>
-      </w:hyperlink>
-      <w:hyperlink r:id="rId642">
-        <w:r>
-          <w:t>10.1093/nar/gkab1063</w:t>
-        </w:r>
-      </w:hyperlink>
-    </w:p>
-    <w:p>
-      <w:pPr>
-        <w:spacing w:after="60" w:line="240" w:lineRule="auto"/>
-      </w:pPr>
-    </w:p>
-    <w:p>
-      <w:pPr>
-        <w:spacing w:after="60" w:line="240" w:lineRule="auto"/>
-      </w:pPr>
-      <w:hyperlink r:id="rId643">
-        <w:r>
-          <w:t xml:space="preserve">Shi, X. H., Guan, R. C., Wang, L. P., Pei, Z. L., &amp; Liang, Y. C. (2009, June). An incremental affinity propagation algorithm and its applications for text clustering. </w:t>
-        </w:r>
-      </w:hyperlink>
-      <w:hyperlink r:id="rId644">
-        <w:r>
-          <w:rPr>
-            <w:i/>
-          </w:rPr>
-          <w:t>2009 International Joint Conference on Neural Networks</w:t>
-        </w:r>
-      </w:hyperlink>
-      <w:hyperlink r:id="rId645">
-        <w:r>
-          <w:t>. 2009 International Joint Conference on Neural Networks (IJCNN 2009 - Atlanta), Atlanta, Ga, USA. https://doi.org/</w:t>
-        </w:r>
-      </w:hyperlink>
-      <w:hyperlink r:id="rId646">
-        <w:r>
-          <w:t>10.1109/ijcnn.2009.5178973</w:t>
-        </w:r>
-      </w:hyperlink>
-    </w:p>
-    <w:p>
-      <w:pPr>
-        <w:spacing w:after="60" w:line="240" w:lineRule="auto"/>
-      </w:pPr>
-    </w:p>
-    <w:p>
-      <w:pPr>
-        <w:spacing w:after="60" w:line="240" w:lineRule="auto"/>
-      </w:pPr>
-      <w:hyperlink r:id="rId647">
-        <w:r>
-          <w:t xml:space="preserve">Shrivastava, S. K., Rana, J. L., &amp; Jain, R. C. (2013). Text document clustering based on phrase similarity using affinity propagation. </w:t>
-        </w:r>
-      </w:hyperlink>
-      <w:hyperlink r:id="rId648">
-        <w:r>
-          <w:rPr>
-            <w:i/>
-          </w:rPr>
-          <w:t>International Journal of Computer Applications</w:t>
-        </w:r>
-      </w:hyperlink>
-      <w:hyperlink r:id="rId649">
-        <w:r>
-          <w:t xml:space="preserve">, </w:t>
-        </w:r>
-      </w:hyperlink>
-      <w:hyperlink r:id="rId650">
-        <w:r>
-          <w:rPr>
-            <w:i/>
-          </w:rPr>
-          <w:t>61</w:t>
-        </w:r>
-      </w:hyperlink>
-      <w:hyperlink r:id="rId651">
-        <w:r>
-          <w:t>(18). https://doi.org/</w:t>
-        </w:r>
-      </w:hyperlink>
-      <w:hyperlink r:id="rId652">
-        <w:r>
-          <w:t>10.5120/10032-5077</w:t>
-        </w:r>
-      </w:hyperlink>
-    </w:p>
-    <w:p>
-      <w:pPr>
-        <w:spacing w:after="60" w:line="240" w:lineRule="auto"/>
-      </w:pPr>
-    </w:p>
-    <w:p>
-      <w:pPr>
-        <w:spacing w:after="60" w:line="240" w:lineRule="auto"/>
-      </w:pPr>
-      <w:hyperlink r:id="rId653" w:history="1">
-        <w:r>
-          <w:rPr>
-            <w:rStyle w:val="Hyperlink"/>
-          </w:rPr>
-          <w:t xml:space="preserve">Shutaywi, M., &amp; Kachouie, N. N. (2021). Silhouette Analysis for Performance Evaluation in Machine Learning with Applications to Clustering. </w:t>
-        </w:r>
-      </w:hyperlink>
-      <w:hyperlink r:id="rId654">
-        <w:r>
-          <w:rPr>
-            <w:i/>
-          </w:rPr>
-          <w:t xml:space="preserve">Entropy </w:t>
-        </w:r>
-      </w:hyperlink>
-      <w:hyperlink r:id="rId655">
-        <w:r>
-          <w:t xml:space="preserve">, </w:t>
-        </w:r>
-      </w:hyperlink>
-      <w:hyperlink r:id="rId656">
-        <w:r>
-          <w:rPr>
-            <w:i/>
-          </w:rPr>
-          <w:t>23</w:t>
-        </w:r>
-      </w:hyperlink>
-      <w:hyperlink r:id="rId657">
-        <w:r>
-          <w:t>(6). https://doi.org/</w:t>
-        </w:r>
-      </w:hyperlink>
-      <w:hyperlink r:id="rId658">
-        <w:r>
-          <w:t>10.3390/e23060759</w:t>
-        </w:r>
-      </w:hyperlink>
-    </w:p>
-    <w:p>
-      <w:pPr>
-        <w:spacing w:after="60" w:line="240" w:lineRule="auto"/>
-      </w:pPr>
-    </w:p>
-    <w:p>
-      <w:pPr>
-        <w:spacing w:after="60" w:line="240" w:lineRule="auto"/>
-        <w:rPr>
-          <w:color w:val="000000"/>
-        </w:rPr>
-      </w:pPr>
-      <w:hyperlink r:id="rId659">
-        <w:r>
-          <w:rPr>
-            <w:color w:val="000000"/>
-          </w:rPr>
-          <w:t xml:space="preserve">Siegel, R. L., Giaquinto, A. N., &amp; Jemal, A. (2024). Cancer statistics, 2024. </w:t>
-        </w:r>
-      </w:hyperlink>
-      <w:hyperlink r:id="rId660">
-        <w:r>
-          <w:rPr>
-            <w:i/>
-            <w:color w:val="000000"/>
-          </w:rPr>
-          <w:t>CA: A Cancer Journal for Clinicians</w:t>
-        </w:r>
-      </w:hyperlink>
-      <w:hyperlink r:id="rId661">
-        <w:r>
-          <w:rPr>
-            <w:color w:val="000000"/>
-          </w:rPr>
-          <w:t xml:space="preserve">, </w:t>
-        </w:r>
-      </w:hyperlink>
-      <w:hyperlink r:id="rId662">
-        <w:r>
-          <w:rPr>
-            <w:i/>
-            <w:color w:val="000000"/>
-          </w:rPr>
-          <w:t>74</w:t>
-        </w:r>
-      </w:hyperlink>
-      <w:hyperlink r:id="rId663">
-        <w:r>
-          <w:rPr>
-            <w:color w:val="000000"/>
-          </w:rPr>
-          <w:t>(1), 12–49. https://doi.org/</w:t>
-        </w:r>
-      </w:hyperlink>
-      <w:hyperlink r:id="rId664">
-        <w:r>
-          <w:rPr>
-            <w:color w:val="000000"/>
-          </w:rPr>
-          <w:t>10.3322/caac.21820</w:t>
-        </w:r>
-      </w:hyperlink>
-    </w:p>
-    <w:p>
-      <w:pPr>
-        <w:spacing w:after="60" w:line="240" w:lineRule="auto"/>
-      </w:pPr>
-      <w:hyperlink r:id="rId665">
-        <w:r>
-          <w:t xml:space="preserve">Snášel, V., Keprt, A., Abraham, A., &amp; Hassanien, A. E. (2009). Approximate String Matching by Fuzzy Automata. </w:t>
-        </w:r>
-      </w:hyperlink>
-      <w:hyperlink r:id="rId666">
-        <w:r>
-          <w:rPr>
-            <w:i/>
-          </w:rPr>
-          <w:t>Man-Machine Interactions</w:t>
-        </w:r>
-      </w:hyperlink>
-      <w:hyperlink r:id="rId667">
-        <w:r>
-          <w:t>, 281–290. https://doi.org/</w:t>
-        </w:r>
-      </w:hyperlink>
-      <w:hyperlink r:id="rId668">
-        <w:r>
-          <w:t>10.1007/978-3-642-00563-3_29</w:t>
-        </w:r>
-      </w:hyperlink>
-    </w:p>
-    <w:p>
-      <w:pPr>
-        <w:spacing w:after="60" w:line="240" w:lineRule="auto"/>
-      </w:pPr>
-    </w:p>
-    <w:p>
-      <w:pPr>
-        <w:spacing w:after="60" w:line="240" w:lineRule="auto"/>
-        <w:rPr>
-          <w:color w:val="000000"/>
-        </w:rPr>
-      </w:pPr>
-      <w:hyperlink r:id="rId669" w:history="1">
-        <w:r>
-          <w:rPr>
-            <w:rStyle w:val="Hyperlink"/>
-            <w:i/>
-          </w:rPr>
-          <w:t>SNOMED CT International Edition</w:t>
-        </w:r>
-      </w:hyperlink>
-      <w:hyperlink r:id="rId670">
-        <w:r>
-          <w:rPr>
-            <w:color w:val="000000"/>
-          </w:rPr>
-          <w:t xml:space="preserve">. (2023). SNOMED International. </w:t>
-        </w:r>
-      </w:hyperlink>
-      <w:hyperlink r:id="rId671">
-        <w:r>
-          <w:rPr>
-            <w:color w:val="000000"/>
-          </w:rPr>
-          <w:t>https://www.snomed.org</w:t>
-        </w:r>
-      </w:hyperlink>
-    </w:p>
-    <w:p>
-      <w:pPr>
-        <w:spacing w:after="60" w:line="240" w:lineRule="auto"/>
-      </w:pPr>
-    </w:p>
-    <w:p>
-      <w:pPr>
-        <w:spacing w:after="60" w:line="240" w:lineRule="auto"/>
-      </w:pPr>
-      <w:hyperlink r:id="rId672">
-        <w:r>
-          <w:rPr>
-            <w:color w:val="000000"/>
-          </w:rPr>
-          <w:t xml:space="preserve">SNOMED CT: Systematized Nomenclature of Medicine Clinical Terms. (2002). </w:t>
-        </w:r>
-      </w:hyperlink>
-      <w:hyperlink r:id="rId673">
-        <w:r>
-          <w:rPr>
-            <w:i/>
-            <w:color w:val="000000"/>
-          </w:rPr>
-          <w:t>SNOMED International</w:t>
-        </w:r>
-      </w:hyperlink>
-      <w:hyperlink r:id="rId674">
-        <w:r>
-          <w:rPr>
-            <w:color w:val="000000"/>
-          </w:rPr>
-          <w:t xml:space="preserve">. </w:t>
-        </w:r>
-        <w:r>
-          <w:rPr>
-            <w:color w:val="000000"/>
-          </w:rPr>
-          <w:t xml:space="preserve">SNOMED International. </w:t>
-        </w:r>
-      </w:hyperlink>
-      <w:hyperlink r:id="rId675">
-        <w:r>
-          <w:rPr>
-            <w:color w:val="000000"/>
-          </w:rPr>
-          <w:t>https://www.snomed.org/.</w:t>
-        </w:r>
-      </w:hyperlink>
-    </w:p>
-    <w:p>
-      <w:pPr>
-        <w:spacing w:after="60" w:line="240" w:lineRule="auto"/>
-        <w:rPr>
-          <w:color w:val="000000"/>
-        </w:rPr>
-      </w:pPr>
-    </w:p>
-    <w:p>
-      <w:pPr>
-        <w:spacing w:after="60" w:line="240" w:lineRule="auto"/>
-        <w:rPr>
-          <w:color w:val="000000"/>
-        </w:rPr>
-      </w:pPr>
-      <w:hyperlink r:id="rId676">
-        <w:r>
-          <w:rPr>
-            <w:i/>
-            <w:color w:val="000000"/>
-          </w:rPr>
-          <w:t>Stanford CRFM</w:t>
-        </w:r>
-      </w:hyperlink>
-      <w:hyperlink r:id="rId677">
-        <w:r>
-          <w:rPr>
-            <w:color w:val="000000"/>
-          </w:rPr>
-          <w:t xml:space="preserve">. (2022, December 15). </w:t>
-        </w:r>
-      </w:hyperlink>
-      <w:hyperlink r:id="rId678">
-        <w:r>
-          <w:rPr>
-            <w:color w:val="000000"/>
-          </w:rPr>
-          <w:t>https://crfm.stanford.edu/2022/12/15/biomedlm.html</w:t>
-        </w:r>
-      </w:hyperlink>
-    </w:p>
-    <w:p>
-      <w:pPr>
-        <w:spacing w:after="60" w:line="240" w:lineRule="auto"/>
-      </w:pPr>
-    </w:p>
-    <w:p>
-      <w:pPr>
-        <w:spacing w:after="60" w:line="240" w:lineRule="auto"/>
-      </w:pPr>
-      <w:hyperlink r:id="rId679" w:history="1">
-        <w:r>
-          <w:rPr>
-            <w:rStyle w:val="Hyperlink"/>
-          </w:rPr>
-          <w:t xml:space="preserve">Stein, R. A., Jaques, P. A., &amp; Valiati, J. F. (2019). An analysis of hierarchical text classification using word embeddings. </w:t>
-        </w:r>
-      </w:hyperlink>
-      <w:hyperlink r:id="rId680">
-        <w:r>
-          <w:rPr>
-            <w:i/>
-          </w:rPr>
-          <w:t>Information Sciences</w:t>
-        </w:r>
-      </w:hyperlink>
-      <w:hyperlink r:id="rId681">
-        <w:r>
-          <w:t xml:space="preserve">, </w:t>
-        </w:r>
-      </w:hyperlink>
-      <w:hyperlink r:id="rId682">
-        <w:r>
-          <w:rPr>
-            <w:i/>
-          </w:rPr>
-          <w:t>471</w:t>
-        </w:r>
-      </w:hyperlink>
-      <w:hyperlink r:id="rId683">
-        <w:r>
-          <w:t>, 216–232. https://doi.org/</w:t>
-        </w:r>
-      </w:hyperlink>
-      <w:hyperlink r:id="rId684">
-        <w:r>
-          <w:t>10.1016/j.ins.2018.09.001</w:t>
-        </w:r>
-      </w:hyperlink>
-    </w:p>
-    <w:p>
-      <w:pPr>
-        <w:spacing w:after="60" w:line="240" w:lineRule="auto"/>
-      </w:pPr>
-    </w:p>
-    <w:p>
-      <w:pPr>
-        <w:spacing w:after="60" w:line="240" w:lineRule="auto"/>
-      </w:pPr>
-      <w:hyperlink r:id="rId685">
-        <w:r>
-          <w:t xml:space="preserve">Subramanian, J., Regenbogen, T., Nagaraj, G., Lane, A., Devarakonda, S., Zhou, G., &amp; Govindan, R. (2013). Review of ongoing clinical trials in non-small-cell lung cancer: a status report for 2012 from the ClinicalTrials.gov Web site. </w:t>
-        </w:r>
-      </w:hyperlink>
-      <w:hyperlink r:id="rId686">
-        <w:r>
-          <w:rPr>
-            <w:i/>
-          </w:rPr>
-          <w:t>Journal of Thoracic Oncology: Official Publication of the International Association for the Study of Lung Cancer</w:t>
-        </w:r>
-      </w:hyperlink>
-      <w:hyperlink r:id="rId687">
-        <w:r>
-          <w:t xml:space="preserve">, </w:t>
-        </w:r>
-      </w:hyperlink>
-      <w:hyperlink r:id="rId688">
-        <w:r>
-          <w:rPr>
-            <w:i/>
-          </w:rPr>
-          <w:t>8</w:t>
-        </w:r>
-      </w:hyperlink>
-      <w:hyperlink r:id="rId689">
-        <w:r>
-          <w:t>(7), 860–865. https://doi.org/</w:t>
-        </w:r>
-      </w:hyperlink>
-      <w:hyperlink r:id="rId690">
-        <w:r>
-          <w:t>10.1097/JTO.0b013e318287c562</w:t>
-        </w:r>
-      </w:hyperlink>
-    </w:p>
-    <w:p>
-      <w:pPr>
-        <w:spacing w:after="60" w:line="240" w:lineRule="auto"/>
-      </w:pPr>
-    </w:p>
-    <w:p>
-      <w:pPr>
-        <w:spacing w:after="60" w:line="240" w:lineRule="auto"/>
-      </w:pPr>
-      <w:hyperlink r:id="rId691">
-        <w:r>
-          <w:t xml:space="preserve">Swerdlow, S. H., Campo, E., Harris, N. L., Jaffe, E. S., </w:t>
-        </w:r>
-        <w:proofErr w:type="spellStart"/>
-        <w:r>
-          <w:t>Pileri</w:t>
-        </w:r>
-        <w:proofErr w:type="spellEnd"/>
-        <w:r>
-          <w:t xml:space="preserve">, S. A., Stein, H., &amp; Thiele, J. (Eds.). (2017). </w:t>
-        </w:r>
-      </w:hyperlink>
-      <w:hyperlink r:id="rId692">
-        <w:r>
-          <w:rPr>
-            <w:i/>
-          </w:rPr>
-          <w:t xml:space="preserve">WHO classification of </w:t>
-        </w:r>
-        <w:proofErr w:type="spellStart"/>
-        <w:r>
-          <w:rPr>
-            <w:i/>
-          </w:rPr>
-          <w:t>Tumours</w:t>
-        </w:r>
-        <w:proofErr w:type="spellEnd"/>
-        <w:r>
-          <w:rPr>
-            <w:i/>
-          </w:rPr>
-          <w:t xml:space="preserve"> of </w:t>
-        </w:r>
-        <w:proofErr w:type="spellStart"/>
-        <w:r>
-          <w:rPr>
-            <w:i/>
-          </w:rPr>
-          <w:t>Haematopoietic</w:t>
-        </w:r>
-        <w:proofErr w:type="spellEnd"/>
-        <w:r>
-          <w:rPr>
-            <w:i/>
-          </w:rPr>
-          <w:t xml:space="preserve"> and Lymphoid Tissues Revised 4th Edition</w:t>
-        </w:r>
-      </w:hyperlink>
-      <w:hyperlink r:id="rId693">
-        <w:r>
-          <w:t xml:space="preserve"> (4th ed., Vol. 2). International Agency for Research on Cancer.</w:t>
-        </w:r>
-      </w:hyperlink>
-    </w:p>
-    <w:p>
-      <w:pPr>
-        <w:spacing w:after="60" w:line="240" w:lineRule="auto"/>
-      </w:pPr>
-    </w:p>
-    <w:p>
-      <w:pPr>
-        <w:spacing w:after="60" w:line="240" w:lineRule="auto"/>
-      </w:pPr>
-      <w:hyperlink r:id="rId694">
-        <w:r>
-          <w:t xml:space="preserve">Swerdlow SH, Campo E, Harris NL, Jaffe ES, </w:t>
-        </w:r>
-        <w:proofErr w:type="spellStart"/>
-        <w:r>
-          <w:t>Pileri</w:t>
-        </w:r>
-        <w:proofErr w:type="spellEnd"/>
-        <w:r>
-          <w:t xml:space="preserve"> SA, Stein H, Thiele J, Vardiman JW (Ed.). (2008). </w:t>
-        </w:r>
-      </w:hyperlink>
-      <w:hyperlink r:id="rId695">
-        <w:r>
-          <w:rPr>
-            <w:i/>
-          </w:rPr>
-          <w:t xml:space="preserve">WHO Classification of </w:t>
-        </w:r>
-        <w:proofErr w:type="spellStart"/>
-        <w:r>
-          <w:rPr>
-            <w:i/>
-          </w:rPr>
-          <w:t>Tumours</w:t>
-        </w:r>
-        <w:proofErr w:type="spellEnd"/>
-        <w:r>
-          <w:rPr>
-            <w:i/>
-          </w:rPr>
-          <w:t xml:space="preserve"> of </w:t>
-        </w:r>
-        <w:proofErr w:type="spellStart"/>
-        <w:r>
-          <w:rPr>
-            <w:i/>
-          </w:rPr>
-          <w:t>Haematopoietic</w:t>
-        </w:r>
-        <w:proofErr w:type="spellEnd"/>
-        <w:r>
-          <w:rPr>
-            <w:i/>
-          </w:rPr>
-          <w:t xml:space="preserve"> and Lymphoid Tissues</w:t>
-        </w:r>
-      </w:hyperlink>
-      <w:hyperlink r:id="rId696">
-        <w:r>
-          <w:t xml:space="preserve"> (4th ed., Vol. 2). International Agency for Research on Cancer.</w:t>
-        </w:r>
-      </w:hyperlink>
-    </w:p>
-    <w:p>
-      <w:pPr>
-        <w:spacing w:after="60" w:line="240" w:lineRule="auto"/>
-      </w:pPr>
-    </w:p>
-    <w:p>
-      <w:pPr>
-        <w:spacing w:after="60" w:line="240" w:lineRule="auto"/>
-        <w:rPr>
-          <w:color w:val="000000"/>
-        </w:rPr>
-      </w:pPr>
-      <w:hyperlink r:id="rId697">
-        <w:r>
-          <w:rPr>
-            <w:color w:val="000000"/>
-          </w:rPr>
-          <w:t xml:space="preserve">Tavassoli FA, D. P. (Ed.). (2003). </w:t>
-        </w:r>
-      </w:hyperlink>
-      <w:hyperlink r:id="rId698">
-        <w:r>
-          <w:rPr>
-            <w:i/>
-            <w:color w:val="000000"/>
-          </w:rPr>
-          <w:t xml:space="preserve">Pathology and Genetics of </w:t>
-        </w:r>
-        <w:proofErr w:type="spellStart"/>
-        <w:r>
-          <w:rPr>
-            <w:i/>
-            <w:color w:val="000000"/>
-          </w:rPr>
-          <w:t>Tumours</w:t>
-        </w:r>
-        <w:proofErr w:type="spellEnd"/>
-        <w:r>
-          <w:rPr>
-            <w:i/>
-            <w:color w:val="000000"/>
-          </w:rPr>
-          <w:t xml:space="preserve"> of the Breast and Female Genital Organs</w:t>
-        </w:r>
-      </w:hyperlink>
-      <w:hyperlink r:id="rId699">
-        <w:r>
-          <w:rPr>
-            <w:color w:val="000000"/>
-          </w:rPr>
-          <w:t xml:space="preserve"> (3rd ed., Vol. 4). International Agency for Research on Cancer.</w:t>
-        </w:r>
-      </w:hyperlink>
-    </w:p>
-    <w:p>
-      <w:pPr>
-        <w:spacing w:after="60" w:line="240" w:lineRule="auto"/>
-        <w:rPr>
-          <w:color w:val="000000"/>
-        </w:rPr>
-      </w:pPr>
-      <w:hyperlink r:id="rId700">
-        <w:r>
-          <w:rPr>
-            <w:i/>
-            <w:color w:val="000000"/>
-          </w:rPr>
-          <w:t>text-embedding-ada-002</w:t>
-        </w:r>
-      </w:hyperlink>
-      <w:hyperlink r:id="rId701">
-        <w:r>
-          <w:rPr>
-            <w:color w:val="000000"/>
-          </w:rPr>
-          <w:t xml:space="preserve">. (2023). OpenAI. </w:t>
-        </w:r>
-      </w:hyperlink>
-      <w:hyperlink r:id="rId702">
-        <w:r>
-          <w:rPr>
-            <w:color w:val="000000"/>
-          </w:rPr>
-          <w:t>https://openai.com/index/new-and-improved-embedding-model/</w:t>
-        </w:r>
-      </w:hyperlink>
-    </w:p>
-    <w:p>
-      <w:pPr>
-        <w:spacing w:after="60" w:line="240" w:lineRule="auto"/>
-      </w:pPr>
-    </w:p>
-    <w:p>
-      <w:pPr>
-        <w:spacing w:after="60" w:line="240" w:lineRule="auto"/>
-      </w:pPr>
-      <w:hyperlink r:id="rId703" w:history="1">
-        <w:r>
-          <w:rPr>
-            <w:rStyle w:val="Hyperlink"/>
-          </w:rPr>
-          <w:t xml:space="preserve">Touvron, H., Lavril, T., Izacard, G., Martinet, X., Lachaux, M.-A., Lacroix, T., Rozière, B., Goyal, N., Hambro, E., Azhar, F., Rodriguez, A., Joulin, A., Grave, E., &amp; Lample, G. (2023). LLaMA: Open and efficient foundation language models. In </w:t>
-        </w:r>
-      </w:hyperlink>
-      <w:hyperlink r:id="rId704">
-        <w:r>
-          <w:rPr>
-            <w:i/>
-          </w:rPr>
-          <w:t>arXiv [cs.CL]</w:t>
-        </w:r>
-      </w:hyperlink>
-      <w:hyperlink r:id="rId705">
-        <w:r>
-          <w:t>. https://doi.org/</w:t>
-        </w:r>
-      </w:hyperlink>
-      <w:hyperlink r:id="rId706">
-        <w:r>
-          <w:t>10.48550/ARXIV.2302.13971</w:t>
-        </w:r>
-      </w:hyperlink>
-    </w:p>
-    <w:p>
-      <w:pPr>
-        <w:spacing w:after="60" w:line="240" w:lineRule="auto"/>
-      </w:pPr>
-    </w:p>
-    <w:p>
-      <w:pPr>
-        <w:spacing w:after="60" w:line="240" w:lineRule="auto"/>
-      </w:pPr>
-      <w:hyperlink r:id="rId707">
-        <w:r>
-          <w:t xml:space="preserve">Travis, W. D., Brambilla, E., Burke, A. P., Marx, A., &amp; Nicholson, A. G. (Eds.). (2015). </w:t>
-        </w:r>
-      </w:hyperlink>
-      <w:hyperlink r:id="rId708">
-        <w:r>
-          <w:rPr>
-            <w:i/>
-          </w:rPr>
-          <w:t xml:space="preserve">WHO Classification of </w:t>
-        </w:r>
-        <w:proofErr w:type="spellStart"/>
-        <w:r>
-          <w:rPr>
-            <w:i/>
-          </w:rPr>
-          <w:t>Tumours</w:t>
-        </w:r>
-        <w:proofErr w:type="spellEnd"/>
-        <w:r>
-          <w:rPr>
-            <w:i/>
-          </w:rPr>
-          <w:t xml:space="preserve"> of the Lung, Plura, Thymus and Heart</w:t>
-        </w:r>
-      </w:hyperlink>
-      <w:hyperlink r:id="rId709">
-        <w:r>
-          <w:t xml:space="preserve"> (4th ed., Vol. 7). International Agency for Research on Cancer.</w:t>
-        </w:r>
-      </w:hyperlink>
-    </w:p>
-    <w:p>
-      <w:pPr>
-        <w:spacing w:after="60" w:line="240" w:lineRule="auto"/>
-      </w:pPr>
-    </w:p>
-    <w:p>
-      <w:pPr>
-        <w:spacing w:after="60" w:line="240" w:lineRule="auto"/>
-      </w:pPr>
-      <w:hyperlink r:id="rId710">
-        <w:r>
-          <w:t>Travis, W. D., Brambilla, E., Müller-</w:t>
-        </w:r>
-        <w:proofErr w:type="spellStart"/>
-        <w:r>
-          <w:t>Hermelink</w:t>
-        </w:r>
-        <w:proofErr w:type="spellEnd"/>
-        <w:r>
-          <w:t xml:space="preserve">, H. K., &amp; Harris, C. C. (Eds.). (2004). </w:t>
-        </w:r>
-      </w:hyperlink>
-      <w:hyperlink r:id="rId711">
-        <w:r>
-          <w:rPr>
-            <w:i/>
-          </w:rPr>
-          <w:t xml:space="preserve">Pathology and genetics of </w:t>
-        </w:r>
-        <w:proofErr w:type="spellStart"/>
-        <w:r>
-          <w:rPr>
-            <w:i/>
-          </w:rPr>
-          <w:t>tumours</w:t>
-        </w:r>
-        <w:proofErr w:type="spellEnd"/>
-        <w:r>
-          <w:rPr>
-            <w:i/>
-          </w:rPr>
-          <w:t xml:space="preserve"> of the lung, </w:t>
-        </w:r>
-        <w:proofErr w:type="spellStart"/>
-        <w:r>
-          <w:rPr>
-            <w:i/>
-          </w:rPr>
-          <w:t>plura</w:t>
-        </w:r>
-        <w:proofErr w:type="spellEnd"/>
-        <w:r>
-          <w:rPr>
-            <w:i/>
-          </w:rPr>
-          <w:t>, thymus and heart</w:t>
-        </w:r>
-      </w:hyperlink>
-      <w:hyperlink r:id="rId712">
-        <w:r>
-          <w:t xml:space="preserve"> (3rd ed., Vol. 10). International Agency for Research on Cancer.</w:t>
-        </w:r>
-      </w:hyperlink>
-    </w:p>
-    <w:p>
-      <w:pPr>
-        <w:spacing w:after="60" w:line="240" w:lineRule="auto"/>
-      </w:pPr>
-    </w:p>
-    <w:p>
-      <w:pPr>
-        <w:spacing w:after="60" w:line="240" w:lineRule="auto"/>
-      </w:pPr>
-      <w:hyperlink r:id="rId713">
-        <w:r>
-          <w:t xml:space="preserve">Tsujimura, T., Miwa, M., &amp; Sasaki, Y. (2023). Large-scale neural biomedical entity linking with layer overwriting. </w:t>
-        </w:r>
-      </w:hyperlink>
-      <w:hyperlink r:id="rId714">
-        <w:r>
-          <w:rPr>
-            <w:i/>
-          </w:rPr>
-          <w:t>Journal of Biomedical Informatics</w:t>
-        </w:r>
-      </w:hyperlink>
-      <w:hyperlink r:id="rId715">
-        <w:r>
-          <w:t xml:space="preserve">, </w:t>
-        </w:r>
-      </w:hyperlink>
-      <w:hyperlink r:id="rId716">
-        <w:r>
-          <w:rPr>
-            <w:i/>
-          </w:rPr>
-          <w:t>143</w:t>
-        </w:r>
-      </w:hyperlink>
-      <w:hyperlink r:id="rId717">
-        <w:r>
-          <w:t>(104433), 104433. https://doi.org/</w:t>
-        </w:r>
-      </w:hyperlink>
-      <w:hyperlink r:id="rId718">
-        <w:r>
-          <w:t>10.1016/j.jbi.2023.104433</w:t>
-        </w:r>
-      </w:hyperlink>
-    </w:p>
-    <w:p>
-      <w:pPr>
-        <w:spacing w:after="60" w:line="240" w:lineRule="auto"/>
-      </w:pPr>
-    </w:p>
-    <w:p>
-      <w:pPr>
-        <w:spacing w:after="60" w:line="240" w:lineRule="auto"/>
-      </w:pPr>
-      <w:hyperlink r:id="rId719" w:history="1">
-        <w:r>
-          <w:rPr>
-            <w:rStyle w:val="Hyperlink"/>
-          </w:rPr>
-          <w:t xml:space="preserve">van der Loo, M. (2013). Stringdist: Approximate string matching, fuzzy text search, and string distance functions [Dataset]. In </w:t>
-        </w:r>
-      </w:hyperlink>
-      <w:hyperlink r:id="rId720">
-        <w:r>
-          <w:rPr>
-            <w:i/>
-          </w:rPr>
-          <w:t>CRAN: Contributed Packages</w:t>
-        </w:r>
-      </w:hyperlink>
-      <w:hyperlink r:id="rId721">
-        <w:r>
-          <w:t xml:space="preserve">. The R Foundation. </w:t>
-        </w:r>
-      </w:hyperlink>
-      <w:hyperlink r:id="rId722">
-        <w:r>
-          <w:t>https://cran.r-project.org/package=stringdist</w:t>
-        </w:r>
-      </w:hyperlink>
-    </w:p>
-    <w:p>
-      <w:pPr>
-        <w:spacing w:after="60" w:line="240" w:lineRule="auto"/>
-      </w:pPr>
-    </w:p>
-    <w:p>
-      <w:pPr>
-        <w:spacing w:after="60" w:line="240" w:lineRule="auto"/>
-        <w:rPr>
-          <w:color w:val="000000"/>
-        </w:rPr>
-      </w:pPr>
-      <w:hyperlink r:id="rId723">
-        <w:r>
-          <w:rPr>
-            <w:color w:val="000000"/>
-          </w:rPr>
-          <w:t xml:space="preserve">van de Vijver MJ, L. S. E. I. S. S. T. P. (Ed.). (2012). </w:t>
-        </w:r>
-      </w:hyperlink>
-      <w:hyperlink r:id="rId724">
-        <w:r>
-          <w:rPr>
-            <w:i/>
-            <w:color w:val="000000"/>
-          </w:rPr>
-          <w:t xml:space="preserve">WHO Classification of </w:t>
-        </w:r>
-        <w:proofErr w:type="spellStart"/>
-        <w:r>
-          <w:rPr>
-            <w:i/>
-            <w:color w:val="000000"/>
-          </w:rPr>
-          <w:t>Tumours</w:t>
-        </w:r>
-        <w:proofErr w:type="spellEnd"/>
-        <w:r>
-          <w:rPr>
-            <w:i/>
-            <w:color w:val="000000"/>
-          </w:rPr>
-          <w:t xml:space="preserve"> of the Breast</w:t>
-        </w:r>
-      </w:hyperlink>
-      <w:hyperlink r:id="rId725">
-        <w:r>
-          <w:rPr>
-            <w:color w:val="000000"/>
-          </w:rPr>
-          <w:t xml:space="preserve"> (4th ed., Vol. 4). International Agency for Research on Cancer.</w:t>
-        </w:r>
-      </w:hyperlink>
-    </w:p>
-    <w:p>
-      <w:pPr>
-        <w:spacing w:after="60" w:line="240" w:lineRule="auto"/>
-      </w:pPr>
-    </w:p>
-    <w:p>
-      <w:pPr>
-        <w:spacing w:after="60" w:line="240" w:lineRule="auto"/>
-      </w:pPr>
-      <w:hyperlink r:id="rId726">
-        <w:r>
-          <w:t xml:space="preserve">Vasilevsky, N. A., Matentzoglu, N. A., Toro, S., Flack, J. E., IV, Hegde, H., Unni, D. R., Alyea, G. F., Amberger, J. S., Babb, L., Balhoff, J. P., Bingaman, T. I., Burns, G. A., Buske, O. J., Callahan, T. J., Carmody, L. C., Cordo, P. C., Chan, L. E., Chang, G. S., Christiaens, S. L., … Haendel, M. A. (2022). </w:t>
-        </w:r>
-      </w:hyperlink>
-      <w:hyperlink r:id="rId727">
-        <w:r>
-          <w:rPr>
-            <w:i/>
-          </w:rPr>
-          <w:t>Mondo: Unifying diseases for the world, by the world</w:t>
-        </w:r>
-      </w:hyperlink>
-      <w:hyperlink r:id="rId728">
-        <w:r>
-          <w:t>. https://doi.org/</w:t>
-        </w:r>
-      </w:hyperlink>
-      <w:hyperlink r:id="rId729">
-        <w:r>
-          <w:t>10.1101/2022.04.13.22273750</w:t>
-        </w:r>
-      </w:hyperlink>
-    </w:p>
-    <w:p>
-      <w:pPr>
-        <w:spacing w:after="60" w:line="240" w:lineRule="auto"/>
-      </w:pPr>
-    </w:p>
-    <w:p>
-      <w:pPr>
-        <w:spacing w:after="60" w:line="240" w:lineRule="auto"/>
-      </w:pPr>
-      <w:hyperlink r:id="rId730" w:history="1">
-        <w:r>
-          <w:rPr>
-            <w:rStyle w:val="Hyperlink"/>
-          </w:rPr>
-          <w:t xml:space="preserve">Wang, G., Liu, X., Ying, Z., Yang, G., Chen, Z., Liu, Z., Zhang, M., Yan, H., Lu, Y., Gao, Y., Xue, K., Li, X., &amp; Chen, Y. (2023a). Optimized glycemic control of type 2 diabetes with reinforcement learning: a proof-of-concept trial. </w:t>
-        </w:r>
-      </w:hyperlink>
-      <w:hyperlink r:id="rId731">
-        <w:r>
-          <w:rPr>
-            <w:i/>
-          </w:rPr>
-          <w:t>Nature Medicine</w:t>
-        </w:r>
-      </w:hyperlink>
-      <w:hyperlink r:id="rId732">
-        <w:r>
-          <w:t xml:space="preserve">, </w:t>
-        </w:r>
-      </w:hyperlink>
-      <w:hyperlink r:id="rId733">
-        <w:r>
-          <w:rPr>
-            <w:i/>
-          </w:rPr>
-          <w:t>29</w:t>
-        </w:r>
-      </w:hyperlink>
-      <w:hyperlink r:id="rId734">
-        <w:r>
-          <w:t>(10), 2633–2642. https://doi.org/</w:t>
-        </w:r>
-      </w:hyperlink>
-      <w:hyperlink r:id="rId735">
-        <w:r>
-          <w:t>10.1038/s41591-023-02552-9</w:t>
-        </w:r>
-      </w:hyperlink>
-    </w:p>
-    <w:p>
-      <w:pPr>
-        <w:spacing w:after="60" w:line="240" w:lineRule="auto"/>
-      </w:pPr>
-    </w:p>
-    <w:p>
-      <w:pPr>
-        <w:spacing w:after="60" w:line="240" w:lineRule="auto"/>
-      </w:pPr>
-      <w:hyperlink r:id="rId736">
-        <w:r>
-          <w:t xml:space="preserve">Wang, G., Liu, X., Ying, Z., Yang, G., Chen, Z., Liu, Z., Zhang, M., Yan, H., Lu, Y., Gao, Y., Xue, K., Li, X., &amp; Chen, Y. (2023b, September 14). </w:t>
-        </w:r>
-      </w:hyperlink>
-      <w:hyperlink r:id="rId737">
-        <w:r>
-          <w:rPr>
-            <w:i/>
-          </w:rPr>
-          <w:t>ClinicalBERT</w:t>
-        </w:r>
-      </w:hyperlink>
-      <w:hyperlink r:id="rId738">
+          </w:rPr>
+          <w:t>ModernBERT-large</w:t>
+        </w:r>
+      </w:hyperlink>
+      <w:hyperlink r:id="rId750">
         <w:r>
           <w:t xml:space="preserve">. Hugging Face. </w:t>
         </w:r>
       </w:hyperlink>
-      <w:hyperlink r:id="rId739">
-        <w:r>
-          <w:t>https://huggingface.co/medicalai/ClinicalBERT</w:t>
-        </w:r>
-      </w:hyperlink>
-    </w:p>
-    <w:p>
-      <w:pPr>
-        <w:spacing w:after="60" w:line="240" w:lineRule="auto"/>
-      </w:pPr>
-    </w:p>
-    <w:p>
-      <w:pPr>
-        <w:spacing w:after="60" w:line="240" w:lineRule="auto"/>
-      </w:pPr>
-      <w:hyperlink r:id="rId740">
-        <w:r>
-          <w:t xml:space="preserve">Wang, L., Yang, N., Huang, X., Jiao, B., Yang, L., Jiang, D., Majumder, R., &amp; Wei, F. (2022). Text Embeddings by Weakly-Supervised Contrastive Pre-training. In </w:t>
-        </w:r>
-      </w:hyperlink>
-      <w:hyperlink r:id="rId741">
-        <w:r>
-          <w:rPr>
-            <w:i/>
-          </w:rPr>
-          <w:t>arXiv [cs.CL]</w:t>
-        </w:r>
-      </w:hyperlink>
-      <w:hyperlink r:id="rId742">
-        <w:r>
-          <w:t xml:space="preserve">. arXiv. </w:t>
-        </w:r>
-      </w:hyperlink>
-      <w:hyperlink r:id="rId743">
-        <w:r>
-          <w:t>http://arxiv.org/abs/2212.03533</w:t>
-        </w:r>
-      </w:hyperlink>
-    </w:p>
-    <w:p>
-      <w:pPr>
-        <w:spacing w:after="60" w:line="240" w:lineRule="auto"/>
-      </w:pPr>
-    </w:p>
-    <w:p>
-      <w:pPr>
-        <w:spacing w:after="60" w:line="240" w:lineRule="auto"/>
-        <w:rPr>
-          <w:color w:val="000000"/>
-        </w:rPr>
-      </w:pPr>
-      <w:hyperlink r:id="rId744">
-        <w:r>
-          <w:rPr>
-            <w:color w:val="000000"/>
-          </w:rPr>
-          <w:t xml:space="preserve">Wang, L., Yang, N., Huang, X., Jiao, B., Yang, L., Jiang, D., Majumder, R., &amp; Wei, F. (2023, May). </w:t>
-        </w:r>
-      </w:hyperlink>
-      <w:hyperlink r:id="rId745">
-        <w:r>
-          <w:rPr>
-            <w:i/>
-            <w:color w:val="000000"/>
-          </w:rPr>
-          <w:t>E5-large-v2</w:t>
-        </w:r>
-      </w:hyperlink>
-      <w:hyperlink r:id="rId746">
-        <w:r>
-          <w:rPr>
-            <w:color w:val="000000"/>
-          </w:rPr>
-          <w:t xml:space="preserve">. Hugging Face. </w:t>
-        </w:r>
-      </w:hyperlink>
-      <w:hyperlink r:id="rId747">
-        <w:r>
-          <w:rPr>
-            <w:color w:val="000000"/>
-          </w:rPr>
-          <w:t>https://huggingface.co/intfloat/e5-large-v2</w:t>
-        </w:r>
-      </w:hyperlink>
-    </w:p>
-    <w:p>
-      <w:pPr>
-        <w:spacing w:after="60" w:line="240" w:lineRule="auto"/>
-      </w:pPr>
-    </w:p>
-    <w:p>
-      <w:pPr>
-        <w:spacing w:after="60" w:line="240" w:lineRule="auto"/>
-      </w:pPr>
-      <w:hyperlink r:id="rId748">
-        <w:r>
-          <w:t xml:space="preserve">Warner, B., Chaffin, A., Clavié, B., Weller, O., Hallström, O., Taghadouini, S., Gallagher, A., Biswas, R., Ladhak, F., Aarsen, T., Cooper, N., Adams, G., Howard, J., &amp; Poli, I. (2024a). </w:t>
-        </w:r>
-      </w:hyperlink>
-      <w:hyperlink r:id="rId749">
-        <w:r>
-          <w:rPr>
-            <w:i/>
-          </w:rPr>
-          <w:t>ModernBERT-large</w:t>
-        </w:r>
-      </w:hyperlink>
-      <w:hyperlink r:id="rId750">
-        <w:r>
-          <w:t xml:space="preserve">. Hugging Face. </w:t>
-        </w:r>
-      </w:hyperlink>
       <w:hyperlink r:id="rId751">
         <w:r>
           <w:t>https://huggingface.co/answerdotai/ModernBERT-large</w:t>
@@ -13758,13 +13646,15 @@
       <w:hyperlink r:id="rId752" w:history="1">
         <w:r>
           <w:rPr>
-            <w:rStyle w:val="Hyperlink"/>
+            <w:iCs/>
+            <w:color w:val="000000"/>
           </w:rPr>
           <w:t xml:space="preserve">Warner, B., Chaffin, A., Clavié, B., Weller, O., Hallström, O., Taghadouini, S., Gallagher, A., Biswas, R., Ladhak, F., Aarsen, T., Cooper, N., Adams, G., Howard, J., &amp; Poli, I. (2024b). Smarter, better, faster, </w:t>
         </w:r>
         <w:r>
           <w:rPr>
-            <w:rStyle w:val="Hyperlink"/>
+            <w:iCs/>
+            <w:color w:val="000000"/>
           </w:rPr>
           <w:lastRenderedPageBreak/>
           <w:t xml:space="preserve">longer: A modern bidirectional encoder for fast, memory efficient, and long context finetuning and inference. In </w:t>
@@ -14492,9 +14382,6 @@
       </w:pPr>
       <w:hyperlink r:id="rId788" w:history="1">
         <w:r>
-          <w:rPr>
-            <w:rStyle w:val="Hyperlink"/>
-          </w:rPr>
           <w:t xml:space="preserve">Wu, C. (2023). </w:t>
         </w:r>
       </w:hyperlink>
@@ -14677,10 +14564,13 @@
       </w:pPr>
       <w:hyperlink r:id="rId810" w:history="1">
         <w:r>
+          <w:t>Yenduri, G., M, R., G, C. S., Y, S., Srivastava, G., Maddikunta, P. K. R., G, D. R., Jhaveri, R. H., B, P., Wang, W., Vasilakos, A. V., &amp; Gadekallu, T. R. (2023). Generative Pre-trained transformer: A comprehensive review on enabling technologies, potential applications, emerging challenges, and future directions. In</w:t>
+        </w:r>
+        <w:r>
           <w:rPr>
             <w:rStyle w:val="Hyperlink"/>
           </w:rPr>
-          <w:t xml:space="preserve">Yenduri, G., M, R., G, C. S., Y, S., Srivastava, G., Maddikunta, P. K. R., G, D. R., Jhaveri, R. H., B, P., Wang, W., Vasilakos, A. V., &amp; Gadekallu, T. R. (2023). Generative Pre-trained transformer: A comprehensive review on enabling technologies, potential applications, emerging challenges, and future directions. In </w:t>
+          <w:t xml:space="preserve"> </w:t>
         </w:r>
       </w:hyperlink>
       <w:hyperlink r:id="rId811">

--- a/Paper/MLWA/Corrections/MLWA_Manuscript_12May25.docx
+++ b/Paper/MLWA/Corrections/MLWA_Manuscript_12May25.docx
@@ -23354,7 +23354,34 @@
                 <w:sz w:val="20"/>
                 <w:szCs w:val="20"/>
               </w:rPr>
-              <w:t>Accuracy WHO system 5th edition</w:t>
+              <w:t xml:space="preserve">   </w:t>
+            </w:r>
+            <w:r>
+              <w:rPr>
+                <w:b/>
+                <w:bCs/>
+                <w:sz w:val="20"/>
+                <w:szCs w:val="20"/>
+              </w:rPr>
+              <w:t xml:space="preserve">Accuracy WHO system </w:t>
+            </w:r>
+            <w:r>
+              <w:rPr>
+                <w:b/>
+                <w:bCs/>
+                <w:sz w:val="20"/>
+                <w:szCs w:val="20"/>
+              </w:rPr>
+              <w:br/>
+            </w:r>
+            <w:r>
+              <w:rPr>
+                <w:b/>
+                <w:bCs/>
+                <w:sz w:val="20"/>
+                <w:szCs w:val="20"/>
+              </w:rPr>
+              <w:t>5th edition</w:t>
             </w:r>
           </w:p>
         </w:tc>
@@ -23371,6 +23398,15 @@
                 <w:szCs w:val="20"/>
               </w:rPr>
             </w:pPr>
+            <w:r>
+              <w:rPr>
+                <w:b/>
+                <w:bCs/>
+                <w:sz w:val="20"/>
+                <w:szCs w:val="20"/>
+              </w:rPr>
+              <w:t xml:space="preserve">     </w:t>
+            </w:r>
             <w:r>
               <w:rPr>
                 <w:b/>
@@ -25215,7 +25251,7 @@
             <w:tcBorders>
               <w:top w:val="single" w:sz="4" w:space="0" w:color="auto"/>
               <w:left w:val="single" w:sz="4" w:space="0" w:color="auto"/>
-              <w:bottom w:val="single" w:sz="4" w:space="0" w:color="auto"/>
+              <w:bottom w:val="nil"/>
               <w:right w:val="single" w:sz="4" w:space="0" w:color="auto"/>
             </w:tcBorders>
             <w:tcMar>
@@ -25241,6 +25277,728 @@
             <w:tcW w:w="2430" w:type="dxa"/>
             <w:tcBorders>
               <w:top w:val="single" w:sz="4" w:space="0" w:color="auto"/>
+              <w:left w:val="single" w:sz="4" w:space="0" w:color="auto"/>
+              <w:bottom w:val="nil"/>
+            </w:tcBorders>
+            <w:tcMar>
+              <w:left w:w="576" w:type="dxa"/>
+              <w:right w:w="576" w:type="dxa"/>
+            </w:tcMar>
+            <w:vAlign w:val="center"/>
+          </w:tcPr>
+          <w:p>
+            <w:pPr>
+              <w:jc w:val="center"/>
+              <w:rPr>
+                <w:highlight w:val="white"/>
+              </w:rPr>
+            </w:pPr>
+            <w:r>
+              <w:rPr>
+                <w:highlight w:val="white"/>
+              </w:rPr>
+              <w:t>0.000</w:t>
+            </w:r>
+          </w:p>
+        </w:tc>
+        <w:tc>
+          <w:tcPr>
+            <w:tcW w:w="2790" w:type="dxa"/>
+            <w:tcBorders>
+              <w:top w:val="single" w:sz="4" w:space="0" w:color="auto"/>
+              <w:bottom w:val="nil"/>
+              <w:right w:val="single" w:sz="4" w:space="0" w:color="auto"/>
+            </w:tcBorders>
+            <w:tcMar>
+              <w:left w:w="576" w:type="dxa"/>
+              <w:right w:w="576" w:type="dxa"/>
+            </w:tcMar>
+            <w:vAlign w:val="center"/>
+          </w:tcPr>
+          <w:p>
+            <w:pPr>
+              <w:jc w:val="center"/>
+              <w:rPr>
+                <w:highlight w:val="white"/>
+              </w:rPr>
+            </w:pPr>
+            <w:r>
+              <w:rPr>
+                <w:highlight w:val="white"/>
+              </w:rPr>
+              <w:t>0.339</w:t>
+            </w:r>
+          </w:p>
+        </w:tc>
+        <w:tc>
+          <w:tcPr>
+            <w:tcW w:w="2700" w:type="dxa"/>
+            <w:tcBorders>
+              <w:top w:val="single" w:sz="4" w:space="0" w:color="auto"/>
+              <w:left w:val="single" w:sz="4" w:space="0" w:color="auto"/>
+              <w:bottom w:val="nil"/>
+            </w:tcBorders>
+            <w:tcMar>
+              <w:left w:w="576" w:type="dxa"/>
+              <w:right w:w="576" w:type="dxa"/>
+            </w:tcMar>
+            <w:vAlign w:val="center"/>
+          </w:tcPr>
+          <w:p>
+            <w:pPr>
+              <w:jc w:val="center"/>
+              <w:rPr>
+                <w:highlight w:val="white"/>
+              </w:rPr>
+            </w:pPr>
+            <w:r>
+              <w:rPr>
+                <w:highlight w:val="white"/>
+              </w:rPr>
+              <w:t>0.000</w:t>
+            </w:r>
+          </w:p>
+        </w:tc>
+        <w:tc>
+          <w:tcPr>
+            <w:tcW w:w="2970" w:type="dxa"/>
+            <w:tcBorders>
+              <w:top w:val="single" w:sz="4" w:space="0" w:color="auto"/>
+              <w:bottom w:val="nil"/>
+              <w:right w:val="single" w:sz="4" w:space="0" w:color="auto"/>
+            </w:tcBorders>
+            <w:tcMar>
+              <w:left w:w="576" w:type="dxa"/>
+              <w:right w:w="576" w:type="dxa"/>
+            </w:tcMar>
+            <w:vAlign w:val="center"/>
+          </w:tcPr>
+          <w:p>
+            <w:pPr>
+              <w:jc w:val="center"/>
+              <w:rPr>
+                <w:highlight w:val="white"/>
+              </w:rPr>
+            </w:pPr>
+            <w:r>
+              <w:rPr>
+                <w:highlight w:val="white"/>
+              </w:rPr>
+              <w:t>0.394</w:t>
+            </w:r>
+          </w:p>
+        </w:tc>
+      </w:tr>
+      <w:tr>
+        <w:trPr>
+          <w:trHeight w:val="431"/>
+        </w:trPr>
+        <w:tc>
+          <w:tcPr>
+            <w:tcW w:w="1980" w:type="dxa"/>
+            <w:tcBorders>
+              <w:top w:val="nil"/>
+              <w:left w:val="single" w:sz="4" w:space="0" w:color="auto"/>
+              <w:bottom w:val="nil"/>
+              <w:right w:val="single" w:sz="4" w:space="0" w:color="auto"/>
+            </w:tcBorders>
+            <w:tcMar>
+              <w:left w:w="576" w:type="dxa"/>
+              <w:right w:w="576" w:type="dxa"/>
+            </w:tcMar>
+            <w:vAlign w:val="center"/>
+          </w:tcPr>
+          <w:p>
+            <w:pPr>
+              <w:jc w:val="center"/>
+            </w:pPr>
+            <w:r>
+              <w:t>1</w:t>
+            </w:r>
+            <w:r>
+              <w:rPr>
+                <w:vertAlign w:val="superscript"/>
+              </w:rPr>
+              <w:t>st</w:t>
+            </w:r>
+            <w:r>
+              <w:t xml:space="preserve"> Quartile</w:t>
+            </w:r>
+          </w:p>
+        </w:tc>
+        <w:tc>
+          <w:tcPr>
+            <w:tcW w:w="2430" w:type="dxa"/>
+            <w:tcBorders>
+              <w:top w:val="nil"/>
+              <w:left w:val="single" w:sz="4" w:space="0" w:color="auto"/>
+              <w:bottom w:val="nil"/>
+            </w:tcBorders>
+            <w:tcMar>
+              <w:left w:w="576" w:type="dxa"/>
+              <w:right w:w="576" w:type="dxa"/>
+            </w:tcMar>
+            <w:vAlign w:val="center"/>
+          </w:tcPr>
+          <w:p>
+            <w:pPr>
+              <w:jc w:val="center"/>
+              <w:rPr>
+                <w:highlight w:val="white"/>
+              </w:rPr>
+            </w:pPr>
+            <w:r>
+              <w:rPr>
+                <w:highlight w:val="white"/>
+              </w:rPr>
+              <w:t>0.586</w:t>
+            </w:r>
+          </w:p>
+        </w:tc>
+        <w:tc>
+          <w:tcPr>
+            <w:tcW w:w="2790" w:type="dxa"/>
+            <w:tcBorders>
+              <w:top w:val="nil"/>
+              <w:bottom w:val="nil"/>
+              <w:right w:val="single" w:sz="4" w:space="0" w:color="auto"/>
+            </w:tcBorders>
+            <w:tcMar>
+              <w:left w:w="576" w:type="dxa"/>
+              <w:right w:w="576" w:type="dxa"/>
+            </w:tcMar>
+            <w:vAlign w:val="center"/>
+          </w:tcPr>
+          <w:p>
+            <w:pPr>
+              <w:jc w:val="center"/>
+              <w:rPr>
+                <w:highlight w:val="white"/>
+              </w:rPr>
+            </w:pPr>
+            <w:r>
+              <w:rPr>
+                <w:highlight w:val="white"/>
+              </w:rPr>
+              <w:t>0.764</w:t>
+            </w:r>
+          </w:p>
+        </w:tc>
+        <w:tc>
+          <w:tcPr>
+            <w:tcW w:w="2700" w:type="dxa"/>
+            <w:tcBorders>
+              <w:top w:val="nil"/>
+              <w:left w:val="single" w:sz="4" w:space="0" w:color="auto"/>
+              <w:bottom w:val="nil"/>
+            </w:tcBorders>
+            <w:tcMar>
+              <w:left w:w="576" w:type="dxa"/>
+              <w:right w:w="576" w:type="dxa"/>
+            </w:tcMar>
+            <w:vAlign w:val="center"/>
+          </w:tcPr>
+          <w:p>
+            <w:pPr>
+              <w:jc w:val="center"/>
+              <w:rPr>
+                <w:highlight w:val="white"/>
+              </w:rPr>
+            </w:pPr>
+            <w:r>
+              <w:rPr>
+                <w:highlight w:val="white"/>
+              </w:rPr>
+              <w:t>0.564</w:t>
+            </w:r>
+          </w:p>
+        </w:tc>
+        <w:tc>
+          <w:tcPr>
+            <w:tcW w:w="2970" w:type="dxa"/>
+            <w:tcBorders>
+              <w:top w:val="nil"/>
+              <w:bottom w:val="nil"/>
+              <w:right w:val="single" w:sz="4" w:space="0" w:color="auto"/>
+            </w:tcBorders>
+            <w:tcMar>
+              <w:left w:w="576" w:type="dxa"/>
+              <w:right w:w="576" w:type="dxa"/>
+            </w:tcMar>
+            <w:vAlign w:val="center"/>
+          </w:tcPr>
+          <w:p>
+            <w:pPr>
+              <w:jc w:val="center"/>
+              <w:rPr>
+                <w:highlight w:val="white"/>
+              </w:rPr>
+            </w:pPr>
+            <w:r>
+              <w:rPr>
+                <w:highlight w:val="white"/>
+              </w:rPr>
+              <w:t>0.733</w:t>
+            </w:r>
+          </w:p>
+        </w:tc>
+      </w:tr>
+      <w:tr>
+        <w:trPr>
+          <w:trHeight w:val="431"/>
+        </w:trPr>
+        <w:tc>
+          <w:tcPr>
+            <w:tcW w:w="1980" w:type="dxa"/>
+            <w:tcBorders>
+              <w:top w:val="nil"/>
+              <w:left w:val="single" w:sz="4" w:space="0" w:color="auto"/>
+              <w:bottom w:val="nil"/>
+              <w:right w:val="single" w:sz="4" w:space="0" w:color="auto"/>
+            </w:tcBorders>
+            <w:tcMar>
+              <w:left w:w="576" w:type="dxa"/>
+              <w:right w:w="576" w:type="dxa"/>
+            </w:tcMar>
+            <w:vAlign w:val="center"/>
+          </w:tcPr>
+          <w:p>
+            <w:pPr>
+              <w:jc w:val="center"/>
+            </w:pPr>
+            <w:r>
+              <w:t>Median</w:t>
+            </w:r>
+          </w:p>
+        </w:tc>
+        <w:tc>
+          <w:tcPr>
+            <w:tcW w:w="2430" w:type="dxa"/>
+            <w:tcBorders>
+              <w:top w:val="nil"/>
+              <w:left w:val="single" w:sz="4" w:space="0" w:color="auto"/>
+              <w:bottom w:val="nil"/>
+            </w:tcBorders>
+            <w:tcMar>
+              <w:left w:w="576" w:type="dxa"/>
+              <w:right w:w="576" w:type="dxa"/>
+            </w:tcMar>
+            <w:vAlign w:val="center"/>
+          </w:tcPr>
+          <w:p>
+            <w:pPr>
+              <w:jc w:val="center"/>
+              <w:rPr>
+                <w:highlight w:val="white"/>
+              </w:rPr>
+            </w:pPr>
+            <w:r>
+              <w:rPr>
+                <w:highlight w:val="white"/>
+              </w:rPr>
+              <w:t>0.696</w:t>
+            </w:r>
+          </w:p>
+        </w:tc>
+        <w:tc>
+          <w:tcPr>
+            <w:tcW w:w="2790" w:type="dxa"/>
+            <w:tcBorders>
+              <w:top w:val="nil"/>
+              <w:bottom w:val="nil"/>
+              <w:right w:val="single" w:sz="4" w:space="0" w:color="auto"/>
+            </w:tcBorders>
+            <w:tcMar>
+              <w:left w:w="576" w:type="dxa"/>
+              <w:right w:w="576" w:type="dxa"/>
+            </w:tcMar>
+            <w:vAlign w:val="center"/>
+          </w:tcPr>
+          <w:p>
+            <w:pPr>
+              <w:jc w:val="center"/>
+              <w:rPr>
+                <w:highlight w:val="white"/>
+              </w:rPr>
+            </w:pPr>
+            <w:r>
+              <w:rPr>
+                <w:highlight w:val="white"/>
+              </w:rPr>
+              <w:t>0.841</w:t>
+            </w:r>
+          </w:p>
+        </w:tc>
+        <w:tc>
+          <w:tcPr>
+            <w:tcW w:w="2700" w:type="dxa"/>
+            <w:tcBorders>
+              <w:top w:val="nil"/>
+              <w:left w:val="single" w:sz="4" w:space="0" w:color="auto"/>
+              <w:bottom w:val="nil"/>
+            </w:tcBorders>
+            <w:tcMar>
+              <w:left w:w="576" w:type="dxa"/>
+              <w:right w:w="576" w:type="dxa"/>
+            </w:tcMar>
+            <w:vAlign w:val="center"/>
+          </w:tcPr>
+          <w:p>
+            <w:pPr>
+              <w:jc w:val="center"/>
+              <w:rPr>
+                <w:highlight w:val="white"/>
+              </w:rPr>
+            </w:pPr>
+            <w:r>
+              <w:rPr>
+                <w:highlight w:val="white"/>
+              </w:rPr>
+              <w:t>0.687</w:t>
+            </w:r>
+          </w:p>
+        </w:tc>
+        <w:tc>
+          <w:tcPr>
+            <w:tcW w:w="2970" w:type="dxa"/>
+            <w:tcBorders>
+              <w:top w:val="nil"/>
+              <w:bottom w:val="nil"/>
+              <w:right w:val="single" w:sz="4" w:space="0" w:color="auto"/>
+            </w:tcBorders>
+            <w:tcMar>
+              <w:left w:w="576" w:type="dxa"/>
+              <w:right w:w="576" w:type="dxa"/>
+            </w:tcMar>
+            <w:vAlign w:val="center"/>
+          </w:tcPr>
+          <w:p>
+            <w:pPr>
+              <w:jc w:val="center"/>
+              <w:rPr>
+                <w:highlight w:val="white"/>
+              </w:rPr>
+            </w:pPr>
+            <w:r>
+              <w:rPr>
+                <w:highlight w:val="white"/>
+              </w:rPr>
+              <w:t>0.825</w:t>
+            </w:r>
+          </w:p>
+        </w:tc>
+      </w:tr>
+      <w:tr>
+        <w:trPr>
+          <w:trHeight w:val="464"/>
+        </w:trPr>
+        <w:tc>
+          <w:tcPr>
+            <w:tcW w:w="1980" w:type="dxa"/>
+            <w:tcBorders>
+              <w:top w:val="nil"/>
+              <w:left w:val="single" w:sz="4" w:space="0" w:color="auto"/>
+              <w:bottom w:val="nil"/>
+              <w:right w:val="single" w:sz="4" w:space="0" w:color="auto"/>
+            </w:tcBorders>
+            <w:tcMar>
+              <w:left w:w="576" w:type="dxa"/>
+              <w:right w:w="576" w:type="dxa"/>
+            </w:tcMar>
+            <w:vAlign w:val="center"/>
+          </w:tcPr>
+          <w:p>
+            <w:pPr>
+              <w:jc w:val="center"/>
+              <w:rPr>
+                <w:highlight w:val="white"/>
+              </w:rPr>
+            </w:pPr>
+            <w:r>
+              <w:t>Mean</w:t>
+            </w:r>
+          </w:p>
+        </w:tc>
+        <w:tc>
+          <w:tcPr>
+            <w:tcW w:w="2430" w:type="dxa"/>
+            <w:tcBorders>
+              <w:top w:val="nil"/>
+              <w:left w:val="single" w:sz="4" w:space="0" w:color="auto"/>
+              <w:bottom w:val="nil"/>
+            </w:tcBorders>
+            <w:tcMar>
+              <w:left w:w="576" w:type="dxa"/>
+              <w:right w:w="576" w:type="dxa"/>
+            </w:tcMar>
+            <w:vAlign w:val="center"/>
+          </w:tcPr>
+          <w:p>
+            <w:pPr>
+              <w:jc w:val="center"/>
+              <w:rPr>
+                <w:highlight w:val="white"/>
+              </w:rPr>
+            </w:pPr>
+            <w:r>
+              <w:rPr>
+                <w:highlight w:val="white"/>
+              </w:rPr>
+              <w:t>0.666</w:t>
+            </w:r>
+          </w:p>
+        </w:tc>
+        <w:tc>
+          <w:tcPr>
+            <w:tcW w:w="2790" w:type="dxa"/>
+            <w:tcBorders>
+              <w:top w:val="nil"/>
+              <w:bottom w:val="nil"/>
+              <w:right w:val="single" w:sz="4" w:space="0" w:color="auto"/>
+            </w:tcBorders>
+            <w:tcMar>
+              <w:left w:w="576" w:type="dxa"/>
+              <w:right w:w="576" w:type="dxa"/>
+            </w:tcMar>
+            <w:vAlign w:val="center"/>
+          </w:tcPr>
+          <w:p>
+            <w:pPr>
+              <w:jc w:val="center"/>
+              <w:rPr>
+                <w:highlight w:val="white"/>
+              </w:rPr>
+            </w:pPr>
+            <w:r>
+              <w:rPr>
+                <w:highlight w:val="white"/>
+              </w:rPr>
+              <w:t>0.826</w:t>
+            </w:r>
+          </w:p>
+        </w:tc>
+        <w:tc>
+          <w:tcPr>
+            <w:tcW w:w="2700" w:type="dxa"/>
+            <w:tcBorders>
+              <w:top w:val="nil"/>
+              <w:left w:val="single" w:sz="4" w:space="0" w:color="auto"/>
+              <w:bottom w:val="nil"/>
+            </w:tcBorders>
+            <w:tcMar>
+              <w:left w:w="576" w:type="dxa"/>
+              <w:right w:w="576" w:type="dxa"/>
+            </w:tcMar>
+            <w:vAlign w:val="center"/>
+          </w:tcPr>
+          <w:p>
+            <w:pPr>
+              <w:jc w:val="center"/>
+              <w:rPr>
+                <w:highlight w:val="white"/>
+              </w:rPr>
+            </w:pPr>
+            <w:r>
+              <w:rPr>
+                <w:highlight w:val="white"/>
+              </w:rPr>
+              <w:t>0.647</w:t>
+            </w:r>
+          </w:p>
+        </w:tc>
+        <w:tc>
+          <w:tcPr>
+            <w:tcW w:w="2970" w:type="dxa"/>
+            <w:tcBorders>
+              <w:top w:val="nil"/>
+              <w:bottom w:val="nil"/>
+              <w:right w:val="single" w:sz="4" w:space="0" w:color="auto"/>
+            </w:tcBorders>
+            <w:tcMar>
+              <w:left w:w="576" w:type="dxa"/>
+              <w:right w:w="576" w:type="dxa"/>
+            </w:tcMar>
+            <w:vAlign w:val="center"/>
+          </w:tcPr>
+          <w:p>
+            <w:pPr>
+              <w:jc w:val="center"/>
+              <w:rPr>
+                <w:highlight w:val="white"/>
+              </w:rPr>
+            </w:pPr>
+            <w:r>
+              <w:rPr>
+                <w:highlight w:val="white"/>
+              </w:rPr>
+              <w:t>0.811</w:t>
+            </w:r>
+          </w:p>
+        </w:tc>
+      </w:tr>
+      <w:tr>
+        <w:trPr>
+          <w:trHeight w:val="431"/>
+        </w:trPr>
+        <w:tc>
+          <w:tcPr>
+            <w:tcW w:w="1980" w:type="dxa"/>
+            <w:tcBorders>
+              <w:top w:val="nil"/>
+              <w:left w:val="single" w:sz="4" w:space="0" w:color="auto"/>
+              <w:bottom w:val="nil"/>
+              <w:right w:val="single" w:sz="4" w:space="0" w:color="auto"/>
+            </w:tcBorders>
+            <w:tcMar>
+              <w:left w:w="576" w:type="dxa"/>
+              <w:right w:w="576" w:type="dxa"/>
+            </w:tcMar>
+            <w:vAlign w:val="center"/>
+          </w:tcPr>
+          <w:p>
+            <w:pPr>
+              <w:jc w:val="center"/>
+            </w:pPr>
+            <w:r>
+              <w:t>3</w:t>
+            </w:r>
+            <w:r>
+              <w:rPr>
+                <w:vertAlign w:val="superscript"/>
+              </w:rPr>
+              <w:t>rd</w:t>
+            </w:r>
+            <w:r>
+              <w:t xml:space="preserve"> Quartile</w:t>
+            </w:r>
+          </w:p>
+        </w:tc>
+        <w:tc>
+          <w:tcPr>
+            <w:tcW w:w="2430" w:type="dxa"/>
+            <w:tcBorders>
+              <w:top w:val="nil"/>
+              <w:left w:val="single" w:sz="4" w:space="0" w:color="auto"/>
+              <w:bottom w:val="nil"/>
+            </w:tcBorders>
+            <w:tcMar>
+              <w:left w:w="576" w:type="dxa"/>
+              <w:right w:w="576" w:type="dxa"/>
+            </w:tcMar>
+            <w:vAlign w:val="center"/>
+          </w:tcPr>
+          <w:p>
+            <w:pPr>
+              <w:jc w:val="center"/>
+              <w:rPr>
+                <w:highlight w:val="white"/>
+              </w:rPr>
+            </w:pPr>
+            <w:r>
+              <w:rPr>
+                <w:highlight w:val="white"/>
+              </w:rPr>
+              <w:t>0.804</w:t>
+            </w:r>
+          </w:p>
+        </w:tc>
+        <w:tc>
+          <w:tcPr>
+            <w:tcW w:w="2790" w:type="dxa"/>
+            <w:tcBorders>
+              <w:top w:val="nil"/>
+              <w:bottom w:val="nil"/>
+              <w:right w:val="single" w:sz="4" w:space="0" w:color="auto"/>
+            </w:tcBorders>
+            <w:tcMar>
+              <w:left w:w="576" w:type="dxa"/>
+              <w:right w:w="576" w:type="dxa"/>
+            </w:tcMar>
+            <w:vAlign w:val="center"/>
+          </w:tcPr>
+          <w:p>
+            <w:pPr>
+              <w:jc w:val="center"/>
+              <w:rPr>
+                <w:highlight w:val="white"/>
+              </w:rPr>
+            </w:pPr>
+            <w:r>
+              <w:rPr>
+                <w:highlight w:val="white"/>
+              </w:rPr>
+              <w:t>0.908</w:t>
+            </w:r>
+          </w:p>
+        </w:tc>
+        <w:tc>
+          <w:tcPr>
+            <w:tcW w:w="2700" w:type="dxa"/>
+            <w:tcBorders>
+              <w:top w:val="nil"/>
+              <w:left w:val="single" w:sz="4" w:space="0" w:color="auto"/>
+              <w:bottom w:val="nil"/>
+            </w:tcBorders>
+            <w:tcMar>
+              <w:left w:w="576" w:type="dxa"/>
+              <w:right w:w="576" w:type="dxa"/>
+            </w:tcMar>
+            <w:vAlign w:val="center"/>
+          </w:tcPr>
+          <w:p>
+            <w:pPr>
+              <w:jc w:val="center"/>
+              <w:rPr>
+                <w:highlight w:val="white"/>
+              </w:rPr>
+            </w:pPr>
+            <w:r>
+              <w:rPr>
+                <w:highlight w:val="white"/>
+              </w:rPr>
+              <w:t>0.802</w:t>
+            </w:r>
+          </w:p>
+        </w:tc>
+        <w:tc>
+          <w:tcPr>
+            <w:tcW w:w="2970" w:type="dxa"/>
+            <w:tcBorders>
+              <w:top w:val="nil"/>
+              <w:bottom w:val="nil"/>
+              <w:right w:val="single" w:sz="4" w:space="0" w:color="auto"/>
+            </w:tcBorders>
+            <w:tcMar>
+              <w:left w:w="576" w:type="dxa"/>
+              <w:right w:w="576" w:type="dxa"/>
+            </w:tcMar>
+            <w:vAlign w:val="center"/>
+          </w:tcPr>
+          <w:p>
+            <w:pPr>
+              <w:jc w:val="center"/>
+              <w:rPr>
+                <w:highlight w:val="white"/>
+              </w:rPr>
+            </w:pPr>
+            <w:r>
+              <w:rPr>
+                <w:highlight w:val="white"/>
+              </w:rPr>
+              <w:t>0.897</w:t>
+            </w:r>
+          </w:p>
+        </w:tc>
+      </w:tr>
+      <w:tr>
+        <w:trPr>
+          <w:trHeight w:val="431"/>
+        </w:trPr>
+        <w:tc>
+          <w:tcPr>
+            <w:tcW w:w="1980" w:type="dxa"/>
+            <w:tcBorders>
+              <w:top w:val="nil"/>
               <w:left w:val="single" w:sz="4" w:space="0" w:color="auto"/>
               <w:bottom w:val="single" w:sz="4" w:space="0" w:color="auto"/>
               <w:right w:val="single" w:sz="4" w:space="0" w:color="auto"/>
@@ -25254,6 +26012,29 @@
           <w:p>
             <w:pPr>
               <w:jc w:val="center"/>
+            </w:pPr>
+            <w:r>
+              <w:t>Maximum</w:t>
+            </w:r>
+          </w:p>
+        </w:tc>
+        <w:tc>
+          <w:tcPr>
+            <w:tcW w:w="2430" w:type="dxa"/>
+            <w:tcBorders>
+              <w:top w:val="nil"/>
+              <w:left w:val="single" w:sz="4" w:space="0" w:color="auto"/>
+              <w:bottom w:val="single" w:sz="4" w:space="0" w:color="auto"/>
+            </w:tcBorders>
+            <w:tcMar>
+              <w:left w:w="576" w:type="dxa"/>
+              <w:right w:w="576" w:type="dxa"/>
+            </w:tcMar>
+            <w:vAlign w:val="center"/>
+          </w:tcPr>
+          <w:p>
+            <w:pPr>
+              <w:jc w:val="center"/>
               <w:rPr>
                 <w:highlight w:val="white"/>
               </w:rPr>
@@ -25262,7 +26043,7 @@
               <w:rPr>
                 <w:highlight w:val="white"/>
               </w:rPr>
-              <w:t>0.000</w:t>
+              <w:t>1.010</w:t>
             </w:r>
           </w:p>
         </w:tc>
@@ -25270,8 +26051,7 @@
           <w:tcPr>
             <w:tcW w:w="2790" w:type="dxa"/>
             <w:tcBorders>
-              <w:top w:val="single" w:sz="4" w:space="0" w:color="auto"/>
-              <w:left w:val="single" w:sz="4" w:space="0" w:color="auto"/>
+              <w:top w:val="nil"/>
               <w:bottom w:val="single" w:sz="4" w:space="0" w:color="auto"/>
               <w:right w:val="single" w:sz="4" w:space="0" w:color="auto"/>
             </w:tcBorders>
@@ -25292,7 +26072,7 @@
               <w:rPr>
                 <w:highlight w:val="white"/>
               </w:rPr>
-              <w:t>0.339</w:t>
+              <w:t>1.090</w:t>
             </w:r>
           </w:p>
         </w:tc>
@@ -25300,10 +26080,9 @@
           <w:tcPr>
             <w:tcW w:w="2700" w:type="dxa"/>
             <w:tcBorders>
-              <w:top w:val="single" w:sz="4" w:space="0" w:color="auto"/>
+              <w:top w:val="nil"/>
               <w:left w:val="single" w:sz="4" w:space="0" w:color="auto"/>
               <w:bottom w:val="single" w:sz="4" w:space="0" w:color="auto"/>
-              <w:right w:val="single" w:sz="4" w:space="0" w:color="auto"/>
             </w:tcBorders>
             <w:tcMar>
               <w:left w:w="576" w:type="dxa"/>
@@ -25322,7 +26101,7 @@
               <w:rPr>
                 <w:highlight w:val="white"/>
               </w:rPr>
-              <w:t>0.000</w:t>
+              <w:t>1.080</w:t>
             </w:r>
           </w:p>
         </w:tc>
@@ -25330,774 +26109,7 @@
           <w:tcPr>
             <w:tcW w:w="2970" w:type="dxa"/>
             <w:tcBorders>
-              <w:top w:val="single" w:sz="4" w:space="0" w:color="auto"/>
-              <w:left w:val="single" w:sz="4" w:space="0" w:color="auto"/>
-              <w:bottom w:val="single" w:sz="4" w:space="0" w:color="auto"/>
-              <w:right w:val="single" w:sz="4" w:space="0" w:color="auto"/>
-            </w:tcBorders>
-            <w:tcMar>
-              <w:left w:w="576" w:type="dxa"/>
-              <w:right w:w="576" w:type="dxa"/>
-            </w:tcMar>
-            <w:vAlign w:val="center"/>
-          </w:tcPr>
-          <w:p>
-            <w:pPr>
-              <w:jc w:val="center"/>
-              <w:rPr>
-                <w:highlight w:val="white"/>
-              </w:rPr>
-            </w:pPr>
-            <w:r>
-              <w:rPr>
-                <w:highlight w:val="white"/>
-              </w:rPr>
-              <w:t>0.394</w:t>
-            </w:r>
-          </w:p>
-        </w:tc>
-      </w:tr>
-      <w:tr>
-        <w:trPr>
-          <w:trHeight w:val="431"/>
-        </w:trPr>
-        <w:tc>
-          <w:tcPr>
-            <w:tcW w:w="1980" w:type="dxa"/>
-            <w:tcBorders>
-              <w:top w:val="single" w:sz="4" w:space="0" w:color="auto"/>
-              <w:left w:val="single" w:sz="4" w:space="0" w:color="auto"/>
-              <w:bottom w:val="single" w:sz="4" w:space="0" w:color="auto"/>
-              <w:right w:val="single" w:sz="4" w:space="0" w:color="auto"/>
-            </w:tcBorders>
-            <w:tcMar>
-              <w:left w:w="576" w:type="dxa"/>
-              <w:right w:w="576" w:type="dxa"/>
-            </w:tcMar>
-            <w:vAlign w:val="center"/>
-          </w:tcPr>
-          <w:p>
-            <w:pPr>
-              <w:jc w:val="center"/>
-            </w:pPr>
-            <w:r>
-              <w:t>1</w:t>
-            </w:r>
-            <w:r>
-              <w:rPr>
-                <w:vertAlign w:val="superscript"/>
-              </w:rPr>
-              <w:t>st</w:t>
-            </w:r>
-            <w:r>
-              <w:t xml:space="preserve"> Quartile</w:t>
-            </w:r>
-          </w:p>
-        </w:tc>
-        <w:tc>
-          <w:tcPr>
-            <w:tcW w:w="2430" w:type="dxa"/>
-            <w:tcBorders>
-              <w:top w:val="single" w:sz="4" w:space="0" w:color="auto"/>
-              <w:left w:val="single" w:sz="4" w:space="0" w:color="auto"/>
-              <w:bottom w:val="single" w:sz="4" w:space="0" w:color="auto"/>
-              <w:right w:val="single" w:sz="4" w:space="0" w:color="auto"/>
-            </w:tcBorders>
-            <w:tcMar>
-              <w:left w:w="576" w:type="dxa"/>
-              <w:right w:w="576" w:type="dxa"/>
-            </w:tcMar>
-            <w:vAlign w:val="center"/>
-          </w:tcPr>
-          <w:p>
-            <w:pPr>
-              <w:jc w:val="center"/>
-              <w:rPr>
-                <w:highlight w:val="white"/>
-              </w:rPr>
-            </w:pPr>
-            <w:r>
-              <w:rPr>
-                <w:highlight w:val="white"/>
-              </w:rPr>
-              <w:t>0.586</w:t>
-            </w:r>
-          </w:p>
-        </w:tc>
-        <w:tc>
-          <w:tcPr>
-            <w:tcW w:w="2790" w:type="dxa"/>
-            <w:tcBorders>
-              <w:top w:val="single" w:sz="4" w:space="0" w:color="auto"/>
-              <w:left w:val="single" w:sz="4" w:space="0" w:color="auto"/>
-              <w:bottom w:val="single" w:sz="4" w:space="0" w:color="auto"/>
-              <w:right w:val="single" w:sz="4" w:space="0" w:color="auto"/>
-            </w:tcBorders>
-            <w:tcMar>
-              <w:left w:w="576" w:type="dxa"/>
-              <w:right w:w="576" w:type="dxa"/>
-            </w:tcMar>
-            <w:vAlign w:val="center"/>
-          </w:tcPr>
-          <w:p>
-            <w:pPr>
-              <w:jc w:val="center"/>
-              <w:rPr>
-                <w:highlight w:val="white"/>
-              </w:rPr>
-            </w:pPr>
-            <w:r>
-              <w:rPr>
-                <w:highlight w:val="white"/>
-              </w:rPr>
-              <w:t>0.764</w:t>
-            </w:r>
-          </w:p>
-        </w:tc>
-        <w:tc>
-          <w:tcPr>
-            <w:tcW w:w="2700" w:type="dxa"/>
-            <w:tcBorders>
-              <w:top w:val="single" w:sz="4" w:space="0" w:color="auto"/>
-              <w:left w:val="single" w:sz="4" w:space="0" w:color="auto"/>
-              <w:bottom w:val="single" w:sz="4" w:space="0" w:color="auto"/>
-              <w:right w:val="single" w:sz="4" w:space="0" w:color="auto"/>
-            </w:tcBorders>
-            <w:tcMar>
-              <w:left w:w="576" w:type="dxa"/>
-              <w:right w:w="576" w:type="dxa"/>
-            </w:tcMar>
-            <w:vAlign w:val="center"/>
-          </w:tcPr>
-          <w:p>
-            <w:pPr>
-              <w:jc w:val="center"/>
-              <w:rPr>
-                <w:highlight w:val="white"/>
-              </w:rPr>
-            </w:pPr>
-            <w:r>
-              <w:rPr>
-                <w:highlight w:val="white"/>
-              </w:rPr>
-              <w:t>0.564</w:t>
-            </w:r>
-          </w:p>
-        </w:tc>
-        <w:tc>
-          <w:tcPr>
-            <w:tcW w:w="2970" w:type="dxa"/>
-            <w:tcBorders>
-              <w:top w:val="single" w:sz="4" w:space="0" w:color="auto"/>
-              <w:left w:val="single" w:sz="4" w:space="0" w:color="auto"/>
-              <w:bottom w:val="single" w:sz="4" w:space="0" w:color="auto"/>
-              <w:right w:val="single" w:sz="4" w:space="0" w:color="auto"/>
-            </w:tcBorders>
-            <w:tcMar>
-              <w:left w:w="576" w:type="dxa"/>
-              <w:right w:w="576" w:type="dxa"/>
-            </w:tcMar>
-            <w:vAlign w:val="center"/>
-          </w:tcPr>
-          <w:p>
-            <w:pPr>
-              <w:jc w:val="center"/>
-              <w:rPr>
-                <w:highlight w:val="white"/>
-              </w:rPr>
-            </w:pPr>
-            <w:r>
-              <w:rPr>
-                <w:highlight w:val="white"/>
-              </w:rPr>
-              <w:t>0.733</w:t>
-            </w:r>
-          </w:p>
-        </w:tc>
-      </w:tr>
-      <w:tr>
-        <w:trPr>
-          <w:trHeight w:val="431"/>
-        </w:trPr>
-        <w:tc>
-          <w:tcPr>
-            <w:tcW w:w="1980" w:type="dxa"/>
-            <w:tcBorders>
-              <w:top w:val="single" w:sz="4" w:space="0" w:color="auto"/>
-              <w:left w:val="single" w:sz="4" w:space="0" w:color="auto"/>
-              <w:bottom w:val="single" w:sz="4" w:space="0" w:color="auto"/>
-              <w:right w:val="single" w:sz="4" w:space="0" w:color="auto"/>
-            </w:tcBorders>
-            <w:tcMar>
-              <w:left w:w="576" w:type="dxa"/>
-              <w:right w:w="576" w:type="dxa"/>
-            </w:tcMar>
-            <w:vAlign w:val="center"/>
-          </w:tcPr>
-          <w:p>
-            <w:pPr>
-              <w:jc w:val="center"/>
-            </w:pPr>
-            <w:r>
-              <w:t>Median</w:t>
-            </w:r>
-          </w:p>
-        </w:tc>
-        <w:tc>
-          <w:tcPr>
-            <w:tcW w:w="2430" w:type="dxa"/>
-            <w:tcBorders>
-              <w:top w:val="single" w:sz="4" w:space="0" w:color="auto"/>
-              <w:left w:val="single" w:sz="4" w:space="0" w:color="auto"/>
-              <w:bottom w:val="single" w:sz="4" w:space="0" w:color="auto"/>
-              <w:right w:val="single" w:sz="4" w:space="0" w:color="auto"/>
-            </w:tcBorders>
-            <w:tcMar>
-              <w:left w:w="576" w:type="dxa"/>
-              <w:right w:w="576" w:type="dxa"/>
-            </w:tcMar>
-            <w:vAlign w:val="center"/>
-          </w:tcPr>
-          <w:p>
-            <w:pPr>
-              <w:jc w:val="center"/>
-              <w:rPr>
-                <w:highlight w:val="white"/>
-              </w:rPr>
-            </w:pPr>
-            <w:r>
-              <w:rPr>
-                <w:highlight w:val="white"/>
-              </w:rPr>
-              <w:t>0.696</w:t>
-            </w:r>
-          </w:p>
-        </w:tc>
-        <w:tc>
-          <w:tcPr>
-            <w:tcW w:w="2790" w:type="dxa"/>
-            <w:tcBorders>
-              <w:top w:val="single" w:sz="4" w:space="0" w:color="auto"/>
-              <w:left w:val="single" w:sz="4" w:space="0" w:color="auto"/>
-              <w:bottom w:val="single" w:sz="4" w:space="0" w:color="auto"/>
-              <w:right w:val="single" w:sz="4" w:space="0" w:color="auto"/>
-            </w:tcBorders>
-            <w:tcMar>
-              <w:left w:w="576" w:type="dxa"/>
-              <w:right w:w="576" w:type="dxa"/>
-            </w:tcMar>
-            <w:vAlign w:val="center"/>
-          </w:tcPr>
-          <w:p>
-            <w:pPr>
-              <w:jc w:val="center"/>
-              <w:rPr>
-                <w:highlight w:val="white"/>
-              </w:rPr>
-            </w:pPr>
-            <w:r>
-              <w:rPr>
-                <w:highlight w:val="white"/>
-              </w:rPr>
-              <w:t>0.841</w:t>
-            </w:r>
-          </w:p>
-        </w:tc>
-        <w:tc>
-          <w:tcPr>
-            <w:tcW w:w="2700" w:type="dxa"/>
-            <w:tcBorders>
-              <w:top w:val="single" w:sz="4" w:space="0" w:color="auto"/>
-              <w:left w:val="single" w:sz="4" w:space="0" w:color="auto"/>
-              <w:bottom w:val="single" w:sz="4" w:space="0" w:color="auto"/>
-              <w:right w:val="single" w:sz="4" w:space="0" w:color="auto"/>
-            </w:tcBorders>
-            <w:tcMar>
-              <w:left w:w="576" w:type="dxa"/>
-              <w:right w:w="576" w:type="dxa"/>
-            </w:tcMar>
-            <w:vAlign w:val="center"/>
-          </w:tcPr>
-          <w:p>
-            <w:pPr>
-              <w:jc w:val="center"/>
-              <w:rPr>
-                <w:highlight w:val="white"/>
-              </w:rPr>
-            </w:pPr>
-            <w:r>
-              <w:rPr>
-                <w:highlight w:val="white"/>
-              </w:rPr>
-              <w:t>0.687</w:t>
-            </w:r>
-          </w:p>
-        </w:tc>
-        <w:tc>
-          <w:tcPr>
-            <w:tcW w:w="2970" w:type="dxa"/>
-            <w:tcBorders>
-              <w:top w:val="single" w:sz="4" w:space="0" w:color="auto"/>
-              <w:left w:val="single" w:sz="4" w:space="0" w:color="auto"/>
-              <w:bottom w:val="single" w:sz="4" w:space="0" w:color="auto"/>
-              <w:right w:val="single" w:sz="4" w:space="0" w:color="auto"/>
-            </w:tcBorders>
-            <w:tcMar>
-              <w:left w:w="576" w:type="dxa"/>
-              <w:right w:w="576" w:type="dxa"/>
-            </w:tcMar>
-            <w:vAlign w:val="center"/>
-          </w:tcPr>
-          <w:p>
-            <w:pPr>
-              <w:jc w:val="center"/>
-              <w:rPr>
-                <w:highlight w:val="white"/>
-              </w:rPr>
-            </w:pPr>
-            <w:r>
-              <w:rPr>
-                <w:highlight w:val="white"/>
-              </w:rPr>
-              <w:t>0.825</w:t>
-            </w:r>
-          </w:p>
-        </w:tc>
-      </w:tr>
-      <w:tr>
-        <w:trPr>
-          <w:trHeight w:val="464"/>
-        </w:trPr>
-        <w:tc>
-          <w:tcPr>
-            <w:tcW w:w="1980" w:type="dxa"/>
-            <w:tcBorders>
-              <w:top w:val="single" w:sz="4" w:space="0" w:color="auto"/>
-              <w:left w:val="single" w:sz="4" w:space="0" w:color="auto"/>
-              <w:bottom w:val="single" w:sz="4" w:space="0" w:color="auto"/>
-              <w:right w:val="single" w:sz="4" w:space="0" w:color="auto"/>
-            </w:tcBorders>
-            <w:tcMar>
-              <w:left w:w="576" w:type="dxa"/>
-              <w:right w:w="576" w:type="dxa"/>
-            </w:tcMar>
-            <w:vAlign w:val="center"/>
-          </w:tcPr>
-          <w:p>
-            <w:pPr>
-              <w:jc w:val="center"/>
-              <w:rPr>
-                <w:highlight w:val="white"/>
-              </w:rPr>
-            </w:pPr>
-            <w:r>
-              <w:t>Mean</w:t>
-            </w:r>
-          </w:p>
-        </w:tc>
-        <w:tc>
-          <w:tcPr>
-            <w:tcW w:w="2430" w:type="dxa"/>
-            <w:tcBorders>
-              <w:top w:val="single" w:sz="4" w:space="0" w:color="auto"/>
-              <w:left w:val="single" w:sz="4" w:space="0" w:color="auto"/>
-              <w:bottom w:val="single" w:sz="4" w:space="0" w:color="auto"/>
-              <w:right w:val="single" w:sz="4" w:space="0" w:color="auto"/>
-            </w:tcBorders>
-            <w:tcMar>
-              <w:left w:w="576" w:type="dxa"/>
-              <w:right w:w="576" w:type="dxa"/>
-            </w:tcMar>
-            <w:vAlign w:val="center"/>
-          </w:tcPr>
-          <w:p>
-            <w:pPr>
-              <w:jc w:val="center"/>
-              <w:rPr>
-                <w:highlight w:val="white"/>
-              </w:rPr>
-            </w:pPr>
-            <w:r>
-              <w:rPr>
-                <w:highlight w:val="white"/>
-              </w:rPr>
-              <w:t>0.666</w:t>
-            </w:r>
-          </w:p>
-        </w:tc>
-        <w:tc>
-          <w:tcPr>
-            <w:tcW w:w="2790" w:type="dxa"/>
-            <w:tcBorders>
-              <w:top w:val="single" w:sz="4" w:space="0" w:color="auto"/>
-              <w:left w:val="single" w:sz="4" w:space="0" w:color="auto"/>
-              <w:bottom w:val="single" w:sz="4" w:space="0" w:color="auto"/>
-              <w:right w:val="single" w:sz="4" w:space="0" w:color="auto"/>
-            </w:tcBorders>
-            <w:tcMar>
-              <w:left w:w="576" w:type="dxa"/>
-              <w:right w:w="576" w:type="dxa"/>
-            </w:tcMar>
-            <w:vAlign w:val="center"/>
-          </w:tcPr>
-          <w:p>
-            <w:pPr>
-              <w:jc w:val="center"/>
-              <w:rPr>
-                <w:highlight w:val="white"/>
-              </w:rPr>
-            </w:pPr>
-            <w:r>
-              <w:rPr>
-                <w:highlight w:val="white"/>
-              </w:rPr>
-              <w:t>0.826</w:t>
-            </w:r>
-          </w:p>
-        </w:tc>
-        <w:tc>
-          <w:tcPr>
-            <w:tcW w:w="2700" w:type="dxa"/>
-            <w:tcBorders>
-              <w:top w:val="single" w:sz="4" w:space="0" w:color="auto"/>
-              <w:left w:val="single" w:sz="4" w:space="0" w:color="auto"/>
-              <w:bottom w:val="single" w:sz="4" w:space="0" w:color="auto"/>
-              <w:right w:val="single" w:sz="4" w:space="0" w:color="auto"/>
-            </w:tcBorders>
-            <w:tcMar>
-              <w:left w:w="576" w:type="dxa"/>
-              <w:right w:w="576" w:type="dxa"/>
-            </w:tcMar>
-            <w:vAlign w:val="center"/>
-          </w:tcPr>
-          <w:p>
-            <w:pPr>
-              <w:jc w:val="center"/>
-              <w:rPr>
-                <w:highlight w:val="white"/>
-              </w:rPr>
-            </w:pPr>
-            <w:r>
-              <w:rPr>
-                <w:highlight w:val="white"/>
-              </w:rPr>
-              <w:t>0.647</w:t>
-            </w:r>
-          </w:p>
-        </w:tc>
-        <w:tc>
-          <w:tcPr>
-            <w:tcW w:w="2970" w:type="dxa"/>
-            <w:tcBorders>
-              <w:top w:val="single" w:sz="4" w:space="0" w:color="auto"/>
-              <w:left w:val="single" w:sz="4" w:space="0" w:color="auto"/>
-              <w:bottom w:val="single" w:sz="4" w:space="0" w:color="auto"/>
-              <w:right w:val="single" w:sz="4" w:space="0" w:color="auto"/>
-            </w:tcBorders>
-            <w:tcMar>
-              <w:left w:w="576" w:type="dxa"/>
-              <w:right w:w="576" w:type="dxa"/>
-            </w:tcMar>
-            <w:vAlign w:val="center"/>
-          </w:tcPr>
-          <w:p>
-            <w:pPr>
-              <w:jc w:val="center"/>
-              <w:rPr>
-                <w:highlight w:val="white"/>
-              </w:rPr>
-            </w:pPr>
-            <w:r>
-              <w:rPr>
-                <w:highlight w:val="white"/>
-              </w:rPr>
-              <w:t>0.811</w:t>
-            </w:r>
-          </w:p>
-        </w:tc>
-      </w:tr>
-      <w:tr>
-        <w:trPr>
-          <w:trHeight w:val="431"/>
-        </w:trPr>
-        <w:tc>
-          <w:tcPr>
-            <w:tcW w:w="1980" w:type="dxa"/>
-            <w:tcBorders>
-              <w:top w:val="single" w:sz="4" w:space="0" w:color="auto"/>
-              <w:left w:val="single" w:sz="4" w:space="0" w:color="auto"/>
-              <w:bottom w:val="single" w:sz="4" w:space="0" w:color="auto"/>
-              <w:right w:val="single" w:sz="4" w:space="0" w:color="auto"/>
-            </w:tcBorders>
-            <w:tcMar>
-              <w:left w:w="576" w:type="dxa"/>
-              <w:right w:w="576" w:type="dxa"/>
-            </w:tcMar>
-            <w:vAlign w:val="center"/>
-          </w:tcPr>
-          <w:p>
-            <w:pPr>
-              <w:jc w:val="center"/>
-            </w:pPr>
-            <w:r>
-              <w:t>3</w:t>
-            </w:r>
-            <w:r>
-              <w:rPr>
-                <w:vertAlign w:val="superscript"/>
-              </w:rPr>
-              <w:t>rd</w:t>
-            </w:r>
-            <w:r>
-              <w:t xml:space="preserve"> Quartile</w:t>
-            </w:r>
-          </w:p>
-        </w:tc>
-        <w:tc>
-          <w:tcPr>
-            <w:tcW w:w="2430" w:type="dxa"/>
-            <w:tcBorders>
-              <w:top w:val="single" w:sz="4" w:space="0" w:color="auto"/>
-              <w:left w:val="single" w:sz="4" w:space="0" w:color="auto"/>
-              <w:bottom w:val="single" w:sz="4" w:space="0" w:color="auto"/>
-              <w:right w:val="single" w:sz="4" w:space="0" w:color="auto"/>
-            </w:tcBorders>
-            <w:tcMar>
-              <w:left w:w="576" w:type="dxa"/>
-              <w:right w:w="576" w:type="dxa"/>
-            </w:tcMar>
-            <w:vAlign w:val="center"/>
-          </w:tcPr>
-          <w:p>
-            <w:pPr>
-              <w:jc w:val="center"/>
-              <w:rPr>
-                <w:highlight w:val="white"/>
-              </w:rPr>
-            </w:pPr>
-            <w:r>
-              <w:rPr>
-                <w:highlight w:val="white"/>
-              </w:rPr>
-              <w:t>0.804</w:t>
-            </w:r>
-          </w:p>
-        </w:tc>
-        <w:tc>
-          <w:tcPr>
-            <w:tcW w:w="2790" w:type="dxa"/>
-            <w:tcBorders>
-              <w:top w:val="single" w:sz="4" w:space="0" w:color="auto"/>
-              <w:left w:val="single" w:sz="4" w:space="0" w:color="auto"/>
-              <w:bottom w:val="single" w:sz="4" w:space="0" w:color="auto"/>
-              <w:right w:val="single" w:sz="4" w:space="0" w:color="auto"/>
-            </w:tcBorders>
-            <w:tcMar>
-              <w:left w:w="576" w:type="dxa"/>
-              <w:right w:w="576" w:type="dxa"/>
-            </w:tcMar>
-            <w:vAlign w:val="center"/>
-          </w:tcPr>
-          <w:p>
-            <w:pPr>
-              <w:jc w:val="center"/>
-              <w:rPr>
-                <w:highlight w:val="white"/>
-              </w:rPr>
-            </w:pPr>
-            <w:r>
-              <w:rPr>
-                <w:highlight w:val="white"/>
-              </w:rPr>
-              <w:t>0.908</w:t>
-            </w:r>
-          </w:p>
-        </w:tc>
-        <w:tc>
-          <w:tcPr>
-            <w:tcW w:w="2700" w:type="dxa"/>
-            <w:tcBorders>
-              <w:top w:val="single" w:sz="4" w:space="0" w:color="auto"/>
-              <w:left w:val="single" w:sz="4" w:space="0" w:color="auto"/>
-              <w:bottom w:val="single" w:sz="4" w:space="0" w:color="auto"/>
-              <w:right w:val="single" w:sz="4" w:space="0" w:color="auto"/>
-            </w:tcBorders>
-            <w:tcMar>
-              <w:left w:w="576" w:type="dxa"/>
-              <w:right w:w="576" w:type="dxa"/>
-            </w:tcMar>
-            <w:vAlign w:val="center"/>
-          </w:tcPr>
-          <w:p>
-            <w:pPr>
-              <w:jc w:val="center"/>
-              <w:rPr>
-                <w:highlight w:val="white"/>
-              </w:rPr>
-            </w:pPr>
-            <w:r>
-              <w:rPr>
-                <w:highlight w:val="white"/>
-              </w:rPr>
-              <w:t>0.802</w:t>
-            </w:r>
-          </w:p>
-        </w:tc>
-        <w:tc>
-          <w:tcPr>
-            <w:tcW w:w="2970" w:type="dxa"/>
-            <w:tcBorders>
-              <w:top w:val="single" w:sz="4" w:space="0" w:color="auto"/>
-              <w:left w:val="single" w:sz="4" w:space="0" w:color="auto"/>
-              <w:bottom w:val="single" w:sz="4" w:space="0" w:color="auto"/>
-              <w:right w:val="single" w:sz="4" w:space="0" w:color="auto"/>
-            </w:tcBorders>
-            <w:tcMar>
-              <w:left w:w="576" w:type="dxa"/>
-              <w:right w:w="576" w:type="dxa"/>
-            </w:tcMar>
-            <w:vAlign w:val="center"/>
-          </w:tcPr>
-          <w:p>
-            <w:pPr>
-              <w:jc w:val="center"/>
-              <w:rPr>
-                <w:highlight w:val="white"/>
-              </w:rPr>
-            </w:pPr>
-            <w:r>
-              <w:rPr>
-                <w:highlight w:val="white"/>
-              </w:rPr>
-              <w:t>0.897</w:t>
-            </w:r>
-          </w:p>
-        </w:tc>
-      </w:tr>
-      <w:tr>
-        <w:trPr>
-          <w:trHeight w:val="431"/>
-        </w:trPr>
-        <w:tc>
-          <w:tcPr>
-            <w:tcW w:w="1980" w:type="dxa"/>
-            <w:tcBorders>
-              <w:top w:val="single" w:sz="4" w:space="0" w:color="auto"/>
-              <w:left w:val="single" w:sz="4" w:space="0" w:color="auto"/>
-              <w:bottom w:val="single" w:sz="4" w:space="0" w:color="auto"/>
-              <w:right w:val="single" w:sz="4" w:space="0" w:color="auto"/>
-            </w:tcBorders>
-            <w:tcMar>
-              <w:left w:w="576" w:type="dxa"/>
-              <w:right w:w="576" w:type="dxa"/>
-            </w:tcMar>
-            <w:vAlign w:val="center"/>
-          </w:tcPr>
-          <w:p>
-            <w:pPr>
-              <w:jc w:val="center"/>
-            </w:pPr>
-            <w:r>
-              <w:t>Maximum</w:t>
-            </w:r>
-          </w:p>
-        </w:tc>
-        <w:tc>
-          <w:tcPr>
-            <w:tcW w:w="2430" w:type="dxa"/>
-            <w:tcBorders>
-              <w:top w:val="single" w:sz="4" w:space="0" w:color="auto"/>
-              <w:left w:val="single" w:sz="4" w:space="0" w:color="auto"/>
-              <w:bottom w:val="single" w:sz="4" w:space="0" w:color="auto"/>
-              <w:right w:val="single" w:sz="4" w:space="0" w:color="auto"/>
-            </w:tcBorders>
-            <w:tcMar>
-              <w:left w:w="576" w:type="dxa"/>
-              <w:right w:w="576" w:type="dxa"/>
-            </w:tcMar>
-            <w:vAlign w:val="center"/>
-          </w:tcPr>
-          <w:p>
-            <w:pPr>
-              <w:jc w:val="center"/>
-              <w:rPr>
-                <w:highlight w:val="white"/>
-              </w:rPr>
-            </w:pPr>
-            <w:r>
-              <w:rPr>
-                <w:highlight w:val="white"/>
-              </w:rPr>
-              <w:t>1.010</w:t>
-            </w:r>
-          </w:p>
-        </w:tc>
-        <w:tc>
-          <w:tcPr>
-            <w:tcW w:w="2790" w:type="dxa"/>
-            <w:tcBorders>
-              <w:top w:val="single" w:sz="4" w:space="0" w:color="auto"/>
-              <w:left w:val="single" w:sz="4" w:space="0" w:color="auto"/>
-              <w:bottom w:val="single" w:sz="4" w:space="0" w:color="auto"/>
-              <w:right w:val="single" w:sz="4" w:space="0" w:color="auto"/>
-            </w:tcBorders>
-            <w:tcMar>
-              <w:left w:w="576" w:type="dxa"/>
-              <w:right w:w="576" w:type="dxa"/>
-            </w:tcMar>
-            <w:vAlign w:val="center"/>
-          </w:tcPr>
-          <w:p>
-            <w:pPr>
-              <w:jc w:val="center"/>
-              <w:rPr>
-                <w:highlight w:val="white"/>
-              </w:rPr>
-            </w:pPr>
-            <w:r>
-              <w:rPr>
-                <w:highlight w:val="white"/>
-              </w:rPr>
-              <w:t>1.090</w:t>
-            </w:r>
-          </w:p>
-        </w:tc>
-        <w:tc>
-          <w:tcPr>
-            <w:tcW w:w="2700" w:type="dxa"/>
-            <w:tcBorders>
-              <w:top w:val="single" w:sz="4" w:space="0" w:color="auto"/>
-              <w:left w:val="single" w:sz="4" w:space="0" w:color="auto"/>
-              <w:bottom w:val="single" w:sz="4" w:space="0" w:color="auto"/>
-              <w:right w:val="single" w:sz="4" w:space="0" w:color="auto"/>
-            </w:tcBorders>
-            <w:tcMar>
-              <w:left w:w="576" w:type="dxa"/>
-              <w:right w:w="576" w:type="dxa"/>
-            </w:tcMar>
-            <w:vAlign w:val="center"/>
-          </w:tcPr>
-          <w:p>
-            <w:pPr>
-              <w:jc w:val="center"/>
-              <w:rPr>
-                <w:highlight w:val="white"/>
-              </w:rPr>
-            </w:pPr>
-            <w:r>
-              <w:rPr>
-                <w:highlight w:val="white"/>
-              </w:rPr>
-              <w:t>1.080</w:t>
-            </w:r>
-          </w:p>
-        </w:tc>
-        <w:tc>
-          <w:tcPr>
-            <w:tcW w:w="2970" w:type="dxa"/>
-            <w:tcBorders>
-              <w:top w:val="single" w:sz="4" w:space="0" w:color="auto"/>
-              <w:left w:val="single" w:sz="4" w:space="0" w:color="auto"/>
+              <w:top w:val="nil"/>
               <w:bottom w:val="single" w:sz="4" w:space="0" w:color="auto"/>
               <w:right w:val="single" w:sz="4" w:space="0" w:color="auto"/>
             </w:tcBorders>
@@ -26532,6 +26544,891 @@
             <w:tcBorders>
               <w:top w:val="single" w:sz="4" w:space="0" w:color="auto"/>
               <w:left w:val="single" w:sz="4" w:space="0" w:color="auto"/>
+              <w:bottom w:val="nil"/>
+              <w:right w:val="single" w:sz="4" w:space="0" w:color="auto"/>
+            </w:tcBorders>
+            <w:shd w:val="clear" w:color="auto" w:fill="auto"/>
+            <w:tcMar>
+              <w:top w:w="100" w:type="dxa"/>
+              <w:left w:w="576" w:type="dxa"/>
+              <w:bottom w:w="100" w:type="dxa"/>
+              <w:right w:w="576" w:type="dxa"/>
+            </w:tcMar>
+            <w:vAlign w:val="center"/>
+          </w:tcPr>
+          <w:p>
+            <w:pPr>
+              <w:jc w:val="center"/>
+              <w:rPr>
+                <w:highlight w:val="white"/>
+              </w:rPr>
+            </w:pPr>
+            <w:r>
+              <w:t>Minimum</w:t>
+            </w:r>
+          </w:p>
+        </w:tc>
+        <w:tc>
+          <w:tcPr>
+            <w:tcW w:w="2714" w:type="dxa"/>
+            <w:tcBorders>
+              <w:top w:val="single" w:sz="4" w:space="0" w:color="auto"/>
+              <w:left w:val="single" w:sz="4" w:space="0" w:color="auto"/>
+              <w:bottom w:val="nil"/>
+              <w:right w:val="nil"/>
+            </w:tcBorders>
+            <w:shd w:val="clear" w:color="auto" w:fill="auto"/>
+            <w:tcMar>
+              <w:top w:w="100" w:type="dxa"/>
+              <w:left w:w="576" w:type="dxa"/>
+              <w:bottom w:w="100" w:type="dxa"/>
+              <w:right w:w="576" w:type="dxa"/>
+            </w:tcMar>
+            <w:vAlign w:val="center"/>
+          </w:tcPr>
+          <w:p>
+            <w:pPr>
+              <w:jc w:val="center"/>
+              <w:rPr>
+                <w:highlight w:val="white"/>
+              </w:rPr>
+            </w:pPr>
+            <w:r>
+              <w:rPr>
+                <w:highlight w:val="white"/>
+              </w:rPr>
+              <w:t>0.000</w:t>
+            </w:r>
+          </w:p>
+        </w:tc>
+        <w:tc>
+          <w:tcPr>
+            <w:tcW w:w="2714" w:type="dxa"/>
+            <w:tcBorders>
+              <w:top w:val="single" w:sz="4" w:space="0" w:color="auto"/>
+              <w:left w:val="nil"/>
+              <w:bottom w:val="nil"/>
+              <w:right w:val="single" w:sz="4" w:space="0" w:color="auto"/>
+            </w:tcBorders>
+            <w:shd w:val="clear" w:color="auto" w:fill="auto"/>
+            <w:tcMar>
+              <w:top w:w="100" w:type="dxa"/>
+              <w:left w:w="576" w:type="dxa"/>
+              <w:bottom w:w="100" w:type="dxa"/>
+              <w:right w:w="576" w:type="dxa"/>
+            </w:tcMar>
+            <w:vAlign w:val="center"/>
+          </w:tcPr>
+          <w:p>
+            <w:pPr>
+              <w:jc w:val="center"/>
+              <w:rPr>
+                <w:highlight w:val="white"/>
+              </w:rPr>
+            </w:pPr>
+            <w:r>
+              <w:rPr>
+                <w:highlight w:val="white"/>
+              </w:rPr>
+              <w:t>0.163</w:t>
+            </w:r>
+          </w:p>
+        </w:tc>
+        <w:tc>
+          <w:tcPr>
+            <w:tcW w:w="2715" w:type="dxa"/>
+            <w:tcBorders>
+              <w:top w:val="single" w:sz="4" w:space="0" w:color="auto"/>
+              <w:left w:val="single" w:sz="4" w:space="0" w:color="auto"/>
+              <w:bottom w:val="nil"/>
+              <w:right w:val="nil"/>
+            </w:tcBorders>
+            <w:shd w:val="clear" w:color="auto" w:fill="auto"/>
+            <w:tcMar>
+              <w:top w:w="100" w:type="dxa"/>
+              <w:left w:w="576" w:type="dxa"/>
+              <w:bottom w:w="100" w:type="dxa"/>
+              <w:right w:w="576" w:type="dxa"/>
+            </w:tcMar>
+            <w:vAlign w:val="center"/>
+          </w:tcPr>
+          <w:p>
+            <w:pPr>
+              <w:jc w:val="center"/>
+              <w:rPr>
+                <w:highlight w:val="white"/>
+              </w:rPr>
+            </w:pPr>
+            <w:r>
+              <w:rPr>
+                <w:highlight w:val="white"/>
+              </w:rPr>
+              <w:t>0.000</w:t>
+            </w:r>
+          </w:p>
+        </w:tc>
+        <w:tc>
+          <w:tcPr>
+            <w:tcW w:w="2715" w:type="dxa"/>
+            <w:tcBorders>
+              <w:top w:val="single" w:sz="4" w:space="0" w:color="auto"/>
+              <w:left w:val="nil"/>
+              <w:bottom w:val="nil"/>
+              <w:right w:val="single" w:sz="4" w:space="0" w:color="auto"/>
+            </w:tcBorders>
+            <w:shd w:val="clear" w:color="auto" w:fill="auto"/>
+            <w:tcMar>
+              <w:top w:w="100" w:type="dxa"/>
+              <w:left w:w="576" w:type="dxa"/>
+              <w:bottom w:w="100" w:type="dxa"/>
+              <w:right w:w="576" w:type="dxa"/>
+            </w:tcMar>
+            <w:vAlign w:val="center"/>
+          </w:tcPr>
+          <w:p>
+            <w:pPr>
+              <w:jc w:val="center"/>
+              <w:rPr>
+                <w:highlight w:val="white"/>
+              </w:rPr>
+            </w:pPr>
+            <w:r>
+              <w:rPr>
+                <w:highlight w:val="white"/>
+              </w:rPr>
+              <w:t>0.163</w:t>
+            </w:r>
+          </w:p>
+        </w:tc>
+      </w:tr>
+      <w:tr>
+        <w:tc>
+          <w:tcPr>
+            <w:tcW w:w="2730" w:type="dxa"/>
+            <w:tcBorders>
+              <w:top w:val="nil"/>
+              <w:left w:val="single" w:sz="4" w:space="0" w:color="auto"/>
+              <w:bottom w:val="nil"/>
+              <w:right w:val="single" w:sz="4" w:space="0" w:color="auto"/>
+            </w:tcBorders>
+            <w:tcMar>
+              <w:top w:w="0" w:type="dxa"/>
+              <w:left w:w="576" w:type="dxa"/>
+              <w:bottom w:w="0" w:type="dxa"/>
+              <w:right w:w="576" w:type="dxa"/>
+            </w:tcMar>
+            <w:vAlign w:val="center"/>
+          </w:tcPr>
+          <w:p>
+            <w:pPr>
+              <w:jc w:val="center"/>
+            </w:pPr>
+            <w:r>
+              <w:t>1</w:t>
+            </w:r>
+            <w:r>
+              <w:rPr>
+                <w:vertAlign w:val="superscript"/>
+              </w:rPr>
+              <w:t>st</w:t>
+            </w:r>
+            <w:r>
+              <w:t xml:space="preserve"> Quartile</w:t>
+            </w:r>
+          </w:p>
+        </w:tc>
+        <w:tc>
+          <w:tcPr>
+            <w:tcW w:w="2714" w:type="dxa"/>
+            <w:tcBorders>
+              <w:top w:val="nil"/>
+              <w:left w:val="single" w:sz="4" w:space="0" w:color="auto"/>
+              <w:bottom w:val="nil"/>
+              <w:right w:val="nil"/>
+            </w:tcBorders>
+            <w:shd w:val="clear" w:color="auto" w:fill="auto"/>
+            <w:tcMar>
+              <w:top w:w="100" w:type="dxa"/>
+              <w:left w:w="576" w:type="dxa"/>
+              <w:bottom w:w="100" w:type="dxa"/>
+              <w:right w:w="576" w:type="dxa"/>
+            </w:tcMar>
+            <w:vAlign w:val="center"/>
+          </w:tcPr>
+          <w:p>
+            <w:pPr>
+              <w:jc w:val="center"/>
+              <w:rPr>
+                <w:highlight w:val="white"/>
+              </w:rPr>
+            </w:pPr>
+            <w:r>
+              <w:rPr>
+                <w:highlight w:val="white"/>
+              </w:rPr>
+              <w:t>0.442</w:t>
+            </w:r>
+          </w:p>
+        </w:tc>
+        <w:tc>
+          <w:tcPr>
+            <w:tcW w:w="2714" w:type="dxa"/>
+            <w:tcBorders>
+              <w:top w:val="nil"/>
+              <w:left w:val="nil"/>
+              <w:bottom w:val="nil"/>
+              <w:right w:val="single" w:sz="4" w:space="0" w:color="auto"/>
+            </w:tcBorders>
+            <w:shd w:val="clear" w:color="auto" w:fill="auto"/>
+            <w:tcMar>
+              <w:top w:w="100" w:type="dxa"/>
+              <w:left w:w="576" w:type="dxa"/>
+              <w:bottom w:w="100" w:type="dxa"/>
+              <w:right w:w="576" w:type="dxa"/>
+            </w:tcMar>
+            <w:vAlign w:val="center"/>
+          </w:tcPr>
+          <w:p>
+            <w:pPr>
+              <w:jc w:val="center"/>
+              <w:rPr>
+                <w:highlight w:val="white"/>
+              </w:rPr>
+            </w:pPr>
+            <w:r>
+              <w:rPr>
+                <w:highlight w:val="white"/>
+              </w:rPr>
+              <w:t>0.628</w:t>
+            </w:r>
+          </w:p>
+        </w:tc>
+        <w:tc>
+          <w:tcPr>
+            <w:tcW w:w="2715" w:type="dxa"/>
+            <w:tcBorders>
+              <w:top w:val="nil"/>
+              <w:left w:val="single" w:sz="4" w:space="0" w:color="auto"/>
+              <w:bottom w:val="nil"/>
+              <w:right w:val="nil"/>
+            </w:tcBorders>
+            <w:shd w:val="clear" w:color="auto" w:fill="auto"/>
+            <w:tcMar>
+              <w:top w:w="100" w:type="dxa"/>
+              <w:left w:w="576" w:type="dxa"/>
+              <w:bottom w:w="100" w:type="dxa"/>
+              <w:right w:w="576" w:type="dxa"/>
+            </w:tcMar>
+            <w:vAlign w:val="center"/>
+          </w:tcPr>
+          <w:p>
+            <w:pPr>
+              <w:jc w:val="center"/>
+              <w:rPr>
+                <w:highlight w:val="white"/>
+              </w:rPr>
+            </w:pPr>
+            <w:r>
+              <w:rPr>
+                <w:highlight w:val="white"/>
+              </w:rPr>
+              <w:t>0.418</w:t>
+            </w:r>
+          </w:p>
+        </w:tc>
+        <w:tc>
+          <w:tcPr>
+            <w:tcW w:w="2715" w:type="dxa"/>
+            <w:tcBorders>
+              <w:top w:val="nil"/>
+              <w:left w:val="nil"/>
+              <w:bottom w:val="nil"/>
+              <w:right w:val="single" w:sz="4" w:space="0" w:color="auto"/>
+            </w:tcBorders>
+            <w:shd w:val="clear" w:color="auto" w:fill="auto"/>
+            <w:tcMar>
+              <w:top w:w="100" w:type="dxa"/>
+              <w:left w:w="576" w:type="dxa"/>
+              <w:bottom w:w="100" w:type="dxa"/>
+              <w:right w:w="576" w:type="dxa"/>
+            </w:tcMar>
+            <w:vAlign w:val="center"/>
+          </w:tcPr>
+          <w:p>
+            <w:pPr>
+              <w:jc w:val="center"/>
+              <w:rPr>
+                <w:highlight w:val="white"/>
+              </w:rPr>
+            </w:pPr>
+            <w:r>
+              <w:rPr>
+                <w:highlight w:val="white"/>
+              </w:rPr>
+              <w:t>0.603</w:t>
+            </w:r>
+          </w:p>
+        </w:tc>
+      </w:tr>
+      <w:tr>
+        <w:tc>
+          <w:tcPr>
+            <w:tcW w:w="2730" w:type="dxa"/>
+            <w:tcBorders>
+              <w:top w:val="nil"/>
+              <w:left w:val="single" w:sz="4" w:space="0" w:color="auto"/>
+              <w:bottom w:val="nil"/>
+              <w:right w:val="single" w:sz="4" w:space="0" w:color="auto"/>
+            </w:tcBorders>
+            <w:tcMar>
+              <w:top w:w="0" w:type="dxa"/>
+              <w:left w:w="576" w:type="dxa"/>
+              <w:bottom w:w="0" w:type="dxa"/>
+              <w:right w:w="576" w:type="dxa"/>
+            </w:tcMar>
+            <w:vAlign w:val="center"/>
+          </w:tcPr>
+          <w:p>
+            <w:pPr>
+              <w:jc w:val="center"/>
+            </w:pPr>
+            <w:r>
+              <w:t>Median</w:t>
+            </w:r>
+          </w:p>
+        </w:tc>
+        <w:tc>
+          <w:tcPr>
+            <w:tcW w:w="2714" w:type="dxa"/>
+            <w:tcBorders>
+              <w:top w:val="nil"/>
+              <w:left w:val="single" w:sz="4" w:space="0" w:color="auto"/>
+              <w:bottom w:val="nil"/>
+              <w:right w:val="nil"/>
+            </w:tcBorders>
+            <w:shd w:val="clear" w:color="auto" w:fill="auto"/>
+            <w:tcMar>
+              <w:top w:w="100" w:type="dxa"/>
+              <w:left w:w="576" w:type="dxa"/>
+              <w:bottom w:w="100" w:type="dxa"/>
+              <w:right w:w="576" w:type="dxa"/>
+            </w:tcMar>
+            <w:vAlign w:val="center"/>
+          </w:tcPr>
+          <w:p>
+            <w:pPr>
+              <w:jc w:val="center"/>
+              <w:rPr>
+                <w:highlight w:val="white"/>
+              </w:rPr>
+            </w:pPr>
+            <w:r>
+              <w:rPr>
+                <w:highlight w:val="white"/>
+              </w:rPr>
+              <w:t>0.574</w:t>
+            </w:r>
+          </w:p>
+        </w:tc>
+        <w:tc>
+          <w:tcPr>
+            <w:tcW w:w="2714" w:type="dxa"/>
+            <w:tcBorders>
+              <w:top w:val="nil"/>
+              <w:left w:val="nil"/>
+              <w:bottom w:val="nil"/>
+              <w:right w:val="single" w:sz="4" w:space="0" w:color="auto"/>
+            </w:tcBorders>
+            <w:shd w:val="clear" w:color="auto" w:fill="auto"/>
+            <w:tcMar>
+              <w:top w:w="100" w:type="dxa"/>
+              <w:left w:w="576" w:type="dxa"/>
+              <w:bottom w:w="100" w:type="dxa"/>
+              <w:right w:w="576" w:type="dxa"/>
+            </w:tcMar>
+            <w:vAlign w:val="center"/>
+          </w:tcPr>
+          <w:p>
+            <w:pPr>
+              <w:jc w:val="center"/>
+              <w:rPr>
+                <w:highlight w:val="white"/>
+              </w:rPr>
+            </w:pPr>
+            <w:r>
+              <w:rPr>
+                <w:highlight w:val="white"/>
+              </w:rPr>
+              <w:t>0.736</w:t>
+            </w:r>
+          </w:p>
+        </w:tc>
+        <w:tc>
+          <w:tcPr>
+            <w:tcW w:w="2715" w:type="dxa"/>
+            <w:tcBorders>
+              <w:top w:val="nil"/>
+              <w:left w:val="single" w:sz="4" w:space="0" w:color="auto"/>
+              <w:bottom w:val="nil"/>
+              <w:right w:val="nil"/>
+            </w:tcBorders>
+            <w:shd w:val="clear" w:color="auto" w:fill="auto"/>
+            <w:tcMar>
+              <w:top w:w="100" w:type="dxa"/>
+              <w:left w:w="576" w:type="dxa"/>
+              <w:bottom w:w="100" w:type="dxa"/>
+              <w:right w:w="576" w:type="dxa"/>
+            </w:tcMar>
+            <w:vAlign w:val="center"/>
+          </w:tcPr>
+          <w:p>
+            <w:pPr>
+              <w:jc w:val="center"/>
+              <w:rPr>
+                <w:highlight w:val="white"/>
+              </w:rPr>
+            </w:pPr>
+            <w:r>
+              <w:rPr>
+                <w:highlight w:val="white"/>
+              </w:rPr>
+              <w:t>0.548</w:t>
+            </w:r>
+          </w:p>
+        </w:tc>
+        <w:tc>
+          <w:tcPr>
+            <w:tcW w:w="2715" w:type="dxa"/>
+            <w:tcBorders>
+              <w:top w:val="nil"/>
+              <w:left w:val="nil"/>
+              <w:bottom w:val="nil"/>
+              <w:right w:val="single" w:sz="4" w:space="0" w:color="auto"/>
+            </w:tcBorders>
+            <w:shd w:val="clear" w:color="auto" w:fill="auto"/>
+            <w:tcMar>
+              <w:top w:w="100" w:type="dxa"/>
+              <w:left w:w="576" w:type="dxa"/>
+              <w:bottom w:w="100" w:type="dxa"/>
+              <w:right w:w="576" w:type="dxa"/>
+            </w:tcMar>
+            <w:vAlign w:val="center"/>
+          </w:tcPr>
+          <w:p>
+            <w:pPr>
+              <w:jc w:val="center"/>
+              <w:rPr>
+                <w:highlight w:val="white"/>
+              </w:rPr>
+            </w:pPr>
+            <w:r>
+              <w:rPr>
+                <w:highlight w:val="white"/>
+              </w:rPr>
+              <w:t>0.719</w:t>
+            </w:r>
+          </w:p>
+        </w:tc>
+      </w:tr>
+      <w:tr>
+        <w:tc>
+          <w:tcPr>
+            <w:tcW w:w="2730" w:type="dxa"/>
+            <w:tcBorders>
+              <w:top w:val="nil"/>
+              <w:left w:val="single" w:sz="4" w:space="0" w:color="auto"/>
+              <w:bottom w:val="nil"/>
+              <w:right w:val="single" w:sz="4" w:space="0" w:color="auto"/>
+            </w:tcBorders>
+            <w:shd w:val="clear" w:color="auto" w:fill="auto"/>
+            <w:tcMar>
+              <w:top w:w="100" w:type="dxa"/>
+              <w:left w:w="576" w:type="dxa"/>
+              <w:bottom w:w="100" w:type="dxa"/>
+              <w:right w:w="576" w:type="dxa"/>
+            </w:tcMar>
+            <w:vAlign w:val="center"/>
+          </w:tcPr>
+          <w:p>
+            <w:pPr>
+              <w:jc w:val="center"/>
+              <w:rPr>
+                <w:highlight w:val="white"/>
+              </w:rPr>
+            </w:pPr>
+            <w:r>
+              <w:t>Mean</w:t>
+            </w:r>
+          </w:p>
+        </w:tc>
+        <w:tc>
+          <w:tcPr>
+            <w:tcW w:w="2714" w:type="dxa"/>
+            <w:tcBorders>
+              <w:top w:val="nil"/>
+              <w:left w:val="single" w:sz="4" w:space="0" w:color="auto"/>
+              <w:bottom w:val="nil"/>
+              <w:right w:val="nil"/>
+            </w:tcBorders>
+            <w:shd w:val="clear" w:color="auto" w:fill="auto"/>
+            <w:tcMar>
+              <w:top w:w="100" w:type="dxa"/>
+              <w:left w:w="576" w:type="dxa"/>
+              <w:bottom w:w="100" w:type="dxa"/>
+              <w:right w:w="576" w:type="dxa"/>
+            </w:tcMar>
+            <w:vAlign w:val="center"/>
+          </w:tcPr>
+          <w:p>
+            <w:pPr>
+              <w:jc w:val="center"/>
+              <w:rPr>
+                <w:highlight w:val="white"/>
+              </w:rPr>
+            </w:pPr>
+            <w:r>
+              <w:rPr>
+                <w:highlight w:val="white"/>
+              </w:rPr>
+              <w:t>0.553</w:t>
+            </w:r>
+          </w:p>
+        </w:tc>
+        <w:tc>
+          <w:tcPr>
+            <w:tcW w:w="2714" w:type="dxa"/>
+            <w:tcBorders>
+              <w:top w:val="nil"/>
+              <w:left w:val="nil"/>
+              <w:bottom w:val="nil"/>
+              <w:right w:val="single" w:sz="4" w:space="0" w:color="auto"/>
+            </w:tcBorders>
+            <w:shd w:val="clear" w:color="auto" w:fill="auto"/>
+            <w:tcMar>
+              <w:top w:w="100" w:type="dxa"/>
+              <w:left w:w="576" w:type="dxa"/>
+              <w:bottom w:w="100" w:type="dxa"/>
+              <w:right w:w="576" w:type="dxa"/>
+            </w:tcMar>
+            <w:vAlign w:val="center"/>
+          </w:tcPr>
+          <w:p>
+            <w:pPr>
+              <w:jc w:val="center"/>
+              <w:rPr>
+                <w:highlight w:val="white"/>
+              </w:rPr>
+            </w:pPr>
+            <w:r>
+              <w:rPr>
+                <w:highlight w:val="white"/>
+              </w:rPr>
+              <w:t>0.729</w:t>
+            </w:r>
+          </w:p>
+        </w:tc>
+        <w:tc>
+          <w:tcPr>
+            <w:tcW w:w="2715" w:type="dxa"/>
+            <w:tcBorders>
+              <w:top w:val="nil"/>
+              <w:left w:val="single" w:sz="4" w:space="0" w:color="auto"/>
+              <w:bottom w:val="nil"/>
+              <w:right w:val="nil"/>
+            </w:tcBorders>
+            <w:shd w:val="clear" w:color="auto" w:fill="auto"/>
+            <w:tcMar>
+              <w:top w:w="100" w:type="dxa"/>
+              <w:left w:w="576" w:type="dxa"/>
+              <w:bottom w:w="100" w:type="dxa"/>
+              <w:right w:w="576" w:type="dxa"/>
+            </w:tcMar>
+            <w:vAlign w:val="center"/>
+          </w:tcPr>
+          <w:p>
+            <w:pPr>
+              <w:jc w:val="center"/>
+              <w:rPr>
+                <w:highlight w:val="white"/>
+              </w:rPr>
+            </w:pPr>
+            <w:r>
+              <w:rPr>
+                <w:highlight w:val="white"/>
+              </w:rPr>
+              <w:t>0.521</w:t>
+            </w:r>
+          </w:p>
+        </w:tc>
+        <w:tc>
+          <w:tcPr>
+            <w:tcW w:w="2715" w:type="dxa"/>
+            <w:tcBorders>
+              <w:top w:val="nil"/>
+              <w:left w:val="nil"/>
+              <w:bottom w:val="nil"/>
+              <w:right w:val="single" w:sz="4" w:space="0" w:color="auto"/>
+            </w:tcBorders>
+            <w:shd w:val="clear" w:color="auto" w:fill="auto"/>
+            <w:tcMar>
+              <w:top w:w="100" w:type="dxa"/>
+              <w:left w:w="576" w:type="dxa"/>
+              <w:bottom w:w="100" w:type="dxa"/>
+              <w:right w:w="576" w:type="dxa"/>
+            </w:tcMar>
+            <w:vAlign w:val="center"/>
+          </w:tcPr>
+          <w:p>
+            <w:pPr>
+              <w:jc w:val="center"/>
+              <w:rPr>
+                <w:highlight w:val="white"/>
+              </w:rPr>
+            </w:pPr>
+            <w:r>
+              <w:rPr>
+                <w:highlight w:val="white"/>
+              </w:rPr>
+              <w:t>0.708</w:t>
+            </w:r>
+          </w:p>
+        </w:tc>
+      </w:tr>
+      <w:tr>
+        <w:tc>
+          <w:tcPr>
+            <w:tcW w:w="2730" w:type="dxa"/>
+            <w:tcBorders>
+              <w:top w:val="nil"/>
+              <w:left w:val="single" w:sz="4" w:space="0" w:color="auto"/>
+              <w:bottom w:val="nil"/>
+              <w:right w:val="single" w:sz="4" w:space="0" w:color="auto"/>
+            </w:tcBorders>
+            <w:tcMar>
+              <w:top w:w="0" w:type="dxa"/>
+              <w:left w:w="576" w:type="dxa"/>
+              <w:bottom w:w="0" w:type="dxa"/>
+              <w:right w:w="576" w:type="dxa"/>
+            </w:tcMar>
+            <w:vAlign w:val="center"/>
+          </w:tcPr>
+          <w:p>
+            <w:pPr>
+              <w:jc w:val="center"/>
+            </w:pPr>
+            <w:r>
+              <w:t>3</w:t>
+            </w:r>
+            <w:r>
+              <w:rPr>
+                <w:vertAlign w:val="superscript"/>
+              </w:rPr>
+              <w:t>rd</w:t>
+            </w:r>
+            <w:r>
+              <w:t xml:space="preserve"> Quartile</w:t>
+            </w:r>
+          </w:p>
+        </w:tc>
+        <w:tc>
+          <w:tcPr>
+            <w:tcW w:w="2714" w:type="dxa"/>
+            <w:tcBorders>
+              <w:top w:val="nil"/>
+              <w:left w:val="single" w:sz="4" w:space="0" w:color="auto"/>
+              <w:bottom w:val="nil"/>
+              <w:right w:val="nil"/>
+            </w:tcBorders>
+            <w:shd w:val="clear" w:color="auto" w:fill="auto"/>
+            <w:tcMar>
+              <w:top w:w="100" w:type="dxa"/>
+              <w:left w:w="576" w:type="dxa"/>
+              <w:bottom w:w="100" w:type="dxa"/>
+              <w:right w:w="576" w:type="dxa"/>
+            </w:tcMar>
+            <w:vAlign w:val="center"/>
+          </w:tcPr>
+          <w:p>
+            <w:pPr>
+              <w:jc w:val="center"/>
+              <w:rPr>
+                <w:highlight w:val="white"/>
+              </w:rPr>
+            </w:pPr>
+            <w:r>
+              <w:rPr>
+                <w:highlight w:val="white"/>
+              </w:rPr>
+              <w:t>0.700</w:t>
+            </w:r>
+          </w:p>
+        </w:tc>
+        <w:tc>
+          <w:tcPr>
+            <w:tcW w:w="2714" w:type="dxa"/>
+            <w:tcBorders>
+              <w:top w:val="nil"/>
+              <w:left w:val="nil"/>
+              <w:bottom w:val="nil"/>
+              <w:right w:val="single" w:sz="4" w:space="0" w:color="auto"/>
+            </w:tcBorders>
+            <w:shd w:val="clear" w:color="auto" w:fill="auto"/>
+            <w:tcMar>
+              <w:top w:w="100" w:type="dxa"/>
+              <w:left w:w="576" w:type="dxa"/>
+              <w:bottom w:w="100" w:type="dxa"/>
+              <w:right w:w="576" w:type="dxa"/>
+            </w:tcMar>
+            <w:vAlign w:val="center"/>
+          </w:tcPr>
+          <w:p>
+            <w:pPr>
+              <w:jc w:val="center"/>
+              <w:rPr>
+                <w:highlight w:val="white"/>
+              </w:rPr>
+            </w:pPr>
+            <w:r>
+              <w:rPr>
+                <w:highlight w:val="white"/>
+              </w:rPr>
+              <w:t>0.828</w:t>
+            </w:r>
+          </w:p>
+        </w:tc>
+        <w:tc>
+          <w:tcPr>
+            <w:tcW w:w="2715" w:type="dxa"/>
+            <w:tcBorders>
+              <w:top w:val="nil"/>
+              <w:left w:val="single" w:sz="4" w:space="0" w:color="auto"/>
+              <w:bottom w:val="nil"/>
+              <w:right w:val="nil"/>
+            </w:tcBorders>
+            <w:shd w:val="clear" w:color="auto" w:fill="auto"/>
+            <w:tcMar>
+              <w:top w:w="100" w:type="dxa"/>
+              <w:left w:w="576" w:type="dxa"/>
+              <w:bottom w:w="100" w:type="dxa"/>
+              <w:right w:w="576" w:type="dxa"/>
+            </w:tcMar>
+            <w:vAlign w:val="center"/>
+          </w:tcPr>
+          <w:p>
+            <w:pPr>
+              <w:jc w:val="center"/>
+              <w:rPr>
+                <w:highlight w:val="white"/>
+              </w:rPr>
+            </w:pPr>
+            <w:r>
+              <w:rPr>
+                <w:highlight w:val="white"/>
+              </w:rPr>
+              <w:t>0.669</w:t>
+            </w:r>
+          </w:p>
+        </w:tc>
+        <w:tc>
+          <w:tcPr>
+            <w:tcW w:w="2715" w:type="dxa"/>
+            <w:tcBorders>
+              <w:top w:val="nil"/>
+              <w:left w:val="nil"/>
+              <w:bottom w:val="nil"/>
+              <w:right w:val="single" w:sz="4" w:space="0" w:color="auto"/>
+            </w:tcBorders>
+            <w:shd w:val="clear" w:color="auto" w:fill="auto"/>
+            <w:tcMar>
+              <w:top w:w="100" w:type="dxa"/>
+              <w:left w:w="576" w:type="dxa"/>
+              <w:bottom w:w="100" w:type="dxa"/>
+              <w:right w:w="576" w:type="dxa"/>
+            </w:tcMar>
+            <w:vAlign w:val="center"/>
+          </w:tcPr>
+          <w:p>
+            <w:pPr>
+              <w:jc w:val="center"/>
+              <w:rPr>
+                <w:highlight w:val="white"/>
+              </w:rPr>
+            </w:pPr>
+            <w:r>
+              <w:rPr>
+                <w:highlight w:val="white"/>
+              </w:rPr>
+              <w:t>0.817</w:t>
+            </w:r>
+          </w:p>
+        </w:tc>
+      </w:tr>
+      <w:tr>
+        <w:tc>
+          <w:tcPr>
+            <w:tcW w:w="2730" w:type="dxa"/>
+            <w:tcBorders>
+              <w:top w:val="nil"/>
+              <w:left w:val="single" w:sz="4" w:space="0" w:color="auto"/>
+              <w:bottom w:val="single" w:sz="4" w:space="0" w:color="auto"/>
+              <w:right w:val="single" w:sz="4" w:space="0" w:color="auto"/>
+            </w:tcBorders>
+            <w:tcMar>
+              <w:top w:w="0" w:type="dxa"/>
+              <w:left w:w="576" w:type="dxa"/>
+              <w:bottom w:w="0" w:type="dxa"/>
+              <w:right w:w="576" w:type="dxa"/>
+            </w:tcMar>
+            <w:vAlign w:val="center"/>
+          </w:tcPr>
+          <w:p>
+            <w:pPr>
+              <w:jc w:val="center"/>
+            </w:pPr>
+            <w:r>
+              <w:t>Maximum</w:t>
+            </w:r>
+          </w:p>
+        </w:tc>
+        <w:tc>
+          <w:tcPr>
+            <w:tcW w:w="2714" w:type="dxa"/>
+            <w:tcBorders>
+              <w:top w:val="nil"/>
+              <w:left w:val="single" w:sz="4" w:space="0" w:color="auto"/>
+              <w:bottom w:val="single" w:sz="4" w:space="0" w:color="auto"/>
+              <w:right w:val="nil"/>
+            </w:tcBorders>
+            <w:shd w:val="clear" w:color="auto" w:fill="auto"/>
+            <w:tcMar>
+              <w:top w:w="100" w:type="dxa"/>
+              <w:left w:w="576" w:type="dxa"/>
+              <w:bottom w:w="100" w:type="dxa"/>
+              <w:right w:w="576" w:type="dxa"/>
+            </w:tcMar>
+            <w:vAlign w:val="center"/>
+          </w:tcPr>
+          <w:p>
+            <w:pPr>
+              <w:jc w:val="center"/>
+              <w:rPr>
+                <w:highlight w:val="white"/>
+              </w:rPr>
+            </w:pPr>
+            <w:r>
+              <w:rPr>
+                <w:highlight w:val="white"/>
+              </w:rPr>
+              <w:t>1.010</w:t>
+            </w:r>
+          </w:p>
+        </w:tc>
+        <w:tc>
+          <w:tcPr>
+            <w:tcW w:w="2714" w:type="dxa"/>
+            <w:tcBorders>
+              <w:top w:val="nil"/>
+              <w:left w:val="nil"/>
               <w:bottom w:val="single" w:sz="4" w:space="0" w:color="auto"/>
               <w:right w:val="single" w:sz="4" w:space="0" w:color="auto"/>
             </w:tcBorders>
@@ -26552,18 +27449,21 @@
               </w:rPr>
             </w:pPr>
             <w:r>
-              <w:t>Minimum</w:t>
-            </w:r>
-          </w:p>
-        </w:tc>
-        <w:tc>
-          <w:tcPr>
-            <w:tcW w:w="2714" w:type="dxa"/>
+              <w:rPr>
+                <w:highlight w:val="white"/>
+              </w:rPr>
+              <w:t>1.140</w:t>
+            </w:r>
+          </w:p>
+        </w:tc>
+        <w:tc>
+          <w:tcPr>
+            <w:tcW w:w="2715" w:type="dxa"/>
             <w:tcBorders>
-              <w:top w:val="single" w:sz="4" w:space="0" w:color="auto"/>
+              <w:top w:val="nil"/>
               <w:left w:val="single" w:sz="4" w:space="0" w:color="auto"/>
               <w:bottom w:val="single" w:sz="4" w:space="0" w:color="auto"/>
-              <w:right w:val="single" w:sz="4" w:space="0" w:color="auto"/>
+              <w:right w:val="nil"/>
             </w:tcBorders>
             <w:shd w:val="clear" w:color="auto" w:fill="auto"/>
             <w:tcMar>
@@ -26585,40 +27485,7 @@
               <w:rPr>
                 <w:highlight w:val="white"/>
               </w:rPr>
-              <w:t>0.000</w:t>
-            </w:r>
-          </w:p>
-        </w:tc>
-        <w:tc>
-          <w:tcPr>
-            <w:tcW w:w="2714" w:type="dxa"/>
-            <w:tcBorders>
-              <w:top w:val="single" w:sz="4" w:space="0" w:color="auto"/>
-              <w:left w:val="single" w:sz="4" w:space="0" w:color="auto"/>
-              <w:bottom w:val="single" w:sz="4" w:space="0" w:color="auto"/>
-              <w:right w:val="single" w:sz="4" w:space="0" w:color="auto"/>
-            </w:tcBorders>
-            <w:shd w:val="clear" w:color="auto" w:fill="auto"/>
-            <w:tcMar>
-              <w:top w:w="100" w:type="dxa"/>
-              <w:left w:w="576" w:type="dxa"/>
-              <w:bottom w:w="100" w:type="dxa"/>
-              <w:right w:w="576" w:type="dxa"/>
-            </w:tcMar>
-            <w:vAlign w:val="center"/>
-          </w:tcPr>
-          <w:p>
-            <w:pPr>
-              <w:jc w:val="center"/>
-              <w:rPr>
-                <w:highlight w:val="white"/>
-              </w:rPr>
-            </w:pPr>
-            <w:r>
-              <w:rPr>
-                <w:highlight w:val="white"/>
-              </w:rPr>
-              <w:t>0.163</w:t>
+              <w:t>0.972</w:t>
             </w:r>
           </w:p>
         </w:tc>
@@ -26626,863 +27493,8 @@
           <w:tcPr>
             <w:tcW w:w="2715" w:type="dxa"/>
             <w:tcBorders>
-              <w:top w:val="single" w:sz="4" w:space="0" w:color="auto"/>
-              <w:left w:val="single" w:sz="4" w:space="0" w:color="auto"/>
-              <w:bottom w:val="single" w:sz="4" w:space="0" w:color="auto"/>
-              <w:right w:val="single" w:sz="4" w:space="0" w:color="auto"/>
-            </w:tcBorders>
-            <w:shd w:val="clear" w:color="auto" w:fill="auto"/>
-            <w:tcMar>
-              <w:top w:w="100" w:type="dxa"/>
-              <w:left w:w="576" w:type="dxa"/>
-              <w:bottom w:w="100" w:type="dxa"/>
-              <w:right w:w="576" w:type="dxa"/>
-            </w:tcMar>
-            <w:vAlign w:val="center"/>
-          </w:tcPr>
-          <w:p>
-            <w:pPr>
-              <w:jc w:val="center"/>
-              <w:rPr>
-                <w:highlight w:val="white"/>
-              </w:rPr>
-            </w:pPr>
-            <w:r>
-              <w:rPr>
-                <w:highlight w:val="white"/>
-              </w:rPr>
-              <w:t>0.000</w:t>
-            </w:r>
-          </w:p>
-        </w:tc>
-        <w:tc>
-          <w:tcPr>
-            <w:tcW w:w="2715" w:type="dxa"/>
-            <w:tcBorders>
-              <w:top w:val="single" w:sz="4" w:space="0" w:color="auto"/>
-              <w:left w:val="single" w:sz="4" w:space="0" w:color="auto"/>
-              <w:bottom w:val="single" w:sz="4" w:space="0" w:color="auto"/>
-              <w:right w:val="single" w:sz="4" w:space="0" w:color="auto"/>
-            </w:tcBorders>
-            <w:shd w:val="clear" w:color="auto" w:fill="auto"/>
-            <w:tcMar>
-              <w:top w:w="100" w:type="dxa"/>
-              <w:left w:w="576" w:type="dxa"/>
-              <w:bottom w:w="100" w:type="dxa"/>
-              <w:right w:w="576" w:type="dxa"/>
-            </w:tcMar>
-            <w:vAlign w:val="center"/>
-          </w:tcPr>
-          <w:p>
-            <w:pPr>
-              <w:jc w:val="center"/>
-              <w:rPr>
-                <w:highlight w:val="white"/>
-              </w:rPr>
-            </w:pPr>
-            <w:r>
-              <w:rPr>
-                <w:highlight w:val="white"/>
-              </w:rPr>
-              <w:t>0.163</w:t>
-            </w:r>
-          </w:p>
-        </w:tc>
-      </w:tr>
-      <w:tr>
-        <w:tc>
-          <w:tcPr>
-            <w:tcW w:w="2730" w:type="dxa"/>
-            <w:tcBorders>
-              <w:top w:val="single" w:sz="4" w:space="0" w:color="auto"/>
-              <w:left w:val="single" w:sz="4" w:space="0" w:color="auto"/>
-              <w:bottom w:val="single" w:sz="4" w:space="0" w:color="auto"/>
-              <w:right w:val="single" w:sz="4" w:space="0" w:color="auto"/>
-            </w:tcBorders>
-            <w:tcMar>
-              <w:top w:w="0" w:type="dxa"/>
-              <w:left w:w="576" w:type="dxa"/>
-              <w:bottom w:w="0" w:type="dxa"/>
-              <w:right w:w="576" w:type="dxa"/>
-            </w:tcMar>
-            <w:vAlign w:val="center"/>
-          </w:tcPr>
-          <w:p>
-            <w:pPr>
-              <w:jc w:val="center"/>
-            </w:pPr>
-            <w:r>
-              <w:t>1</w:t>
-            </w:r>
-            <w:r>
-              <w:rPr>
-                <w:vertAlign w:val="superscript"/>
-              </w:rPr>
-              <w:t>st</w:t>
-            </w:r>
-            <w:r>
-              <w:t xml:space="preserve"> Quartile</w:t>
-            </w:r>
-          </w:p>
-        </w:tc>
-        <w:tc>
-          <w:tcPr>
-            <w:tcW w:w="2714" w:type="dxa"/>
-            <w:tcBorders>
-              <w:top w:val="single" w:sz="4" w:space="0" w:color="auto"/>
-              <w:left w:val="single" w:sz="4" w:space="0" w:color="auto"/>
-              <w:bottom w:val="single" w:sz="4" w:space="0" w:color="auto"/>
-              <w:right w:val="single" w:sz="4" w:space="0" w:color="auto"/>
-            </w:tcBorders>
-            <w:shd w:val="clear" w:color="auto" w:fill="auto"/>
-            <w:tcMar>
-              <w:top w:w="100" w:type="dxa"/>
-              <w:left w:w="576" w:type="dxa"/>
-              <w:bottom w:w="100" w:type="dxa"/>
-              <w:right w:w="576" w:type="dxa"/>
-            </w:tcMar>
-            <w:vAlign w:val="center"/>
-          </w:tcPr>
-          <w:p>
-            <w:pPr>
-              <w:jc w:val="center"/>
-              <w:rPr>
-                <w:highlight w:val="white"/>
-              </w:rPr>
-            </w:pPr>
-            <w:r>
-              <w:rPr>
-                <w:highlight w:val="white"/>
-              </w:rPr>
-              <w:t>0.442</w:t>
-            </w:r>
-          </w:p>
-        </w:tc>
-        <w:tc>
-          <w:tcPr>
-            <w:tcW w:w="2714" w:type="dxa"/>
-            <w:tcBorders>
-              <w:top w:val="single" w:sz="4" w:space="0" w:color="auto"/>
-              <w:left w:val="single" w:sz="4" w:space="0" w:color="auto"/>
-              <w:bottom w:val="single" w:sz="4" w:space="0" w:color="auto"/>
-              <w:right w:val="single" w:sz="4" w:space="0" w:color="auto"/>
-            </w:tcBorders>
-            <w:shd w:val="clear" w:color="auto" w:fill="auto"/>
-            <w:tcMar>
-              <w:top w:w="100" w:type="dxa"/>
-              <w:left w:w="576" w:type="dxa"/>
-              <w:bottom w:w="100" w:type="dxa"/>
-              <w:right w:w="576" w:type="dxa"/>
-            </w:tcMar>
-            <w:vAlign w:val="center"/>
-          </w:tcPr>
-          <w:p>
-            <w:pPr>
-              <w:jc w:val="center"/>
-              <w:rPr>
-                <w:highlight w:val="white"/>
-              </w:rPr>
-            </w:pPr>
-            <w:r>
-              <w:rPr>
-                <w:highlight w:val="white"/>
-              </w:rPr>
-              <w:t>0.628</w:t>
-            </w:r>
-          </w:p>
-        </w:tc>
-        <w:tc>
-          <w:tcPr>
-            <w:tcW w:w="2715" w:type="dxa"/>
-            <w:tcBorders>
-              <w:top w:val="single" w:sz="4" w:space="0" w:color="auto"/>
-              <w:left w:val="single" w:sz="4" w:space="0" w:color="auto"/>
-              <w:bottom w:val="single" w:sz="4" w:space="0" w:color="auto"/>
-              <w:right w:val="single" w:sz="4" w:space="0" w:color="auto"/>
-            </w:tcBorders>
-            <w:shd w:val="clear" w:color="auto" w:fill="auto"/>
-            <w:tcMar>
-              <w:top w:w="100" w:type="dxa"/>
-              <w:left w:w="576" w:type="dxa"/>
-              <w:bottom w:w="100" w:type="dxa"/>
-              <w:right w:w="576" w:type="dxa"/>
-            </w:tcMar>
-            <w:vAlign w:val="center"/>
-          </w:tcPr>
-          <w:p>
-            <w:pPr>
-              <w:jc w:val="center"/>
-              <w:rPr>
-                <w:highlight w:val="white"/>
-              </w:rPr>
-            </w:pPr>
-            <w:r>
-              <w:rPr>
-                <w:highlight w:val="white"/>
-              </w:rPr>
-              <w:t>0.418</w:t>
-            </w:r>
-          </w:p>
-        </w:tc>
-        <w:tc>
-          <w:tcPr>
-            <w:tcW w:w="2715" w:type="dxa"/>
-            <w:tcBorders>
-              <w:top w:val="single" w:sz="4" w:space="0" w:color="auto"/>
-              <w:left w:val="single" w:sz="4" w:space="0" w:color="auto"/>
-              <w:bottom w:val="single" w:sz="4" w:space="0" w:color="auto"/>
-              <w:right w:val="single" w:sz="4" w:space="0" w:color="auto"/>
-            </w:tcBorders>
-            <w:shd w:val="clear" w:color="auto" w:fill="auto"/>
-            <w:tcMar>
-              <w:top w:w="100" w:type="dxa"/>
-              <w:left w:w="576" w:type="dxa"/>
-              <w:bottom w:w="100" w:type="dxa"/>
-              <w:right w:w="576" w:type="dxa"/>
-            </w:tcMar>
-            <w:vAlign w:val="center"/>
-          </w:tcPr>
-          <w:p>
-            <w:pPr>
-              <w:jc w:val="center"/>
-              <w:rPr>
-                <w:highlight w:val="white"/>
-              </w:rPr>
-            </w:pPr>
-            <w:r>
-              <w:rPr>
-                <w:highlight w:val="white"/>
-              </w:rPr>
-              <w:t>0.603</w:t>
-            </w:r>
-          </w:p>
-        </w:tc>
-      </w:tr>
-      <w:tr>
-        <w:tc>
-          <w:tcPr>
-            <w:tcW w:w="2730" w:type="dxa"/>
-            <w:tcBorders>
-              <w:top w:val="single" w:sz="4" w:space="0" w:color="auto"/>
-              <w:left w:val="single" w:sz="4" w:space="0" w:color="auto"/>
-              <w:bottom w:val="single" w:sz="4" w:space="0" w:color="auto"/>
-              <w:right w:val="single" w:sz="4" w:space="0" w:color="auto"/>
-            </w:tcBorders>
-            <w:tcMar>
-              <w:top w:w="0" w:type="dxa"/>
-              <w:left w:w="576" w:type="dxa"/>
-              <w:bottom w:w="0" w:type="dxa"/>
-              <w:right w:w="576" w:type="dxa"/>
-            </w:tcMar>
-            <w:vAlign w:val="center"/>
-          </w:tcPr>
-          <w:p>
-            <w:pPr>
-              <w:jc w:val="center"/>
-            </w:pPr>
-            <w:r>
-              <w:t>Median</w:t>
-            </w:r>
-          </w:p>
-        </w:tc>
-        <w:tc>
-          <w:tcPr>
-            <w:tcW w:w="2714" w:type="dxa"/>
-            <w:tcBorders>
-              <w:top w:val="single" w:sz="4" w:space="0" w:color="auto"/>
-              <w:left w:val="single" w:sz="4" w:space="0" w:color="auto"/>
-              <w:bottom w:val="single" w:sz="4" w:space="0" w:color="auto"/>
-              <w:right w:val="single" w:sz="4" w:space="0" w:color="auto"/>
-            </w:tcBorders>
-            <w:shd w:val="clear" w:color="auto" w:fill="auto"/>
-            <w:tcMar>
-              <w:top w:w="100" w:type="dxa"/>
-              <w:left w:w="576" w:type="dxa"/>
-              <w:bottom w:w="100" w:type="dxa"/>
-              <w:right w:w="576" w:type="dxa"/>
-            </w:tcMar>
-            <w:vAlign w:val="center"/>
-          </w:tcPr>
-          <w:p>
-            <w:pPr>
-              <w:jc w:val="center"/>
-              <w:rPr>
-                <w:highlight w:val="white"/>
-              </w:rPr>
-            </w:pPr>
-            <w:r>
-              <w:rPr>
-                <w:highlight w:val="white"/>
-              </w:rPr>
-              <w:t>0.574</w:t>
-            </w:r>
-          </w:p>
-        </w:tc>
-        <w:tc>
-          <w:tcPr>
-            <w:tcW w:w="2714" w:type="dxa"/>
-            <w:tcBorders>
-              <w:top w:val="single" w:sz="4" w:space="0" w:color="auto"/>
-              <w:left w:val="single" w:sz="4" w:space="0" w:color="auto"/>
-              <w:bottom w:val="single" w:sz="4" w:space="0" w:color="auto"/>
-              <w:right w:val="single" w:sz="4" w:space="0" w:color="auto"/>
-            </w:tcBorders>
-            <w:shd w:val="clear" w:color="auto" w:fill="auto"/>
-            <w:tcMar>
-              <w:top w:w="100" w:type="dxa"/>
-              <w:left w:w="576" w:type="dxa"/>
-              <w:bottom w:w="100" w:type="dxa"/>
-              <w:right w:w="576" w:type="dxa"/>
-            </w:tcMar>
-            <w:vAlign w:val="center"/>
-          </w:tcPr>
-          <w:p>
-            <w:pPr>
-              <w:jc w:val="center"/>
-              <w:rPr>
-                <w:highlight w:val="white"/>
-              </w:rPr>
-            </w:pPr>
-            <w:r>
-              <w:rPr>
-                <w:highlight w:val="white"/>
-              </w:rPr>
-              <w:t>0.736</w:t>
-            </w:r>
-          </w:p>
-        </w:tc>
-        <w:tc>
-          <w:tcPr>
-            <w:tcW w:w="2715" w:type="dxa"/>
-            <w:tcBorders>
-              <w:top w:val="single" w:sz="4" w:space="0" w:color="auto"/>
-              <w:left w:val="single" w:sz="4" w:space="0" w:color="auto"/>
-              <w:bottom w:val="single" w:sz="4" w:space="0" w:color="auto"/>
-              <w:right w:val="single" w:sz="4" w:space="0" w:color="auto"/>
-            </w:tcBorders>
-            <w:shd w:val="clear" w:color="auto" w:fill="auto"/>
-            <w:tcMar>
-              <w:top w:w="100" w:type="dxa"/>
-              <w:left w:w="576" w:type="dxa"/>
-              <w:bottom w:w="100" w:type="dxa"/>
-              <w:right w:w="576" w:type="dxa"/>
-            </w:tcMar>
-            <w:vAlign w:val="center"/>
-          </w:tcPr>
-          <w:p>
-            <w:pPr>
-              <w:jc w:val="center"/>
-              <w:rPr>
-                <w:highlight w:val="white"/>
-              </w:rPr>
-            </w:pPr>
-            <w:r>
-              <w:rPr>
-                <w:highlight w:val="white"/>
-              </w:rPr>
-              <w:t>0.548</w:t>
-            </w:r>
-          </w:p>
-        </w:tc>
-        <w:tc>
-          <w:tcPr>
-            <w:tcW w:w="2715" w:type="dxa"/>
-            <w:tcBorders>
-              <w:top w:val="single" w:sz="4" w:space="0" w:color="auto"/>
-              <w:left w:val="single" w:sz="4" w:space="0" w:color="auto"/>
-              <w:bottom w:val="single" w:sz="4" w:space="0" w:color="auto"/>
-              <w:right w:val="single" w:sz="4" w:space="0" w:color="auto"/>
-            </w:tcBorders>
-            <w:shd w:val="clear" w:color="auto" w:fill="auto"/>
-            <w:tcMar>
-              <w:top w:w="100" w:type="dxa"/>
-              <w:left w:w="576" w:type="dxa"/>
-              <w:bottom w:w="100" w:type="dxa"/>
-              <w:right w:w="576" w:type="dxa"/>
-            </w:tcMar>
-            <w:vAlign w:val="center"/>
-          </w:tcPr>
-          <w:p>
-            <w:pPr>
-              <w:jc w:val="center"/>
-              <w:rPr>
-                <w:highlight w:val="white"/>
-              </w:rPr>
-            </w:pPr>
-            <w:r>
-              <w:rPr>
-                <w:highlight w:val="white"/>
-              </w:rPr>
-              <w:t>0.719</w:t>
-            </w:r>
-          </w:p>
-        </w:tc>
-      </w:tr>
-      <w:tr>
-        <w:tc>
-          <w:tcPr>
-            <w:tcW w:w="2730" w:type="dxa"/>
-            <w:tcBorders>
-              <w:top w:val="single" w:sz="4" w:space="0" w:color="auto"/>
-              <w:left w:val="single" w:sz="4" w:space="0" w:color="auto"/>
-              <w:bottom w:val="single" w:sz="4" w:space="0" w:color="auto"/>
-              <w:right w:val="single" w:sz="4" w:space="0" w:color="auto"/>
-            </w:tcBorders>
-            <w:shd w:val="clear" w:color="auto" w:fill="auto"/>
-            <w:tcMar>
-              <w:top w:w="100" w:type="dxa"/>
-              <w:left w:w="576" w:type="dxa"/>
-              <w:bottom w:w="100" w:type="dxa"/>
-              <w:right w:w="576" w:type="dxa"/>
-            </w:tcMar>
-            <w:vAlign w:val="center"/>
-          </w:tcPr>
-          <w:p>
-            <w:pPr>
-              <w:jc w:val="center"/>
-              <w:rPr>
-                <w:highlight w:val="white"/>
-              </w:rPr>
-            </w:pPr>
-            <w:r>
-              <w:t>Mean</w:t>
-            </w:r>
-          </w:p>
-        </w:tc>
-        <w:tc>
-          <w:tcPr>
-            <w:tcW w:w="2714" w:type="dxa"/>
-            <w:tcBorders>
-              <w:top w:val="single" w:sz="4" w:space="0" w:color="auto"/>
-              <w:left w:val="single" w:sz="4" w:space="0" w:color="auto"/>
-              <w:bottom w:val="single" w:sz="4" w:space="0" w:color="auto"/>
-              <w:right w:val="single" w:sz="4" w:space="0" w:color="auto"/>
-            </w:tcBorders>
-            <w:shd w:val="clear" w:color="auto" w:fill="auto"/>
-            <w:tcMar>
-              <w:top w:w="100" w:type="dxa"/>
-              <w:left w:w="576" w:type="dxa"/>
-              <w:bottom w:w="100" w:type="dxa"/>
-              <w:right w:w="576" w:type="dxa"/>
-            </w:tcMar>
-            <w:vAlign w:val="center"/>
-          </w:tcPr>
-          <w:p>
-            <w:pPr>
-              <w:jc w:val="center"/>
-              <w:rPr>
-                <w:highlight w:val="white"/>
-              </w:rPr>
-            </w:pPr>
-            <w:r>
-              <w:rPr>
-                <w:highlight w:val="white"/>
-              </w:rPr>
-              <w:t>0.553</w:t>
-            </w:r>
-          </w:p>
-        </w:tc>
-        <w:tc>
-          <w:tcPr>
-            <w:tcW w:w="2714" w:type="dxa"/>
-            <w:tcBorders>
-              <w:top w:val="single" w:sz="4" w:space="0" w:color="auto"/>
-              <w:left w:val="single" w:sz="4" w:space="0" w:color="auto"/>
-              <w:bottom w:val="single" w:sz="4" w:space="0" w:color="auto"/>
-              <w:right w:val="single" w:sz="4" w:space="0" w:color="auto"/>
-            </w:tcBorders>
-            <w:shd w:val="clear" w:color="auto" w:fill="auto"/>
-            <w:tcMar>
-              <w:top w:w="100" w:type="dxa"/>
-              <w:left w:w="576" w:type="dxa"/>
-              <w:bottom w:w="100" w:type="dxa"/>
-              <w:right w:w="576" w:type="dxa"/>
-            </w:tcMar>
-            <w:vAlign w:val="center"/>
-          </w:tcPr>
-          <w:p>
-            <w:pPr>
-              <w:jc w:val="center"/>
-              <w:rPr>
-                <w:highlight w:val="white"/>
-              </w:rPr>
-            </w:pPr>
-            <w:r>
-              <w:rPr>
-                <w:highlight w:val="white"/>
-              </w:rPr>
-              <w:t>0.729</w:t>
-            </w:r>
-          </w:p>
-        </w:tc>
-        <w:tc>
-          <w:tcPr>
-            <w:tcW w:w="2715" w:type="dxa"/>
-            <w:tcBorders>
-              <w:top w:val="single" w:sz="4" w:space="0" w:color="auto"/>
-              <w:left w:val="single" w:sz="4" w:space="0" w:color="auto"/>
-              <w:bottom w:val="single" w:sz="4" w:space="0" w:color="auto"/>
-              <w:right w:val="single" w:sz="4" w:space="0" w:color="auto"/>
-            </w:tcBorders>
-            <w:shd w:val="clear" w:color="auto" w:fill="auto"/>
-            <w:tcMar>
-              <w:top w:w="100" w:type="dxa"/>
-              <w:left w:w="576" w:type="dxa"/>
-              <w:bottom w:w="100" w:type="dxa"/>
-              <w:right w:w="576" w:type="dxa"/>
-            </w:tcMar>
-            <w:vAlign w:val="center"/>
-          </w:tcPr>
-          <w:p>
-            <w:pPr>
-              <w:jc w:val="center"/>
-              <w:rPr>
-                <w:highlight w:val="white"/>
-              </w:rPr>
-            </w:pPr>
-            <w:r>
-              <w:rPr>
-                <w:highlight w:val="white"/>
-              </w:rPr>
-              <w:t>0.521</w:t>
-            </w:r>
-          </w:p>
-        </w:tc>
-        <w:tc>
-          <w:tcPr>
-            <w:tcW w:w="2715" w:type="dxa"/>
-            <w:tcBorders>
-              <w:top w:val="single" w:sz="4" w:space="0" w:color="auto"/>
-              <w:left w:val="single" w:sz="4" w:space="0" w:color="auto"/>
-              <w:bottom w:val="single" w:sz="4" w:space="0" w:color="auto"/>
-              <w:right w:val="single" w:sz="4" w:space="0" w:color="auto"/>
-            </w:tcBorders>
-            <w:shd w:val="clear" w:color="auto" w:fill="auto"/>
-            <w:tcMar>
-              <w:top w:w="100" w:type="dxa"/>
-              <w:left w:w="576" w:type="dxa"/>
-              <w:bottom w:w="100" w:type="dxa"/>
-              <w:right w:w="576" w:type="dxa"/>
-            </w:tcMar>
-            <w:vAlign w:val="center"/>
-          </w:tcPr>
-          <w:p>
-            <w:pPr>
-              <w:jc w:val="center"/>
-              <w:rPr>
-                <w:highlight w:val="white"/>
-              </w:rPr>
-            </w:pPr>
-            <w:r>
-              <w:rPr>
-                <w:highlight w:val="white"/>
-              </w:rPr>
-              <w:t>0.708</w:t>
-            </w:r>
-          </w:p>
-        </w:tc>
-      </w:tr>
-      <w:tr>
-        <w:tc>
-          <w:tcPr>
-            <w:tcW w:w="2730" w:type="dxa"/>
-            <w:tcBorders>
-              <w:top w:val="single" w:sz="4" w:space="0" w:color="auto"/>
-              <w:left w:val="single" w:sz="4" w:space="0" w:color="auto"/>
-              <w:bottom w:val="single" w:sz="4" w:space="0" w:color="auto"/>
-              <w:right w:val="single" w:sz="4" w:space="0" w:color="auto"/>
-            </w:tcBorders>
-            <w:tcMar>
-              <w:top w:w="0" w:type="dxa"/>
-              <w:left w:w="576" w:type="dxa"/>
-              <w:bottom w:w="0" w:type="dxa"/>
-              <w:right w:w="576" w:type="dxa"/>
-            </w:tcMar>
-            <w:vAlign w:val="center"/>
-          </w:tcPr>
-          <w:p>
-            <w:pPr>
-              <w:jc w:val="center"/>
-            </w:pPr>
-            <w:r>
-              <w:t>3</w:t>
-            </w:r>
-            <w:r>
-              <w:rPr>
-                <w:vertAlign w:val="superscript"/>
-              </w:rPr>
-              <w:t>rd</w:t>
-            </w:r>
-            <w:r>
-              <w:t xml:space="preserve"> Quartile</w:t>
-            </w:r>
-          </w:p>
-        </w:tc>
-        <w:tc>
-          <w:tcPr>
-            <w:tcW w:w="2714" w:type="dxa"/>
-            <w:tcBorders>
-              <w:top w:val="single" w:sz="4" w:space="0" w:color="auto"/>
-              <w:left w:val="single" w:sz="4" w:space="0" w:color="auto"/>
-              <w:bottom w:val="single" w:sz="4" w:space="0" w:color="auto"/>
-              <w:right w:val="single" w:sz="4" w:space="0" w:color="auto"/>
-            </w:tcBorders>
-            <w:shd w:val="clear" w:color="auto" w:fill="auto"/>
-            <w:tcMar>
-              <w:top w:w="100" w:type="dxa"/>
-              <w:left w:w="576" w:type="dxa"/>
-              <w:bottom w:w="100" w:type="dxa"/>
-              <w:right w:w="576" w:type="dxa"/>
-            </w:tcMar>
-            <w:vAlign w:val="center"/>
-          </w:tcPr>
-          <w:p>
-            <w:pPr>
-              <w:jc w:val="center"/>
-              <w:rPr>
-                <w:highlight w:val="white"/>
-              </w:rPr>
-            </w:pPr>
-            <w:r>
-              <w:rPr>
-                <w:highlight w:val="white"/>
-              </w:rPr>
-              <w:t>0.700</w:t>
-            </w:r>
-          </w:p>
-        </w:tc>
-        <w:tc>
-          <w:tcPr>
-            <w:tcW w:w="2714" w:type="dxa"/>
-            <w:tcBorders>
-              <w:top w:val="single" w:sz="4" w:space="0" w:color="auto"/>
-              <w:left w:val="single" w:sz="4" w:space="0" w:color="auto"/>
-              <w:bottom w:val="single" w:sz="4" w:space="0" w:color="auto"/>
-              <w:right w:val="single" w:sz="4" w:space="0" w:color="auto"/>
-            </w:tcBorders>
-            <w:shd w:val="clear" w:color="auto" w:fill="auto"/>
-            <w:tcMar>
-              <w:top w:w="100" w:type="dxa"/>
-              <w:left w:w="576" w:type="dxa"/>
-              <w:bottom w:w="100" w:type="dxa"/>
-              <w:right w:w="576" w:type="dxa"/>
-            </w:tcMar>
-            <w:vAlign w:val="center"/>
-          </w:tcPr>
-          <w:p>
-            <w:pPr>
-              <w:jc w:val="center"/>
-              <w:rPr>
-                <w:highlight w:val="white"/>
-              </w:rPr>
-            </w:pPr>
-            <w:r>
-              <w:rPr>
-                <w:highlight w:val="white"/>
-              </w:rPr>
-              <w:t>0.828</w:t>
-            </w:r>
-          </w:p>
-        </w:tc>
-        <w:tc>
-          <w:tcPr>
-            <w:tcW w:w="2715" w:type="dxa"/>
-            <w:tcBorders>
-              <w:top w:val="single" w:sz="4" w:space="0" w:color="auto"/>
-              <w:left w:val="single" w:sz="4" w:space="0" w:color="auto"/>
-              <w:bottom w:val="single" w:sz="4" w:space="0" w:color="auto"/>
-              <w:right w:val="single" w:sz="4" w:space="0" w:color="auto"/>
-            </w:tcBorders>
-            <w:shd w:val="clear" w:color="auto" w:fill="auto"/>
-            <w:tcMar>
-              <w:top w:w="100" w:type="dxa"/>
-              <w:left w:w="576" w:type="dxa"/>
-              <w:bottom w:w="100" w:type="dxa"/>
-              <w:right w:w="576" w:type="dxa"/>
-            </w:tcMar>
-            <w:vAlign w:val="center"/>
-          </w:tcPr>
-          <w:p>
-            <w:pPr>
-              <w:jc w:val="center"/>
-              <w:rPr>
-                <w:highlight w:val="white"/>
-              </w:rPr>
-            </w:pPr>
-            <w:r>
-              <w:rPr>
-                <w:highlight w:val="white"/>
-              </w:rPr>
-              <w:t>0.669</w:t>
-            </w:r>
-          </w:p>
-        </w:tc>
-        <w:tc>
-          <w:tcPr>
-            <w:tcW w:w="2715" w:type="dxa"/>
-            <w:tcBorders>
-              <w:top w:val="single" w:sz="4" w:space="0" w:color="auto"/>
-              <w:left w:val="single" w:sz="4" w:space="0" w:color="auto"/>
-              <w:bottom w:val="single" w:sz="4" w:space="0" w:color="auto"/>
-              <w:right w:val="single" w:sz="4" w:space="0" w:color="auto"/>
-            </w:tcBorders>
-            <w:shd w:val="clear" w:color="auto" w:fill="auto"/>
-            <w:tcMar>
-              <w:top w:w="100" w:type="dxa"/>
-              <w:left w:w="576" w:type="dxa"/>
-              <w:bottom w:w="100" w:type="dxa"/>
-              <w:right w:w="576" w:type="dxa"/>
-            </w:tcMar>
-            <w:vAlign w:val="center"/>
-          </w:tcPr>
-          <w:p>
-            <w:pPr>
-              <w:jc w:val="center"/>
-              <w:rPr>
-                <w:highlight w:val="white"/>
-              </w:rPr>
-            </w:pPr>
-            <w:r>
-              <w:rPr>
-                <w:highlight w:val="white"/>
-              </w:rPr>
-              <w:t>0.817</w:t>
-            </w:r>
-          </w:p>
-        </w:tc>
-      </w:tr>
-      <w:tr>
-        <w:tc>
-          <w:tcPr>
-            <w:tcW w:w="2730" w:type="dxa"/>
-            <w:tcBorders>
-              <w:top w:val="single" w:sz="4" w:space="0" w:color="auto"/>
-              <w:left w:val="single" w:sz="4" w:space="0" w:color="auto"/>
-              <w:bottom w:val="single" w:sz="4" w:space="0" w:color="auto"/>
-              <w:right w:val="single" w:sz="4" w:space="0" w:color="auto"/>
-            </w:tcBorders>
-            <w:tcMar>
-              <w:top w:w="0" w:type="dxa"/>
-              <w:left w:w="576" w:type="dxa"/>
-              <w:bottom w:w="0" w:type="dxa"/>
-              <w:right w:w="576" w:type="dxa"/>
-            </w:tcMar>
-            <w:vAlign w:val="center"/>
-          </w:tcPr>
-          <w:p>
-            <w:pPr>
-              <w:jc w:val="center"/>
-            </w:pPr>
-            <w:r>
-              <w:t>Maximum</w:t>
-            </w:r>
-          </w:p>
-        </w:tc>
-        <w:tc>
-          <w:tcPr>
-            <w:tcW w:w="2714" w:type="dxa"/>
-            <w:tcBorders>
-              <w:top w:val="single" w:sz="4" w:space="0" w:color="auto"/>
-              <w:left w:val="single" w:sz="4" w:space="0" w:color="auto"/>
-              <w:bottom w:val="single" w:sz="4" w:space="0" w:color="auto"/>
-              <w:right w:val="single" w:sz="4" w:space="0" w:color="auto"/>
-            </w:tcBorders>
-            <w:shd w:val="clear" w:color="auto" w:fill="auto"/>
-            <w:tcMar>
-              <w:top w:w="100" w:type="dxa"/>
-              <w:left w:w="576" w:type="dxa"/>
-              <w:bottom w:w="100" w:type="dxa"/>
-              <w:right w:w="576" w:type="dxa"/>
-            </w:tcMar>
-            <w:vAlign w:val="center"/>
-          </w:tcPr>
-          <w:p>
-            <w:pPr>
-              <w:jc w:val="center"/>
-              <w:rPr>
-                <w:highlight w:val="white"/>
-              </w:rPr>
-            </w:pPr>
-            <w:r>
-              <w:rPr>
-                <w:highlight w:val="white"/>
-              </w:rPr>
-              <w:t>1.010</w:t>
-            </w:r>
-          </w:p>
-        </w:tc>
-        <w:tc>
-          <w:tcPr>
-            <w:tcW w:w="2714" w:type="dxa"/>
-            <w:tcBorders>
-              <w:top w:val="single" w:sz="4" w:space="0" w:color="auto"/>
-              <w:left w:val="single" w:sz="4" w:space="0" w:color="auto"/>
-              <w:bottom w:val="single" w:sz="4" w:space="0" w:color="auto"/>
-              <w:right w:val="single" w:sz="4" w:space="0" w:color="auto"/>
-            </w:tcBorders>
-            <w:shd w:val="clear" w:color="auto" w:fill="auto"/>
-            <w:tcMar>
-              <w:top w:w="100" w:type="dxa"/>
-              <w:left w:w="576" w:type="dxa"/>
-              <w:bottom w:w="100" w:type="dxa"/>
-              <w:right w:w="576" w:type="dxa"/>
-            </w:tcMar>
-            <w:vAlign w:val="center"/>
-          </w:tcPr>
-          <w:p>
-            <w:pPr>
-              <w:jc w:val="center"/>
-              <w:rPr>
-                <w:highlight w:val="white"/>
-              </w:rPr>
-            </w:pPr>
-            <w:r>
-              <w:rPr>
-                <w:highlight w:val="white"/>
-              </w:rPr>
-              <w:t>1.140</w:t>
-            </w:r>
-          </w:p>
-        </w:tc>
-        <w:tc>
-          <w:tcPr>
-            <w:tcW w:w="2715" w:type="dxa"/>
-            <w:tcBorders>
-              <w:top w:val="single" w:sz="4" w:space="0" w:color="auto"/>
-              <w:left w:val="single" w:sz="4" w:space="0" w:color="auto"/>
-              <w:bottom w:val="single" w:sz="4" w:space="0" w:color="auto"/>
-              <w:right w:val="single" w:sz="4" w:space="0" w:color="auto"/>
-            </w:tcBorders>
-            <w:shd w:val="clear" w:color="auto" w:fill="auto"/>
-            <w:tcMar>
-              <w:top w:w="100" w:type="dxa"/>
-              <w:left w:w="576" w:type="dxa"/>
-              <w:bottom w:w="100" w:type="dxa"/>
-              <w:right w:w="576" w:type="dxa"/>
-            </w:tcMar>
-            <w:vAlign w:val="center"/>
-          </w:tcPr>
-          <w:p>
-            <w:pPr>
-              <w:jc w:val="center"/>
-              <w:rPr>
-                <w:highlight w:val="white"/>
-              </w:rPr>
-            </w:pPr>
-            <w:r>
-              <w:rPr>
-                <w:highlight w:val="white"/>
-              </w:rPr>
-              <w:t>0.972</w:t>
-            </w:r>
-          </w:p>
-        </w:tc>
-        <w:tc>
-          <w:tcPr>
-            <w:tcW w:w="2715" w:type="dxa"/>
-            <w:tcBorders>
-              <w:top w:val="single" w:sz="4" w:space="0" w:color="auto"/>
-              <w:left w:val="single" w:sz="4" w:space="0" w:color="auto"/>
+              <w:top w:val="nil"/>
+              <w:left w:val="nil"/>
               <w:bottom w:val="single" w:sz="4" w:space="0" w:color="auto"/>
               <w:right w:val="single" w:sz="4" w:space="0" w:color="auto"/>
             </w:tcBorders>

--- a/Paper/MLWA/Corrections/MLWA_Manuscript_12May25.docx
+++ b/Paper/MLWA/Corrections/MLWA_Manuscript_12May25.docx
@@ -341,13 +341,7 @@
         <w:t>distance</w:t>
       </w:r>
       <w:r>
-        <w:t xml:space="preserve"> achieved 69.1% (WHO-all editions). Text-matching methods peaked at 32.6% accuracy. A majority voting approach combining three high-</w:t>
-      </w:r>
-      <w:r>
-        <w:t>accuracy, low</w:t>
-      </w:r>
-      <w:r>
-        <w:t>-agreement methods improved accuracy to 72.1% (WHO-5th) and 71.4% (WHO-all). Our findings demonstrate the effectiveness of embedding models in standardizing biomedical terminology and provides a reproducible framework for benchmarking machine learning methods against clinical gold standards using real-world datasets.</w:t>
+        <w:t xml:space="preserve"> achieved 69.1% (WHO-all editions). Text-matching methods peaked at 32.6% accuracy. A majority voting approach combining three high-accuracy, low-agreement methods improved accuracy to 72.1% (WHO-5th) and 71.4% (WHO-all). Our findings demonstrate the effectiveness of embedding models in standardizing biomedical terminology and provides a reproducible framework for benchmarking machine learning methods against clinical gold standards using real-world datasets.</w:t>
       </w:r>
     </w:p>
     <w:p/>
@@ -7531,13 +7525,7 @@
       </w:hyperlink>
       <w:hyperlink r:id="rId136">
         <w:r>
-          <w:t>https://huggingface.co/s</w:t>
-        </w:r>
-        <w:r>
-          <w:t>e</w:t>
-        </w:r>
-        <w:r>
-          <w:t>ntence-transformers/all-MiniLM-L12-v2</w:t>
+          <w:t>https://huggingface.co/sentence-transformers/all-MiniLM-L12-v2</w:t>
         </w:r>
       </w:hyperlink>
     </w:p>
@@ -7876,10 +7864,7 @@
       </w:pPr>
       <w:hyperlink r:id="rId172">
         <w:r>
-          <w:t xml:space="preserve">Baron, J. A., Johnson, C. S.-B., Schor, M. A., Olley, D., Nickel, L., Felix, V., Munro, J. B., Bello, S. M., </w:t>
-        </w:r>
-        <w:r>
-          <w:t xml:space="preserve">Bearer, C., Lichenstein, R., Bisordi, K., Koka, R., Greene, C., &amp; Schriml, L. M. (2024). The DO-KB Knowledgebase: a 20-year journey developing the disease open science ecosystem. </w:t>
+          <w:t xml:space="preserve">Baron, J. A., Johnson, C. S.-B., Schor, M. A., Olley, D., Nickel, L., Felix, V., Munro, J. B., Bello, S. M., Bearer, C., Lichenstein, R., Bisordi, K., Koka, R., Greene, C., &amp; Schriml, L. M. (2024). The DO-KB Knowledgebase: a 20-year journey developing the disease open science ecosystem. </w:t>
         </w:r>
       </w:hyperlink>
       <w:hyperlink r:id="rId173">
@@ -7887,19 +7872,7 @@
           <w:rPr>
             <w:i/>
           </w:rPr>
-          <w:t>Nucl</w:t>
-        </w:r>
-        <w:r>
-          <w:rPr>
-            <w:i/>
-          </w:rPr>
-          <w:t>e</w:t>
-        </w:r>
-        <w:r>
-          <w:rPr>
-            <w:i/>
-          </w:rPr>
-          <w:t>ic Acids Research</w:t>
+          <w:t>Nucleic Acids Research</w:t>
         </w:r>
       </w:hyperlink>
       <w:hyperlink r:id="rId174">
@@ -8405,19 +8378,7 @@
           <w:rPr>
             <w:color w:val="000000"/>
           </w:rPr>
-          <w:t>. The R Foundation. http</w:t>
-        </w:r>
-        <w:r>
-          <w:rPr>
-            <w:color w:val="000000"/>
-          </w:rPr>
-          <w:t>s</w:t>
-        </w:r>
-        <w:r>
-          <w:rPr>
-            <w:color w:val="000000"/>
-          </w:rPr>
-          <w:t>://doi.org/</w:t>
+          <w:t>. The R Foundation. https://doi.org/</w:t>
         </w:r>
       </w:hyperlink>
       <w:hyperlink r:id="rId227">
@@ -10761,11 +10722,11 @@
       </w:pPr>
       <w:hyperlink r:id="rId450">
         <w:r>
-          <w:t>Louis, D. N., O</w:t>
+          <w:t xml:space="preserve">Louis, D. N., </w:t>
         </w:r>
         <w:proofErr w:type="spellStart"/>
         <w:r>
-          <w:t>hgaki</w:t>
+          <w:t>Ohgaki</w:t>
         </w:r>
         <w:proofErr w:type="spellEnd"/>
         <w:r>
@@ -10819,11 +10780,11 @@
       </w:pPr>
       <w:hyperlink r:id="rId453">
         <w:r>
-          <w:t>Louis, D. N., O</w:t>
+          <w:t xml:space="preserve">Louis, D. N., </w:t>
         </w:r>
         <w:proofErr w:type="spellStart"/>
         <w:r>
-          <w:t>hgaki</w:t>
+          <w:t>Ohgaki</w:t>
         </w:r>
         <w:proofErr w:type="spellEnd"/>
         <w:r>
@@ -12790,13 +12751,7 @@
           <w:rPr>
             <w:color w:val="000000"/>
           </w:rPr>
-          <w:t xml:space="preserve">. </w:t>
-        </w:r>
-        <w:r>
-          <w:rPr>
-            <w:color w:val="000000"/>
-          </w:rPr>
-          <w:t xml:space="preserve">SNOMED International. </w:t>
+          <w:t xml:space="preserve">. SNOMED International. </w:t>
         </w:r>
       </w:hyperlink>
       <w:hyperlink r:id="rId675">
@@ -13896,40 +13851,152 @@
           <w:t xml:space="preserve"> Editorial Board (Ed.). (2020b). </w:t>
         </w:r>
       </w:hyperlink>
-      <w:r>
-        <w:fldChar w:fldCharType="begin"/>
-      </w:r>
-      <w:r>
-        <w:instrText>HYPERLINK "http://paperpile.com/b/ubqtXN/nqd0H" \h</w:instrText>
-      </w:r>
-      <w:r>
-        <w:fldChar w:fldCharType="separate"/>
-      </w:r>
-      <w:r>
-        <w:rPr>
-          <w:i/>
+      <w:hyperlink r:id="rId766">
+        <w:r>
+          <w:rPr>
+            <w:i/>
+            <w:color w:val="000000"/>
+          </w:rPr>
+          <w:t xml:space="preserve">Soft Tissue and Bone </w:t>
+        </w:r>
+        <w:proofErr w:type="spellStart"/>
+        <w:r>
+          <w:rPr>
+            <w:i/>
+            <w:color w:val="000000"/>
+          </w:rPr>
+          <w:t>Tumours</w:t>
+        </w:r>
+        <w:proofErr w:type="spellEnd"/>
+      </w:hyperlink>
+      <w:hyperlink r:id="rId767">
+        <w:r>
+          <w:rPr>
+            <w:color w:val="000000"/>
+          </w:rPr>
+          <w:t xml:space="preserve"> (5th ed., Vol. 3). International Agency for Research on Cancer.</w:t>
+        </w:r>
+      </w:hyperlink>
+    </w:p>
+    <w:p>
+      <w:pPr>
+        <w:spacing w:after="60" w:line="240" w:lineRule="auto"/>
+      </w:pPr>
+    </w:p>
+    <w:p>
+      <w:pPr>
+        <w:spacing w:after="60" w:line="240" w:lineRule="auto"/>
+        <w:rPr>
           <w:color w:val="000000"/>
         </w:rPr>
-        <w:t xml:space="preserve">Soft Tissue and Bone </w:t>
-      </w:r>
-      <w:proofErr w:type="spellStart"/>
-      <w:r>
-        <w:rPr>
-          <w:i/>
+      </w:pPr>
+      <w:hyperlink r:id="rId768">
+        <w:r>
+          <w:rPr>
+            <w:color w:val="000000"/>
+          </w:rPr>
+          <w:t xml:space="preserve">WHO Classification of </w:t>
+        </w:r>
+        <w:proofErr w:type="spellStart"/>
+        <w:r>
+          <w:rPr>
+            <w:color w:val="000000"/>
+          </w:rPr>
+          <w:t>Tumours</w:t>
+        </w:r>
+        <w:proofErr w:type="spellEnd"/>
+        <w:r>
+          <w:rPr>
+            <w:color w:val="000000"/>
+          </w:rPr>
+          <w:t xml:space="preserve"> Editorial Board (Ed.). (2021a). </w:t>
+        </w:r>
+      </w:hyperlink>
+      <w:hyperlink r:id="rId769">
+        <w:r>
+          <w:rPr>
+            <w:i/>
+            <w:color w:val="000000"/>
+          </w:rPr>
+          <w:t xml:space="preserve">Central Nervous System </w:t>
+        </w:r>
+        <w:proofErr w:type="spellStart"/>
+        <w:r>
+          <w:rPr>
+            <w:i/>
+            <w:color w:val="000000"/>
+          </w:rPr>
+          <w:t>Tumours</w:t>
+        </w:r>
+        <w:proofErr w:type="spellEnd"/>
+      </w:hyperlink>
+      <w:hyperlink r:id="rId770">
+        <w:r>
+          <w:rPr>
+            <w:color w:val="000000"/>
+          </w:rPr>
+          <w:t xml:space="preserve"> (5th ed., Vol. 6). International Agency for Research on Cancer.</w:t>
+        </w:r>
+      </w:hyperlink>
+    </w:p>
+    <w:p>
+      <w:pPr>
+        <w:spacing w:after="60" w:line="240" w:lineRule="auto"/>
+      </w:pPr>
+    </w:p>
+    <w:p>
+      <w:pPr>
+        <w:spacing w:after="60" w:line="240" w:lineRule="auto"/>
+        <w:rPr>
           <w:color w:val="000000"/>
         </w:rPr>
-        <w:t>Tumours</w:t>
-      </w:r>
-      <w:proofErr w:type="spellEnd"/>
-      <w:r>
-        <w:fldChar w:fldCharType="end"/>
-      </w:r>
-      <w:hyperlink r:id="rId766">
-        <w:r>
-          <w:rPr>
-            <w:color w:val="000000"/>
-          </w:rPr>
-          <w:t xml:space="preserve"> (5th ed., Vol. 3). International Agency for Research on Cancer.</w:t>
+      </w:pPr>
+      <w:hyperlink r:id="rId771">
+        <w:r>
+          <w:rPr>
+            <w:color w:val="000000"/>
+          </w:rPr>
+          <w:t xml:space="preserve">WHO Classification of </w:t>
+        </w:r>
+        <w:proofErr w:type="spellStart"/>
+        <w:r>
+          <w:rPr>
+            <w:color w:val="000000"/>
+          </w:rPr>
+          <w:t>Tumours</w:t>
+        </w:r>
+        <w:proofErr w:type="spellEnd"/>
+        <w:r>
+          <w:rPr>
+            <w:color w:val="000000"/>
+          </w:rPr>
+          <w:t xml:space="preserve"> Editorial Board (Ed.). (2021b). </w:t>
+        </w:r>
+      </w:hyperlink>
+      <w:hyperlink r:id="rId772">
+        <w:r>
+          <w:rPr>
+            <w:i/>
+            <w:color w:val="000000"/>
+          </w:rPr>
+          <w:t xml:space="preserve">Thoracic </w:t>
+        </w:r>
+        <w:proofErr w:type="spellStart"/>
+        <w:r>
+          <w:rPr>
+            <w:i/>
+            <w:color w:val="000000"/>
+          </w:rPr>
+          <w:t>Tumours</w:t>
+        </w:r>
+        <w:proofErr w:type="spellEnd"/>
+      </w:hyperlink>
+      <w:hyperlink r:id="rId773">
+        <w:r>
+          <w:rPr>
+            <w:color w:val="000000"/>
+          </w:rPr>
+          <w:t xml:space="preserve"> (5th ed., Vol. 5). International Agency for Research on Cancer.</w:t>
         </w:r>
       </w:hyperlink>
     </w:p>
@@ -13945,7 +14012,7 @@
           <w:color w:val="000000"/>
         </w:rPr>
       </w:pPr>
-      <w:hyperlink r:id="rId767">
+      <w:hyperlink r:id="rId774">
         <w:r>
           <w:rPr>
             <w:color w:val="000000"/>
@@ -13964,16 +14031,16 @@
           <w:rPr>
             <w:color w:val="000000"/>
           </w:rPr>
-          <w:t xml:space="preserve"> Editorial Board (Ed.). (2021a). </w:t>
-        </w:r>
-      </w:hyperlink>
-      <w:hyperlink r:id="rId768">
+          <w:t xml:space="preserve"> Editorial Board (Ed.). (2022). </w:t>
+        </w:r>
+      </w:hyperlink>
+      <w:hyperlink r:id="rId775">
         <w:r>
           <w:rPr>
             <w:i/>
             <w:color w:val="000000"/>
           </w:rPr>
-          <w:t xml:space="preserve">Central Nervous System </w:t>
+          <w:t xml:space="preserve">Urinary and Male Genital </w:t>
         </w:r>
         <w:proofErr w:type="spellStart"/>
         <w:r>
@@ -13985,12 +14052,12 @@
         </w:r>
         <w:proofErr w:type="spellEnd"/>
       </w:hyperlink>
-      <w:hyperlink r:id="rId769">
-        <w:r>
-          <w:rPr>
-            <w:color w:val="000000"/>
-          </w:rPr>
-          <w:t xml:space="preserve"> (5th ed., Vol. 6). International Agency for Research on Cancer.</w:t>
+      <w:hyperlink r:id="rId776">
+        <w:r>
+          <w:rPr>
+            <w:color w:val="000000"/>
+          </w:rPr>
+          <w:t xml:space="preserve"> (5th ed., Vol. 8). International Agency for Research on Cancer.</w:t>
         </w:r>
       </w:hyperlink>
     </w:p>
@@ -14006,7 +14073,7 @@
           <w:color w:val="000000"/>
         </w:rPr>
       </w:pPr>
-      <w:hyperlink r:id="rId770">
+      <w:hyperlink r:id="rId777">
         <w:r>
           <w:rPr>
             <w:color w:val="000000"/>
@@ -14025,16 +14092,25 @@
           <w:rPr>
             <w:color w:val="000000"/>
           </w:rPr>
-          <w:t xml:space="preserve"> Editorial Board (Ed.). (2021b). </w:t>
-        </w:r>
-      </w:hyperlink>
-      <w:hyperlink r:id="rId771">
+          <w:t xml:space="preserve"> Editorial Board (Ed.). (2023). </w:t>
+        </w:r>
+      </w:hyperlink>
+      <w:hyperlink r:id="rId778">
+        <w:proofErr w:type="spellStart"/>
         <w:r>
           <w:rPr>
             <w:i/>
             <w:color w:val="000000"/>
           </w:rPr>
-          <w:t xml:space="preserve">Thoracic </w:t>
+          <w:t>Paediatric</w:t>
+        </w:r>
+        <w:proofErr w:type="spellEnd"/>
+        <w:r>
+          <w:rPr>
+            <w:i/>
+            <w:color w:val="000000"/>
+          </w:rPr>
+          <w:t xml:space="preserve"> </w:t>
         </w:r>
         <w:proofErr w:type="spellStart"/>
         <w:r>
@@ -14042,16 +14118,109 @@
             <w:i/>
             <w:color w:val="000000"/>
           </w:rPr>
+          <w:t>tumours</w:t>
+        </w:r>
+        <w:proofErr w:type="spellEnd"/>
+        <w:r>
+          <w:rPr>
+            <w:i/>
+            <w:color w:val="000000"/>
+          </w:rPr>
+          <w:t xml:space="preserve">: Who classification of </w:t>
+        </w:r>
+        <w:proofErr w:type="spellStart"/>
+        <w:r>
+          <w:rPr>
+            <w:i/>
+            <w:color w:val="000000"/>
+          </w:rPr>
+          <w:t>tumours</w:t>
+        </w:r>
+        <w:proofErr w:type="spellEnd"/>
+      </w:hyperlink>
+      <w:hyperlink r:id="rId779">
+        <w:r>
+          <w:rPr>
+            <w:color w:val="000000"/>
+          </w:rPr>
+          <w:t xml:space="preserve"> (5th ed., Vol. 7). International Agency for Research on Cancer.</w:t>
+        </w:r>
+      </w:hyperlink>
+    </w:p>
+    <w:p>
+      <w:pPr>
+        <w:spacing w:after="60" w:line="240" w:lineRule="auto"/>
+      </w:pPr>
+    </w:p>
+    <w:p>
+      <w:pPr>
+        <w:spacing w:after="60" w:line="240" w:lineRule="auto"/>
+        <w:rPr>
+          <w:color w:val="000000"/>
+        </w:rPr>
+      </w:pPr>
+      <w:hyperlink r:id="rId780">
+        <w:r>
+          <w:rPr>
+            <w:color w:val="000000"/>
+          </w:rPr>
+          <w:t xml:space="preserve">WHO Classification of </w:t>
+        </w:r>
+        <w:proofErr w:type="spellStart"/>
+        <w:r>
+          <w:rPr>
+            <w:color w:val="000000"/>
+          </w:rPr>
           <w:t>Tumours</w:t>
         </w:r>
         <w:proofErr w:type="spellEnd"/>
-      </w:hyperlink>
-      <w:hyperlink r:id="rId772">
-        <w:r>
-          <w:rPr>
-            <w:color w:val="000000"/>
-          </w:rPr>
-          <w:t xml:space="preserve"> (5th ed., Vol. 5). International Agency for Research on Cancer.</w:t>
+        <w:r>
+          <w:rPr>
+            <w:color w:val="000000"/>
+          </w:rPr>
+          <w:t xml:space="preserve"> Editorial Board (Ed.). (2024a). </w:t>
+        </w:r>
+      </w:hyperlink>
+      <w:hyperlink r:id="rId781">
+        <w:proofErr w:type="spellStart"/>
+        <w:r>
+          <w:rPr>
+            <w:i/>
+            <w:color w:val="000000"/>
+          </w:rPr>
+          <w:t>Haematolymphoid</w:t>
+        </w:r>
+        <w:proofErr w:type="spellEnd"/>
+        <w:r>
+          <w:rPr>
+            <w:i/>
+            <w:color w:val="000000"/>
+          </w:rPr>
+          <w:t xml:space="preserve"> </w:t>
+        </w:r>
+        <w:proofErr w:type="spellStart"/>
+        <w:r>
+          <w:rPr>
+            <w:i/>
+            <w:color w:val="000000"/>
+          </w:rPr>
+          <w:t>tumours</w:t>
+        </w:r>
+        <w:proofErr w:type="spellEnd"/>
+        <w:r>
+          <w:rPr>
+            <w:i/>
+            <w:color w:val="000000"/>
+          </w:rPr>
+          <w:t>: Part B</w:t>
+        </w:r>
+      </w:hyperlink>
+      <w:hyperlink r:id="rId782">
+        <w:r>
+          <w:rPr>
+            <w:color w:val="000000"/>
+          </w:rPr>
+          <w:t xml:space="preserve"> (5th ed., Vol. 11). International Agency for Research on Cancer.</w:t>
         </w:r>
       </w:hyperlink>
     </w:p>
@@ -14067,7 +14236,7 @@
           <w:color w:val="000000"/>
         </w:rPr>
       </w:pPr>
-      <w:hyperlink r:id="rId773">
+      <w:hyperlink r:id="rId783">
         <w:r>
           <w:rPr>
             <w:color w:val="000000"/>
@@ -14086,16 +14255,16 @@
           <w:rPr>
             <w:color w:val="000000"/>
           </w:rPr>
-          <w:t xml:space="preserve"> Editorial Board (Ed.). (2022). </w:t>
-        </w:r>
-      </w:hyperlink>
-      <w:hyperlink r:id="rId774">
+          <w:t xml:space="preserve"> Editorial Board (Ed.). (2024b). </w:t>
+        </w:r>
+      </w:hyperlink>
+      <w:hyperlink r:id="rId784">
         <w:r>
           <w:rPr>
             <w:i/>
             <w:color w:val="000000"/>
           </w:rPr>
-          <w:t xml:space="preserve">Urinary and Male Genital </w:t>
+          <w:t xml:space="preserve">Head and Neck </w:t>
         </w:r>
         <w:proofErr w:type="spellStart"/>
         <w:r>
@@ -14107,12 +14276,40 @@
         </w:r>
         <w:proofErr w:type="spellEnd"/>
       </w:hyperlink>
-      <w:hyperlink r:id="rId775">
-        <w:r>
-          <w:rPr>
-            <w:color w:val="000000"/>
-          </w:rPr>
-          <w:t xml:space="preserve"> (5th ed., Vol. 8). International Agency for Research on Cancer.</w:t>
+      <w:hyperlink r:id="rId785">
+        <w:r>
+          <w:rPr>
+            <w:color w:val="000000"/>
+          </w:rPr>
+          <w:t xml:space="preserve"> (5th ed., Vol. 9). International Agency for Research on Cancer.</w:t>
+        </w:r>
+      </w:hyperlink>
+    </w:p>
+    <w:p>
+      <w:pPr>
+        <w:spacing w:after="60" w:line="240" w:lineRule="auto"/>
+      </w:pPr>
+    </w:p>
+    <w:p>
+      <w:pPr>
+        <w:spacing w:after="60" w:line="240" w:lineRule="auto"/>
+      </w:pPr>
+      <w:hyperlink r:id="rId786">
+        <w:r>
+          <w:rPr>
+            <w:i/>
+          </w:rPr>
+          <w:t>World Health Organization</w:t>
+        </w:r>
+      </w:hyperlink>
+      <w:hyperlink r:id="rId787">
+        <w:r>
+          <w:t xml:space="preserve">. (2016). International Statistical Classification of Diseases and Related Health Problems. 10th Revision (ICD-10). 5th Ed. </w:t>
+        </w:r>
+      </w:hyperlink>
+      <w:hyperlink r:id="rId788">
+        <w:r>
+          <w:t>https://icd.who.int/browse10/</w:t>
         </w:r>
       </w:hyperlink>
     </w:p>
@@ -14128,273 +14325,21 @@
           <w:color w:val="000000"/>
         </w:rPr>
       </w:pPr>
-      <w:hyperlink r:id="rId776">
-        <w:r>
-          <w:rPr>
-            <w:color w:val="000000"/>
-          </w:rPr>
-          <w:t xml:space="preserve">WHO Classification of </w:t>
-        </w:r>
-        <w:proofErr w:type="spellStart"/>
-        <w:r>
-          <w:rPr>
-            <w:color w:val="000000"/>
-          </w:rPr>
-          <w:t>Tumours</w:t>
-        </w:r>
-        <w:proofErr w:type="spellEnd"/>
-        <w:r>
-          <w:rPr>
-            <w:color w:val="000000"/>
-          </w:rPr>
-          <w:t xml:space="preserve"> Editorial Board (Ed.). (2023). </w:t>
-        </w:r>
-      </w:hyperlink>
-      <w:hyperlink r:id="rId777">
-        <w:proofErr w:type="spellStart"/>
+      <w:hyperlink r:id="rId789" w:history="1">
+        <w:r>
+          <w:t xml:space="preserve">Wu, C. (2023). </w:t>
+        </w:r>
+      </w:hyperlink>
+      <w:hyperlink r:id="rId790">
         <w:r>
           <w:rPr>
             <w:i/>
             <w:color w:val="000000"/>
           </w:rPr>
-          <w:t>Paediatric</w:t>
-        </w:r>
-        <w:proofErr w:type="spellEnd"/>
-        <w:r>
-          <w:rPr>
-            <w:i/>
-            <w:color w:val="000000"/>
-          </w:rPr>
-          <w:t xml:space="preserve"> </w:t>
-        </w:r>
-        <w:proofErr w:type="spellStart"/>
-        <w:r>
-          <w:rPr>
-            <w:i/>
-            <w:color w:val="000000"/>
-          </w:rPr>
-          <w:t>tumours</w:t>
-        </w:r>
-        <w:proofErr w:type="spellEnd"/>
-        <w:r>
-          <w:rPr>
-            <w:i/>
-            <w:color w:val="000000"/>
-          </w:rPr>
-          <w:t xml:space="preserve">: Who classification of </w:t>
-        </w:r>
-        <w:proofErr w:type="spellStart"/>
-        <w:r>
-          <w:rPr>
-            <w:i/>
-            <w:color w:val="000000"/>
-          </w:rPr>
-          <w:t>tumours</w:t>
-        </w:r>
-        <w:proofErr w:type="spellEnd"/>
-      </w:hyperlink>
-      <w:hyperlink r:id="rId778">
-        <w:r>
-          <w:rPr>
-            <w:color w:val="000000"/>
-          </w:rPr>
-          <w:t xml:space="preserve"> (5th ed., Vol. 7). International Agency for Research on Cancer.</w:t>
-        </w:r>
-      </w:hyperlink>
-    </w:p>
-    <w:p>
-      <w:pPr>
-        <w:spacing w:after="60" w:line="240" w:lineRule="auto"/>
-      </w:pPr>
-    </w:p>
-    <w:p>
-      <w:pPr>
-        <w:spacing w:after="60" w:line="240" w:lineRule="auto"/>
-        <w:rPr>
-          <w:color w:val="000000"/>
-        </w:rPr>
-      </w:pPr>
-      <w:hyperlink r:id="rId779">
-        <w:r>
-          <w:rPr>
-            <w:color w:val="000000"/>
-          </w:rPr>
-          <w:t xml:space="preserve">WHO Classification of </w:t>
-        </w:r>
-        <w:proofErr w:type="spellStart"/>
-        <w:r>
-          <w:rPr>
-            <w:color w:val="000000"/>
-          </w:rPr>
-          <w:t>Tumours</w:t>
-        </w:r>
-        <w:proofErr w:type="spellEnd"/>
-        <w:r>
-          <w:rPr>
-            <w:color w:val="000000"/>
-          </w:rPr>
-          <w:t xml:space="preserve"> Editorial Board (Ed.). (2024a). </w:t>
-        </w:r>
-      </w:hyperlink>
-      <w:hyperlink r:id="rId780">
-        <w:proofErr w:type="spellStart"/>
-        <w:r>
-          <w:rPr>
-            <w:i/>
-            <w:color w:val="000000"/>
-          </w:rPr>
-          <w:t>Haematolymphoid</w:t>
-        </w:r>
-        <w:proofErr w:type="spellEnd"/>
-        <w:r>
-          <w:rPr>
-            <w:i/>
-            <w:color w:val="000000"/>
-          </w:rPr>
-          <w:t xml:space="preserve"> </w:t>
-        </w:r>
-        <w:proofErr w:type="spellStart"/>
-        <w:r>
-          <w:rPr>
-            <w:i/>
-            <w:color w:val="000000"/>
-          </w:rPr>
-          <w:t>tumours</w:t>
-        </w:r>
-        <w:proofErr w:type="spellEnd"/>
-        <w:r>
-          <w:rPr>
-            <w:i/>
-            <w:color w:val="000000"/>
-          </w:rPr>
-          <w:t>: Part B</w:t>
-        </w:r>
-      </w:hyperlink>
-      <w:hyperlink r:id="rId781">
-        <w:r>
-          <w:rPr>
-            <w:color w:val="000000"/>
-          </w:rPr>
-          <w:t xml:space="preserve"> (5th ed., Vol. 11). International Agency for Research on Cancer.</w:t>
-        </w:r>
-      </w:hyperlink>
-    </w:p>
-    <w:p>
-      <w:pPr>
-        <w:spacing w:after="60" w:line="240" w:lineRule="auto"/>
-      </w:pPr>
-    </w:p>
-    <w:p>
-      <w:pPr>
-        <w:spacing w:after="60" w:line="240" w:lineRule="auto"/>
-        <w:rPr>
-          <w:color w:val="000000"/>
-        </w:rPr>
-      </w:pPr>
-      <w:hyperlink r:id="rId782">
-        <w:r>
-          <w:rPr>
-            <w:color w:val="000000"/>
-          </w:rPr>
-          <w:t xml:space="preserve">WHO Classification of </w:t>
-        </w:r>
-        <w:proofErr w:type="spellStart"/>
-        <w:r>
-          <w:rPr>
-            <w:color w:val="000000"/>
-          </w:rPr>
-          <w:t>Tumours</w:t>
-        </w:r>
-        <w:proofErr w:type="spellEnd"/>
-        <w:r>
-          <w:rPr>
-            <w:color w:val="000000"/>
-          </w:rPr>
-          <w:t xml:space="preserve"> Editorial Board (Ed.). (2024b). </w:t>
-        </w:r>
-      </w:hyperlink>
-      <w:hyperlink r:id="rId783">
-        <w:r>
-          <w:rPr>
-            <w:i/>
-            <w:color w:val="000000"/>
-          </w:rPr>
-          <w:t xml:space="preserve">Head and Neck </w:t>
-        </w:r>
-        <w:proofErr w:type="spellStart"/>
-        <w:r>
-          <w:rPr>
-            <w:i/>
-            <w:color w:val="000000"/>
-          </w:rPr>
-          <w:t>Tumours</w:t>
-        </w:r>
-        <w:proofErr w:type="spellEnd"/>
-      </w:hyperlink>
-      <w:hyperlink r:id="rId784">
-        <w:r>
-          <w:rPr>
-            <w:color w:val="000000"/>
-          </w:rPr>
-          <w:t xml:space="preserve"> (5th ed., Vol. 9). International Agency for Research on Cancer.</w:t>
-        </w:r>
-      </w:hyperlink>
-    </w:p>
-    <w:p>
-      <w:pPr>
-        <w:spacing w:after="60" w:line="240" w:lineRule="auto"/>
-      </w:pPr>
-    </w:p>
-    <w:p>
-      <w:pPr>
-        <w:spacing w:after="60" w:line="240" w:lineRule="auto"/>
-      </w:pPr>
-      <w:hyperlink r:id="rId785">
-        <w:r>
-          <w:rPr>
-            <w:i/>
-          </w:rPr>
-          <w:t>World Health Organization</w:t>
-        </w:r>
-      </w:hyperlink>
-      <w:hyperlink r:id="rId786">
-        <w:r>
-          <w:t xml:space="preserve">. (2016). International Statistical Classification of Diseases and Related Health Problems. 10th Revision (ICD-10). 5th Ed. </w:t>
-        </w:r>
-      </w:hyperlink>
-      <w:hyperlink r:id="rId787">
-        <w:r>
-          <w:t>https://icd.who.int/browse10/</w:t>
-        </w:r>
-      </w:hyperlink>
-    </w:p>
-    <w:p>
-      <w:pPr>
-        <w:spacing w:after="60" w:line="240" w:lineRule="auto"/>
-      </w:pPr>
-    </w:p>
-    <w:p>
-      <w:pPr>
-        <w:spacing w:after="60" w:line="240" w:lineRule="auto"/>
-        <w:rPr>
-          <w:color w:val="000000"/>
-        </w:rPr>
-      </w:pPr>
-      <w:hyperlink r:id="rId788" w:history="1">
-        <w:r>
-          <w:t xml:space="preserve">Wu, C. (2023). </w:t>
-        </w:r>
-      </w:hyperlink>
-      <w:hyperlink r:id="rId789">
-        <w:r>
-          <w:rPr>
-            <w:i/>
-            <w:color w:val="000000"/>
-          </w:rPr>
           <w:t>MedLLaMA13B</w:t>
         </w:r>
       </w:hyperlink>
-      <w:hyperlink r:id="rId790">
+      <w:hyperlink r:id="rId791">
         <w:r>
           <w:rPr>
             <w:color w:val="000000"/>
@@ -14402,7 +14347,7 @@
           <w:t xml:space="preserve">. </w:t>
         </w:r>
       </w:hyperlink>
-      <w:hyperlink r:id="rId791">
+      <w:hyperlink r:id="rId792">
         <w:r>
           <w:rPr>
             <w:color w:val="000000"/>
@@ -14420,7 +14365,7 @@
       <w:pPr>
         <w:spacing w:after="60" w:line="240" w:lineRule="auto"/>
       </w:pPr>
-      <w:hyperlink r:id="rId792">
+      <w:hyperlink r:id="rId793">
         <w:r>
           <w:t xml:space="preserve">Wu, T.-J., Schriml, L. M., Chen, Q.-R., Colbert, M., Crichton, D. J., Finney, R., Hu, Y., Kibbe, W. A., Kincaid, H., Meerzaman, D., Mitraka, E., Pan, Y., Smith, K. M., Srivastava, S., Ward, S., Yan, C., &amp; Mazumder, R. (2015). Generating a focused view of disease ontology cancer terms for pan-cancer data </w:t>
         </w:r>
@@ -14429,7 +14374,7 @@
           <w:t xml:space="preserve">integration and analysis. </w:t>
         </w:r>
       </w:hyperlink>
-      <w:hyperlink r:id="rId793">
+      <w:hyperlink r:id="rId794">
         <w:r>
           <w:rPr>
             <w:i/>
@@ -14437,12 +14382,12 @@
           <w:t>Database: The Journal of Biological Databases and Curation</w:t>
         </w:r>
       </w:hyperlink>
-      <w:hyperlink r:id="rId794">
+      <w:hyperlink r:id="rId795">
         <w:r>
           <w:t xml:space="preserve">, </w:t>
         </w:r>
       </w:hyperlink>
-      <w:hyperlink r:id="rId795">
+      <w:hyperlink r:id="rId796">
         <w:r>
           <w:rPr>
             <w:i/>
@@ -14450,12 +14395,12 @@
           <w:t>2015</w:t>
         </w:r>
       </w:hyperlink>
-      <w:hyperlink r:id="rId796">
+      <w:hyperlink r:id="rId797">
         <w:r>
           <w:t>(0), bav032. https://doi.org/</w:t>
         </w:r>
       </w:hyperlink>
-      <w:hyperlink r:id="rId797">
+      <w:hyperlink r:id="rId798">
         <w:r>
           <w:t>10.1093/database/bav032</w:t>
         </w:r>
@@ -14470,12 +14415,12 @@
       <w:pPr>
         <w:spacing w:after="60" w:line="240" w:lineRule="auto"/>
       </w:pPr>
-      <w:hyperlink r:id="rId798">
+      <w:hyperlink r:id="rId799">
         <w:r>
           <w:t xml:space="preserve">Wu, Y., Denny, J. C., Rosenbloom, S. T., Miller, R. A., Giuse, D. A., &amp; Xu, H. (2012). A comparative study of current Clinical Natural Language Processing systems on handling abbreviations in discharge summaries. </w:t>
         </w:r>
       </w:hyperlink>
-      <w:hyperlink r:id="rId799">
+      <w:hyperlink r:id="rId800">
         <w:r>
           <w:rPr>
             <w:i/>
@@ -14483,12 +14428,12 @@
           <w:t>AMIA Annual Symposium Proceedings</w:t>
         </w:r>
       </w:hyperlink>
-      <w:hyperlink r:id="rId800">
+      <w:hyperlink r:id="rId801">
         <w:r>
           <w:t xml:space="preserve">, </w:t>
         </w:r>
       </w:hyperlink>
-      <w:hyperlink r:id="rId801">
+      <w:hyperlink r:id="rId802">
         <w:r>
           <w:rPr>
             <w:i/>
@@ -14496,12 +14441,12 @@
           <w:t>2012</w:t>
         </w:r>
       </w:hyperlink>
-      <w:hyperlink r:id="rId802">
+      <w:hyperlink r:id="rId803">
         <w:r>
           <w:t xml:space="preserve">, 997–1003. </w:t>
         </w:r>
       </w:hyperlink>
-      <w:hyperlink r:id="rId803">
+      <w:hyperlink r:id="rId804">
         <w:r>
           <w:t>https://pmc.ncbi.nlm.nih.gov/articles/PMC3540461/</w:t>
         </w:r>
@@ -14516,12 +14461,12 @@
       <w:pPr>
         <w:spacing w:after="60" w:line="240" w:lineRule="auto"/>
       </w:pPr>
-      <w:hyperlink r:id="rId804">
+      <w:hyperlink r:id="rId805">
         <w:r>
           <w:t xml:space="preserve">Xu, H., Zhang, L., Li, P., &amp; Zhu, F. (2022). Outlier detection algorithm based on k-nearest neighbors-local outlier factor. </w:t>
         </w:r>
       </w:hyperlink>
-      <w:hyperlink r:id="rId805">
+      <w:hyperlink r:id="rId806">
         <w:r>
           <w:rPr>
             <w:i/>
@@ -14529,12 +14474,12 @@
           <w:t>Journal of Algorithms &amp; Computational Technology</w:t>
         </w:r>
       </w:hyperlink>
-      <w:hyperlink r:id="rId806">
+      <w:hyperlink r:id="rId807">
         <w:r>
           <w:t xml:space="preserve">, </w:t>
         </w:r>
       </w:hyperlink>
-      <w:hyperlink r:id="rId807">
+      <w:hyperlink r:id="rId808">
         <w:r>
           <w:rPr>
             <w:i/>
@@ -14542,12 +14487,12 @@
           <w:t>16</w:t>
         </w:r>
       </w:hyperlink>
-      <w:hyperlink r:id="rId808">
+      <w:hyperlink r:id="rId809">
         <w:r>
           <w:t>. https://doi.org/</w:t>
         </w:r>
       </w:hyperlink>
-      <w:hyperlink r:id="rId809">
+      <w:hyperlink r:id="rId810">
         <w:r>
           <w:t>10.1177/17483026221078111</w:t>
         </w:r>
@@ -14562,7 +14507,7 @@
       <w:pPr>
         <w:spacing w:after="60" w:line="240" w:lineRule="auto"/>
       </w:pPr>
-      <w:hyperlink r:id="rId810" w:history="1">
+      <w:hyperlink r:id="rId811" w:history="1">
         <w:r>
           <w:t>Yenduri, G., M, R., G, C. S., Y, S., Srivastava, G., Maddikunta, P. K. R., G, D. R., Jhaveri, R. H., B, P., Wang, W., Vasilakos, A. V., &amp; Gadekallu, T. R. (2023). Generative Pre-trained transformer: A comprehensive review on enabling technologies, potential applications, emerging challenges, and future directions. In</w:t>
         </w:r>
@@ -14573,7 +14518,7 @@
           <w:t xml:space="preserve"> </w:t>
         </w:r>
       </w:hyperlink>
-      <w:hyperlink r:id="rId811">
+      <w:hyperlink r:id="rId812">
         <w:r>
           <w:rPr>
             <w:i/>
@@ -14581,12 +14526,12 @@
           <w:t>arXiv [cs.CL]</w:t>
         </w:r>
       </w:hyperlink>
-      <w:hyperlink r:id="rId812">
+      <w:hyperlink r:id="rId813">
         <w:r>
           <w:t xml:space="preserve">. arXiv. </w:t>
         </w:r>
       </w:hyperlink>
-      <w:hyperlink r:id="rId813">
+      <w:hyperlink r:id="rId814">
         <w:r>
           <w:t>http://arxiv.org/abs/2305.10435</w:t>
         </w:r>
@@ -14601,12 +14546,12 @@
       <w:pPr>
         <w:spacing w:after="60" w:line="240" w:lineRule="auto"/>
       </w:pPr>
-      <w:hyperlink r:id="rId814">
+      <w:hyperlink r:id="rId815">
         <w:r>
           <w:t xml:space="preserve">Zarin, D. A., Tse, T., Williams, R. J., Califf, R. M., &amp; Ide, N. C. (2011). The ClinicalTrials.gov Results Database — Update and Key Issues. </w:t>
         </w:r>
       </w:hyperlink>
-      <w:hyperlink r:id="rId815">
+      <w:hyperlink r:id="rId816">
         <w:r>
           <w:rPr>
             <w:i/>
@@ -14614,12 +14559,12 @@
           <w:t>The New England Journal of Medicine</w:t>
         </w:r>
       </w:hyperlink>
-      <w:hyperlink r:id="rId816">
+      <w:hyperlink r:id="rId817">
         <w:r>
           <w:t xml:space="preserve">, </w:t>
         </w:r>
       </w:hyperlink>
-      <w:hyperlink r:id="rId817">
+      <w:hyperlink r:id="rId818">
         <w:r>
           <w:rPr>
             <w:i/>
@@ -14627,12 +14572,12 @@
           <w:t>364</w:t>
         </w:r>
       </w:hyperlink>
-      <w:hyperlink r:id="rId818">
+      <w:hyperlink r:id="rId819">
         <w:r>
           <w:t>(9), 852–860. https://doi.org/</w:t>
         </w:r>
       </w:hyperlink>
-      <w:hyperlink r:id="rId819">
+      <w:hyperlink r:id="rId820">
         <w:r>
           <w:t>10.1056/NEJMsa1012065</w:t>
         </w:r>
@@ -14647,12 +14592,12 @@
       <w:pPr>
         <w:spacing w:after="60" w:line="240" w:lineRule="auto"/>
       </w:pPr>
-      <w:hyperlink r:id="rId820">
+      <w:hyperlink r:id="rId821">
         <w:r>
           <w:t xml:space="preserve">Zhang, Y., Ma, X., &amp; Song, G. (2018). Chinese medical concept normalization by using text and comorbidity network embedding. </w:t>
         </w:r>
       </w:hyperlink>
-      <w:hyperlink r:id="rId821">
+      <w:hyperlink r:id="rId822">
         <w:r>
           <w:rPr>
             <w:i/>
@@ -14660,12 +14605,12 @@
           <w:t>2018 IEEE International Conference on Data Mining (ICDM)</w:t>
         </w:r>
       </w:hyperlink>
-      <w:hyperlink r:id="rId822">
+      <w:hyperlink r:id="rId823">
         <w:r>
           <w:t>, 777–786. https://doi.org/</w:t>
         </w:r>
       </w:hyperlink>
-      <w:hyperlink r:id="rId823">
+      <w:hyperlink r:id="rId824">
         <w:r>
           <w:t>10.1109/icdm.2018.00093</w:t>
         </w:r>
@@ -14683,14 +14628,14 @@
           <w:color w:val="000000"/>
         </w:rPr>
         <w:sectPr>
-          <w:headerReference w:type="default" r:id="rId824"/>
+          <w:headerReference w:type="default" r:id="rId825"/>
           <w:pgSz w:w="12240" w:h="15840"/>
           <w:pgMar w:top="1440" w:right="1440" w:bottom="1440" w:left="1267" w:header="720" w:footer="720" w:gutter="0"/>
           <w:pgNumType w:start="1"/>
           <w:cols w:space="720"/>
         </w:sectPr>
       </w:pPr>
-      <w:hyperlink r:id="rId825">
+      <w:hyperlink r:id="rId826">
         <w:r>
           <w:rPr>
             <w:color w:val="000000"/>
@@ -14698,7 +14643,7 @@
           <w:t xml:space="preserve">Zooma. (2013). </w:t>
         </w:r>
       </w:hyperlink>
-      <w:hyperlink r:id="rId826">
+      <w:hyperlink r:id="rId827">
         <w:r>
           <w:rPr>
             <w:i/>
@@ -14707,7 +14652,7 @@
           <w:t>Zooma Ontology Annotator</w:t>
         </w:r>
       </w:hyperlink>
-      <w:hyperlink r:id="rId827">
+      <w:hyperlink r:id="rId828">
         <w:r>
           <w:rPr>
             <w:color w:val="000000"/>
@@ -14715,7 +14660,7 @@
           <w:t xml:space="preserve">. European Bioinformatics Institute. </w:t>
         </w:r>
       </w:hyperlink>
-      <w:hyperlink r:id="rId828">
+      <w:hyperlink r:id="rId829">
         <w:r>
           <w:rPr>
             <w:color w:val="000000"/>
@@ -23063,14 +23008,7 @@
                 <w:sz w:val="20"/>
                 <w:szCs w:val="20"/>
               </w:rPr>
-              <w:t xml:space="preserve">   </w:t>
-            </w:r>
-            <w:r>
-              <w:rPr>
-                <w:sz w:val="20"/>
-                <w:szCs w:val="20"/>
-              </w:rPr>
-              <w:t>Text-Matching</w:t>
+              <w:t xml:space="preserve">   Text-Matching</w:t>
             </w:r>
           </w:p>
         </w:tc>
@@ -23180,14 +23118,7 @@
                 <w:sz w:val="20"/>
                 <w:szCs w:val="20"/>
               </w:rPr>
-              <w:t xml:space="preserve">   </w:t>
-            </w:r>
-            <w:r>
-              <w:rPr>
-                <w:sz w:val="20"/>
-                <w:szCs w:val="20"/>
-              </w:rPr>
-              <w:t>Text-Matching</w:t>
+              <w:t xml:space="preserve">   Text-Matching</w:t>
             </w:r>
           </w:p>
         </w:tc>
@@ -23429,6 +23360,31 @@
           </w:tcPr>
           <w:p>
             <w:pPr>
+              <w:ind w:left="0"/>
+              <w:rPr>
+                <w:sz w:val="20"/>
+                <w:szCs w:val="20"/>
+              </w:rPr>
+            </w:pPr>
+          </w:p>
+          <w:p>
+            <w:pPr>
+              <w:jc w:val="center"/>
+              <w:rPr>
+                <w:sz w:val="20"/>
+                <w:szCs w:val="20"/>
+              </w:rPr>
+            </w:pPr>
+            <w:r>
+              <w:rPr>
+                <w:sz w:val="20"/>
+                <w:szCs w:val="20"/>
+              </w:rPr>
+              <w:t>23</w:t>
+            </w:r>
+          </w:p>
+          <w:p>
+            <w:pPr>
               <w:jc w:val="center"/>
               <w:rPr>
                 <w:sz w:val="20"/>
@@ -23461,7 +23417,39 @@
                 <w:sz w:val="20"/>
                 <w:szCs w:val="20"/>
               </w:rPr>
-              <w:t xml:space="preserve">  Text-Matching</w:t>
+              <w:t xml:space="preserve">  </w:t>
+            </w:r>
+          </w:p>
+          <w:p>
+            <w:pPr>
+              <w:jc w:val="center"/>
+              <w:rPr>
+                <w:sz w:val="20"/>
+                <w:szCs w:val="20"/>
+              </w:rPr>
+            </w:pPr>
+            <w:r>
+              <w:rPr>
+                <w:sz w:val="20"/>
+                <w:szCs w:val="20"/>
+              </w:rPr>
+              <w:t>Embedding</w:t>
+            </w:r>
+          </w:p>
+          <w:p>
+            <w:pPr>
+              <w:jc w:val="center"/>
+              <w:rPr>
+                <w:sz w:val="20"/>
+                <w:szCs w:val="20"/>
+              </w:rPr>
+            </w:pPr>
+            <w:r>
+              <w:rPr>
+                <w:sz w:val="20"/>
+                <w:szCs w:val="20"/>
+              </w:rPr>
+              <w:t>Text-Matching</w:t>
             </w:r>
           </w:p>
         </w:tc>
@@ -23477,6 +23465,40 @@
                 <w:szCs w:val="20"/>
               </w:rPr>
             </w:pPr>
+          </w:p>
+          <w:p>
+            <w:pPr>
+              <w:jc w:val="center"/>
+              <w:rPr>
+                <w:sz w:val="20"/>
+                <w:szCs w:val="20"/>
+              </w:rPr>
+            </w:pPr>
+            <w:r>
+              <w:rPr>
+                <w:color w:val="000000"/>
+                <w:sz w:val="20"/>
+                <w:szCs w:val="20"/>
+              </w:rPr>
+              <w:t>Llama3.3_70B+Euclidean Dist</w:t>
+            </w:r>
+            <w:r>
+              <w:rPr>
+                <w:color w:val="000000"/>
+                <w:sz w:val="20"/>
+                <w:szCs w:val="20"/>
+              </w:rPr>
+              <w:t>ance</w:t>
+            </w:r>
+          </w:p>
+          <w:p>
+            <w:pPr>
+              <w:jc w:val="center"/>
+              <w:rPr>
+                <w:sz w:val="20"/>
+                <w:szCs w:val="20"/>
+              </w:rPr>
+            </w:pPr>
             <w:r>
               <w:rPr>
                 <w:sz w:val="20"/>
@@ -23498,6 +23520,31 @@
                 <w:szCs w:val="20"/>
               </w:rPr>
             </w:pPr>
+          </w:p>
+          <w:p>
+            <w:pPr>
+              <w:jc w:val="center"/>
+              <w:rPr>
+                <w:sz w:val="20"/>
+                <w:szCs w:val="20"/>
+              </w:rPr>
+            </w:pPr>
+            <w:r>
+              <w:rPr>
+                <w:sz w:val="20"/>
+                <w:szCs w:val="20"/>
+              </w:rPr>
+              <w:t>27.4%</w:t>
+            </w:r>
+          </w:p>
+          <w:p>
+            <w:pPr>
+              <w:jc w:val="center"/>
+              <w:rPr>
+                <w:sz w:val="20"/>
+                <w:szCs w:val="20"/>
+              </w:rPr>
+            </w:pPr>
             <w:r>
               <w:rPr>
                 <w:sz w:val="20"/>
@@ -23511,6 +23558,31 @@
           <w:tcPr>
             <w:tcW w:w="2785" w:type="dxa"/>
           </w:tcPr>
+          <w:p>
+            <w:pPr>
+              <w:jc w:val="center"/>
+              <w:rPr>
+                <w:sz w:val="20"/>
+                <w:szCs w:val="20"/>
+              </w:rPr>
+            </w:pPr>
+          </w:p>
+          <w:p>
+            <w:pPr>
+              <w:jc w:val="center"/>
+              <w:rPr>
+                <w:sz w:val="20"/>
+                <w:szCs w:val="20"/>
+              </w:rPr>
+            </w:pPr>
+            <w:r>
+              <w:rPr>
+                <w:sz w:val="20"/>
+                <w:szCs w:val="20"/>
+              </w:rPr>
+              <w:t>Low Accuracy</w:t>
+            </w:r>
+          </w:p>
           <w:p>
             <w:pPr>
               <w:jc w:val="center"/>
@@ -24391,7 +24463,21 @@
                 <w:sz w:val="20"/>
                 <w:szCs w:val="20"/>
               </w:rPr>
-              <w:t>LLama3.0+Euclidean distance</w:t>
+              <w:t>L</w:t>
+            </w:r>
+            <w:r>
+              <w:rPr>
+                <w:sz w:val="20"/>
+                <w:szCs w:val="20"/>
+              </w:rPr>
+              <w:t>l</w:t>
+            </w:r>
+            <w:r>
+              <w:rPr>
+                <w:sz w:val="20"/>
+                <w:szCs w:val="20"/>
+              </w:rPr>
+              <w:t>ama3.0+Euclidean distance</w:t>
             </w:r>
           </w:p>
         </w:tc>
@@ -27527,7 +27613,7 @@
     <w:p>
       <w:pPr>
         <w:sectPr>
-          <w:headerReference w:type="default" r:id="rId829"/>
+          <w:headerReference w:type="default" r:id="rId830"/>
           <w:pgSz w:w="15840" w:h="12240" w:orient="landscape"/>
           <w:pgMar w:top="1440" w:right="1440" w:bottom="1440" w:left="1267" w:header="720" w:footer="720" w:gutter="0"/>
           <w:cols w:space="720"/>
@@ -27614,7 +27700,7 @@
                     <pic:cNvPicPr preferRelativeResize="0"/>
                   </pic:nvPicPr>
                   <pic:blipFill>
-                    <a:blip r:embed="rId830"/>
+                    <a:blip r:embed="rId831"/>
                     <a:srcRect/>
                     <a:stretch>
                       <a:fillRect/>
@@ -27685,7 +27771,7 @@
                     <pic:cNvPicPr preferRelativeResize="0"/>
                   </pic:nvPicPr>
                   <pic:blipFill>
-                    <a:blip r:embed="rId831"/>
+                    <a:blip r:embed="rId832"/>
                     <a:srcRect/>
                     <a:stretch>
                       <a:fillRect/>
@@ -27769,7 +27855,7 @@
                     <pic:cNvPicPr preferRelativeResize="0"/>
                   </pic:nvPicPr>
                   <pic:blipFill>
-                    <a:blip r:embed="rId832"/>
+                    <a:blip r:embed="rId833"/>
                     <a:srcRect/>
                     <a:stretch>
                       <a:fillRect/>
@@ -27900,7 +27986,7 @@
                     <pic:cNvPicPr preferRelativeResize="0"/>
                   </pic:nvPicPr>
                   <pic:blipFill>
-                    <a:blip r:embed="rId833"/>
+                    <a:blip r:embed="rId834"/>
                     <a:srcRect/>
                     <a:stretch>
                       <a:fillRect/>
@@ -27999,7 +28085,7 @@
                     <pic:cNvPicPr preferRelativeResize="0"/>
                   </pic:nvPicPr>
                   <pic:blipFill>
-                    <a:blip r:embed="rId834"/>
+                    <a:blip r:embed="rId835"/>
                     <a:srcRect/>
                     <a:stretch>
                       <a:fillRect/>
@@ -28100,7 +28186,7 @@
                     <pic:cNvPicPr preferRelativeResize="0"/>
                   </pic:nvPicPr>
                   <pic:blipFill>
-                    <a:blip r:embed="rId835"/>
+                    <a:blip r:embed="rId836"/>
                     <a:srcRect/>
                     <a:stretch>
                       <a:fillRect/>
